--- a/docs/academic/Informe-IaC-50-Sucursales.docx
+++ b/docs/academic/Informe-IaC-50-Sucursales.docx
@@ -11,7 +11,7 @@
           <w:noProof/>
         </w:rPr>
         <w:drawing>
-          <wp:inline distT="0" distB="0" distL="0" distR="0" wp14:anchorId="437B1A83" wp14:editId="64B4E4A9">
+          <wp:inline distT="0" distB="0" distL="0" distR="0" wp14:anchorId="0B5F42E5" wp14:editId="60960D5A">
             <wp:extent cx="2520000" cy="773719"/>
             <wp:effectExtent l="0" t="0" r="0" b="0"/>
             <wp:docPr id="1" name="Picture 1"/>
@@ -214,7 +214,7 @@
       <w:pPr>
         <w:pStyle w:val="Ttulo1"/>
       </w:pPr>
-      <w:bookmarkStart w:id="0" w:name="_Toc242338647"/>
+      <w:bookmarkStart w:id="0" w:name="_Toc242342033"/>
       <w:r>
         <w:lastRenderedPageBreak/>
         <w:t>ÍNDICE</w:t>
@@ -242,7 +242,7 @@
       <w:r>
         <w:fldChar w:fldCharType="separate"/>
       </w:r>
-      <w:hyperlink w:anchor="_Toc242338647" w:history="1">
+      <w:hyperlink w:anchor="_Toc242342033" w:history="1">
         <w:r>
           <w:rPr>
             <w:rStyle w:val="Hipervnculo"/>
@@ -269,7 +269,7 @@
             <w:noProof/>
             <w:webHidden/>
           </w:rPr>
-          <w:instrText xml:space="preserve"> PAGEREF _Toc242338647 \h </w:instrText>
+          <w:instrText xml:space="preserve"> PAGEREF _Toc242342033 \h </w:instrText>
         </w:r>
         <w:r>
           <w:rPr>
@@ -312,7 +312,7 @@
           <w:lang w:val="es-PE" w:eastAsia="es-PE"/>
         </w:rPr>
       </w:pPr>
-      <w:hyperlink w:anchor="_Toc242338648" w:history="1">
+      <w:hyperlink w:anchor="_Toc242342034" w:history="1">
         <w:r>
           <w:rPr>
             <w:rStyle w:val="Hipervnculo"/>
@@ -339,7 +339,7 @@
             <w:noProof/>
             <w:webHidden/>
           </w:rPr>
-          <w:instrText xml:space="preserve"> PAGEREF _Toc242338648 \h </w:instrText>
+          <w:instrText xml:space="preserve"> PAGEREF _Toc242342034 \h </w:instrText>
         </w:r>
         <w:r>
           <w:rPr>
@@ -382,7 +382,7 @@
           <w:lang w:val="es-PE" w:eastAsia="es-PE"/>
         </w:rPr>
       </w:pPr>
-      <w:hyperlink w:anchor="_Toc242338649" w:history="1">
+      <w:hyperlink w:anchor="_Toc242342035" w:history="1">
         <w:r>
           <w:rPr>
             <w:rStyle w:val="Hipervnculo"/>
@@ -409,7 +409,7 @@
             <w:noProof/>
             <w:webHidden/>
           </w:rPr>
-          <w:instrText xml:space="preserve"> PAGEREF _Toc242338649 \h </w:instrText>
+          <w:instrText xml:space="preserve"> PAGEREF _Toc242342035 \h </w:instrText>
         </w:r>
         <w:r>
           <w:rPr>
@@ -452,7 +452,7 @@
           <w:lang w:val="es-PE" w:eastAsia="es-PE"/>
         </w:rPr>
       </w:pPr>
-      <w:hyperlink w:anchor="_Toc242338650" w:history="1">
+      <w:hyperlink w:anchor="_Toc242342036" w:history="1">
         <w:r>
           <w:rPr>
             <w:rStyle w:val="Hipervnculo"/>
@@ -479,7 +479,7 @@
             <w:noProof/>
             <w:webHidden/>
           </w:rPr>
-          <w:instrText xml:space="preserve"> PAGEREF _Toc242338650 \h </w:instrText>
+          <w:instrText xml:space="preserve"> PAGEREF _Toc242342036 \h </w:instrText>
         </w:r>
         <w:r>
           <w:rPr>
@@ -522,7 +522,7 @@
           <w:lang w:val="es-PE" w:eastAsia="es-PE"/>
         </w:rPr>
       </w:pPr>
-      <w:hyperlink w:anchor="_Toc242338651" w:history="1">
+      <w:hyperlink w:anchor="_Toc242342037" w:history="1">
         <w:r>
           <w:rPr>
             <w:rStyle w:val="Hipervnculo"/>
@@ -549,7 +549,7 @@
             <w:noProof/>
             <w:webHidden/>
           </w:rPr>
-          <w:instrText xml:space="preserve"> PAGEREF _Toc242338651 \h </w:instrText>
+          <w:instrText xml:space="preserve"> PAGEREF _Toc242342037 \h </w:instrText>
         </w:r>
         <w:r>
           <w:rPr>
@@ -592,7 +592,7 @@
           <w:lang w:val="es-PE" w:eastAsia="es-PE"/>
         </w:rPr>
       </w:pPr>
-      <w:hyperlink w:anchor="_Toc242338652" w:history="1">
+      <w:hyperlink w:anchor="_Toc242342038" w:history="1">
         <w:r>
           <w:rPr>
             <w:rStyle w:val="Hipervnculo"/>
@@ -619,7 +619,7 @@
             <w:noProof/>
             <w:webHidden/>
           </w:rPr>
-          <w:instrText xml:space="preserve"> PAGEREF _Toc242338652 \h </w:instrText>
+          <w:instrText xml:space="preserve"> PAGEREF _Toc242342038 \h </w:instrText>
         </w:r>
         <w:r>
           <w:rPr>
@@ -662,7 +662,7 @@
           <w:lang w:val="es-PE" w:eastAsia="es-PE"/>
         </w:rPr>
       </w:pPr>
-      <w:hyperlink w:anchor="_Toc242338653" w:history="1">
+      <w:hyperlink w:anchor="_Toc242342039" w:history="1">
         <w:r>
           <w:rPr>
             <w:rStyle w:val="Hipervnculo"/>
@@ -689,7 +689,7 @@
             <w:noProof/>
             <w:webHidden/>
           </w:rPr>
-          <w:instrText xml:space="preserve"> PAGEREF _Toc242338653 \h </w:instrText>
+          <w:instrText xml:space="preserve"> PAGEREF _Toc242342039 \h </w:instrText>
         </w:r>
         <w:r>
           <w:rPr>
@@ -732,7 +732,7 @@
           <w:lang w:val="es-PE" w:eastAsia="es-PE"/>
         </w:rPr>
       </w:pPr>
-      <w:hyperlink w:anchor="_Toc242338654" w:history="1">
+      <w:hyperlink w:anchor="_Toc242342040" w:history="1">
         <w:r>
           <w:rPr>
             <w:rStyle w:val="Hipervnculo"/>
@@ -759,7 +759,7 @@
             <w:noProof/>
             <w:webHidden/>
           </w:rPr>
-          <w:instrText xml:space="preserve"> PAGEREF _Toc242338654 \h </w:instrText>
+          <w:instrText xml:space="preserve"> PAGEREF _Toc242342040 \h </w:instrText>
         </w:r>
         <w:r>
           <w:rPr>
@@ -802,7 +802,7 @@
           <w:lang w:val="es-PE" w:eastAsia="es-PE"/>
         </w:rPr>
       </w:pPr>
-      <w:hyperlink w:anchor="_Toc242338655" w:history="1">
+      <w:hyperlink w:anchor="_Toc242342041" w:history="1">
         <w:r>
           <w:rPr>
             <w:rStyle w:val="Hipervnculo"/>
@@ -829,7 +829,7 @@
             <w:noProof/>
             <w:webHidden/>
           </w:rPr>
-          <w:instrText xml:space="preserve"> PAGEREF _Toc242338655 \h </w:instrText>
+          <w:instrText xml:space="preserve"> PAGEREF _Toc242342041 \h </w:instrText>
         </w:r>
         <w:r>
           <w:rPr>
@@ -872,7 +872,7 @@
           <w:lang w:val="es-PE" w:eastAsia="es-PE"/>
         </w:rPr>
       </w:pPr>
-      <w:hyperlink w:anchor="_Toc242338656" w:history="1">
+      <w:hyperlink w:anchor="_Toc242342042" w:history="1">
         <w:r>
           <w:rPr>
             <w:rStyle w:val="Hipervnculo"/>
@@ -899,7 +899,7 @@
             <w:noProof/>
             <w:webHidden/>
           </w:rPr>
-          <w:instrText xml:space="preserve"> PAGEREF _Toc242338656 \h </w:instrText>
+          <w:instrText xml:space="preserve"> PAGEREF _Toc242342042 \h </w:instrText>
         </w:r>
         <w:r>
           <w:rPr>
@@ -942,7 +942,7 @@
           <w:lang w:val="es-PE" w:eastAsia="es-PE"/>
         </w:rPr>
       </w:pPr>
-      <w:hyperlink w:anchor="_Toc242338657" w:history="1">
+      <w:hyperlink w:anchor="_Toc242342043" w:history="1">
         <w:r>
           <w:rPr>
             <w:rStyle w:val="Hipervnculo"/>
@@ -969,7 +969,7 @@
             <w:noProof/>
             <w:webHidden/>
           </w:rPr>
-          <w:instrText xml:space="preserve"> PAGEREF _Toc242338657 \h </w:instrText>
+          <w:instrText xml:space="preserve"> PAGEREF _Toc242342043 \h </w:instrText>
         </w:r>
         <w:r>
           <w:rPr>
@@ -1012,7 +1012,7 @@
           <w:lang w:val="es-PE" w:eastAsia="es-PE"/>
         </w:rPr>
       </w:pPr>
-      <w:hyperlink w:anchor="_Toc242338658" w:history="1">
+      <w:hyperlink w:anchor="_Toc242342044" w:history="1">
         <w:r>
           <w:rPr>
             <w:rStyle w:val="Hipervnculo"/>
@@ -1039,7 +1039,7 @@
             <w:noProof/>
             <w:webHidden/>
           </w:rPr>
-          <w:instrText xml:space="preserve"> PAGEREF _Toc242338658 \h </w:instrText>
+          <w:instrText xml:space="preserve"> PAGEREF _Toc242342044 \h </w:instrText>
         </w:r>
         <w:r>
           <w:rPr>
@@ -1082,7 +1082,7 @@
           <w:lang w:val="es-PE" w:eastAsia="es-PE"/>
         </w:rPr>
       </w:pPr>
-      <w:hyperlink w:anchor="_Toc242338659" w:history="1">
+      <w:hyperlink w:anchor="_Toc242342045" w:history="1">
         <w:r>
           <w:rPr>
             <w:rStyle w:val="Hipervnculo"/>
@@ -1109,7 +1109,7 @@
             <w:noProof/>
             <w:webHidden/>
           </w:rPr>
-          <w:instrText xml:space="preserve"> PAGEREF _Toc242338659 \h </w:instrText>
+          <w:instrText xml:space="preserve"> PAGEREF _Toc242342045 \h </w:instrText>
         </w:r>
         <w:r>
           <w:rPr>
@@ -1152,7 +1152,7 @@
           <w:lang w:val="es-PE" w:eastAsia="es-PE"/>
         </w:rPr>
       </w:pPr>
-      <w:hyperlink w:anchor="_Toc242338660" w:history="1">
+      <w:hyperlink w:anchor="_Toc242342046" w:history="1">
         <w:r>
           <w:rPr>
             <w:rStyle w:val="Hipervnculo"/>
@@ -1179,7 +1179,7 @@
             <w:noProof/>
             <w:webHidden/>
           </w:rPr>
-          <w:instrText xml:space="preserve"> PAGEREF _Toc242338660 \h </w:instrText>
+          <w:instrText xml:space="preserve"> PAGEREF _Toc242342046 \h </w:instrText>
         </w:r>
         <w:r>
           <w:rPr>
@@ -1222,7 +1222,7 @@
           <w:lang w:val="es-PE" w:eastAsia="es-PE"/>
         </w:rPr>
       </w:pPr>
-      <w:hyperlink w:anchor="_Toc242338661" w:history="1">
+      <w:hyperlink w:anchor="_Toc242342047" w:history="1">
         <w:r>
           <w:rPr>
             <w:rStyle w:val="Hipervnculo"/>
@@ -1249,7 +1249,7 @@
             <w:noProof/>
             <w:webHidden/>
           </w:rPr>
-          <w:instrText xml:space="preserve"> PAGEREF _Toc242338661 \h </w:instrText>
+          <w:instrText xml:space="preserve"> PAGEREF _Toc242342047 \h </w:instrText>
         </w:r>
         <w:r>
           <w:rPr>
@@ -1292,7 +1292,7 @@
           <w:lang w:val="es-PE" w:eastAsia="es-PE"/>
         </w:rPr>
       </w:pPr>
-      <w:hyperlink w:anchor="_Toc242338662" w:history="1">
+      <w:hyperlink w:anchor="_Toc242342048" w:history="1">
         <w:r>
           <w:rPr>
             <w:rStyle w:val="Hipervnculo"/>
@@ -1319,7 +1319,7 @@
             <w:noProof/>
             <w:webHidden/>
           </w:rPr>
-          <w:instrText xml:space="preserve"> PAGEREF _Toc242338662 \h </w:instrText>
+          <w:instrText xml:space="preserve"> PAGEREF _Toc242342048 \h </w:instrText>
         </w:r>
         <w:r>
           <w:rPr>
@@ -1362,7 +1362,7 @@
           <w:lang w:val="es-PE" w:eastAsia="es-PE"/>
         </w:rPr>
       </w:pPr>
-      <w:hyperlink w:anchor="_Toc242338663" w:history="1">
+      <w:hyperlink w:anchor="_Toc242342049" w:history="1">
         <w:r>
           <w:rPr>
             <w:rStyle w:val="Hipervnculo"/>
@@ -1389,7 +1389,7 @@
             <w:noProof/>
             <w:webHidden/>
           </w:rPr>
-          <w:instrText xml:space="preserve"> PAGEREF _Toc242338663 \h </w:instrText>
+          <w:instrText xml:space="preserve"> PAGEREF _Toc242342049 \h </w:instrText>
         </w:r>
         <w:r>
           <w:rPr>
@@ -1432,7 +1432,7 @@
           <w:lang w:val="es-PE" w:eastAsia="es-PE"/>
         </w:rPr>
       </w:pPr>
-      <w:hyperlink w:anchor="_Toc242338664" w:history="1">
+      <w:hyperlink w:anchor="_Toc242342050" w:history="1">
         <w:r>
           <w:rPr>
             <w:rStyle w:val="Hipervnculo"/>
@@ -1459,7 +1459,7 @@
             <w:noProof/>
             <w:webHidden/>
           </w:rPr>
-          <w:instrText xml:space="preserve"> PAGEREF _Toc242338664 \h </w:instrText>
+          <w:instrText xml:space="preserve"> PAGEREF _Toc242342050 \h </w:instrText>
         </w:r>
         <w:r>
           <w:rPr>
@@ -1502,7 +1502,7 @@
           <w:lang w:val="es-PE" w:eastAsia="es-PE"/>
         </w:rPr>
       </w:pPr>
-      <w:hyperlink w:anchor="_Toc242338665" w:history="1">
+      <w:hyperlink w:anchor="_Toc242342051" w:history="1">
         <w:r>
           <w:rPr>
             <w:rStyle w:val="Hipervnculo"/>
@@ -1529,7 +1529,7 @@
             <w:noProof/>
             <w:webHidden/>
           </w:rPr>
-          <w:instrText xml:space="preserve"> PAGEREF _Toc242338665 \h </w:instrText>
+          <w:instrText xml:space="preserve"> PAGEREF _Toc242342051 \h </w:instrText>
         </w:r>
         <w:r>
           <w:rPr>
@@ -1572,7 +1572,7 @@
           <w:lang w:val="es-PE" w:eastAsia="es-PE"/>
         </w:rPr>
       </w:pPr>
-      <w:hyperlink w:anchor="_Toc242338666" w:history="1">
+      <w:hyperlink w:anchor="_Toc242342052" w:history="1">
         <w:r>
           <w:rPr>
             <w:rStyle w:val="Hipervnculo"/>
@@ -1599,7 +1599,7 @@
             <w:noProof/>
             <w:webHidden/>
           </w:rPr>
-          <w:instrText xml:space="preserve"> PAGEREF _Toc242338666 \h </w:instrText>
+          <w:instrText xml:space="preserve"> PAGEREF _Toc242342052 \h </w:instrText>
         </w:r>
         <w:r>
           <w:rPr>
@@ -1642,7 +1642,7 @@
           <w:lang w:val="es-PE" w:eastAsia="es-PE"/>
         </w:rPr>
       </w:pPr>
-      <w:hyperlink w:anchor="_Toc242338667" w:history="1">
+      <w:hyperlink w:anchor="_Toc242342053" w:history="1">
         <w:r>
           <w:rPr>
             <w:rStyle w:val="Hipervnculo"/>
@@ -1669,7 +1669,7 @@
             <w:noProof/>
             <w:webHidden/>
           </w:rPr>
-          <w:instrText xml:space="preserve"> PAGEREF _Toc242338667 \h </w:instrText>
+          <w:instrText xml:space="preserve"> PAGEREF _Toc242342053 \h </w:instrText>
         </w:r>
         <w:r>
           <w:rPr>
@@ -1712,7 +1712,7 @@
           <w:lang w:val="es-PE" w:eastAsia="es-PE"/>
         </w:rPr>
       </w:pPr>
-      <w:hyperlink w:anchor="_Toc242338668" w:history="1">
+      <w:hyperlink w:anchor="_Toc242342054" w:history="1">
         <w:r>
           <w:rPr>
             <w:rStyle w:val="Hipervnculo"/>
@@ -1739,7 +1739,7 @@
             <w:noProof/>
             <w:webHidden/>
           </w:rPr>
-          <w:instrText xml:space="preserve"> PAGEREF _Toc242338668 \h </w:instrText>
+          <w:instrText xml:space="preserve"> PAGEREF _Toc242342054 \h </w:instrText>
         </w:r>
         <w:r>
           <w:rPr>
@@ -1782,7 +1782,7 @@
           <w:lang w:val="es-PE" w:eastAsia="es-PE"/>
         </w:rPr>
       </w:pPr>
-      <w:hyperlink w:anchor="_Toc242338669" w:history="1">
+      <w:hyperlink w:anchor="_Toc242342055" w:history="1">
         <w:r>
           <w:rPr>
             <w:rStyle w:val="Hipervnculo"/>
@@ -1809,7 +1809,7 @@
             <w:noProof/>
             <w:webHidden/>
           </w:rPr>
-          <w:instrText xml:space="preserve"> PAGEREF _Toc242338669 \h </w:instrText>
+          <w:instrText xml:space="preserve"> PAGEREF _Toc242342055 \h </w:instrText>
         </w:r>
         <w:r>
           <w:rPr>
@@ -1852,7 +1852,7 @@
           <w:lang w:val="es-PE" w:eastAsia="es-PE"/>
         </w:rPr>
       </w:pPr>
-      <w:hyperlink w:anchor="_Toc242338670" w:history="1">
+      <w:hyperlink w:anchor="_Toc242342056" w:history="1">
         <w:r>
           <w:rPr>
             <w:rStyle w:val="Hipervnculo"/>
@@ -1879,7 +1879,7 @@
             <w:noProof/>
             <w:webHidden/>
           </w:rPr>
-          <w:instrText xml:space="preserve"> PAGEREF _Toc242338670 \h </w:instrText>
+          <w:instrText xml:space="preserve"> PAGEREF _Toc242342056 \h </w:instrText>
         </w:r>
         <w:r>
           <w:rPr>
@@ -1922,7 +1922,7 @@
           <w:lang w:val="es-PE" w:eastAsia="es-PE"/>
         </w:rPr>
       </w:pPr>
-      <w:hyperlink w:anchor="_Toc242338671" w:history="1">
+      <w:hyperlink w:anchor="_Toc242342057" w:history="1">
         <w:r>
           <w:rPr>
             <w:rStyle w:val="Hipervnculo"/>
@@ -1949,7 +1949,7 @@
             <w:noProof/>
             <w:webHidden/>
           </w:rPr>
-          <w:instrText xml:space="preserve"> PAGEREF _Toc242338671 \h </w:instrText>
+          <w:instrText xml:space="preserve"> PAGEREF _Toc242342057 \h </w:instrText>
         </w:r>
         <w:r>
           <w:rPr>
@@ -1992,7 +1992,7 @@
           <w:lang w:val="es-PE" w:eastAsia="es-PE"/>
         </w:rPr>
       </w:pPr>
-      <w:hyperlink w:anchor="_Toc242338672" w:history="1">
+      <w:hyperlink w:anchor="_Toc242342058" w:history="1">
         <w:r>
           <w:rPr>
             <w:rStyle w:val="Hipervnculo"/>
@@ -2019,7 +2019,7 @@
             <w:noProof/>
             <w:webHidden/>
           </w:rPr>
-          <w:instrText xml:space="preserve"> PAGEREF _Toc242338672 \h </w:instrText>
+          <w:instrText xml:space="preserve"> PAGEREF _Toc242342058 \h </w:instrText>
         </w:r>
         <w:r>
           <w:rPr>
@@ -2062,7 +2062,7 @@
           <w:lang w:val="es-PE" w:eastAsia="es-PE"/>
         </w:rPr>
       </w:pPr>
-      <w:hyperlink w:anchor="_Toc242338673" w:history="1">
+      <w:hyperlink w:anchor="_Toc242342059" w:history="1">
         <w:r>
           <w:rPr>
             <w:rStyle w:val="Hipervnculo"/>
@@ -2089,7 +2089,7 @@
             <w:noProof/>
             <w:webHidden/>
           </w:rPr>
-          <w:instrText xml:space="preserve"> PAGEREF _Toc242338673 \h </w:instrText>
+          <w:instrText xml:space="preserve"> PAGEREF _Toc242342059 \h </w:instrText>
         </w:r>
         <w:r>
           <w:rPr>
@@ -2132,7 +2132,7 @@
           <w:lang w:val="es-PE" w:eastAsia="es-PE"/>
         </w:rPr>
       </w:pPr>
-      <w:hyperlink w:anchor="_Toc242338674" w:history="1">
+      <w:hyperlink w:anchor="_Toc242342060" w:history="1">
         <w:r>
           <w:rPr>
             <w:rStyle w:val="Hipervnculo"/>
@@ -2159,7 +2159,7 @@
             <w:noProof/>
             <w:webHidden/>
           </w:rPr>
-          <w:instrText xml:space="preserve"> PAGEREF _Toc242338674 \h </w:instrText>
+          <w:instrText xml:space="preserve"> PAGEREF _Toc242342060 \h </w:instrText>
         </w:r>
         <w:r>
           <w:rPr>
@@ -2202,7 +2202,7 @@
           <w:lang w:val="es-PE" w:eastAsia="es-PE"/>
         </w:rPr>
       </w:pPr>
-      <w:hyperlink w:anchor="_Toc242338675" w:history="1">
+      <w:hyperlink w:anchor="_Toc242342061" w:history="1">
         <w:r>
           <w:rPr>
             <w:rStyle w:val="Hipervnculo"/>
@@ -2229,7 +2229,7 @@
             <w:noProof/>
             <w:webHidden/>
           </w:rPr>
-          <w:instrText xml:space="preserve"> PAGEREF _Toc242338675 \h </w:instrText>
+          <w:instrText xml:space="preserve"> PAGEREF _Toc242342061 \h </w:instrText>
         </w:r>
         <w:r>
           <w:rPr>
@@ -2272,7 +2272,7 @@
           <w:lang w:val="es-PE" w:eastAsia="es-PE"/>
         </w:rPr>
       </w:pPr>
-      <w:hyperlink w:anchor="_Toc242338676" w:history="1">
+      <w:hyperlink w:anchor="_Toc242342062" w:history="1">
         <w:r>
           <w:rPr>
             <w:rStyle w:val="Hipervnculo"/>
@@ -2299,7 +2299,7 @@
             <w:noProof/>
             <w:webHidden/>
           </w:rPr>
-          <w:instrText xml:space="preserve"> PAGEREF _Toc242338676 \h </w:instrText>
+          <w:instrText xml:space="preserve"> PAGEREF _Toc242342062 \h </w:instrText>
         </w:r>
         <w:r>
           <w:rPr>
@@ -2342,7 +2342,7 @@
           <w:lang w:val="es-PE" w:eastAsia="es-PE"/>
         </w:rPr>
       </w:pPr>
-      <w:hyperlink w:anchor="_Toc242338677" w:history="1">
+      <w:hyperlink w:anchor="_Toc242342063" w:history="1">
         <w:r>
           <w:rPr>
             <w:rStyle w:val="Hipervnculo"/>
@@ -2369,7 +2369,7 @@
             <w:noProof/>
             <w:webHidden/>
           </w:rPr>
-          <w:instrText xml:space="preserve"> PAGEREF _Toc242338677 \h </w:instrText>
+          <w:instrText xml:space="preserve"> PAGEREF _Toc242342063 \h </w:instrText>
         </w:r>
         <w:r>
           <w:rPr>
@@ -2412,7 +2412,7 @@
           <w:lang w:val="es-PE" w:eastAsia="es-PE"/>
         </w:rPr>
       </w:pPr>
-      <w:hyperlink w:anchor="_Toc242338678" w:history="1">
+      <w:hyperlink w:anchor="_Toc242342064" w:history="1">
         <w:r>
           <w:rPr>
             <w:rStyle w:val="Hipervnculo"/>
@@ -2439,7 +2439,7 @@
             <w:noProof/>
             <w:webHidden/>
           </w:rPr>
-          <w:instrText xml:space="preserve"> PAGEREF _Toc242338678 \h </w:instrText>
+          <w:instrText xml:space="preserve"> PAGEREF _Toc242342064 \h </w:instrText>
         </w:r>
         <w:r>
           <w:rPr>
@@ -2482,7 +2482,7 @@
           <w:lang w:val="es-PE" w:eastAsia="es-PE"/>
         </w:rPr>
       </w:pPr>
-      <w:hyperlink w:anchor="_Toc242338679" w:history="1">
+      <w:hyperlink w:anchor="_Toc242342065" w:history="1">
         <w:r>
           <w:rPr>
             <w:rStyle w:val="Hipervnculo"/>
@@ -2509,7 +2509,7 @@
             <w:noProof/>
             <w:webHidden/>
           </w:rPr>
-          <w:instrText xml:space="preserve"> PAGEREF _Toc242338679 \h </w:instrText>
+          <w:instrText xml:space="preserve"> PAGEREF _Toc242342065 \h </w:instrText>
         </w:r>
         <w:r>
           <w:rPr>
@@ -2529,7 +2529,7 @@
             <w:noProof/>
             <w:webHidden/>
           </w:rPr>
-          <w:t>17</w:t>
+          <w:t>18</w:t>
         </w:r>
         <w:r>
           <w:rPr>
@@ -2552,7 +2552,7 @@
           <w:lang w:val="es-PE" w:eastAsia="es-PE"/>
         </w:rPr>
       </w:pPr>
-      <w:hyperlink w:anchor="_Toc242338680" w:history="1">
+      <w:hyperlink w:anchor="_Toc242342066" w:history="1">
         <w:r>
           <w:rPr>
             <w:rStyle w:val="Hipervnculo"/>
@@ -2579,7 +2579,7 @@
             <w:noProof/>
             <w:webHidden/>
           </w:rPr>
-          <w:instrText xml:space="preserve"> PAGEREF _Toc242338680 \h </w:instrText>
+          <w:instrText xml:space="preserve"> PAGEREF _Toc242342066 \h </w:instrText>
         </w:r>
         <w:r>
           <w:rPr>
@@ -2622,7 +2622,7 @@
           <w:lang w:val="es-PE" w:eastAsia="es-PE"/>
         </w:rPr>
       </w:pPr>
-      <w:hyperlink w:anchor="_Toc242338681" w:history="1">
+      <w:hyperlink w:anchor="_Toc242342067" w:history="1">
         <w:r>
           <w:rPr>
             <w:rStyle w:val="Hipervnculo"/>
@@ -2649,7 +2649,7 @@
             <w:noProof/>
             <w:webHidden/>
           </w:rPr>
-          <w:instrText xml:space="preserve"> PAGEREF _Toc242338681 \h </w:instrText>
+          <w:instrText xml:space="preserve"> PAGEREF _Toc242342067 \h </w:instrText>
         </w:r>
         <w:r>
           <w:rPr>
@@ -2692,7 +2692,7 @@
           <w:lang w:val="es-PE" w:eastAsia="es-PE"/>
         </w:rPr>
       </w:pPr>
-      <w:hyperlink w:anchor="_Toc242338682" w:history="1">
+      <w:hyperlink w:anchor="_Toc242342068" w:history="1">
         <w:r>
           <w:rPr>
             <w:rStyle w:val="Hipervnculo"/>
@@ -2719,7 +2719,7 @@
             <w:noProof/>
             <w:webHidden/>
           </w:rPr>
-          <w:instrText xml:space="preserve"> PAGEREF _Toc242338682 \h </w:instrText>
+          <w:instrText xml:space="preserve"> PAGEREF _Toc242342068 \h </w:instrText>
         </w:r>
         <w:r>
           <w:rPr>
@@ -2739,7 +2739,7 @@
             <w:noProof/>
             <w:webHidden/>
           </w:rPr>
-          <w:t>19</w:t>
+          <w:t>20</w:t>
         </w:r>
         <w:r>
           <w:rPr>
@@ -2762,7 +2762,7 @@
           <w:lang w:val="es-PE" w:eastAsia="es-PE"/>
         </w:rPr>
       </w:pPr>
-      <w:hyperlink w:anchor="_Toc242338683" w:history="1">
+      <w:hyperlink w:anchor="_Toc242342069" w:history="1">
         <w:r>
           <w:rPr>
             <w:rStyle w:val="Hipervnculo"/>
@@ -2789,7 +2789,7 @@
             <w:noProof/>
             <w:webHidden/>
           </w:rPr>
-          <w:instrText xml:space="preserve"> PAGEREF _Toc242338683 \h </w:instrText>
+          <w:instrText xml:space="preserve"> PAGEREF _Toc242342069 \h </w:instrText>
         </w:r>
         <w:r>
           <w:rPr>
@@ -2832,7 +2832,7 @@
           <w:lang w:val="es-PE" w:eastAsia="es-PE"/>
         </w:rPr>
       </w:pPr>
-      <w:hyperlink w:anchor="_Toc242338684" w:history="1">
+      <w:hyperlink w:anchor="_Toc242342070" w:history="1">
         <w:r>
           <w:rPr>
             <w:rStyle w:val="Hipervnculo"/>
@@ -2859,7 +2859,7 @@
             <w:noProof/>
             <w:webHidden/>
           </w:rPr>
-          <w:instrText xml:space="preserve"> PAGEREF _Toc242338684 \h </w:instrText>
+          <w:instrText xml:space="preserve"> PAGEREF _Toc242342070 \h </w:instrText>
         </w:r>
         <w:r>
           <w:rPr>
@@ -2879,7 +2879,7 @@
             <w:noProof/>
             <w:webHidden/>
           </w:rPr>
-          <w:t>20</w:t>
+          <w:t>21</w:t>
         </w:r>
         <w:r>
           <w:rPr>
@@ -2902,7 +2902,7 @@
           <w:lang w:val="es-PE" w:eastAsia="es-PE"/>
         </w:rPr>
       </w:pPr>
-      <w:hyperlink w:anchor="_Toc242338685" w:history="1">
+      <w:hyperlink w:anchor="_Toc242342071" w:history="1">
         <w:r>
           <w:rPr>
             <w:rStyle w:val="Hipervnculo"/>
@@ -2929,7 +2929,7 @@
             <w:noProof/>
             <w:webHidden/>
           </w:rPr>
-          <w:instrText xml:space="preserve"> PAGEREF _Toc242338685 \h </w:instrText>
+          <w:instrText xml:space="preserve"> PAGEREF _Toc242342071 \h </w:instrText>
         </w:r>
         <w:r>
           <w:rPr>
@@ -2949,7 +2949,7 @@
             <w:noProof/>
             <w:webHidden/>
           </w:rPr>
-          <w:t>21</w:t>
+          <w:t>22</w:t>
         </w:r>
         <w:r>
           <w:rPr>
@@ -2972,7 +2972,7 @@
           <w:lang w:val="es-PE" w:eastAsia="es-PE"/>
         </w:rPr>
       </w:pPr>
-      <w:hyperlink w:anchor="_Toc242338686" w:history="1">
+      <w:hyperlink w:anchor="_Toc242342072" w:history="1">
         <w:r>
           <w:rPr>
             <w:rStyle w:val="Hipervnculo"/>
@@ -2999,7 +2999,7 @@
             <w:noProof/>
             <w:webHidden/>
           </w:rPr>
-          <w:instrText xml:space="preserve"> PAGEREF _Toc242338686 \h </w:instrText>
+          <w:instrText xml:space="preserve"> PAGEREF _Toc242342072 \h </w:instrText>
         </w:r>
         <w:r>
           <w:rPr>
@@ -3042,7 +3042,7 @@
           <w:lang w:val="es-PE" w:eastAsia="es-PE"/>
         </w:rPr>
       </w:pPr>
-      <w:hyperlink w:anchor="_Toc242338687" w:history="1">
+      <w:hyperlink w:anchor="_Toc242342073" w:history="1">
         <w:r>
           <w:rPr>
             <w:rStyle w:val="Hipervnculo"/>
@@ -3069,7 +3069,7 @@
             <w:noProof/>
             <w:webHidden/>
           </w:rPr>
-          <w:instrText xml:space="preserve"> PAGEREF _Toc242338687 \h </w:instrText>
+          <w:instrText xml:space="preserve"> PAGEREF _Toc242342073 \h </w:instrText>
         </w:r>
         <w:r>
           <w:rPr>
@@ -3112,7 +3112,7 @@
           <w:lang w:val="es-PE" w:eastAsia="es-PE"/>
         </w:rPr>
       </w:pPr>
-      <w:hyperlink w:anchor="_Toc242338688" w:history="1">
+      <w:hyperlink w:anchor="_Toc242342074" w:history="1">
         <w:r>
           <w:rPr>
             <w:rStyle w:val="Hipervnculo"/>
@@ -3139,7 +3139,7 @@
             <w:noProof/>
             <w:webHidden/>
           </w:rPr>
-          <w:instrText xml:space="preserve"> PAGEREF _Toc242338688 \h </w:instrText>
+          <w:instrText xml:space="preserve"> PAGEREF _Toc242342074 \h </w:instrText>
         </w:r>
         <w:r>
           <w:rPr>
@@ -3182,7 +3182,7 @@
           <w:lang w:val="es-PE" w:eastAsia="es-PE"/>
         </w:rPr>
       </w:pPr>
-      <w:hyperlink w:anchor="_Toc242338689" w:history="1">
+      <w:hyperlink w:anchor="_Toc242342075" w:history="1">
         <w:r>
           <w:rPr>
             <w:rStyle w:val="Hipervnculo"/>
@@ -3209,7 +3209,7 @@
             <w:noProof/>
             <w:webHidden/>
           </w:rPr>
-          <w:instrText xml:space="preserve"> PAGEREF _Toc242338689 \h </w:instrText>
+          <w:instrText xml:space="preserve"> PAGEREF _Toc242342075 \h </w:instrText>
         </w:r>
         <w:r>
           <w:rPr>
@@ -3252,7 +3252,7 @@
           <w:lang w:val="es-PE" w:eastAsia="es-PE"/>
         </w:rPr>
       </w:pPr>
-      <w:hyperlink w:anchor="_Toc242338690" w:history="1">
+      <w:hyperlink w:anchor="_Toc242342076" w:history="1">
         <w:r>
           <w:rPr>
             <w:rStyle w:val="Hipervnculo"/>
@@ -3279,7 +3279,7 @@
             <w:noProof/>
             <w:webHidden/>
           </w:rPr>
-          <w:instrText xml:space="preserve"> PAGEREF _Toc242338690 \h </w:instrText>
+          <w:instrText xml:space="preserve"> PAGEREF _Toc242342076 \h </w:instrText>
         </w:r>
         <w:r>
           <w:rPr>
@@ -3299,7 +3299,7 @@
             <w:noProof/>
             <w:webHidden/>
           </w:rPr>
-          <w:t>23</w:t>
+          <w:t>24</w:t>
         </w:r>
         <w:r>
           <w:rPr>
@@ -3322,7 +3322,7 @@
           <w:lang w:val="es-PE" w:eastAsia="es-PE"/>
         </w:rPr>
       </w:pPr>
-      <w:hyperlink w:anchor="_Toc242338691" w:history="1">
+      <w:hyperlink w:anchor="_Toc242342077" w:history="1">
         <w:r>
           <w:rPr>
             <w:rStyle w:val="Hipervnculo"/>
@@ -3349,7 +3349,7 @@
             <w:noProof/>
             <w:webHidden/>
           </w:rPr>
-          <w:instrText xml:space="preserve"> PAGEREF _Toc242338691 \h </w:instrText>
+          <w:instrText xml:space="preserve"> PAGEREF _Toc242342077 \h </w:instrText>
         </w:r>
         <w:r>
           <w:rPr>
@@ -3392,7 +3392,7 @@
           <w:lang w:val="es-PE" w:eastAsia="es-PE"/>
         </w:rPr>
       </w:pPr>
-      <w:hyperlink w:anchor="_Toc242338692" w:history="1">
+      <w:hyperlink w:anchor="_Toc242342078" w:history="1">
         <w:r>
           <w:rPr>
             <w:rStyle w:val="Hipervnculo"/>
@@ -3419,7 +3419,7 @@
             <w:noProof/>
             <w:webHidden/>
           </w:rPr>
-          <w:instrText xml:space="preserve"> PAGEREF _Toc242338692 \h </w:instrText>
+          <w:instrText xml:space="preserve"> PAGEREF _Toc242342078 \h </w:instrText>
         </w:r>
         <w:r>
           <w:rPr>
@@ -3462,7 +3462,7 @@
           <w:lang w:val="es-PE" w:eastAsia="es-PE"/>
         </w:rPr>
       </w:pPr>
-      <w:hyperlink w:anchor="_Toc242338693" w:history="1">
+      <w:hyperlink w:anchor="_Toc242342079" w:history="1">
         <w:r>
           <w:rPr>
             <w:rStyle w:val="Hipervnculo"/>
@@ -3489,7 +3489,7 @@
             <w:noProof/>
             <w:webHidden/>
           </w:rPr>
-          <w:instrText xml:space="preserve"> PAGEREF _Toc242338693 \h </w:instrText>
+          <w:instrText xml:space="preserve"> PAGEREF _Toc242342079 \h </w:instrText>
         </w:r>
         <w:r>
           <w:rPr>
@@ -3532,7 +3532,7 @@
           <w:lang w:val="es-PE" w:eastAsia="es-PE"/>
         </w:rPr>
       </w:pPr>
-      <w:hyperlink w:anchor="_Toc242338694" w:history="1">
+      <w:hyperlink w:anchor="_Toc242342080" w:history="1">
         <w:r>
           <w:rPr>
             <w:rStyle w:val="Hipervnculo"/>
@@ -3559,7 +3559,7 @@
             <w:noProof/>
             <w:webHidden/>
           </w:rPr>
-          <w:instrText xml:space="preserve"> PAGEREF _Toc242338694 \h </w:instrText>
+          <w:instrText xml:space="preserve"> PAGEREF _Toc242342080 \h </w:instrText>
         </w:r>
         <w:r>
           <w:rPr>
@@ -3579,7 +3579,7 @@
             <w:noProof/>
             <w:webHidden/>
           </w:rPr>
-          <w:t>25</w:t>
+          <w:t>26</w:t>
         </w:r>
         <w:r>
           <w:rPr>
@@ -3602,7 +3602,7 @@
           <w:lang w:val="es-PE" w:eastAsia="es-PE"/>
         </w:rPr>
       </w:pPr>
-      <w:hyperlink w:anchor="_Toc242338695" w:history="1">
+      <w:hyperlink w:anchor="_Toc242342081" w:history="1">
         <w:r>
           <w:rPr>
             <w:rStyle w:val="Hipervnculo"/>
@@ -3629,7 +3629,7 @@
             <w:noProof/>
             <w:webHidden/>
           </w:rPr>
-          <w:instrText xml:space="preserve"> PAGEREF _Toc242338695 \h </w:instrText>
+          <w:instrText xml:space="preserve"> PAGEREF _Toc242342081 \h </w:instrText>
         </w:r>
         <w:r>
           <w:rPr>
@@ -3672,7 +3672,7 @@
           <w:lang w:val="es-PE" w:eastAsia="es-PE"/>
         </w:rPr>
       </w:pPr>
-      <w:hyperlink w:anchor="_Toc242338696" w:history="1">
+      <w:hyperlink w:anchor="_Toc242342082" w:history="1">
         <w:r>
           <w:rPr>
             <w:rStyle w:val="Hipervnculo"/>
@@ -3699,7 +3699,7 @@
             <w:noProof/>
             <w:webHidden/>
           </w:rPr>
-          <w:instrText xml:space="preserve"> PAGEREF _Toc242338696 \h </w:instrText>
+          <w:instrText xml:space="preserve"> PAGEREF _Toc242342082 \h </w:instrText>
         </w:r>
         <w:r>
           <w:rPr>
@@ -3742,7 +3742,7 @@
           <w:lang w:val="es-PE" w:eastAsia="es-PE"/>
         </w:rPr>
       </w:pPr>
-      <w:hyperlink w:anchor="_Toc242338697" w:history="1">
+      <w:hyperlink w:anchor="_Toc242342083" w:history="1">
         <w:r>
           <w:rPr>
             <w:rStyle w:val="Hipervnculo"/>
@@ -3769,7 +3769,7 @@
             <w:noProof/>
             <w:webHidden/>
           </w:rPr>
-          <w:instrText xml:space="preserve"> PAGEREF _Toc242338697 \h </w:instrText>
+          <w:instrText xml:space="preserve"> PAGEREF _Toc242342083 \h </w:instrText>
         </w:r>
         <w:r>
           <w:rPr>
@@ -3812,7 +3812,7 @@
           <w:lang w:val="es-PE" w:eastAsia="es-PE"/>
         </w:rPr>
       </w:pPr>
-      <w:hyperlink w:anchor="_Toc242338698" w:history="1">
+      <w:hyperlink w:anchor="_Toc242342084" w:history="1">
         <w:r>
           <w:rPr>
             <w:rStyle w:val="Hipervnculo"/>
@@ -3839,7 +3839,7 @@
             <w:noProof/>
             <w:webHidden/>
           </w:rPr>
-          <w:instrText xml:space="preserve"> PAGEREF _Toc242338698 \h </w:instrText>
+          <w:instrText xml:space="preserve"> PAGEREF _Toc242342084 \h </w:instrText>
         </w:r>
         <w:r>
           <w:rPr>
@@ -3882,7 +3882,7 @@
           <w:lang w:val="es-PE" w:eastAsia="es-PE"/>
         </w:rPr>
       </w:pPr>
-      <w:hyperlink w:anchor="_Toc242338699" w:history="1">
+      <w:hyperlink w:anchor="_Toc242342085" w:history="1">
         <w:r>
           <w:rPr>
             <w:rStyle w:val="Hipervnculo"/>
@@ -3909,7 +3909,7 @@
             <w:noProof/>
             <w:webHidden/>
           </w:rPr>
-          <w:instrText xml:space="preserve"> PAGEREF _Toc242338699 \h </w:instrText>
+          <w:instrText xml:space="preserve"> PAGEREF _Toc242342085 \h </w:instrText>
         </w:r>
         <w:r>
           <w:rPr>
@@ -3929,7 +3929,7 @@
             <w:noProof/>
             <w:webHidden/>
           </w:rPr>
-          <w:t>27</w:t>
+          <w:t>28</w:t>
         </w:r>
         <w:r>
           <w:rPr>
@@ -3952,7 +3952,7 @@
           <w:lang w:val="es-PE" w:eastAsia="es-PE"/>
         </w:rPr>
       </w:pPr>
-      <w:hyperlink w:anchor="_Toc242338700" w:history="1">
+      <w:hyperlink w:anchor="_Toc242342086" w:history="1">
         <w:r>
           <w:rPr>
             <w:rStyle w:val="Hipervnculo"/>
@@ -3979,7 +3979,7 @@
             <w:noProof/>
             <w:webHidden/>
           </w:rPr>
-          <w:instrText xml:space="preserve"> PAGEREF _Toc242338700 \h </w:instrText>
+          <w:instrText xml:space="preserve"> PAGEREF _Toc242342086 \h </w:instrText>
         </w:r>
         <w:r>
           <w:rPr>
@@ -4022,7 +4022,7 @@
           <w:lang w:val="es-PE" w:eastAsia="es-PE"/>
         </w:rPr>
       </w:pPr>
-      <w:hyperlink w:anchor="_Toc242338701" w:history="1">
+      <w:hyperlink w:anchor="_Toc242342087" w:history="1">
         <w:r>
           <w:rPr>
             <w:rStyle w:val="Hipervnculo"/>
@@ -4049,7 +4049,7 @@
             <w:noProof/>
             <w:webHidden/>
           </w:rPr>
-          <w:instrText xml:space="preserve"> PAGEREF _Toc242338701 \h </w:instrText>
+          <w:instrText xml:space="preserve"> PAGEREF _Toc242342087 \h </w:instrText>
         </w:r>
         <w:r>
           <w:rPr>
@@ -4092,7 +4092,7 @@
           <w:lang w:val="es-PE" w:eastAsia="es-PE"/>
         </w:rPr>
       </w:pPr>
-      <w:hyperlink w:anchor="_Toc242338702" w:history="1">
+      <w:hyperlink w:anchor="_Toc242342088" w:history="1">
         <w:r>
           <w:rPr>
             <w:rStyle w:val="Hipervnculo"/>
@@ -4119,7 +4119,7 @@
             <w:noProof/>
             <w:webHidden/>
           </w:rPr>
-          <w:instrText xml:space="preserve"> PAGEREF _Toc242338702 \h </w:instrText>
+          <w:instrText xml:space="preserve"> PAGEREF _Toc242342088 \h </w:instrText>
         </w:r>
         <w:r>
           <w:rPr>
@@ -4162,7 +4162,7 @@
           <w:lang w:val="es-PE" w:eastAsia="es-PE"/>
         </w:rPr>
       </w:pPr>
-      <w:hyperlink w:anchor="_Toc242338703" w:history="1">
+      <w:hyperlink w:anchor="_Toc242342089" w:history="1">
         <w:r>
           <w:rPr>
             <w:rStyle w:val="Hipervnculo"/>
@@ -4189,7 +4189,7 @@
             <w:noProof/>
             <w:webHidden/>
           </w:rPr>
-          <w:instrText xml:space="preserve"> PAGEREF _Toc242338703 \h </w:instrText>
+          <w:instrText xml:space="preserve"> PAGEREF _Toc242342089 \h </w:instrText>
         </w:r>
         <w:r>
           <w:rPr>
@@ -4232,7 +4232,7 @@
           <w:lang w:val="es-PE" w:eastAsia="es-PE"/>
         </w:rPr>
       </w:pPr>
-      <w:hyperlink w:anchor="_Toc242338704" w:history="1">
+      <w:hyperlink w:anchor="_Toc242342090" w:history="1">
         <w:r>
           <w:rPr>
             <w:rStyle w:val="Hipervnculo"/>
@@ -4259,7 +4259,7 @@
             <w:noProof/>
             <w:webHidden/>
           </w:rPr>
-          <w:instrText xml:space="preserve"> PAGEREF _Toc242338704 \h </w:instrText>
+          <w:instrText xml:space="preserve"> PAGEREF _Toc242342090 \h </w:instrText>
         </w:r>
         <w:r>
           <w:rPr>
@@ -4302,7 +4302,7 @@
           <w:lang w:val="es-PE" w:eastAsia="es-PE"/>
         </w:rPr>
       </w:pPr>
-      <w:hyperlink w:anchor="_Toc242338705" w:history="1">
+      <w:hyperlink w:anchor="_Toc242342091" w:history="1">
         <w:r>
           <w:rPr>
             <w:rStyle w:val="Hipervnculo"/>
@@ -4329,7 +4329,7 @@
             <w:noProof/>
             <w:webHidden/>
           </w:rPr>
-          <w:instrText xml:space="preserve"> PAGEREF _Toc242338705 \h </w:instrText>
+          <w:instrText xml:space="preserve"> PAGEREF _Toc242342091 \h </w:instrText>
         </w:r>
         <w:r>
           <w:rPr>
@@ -4372,7 +4372,7 @@
           <w:lang w:val="es-PE" w:eastAsia="es-PE"/>
         </w:rPr>
       </w:pPr>
-      <w:hyperlink w:anchor="_Toc242338706" w:history="1">
+      <w:hyperlink w:anchor="_Toc242342092" w:history="1">
         <w:r>
           <w:rPr>
             <w:rStyle w:val="Hipervnculo"/>
@@ -4399,7 +4399,7 @@
             <w:noProof/>
             <w:webHidden/>
           </w:rPr>
-          <w:instrText xml:space="preserve"> PAGEREF _Toc242338706 \h </w:instrText>
+          <w:instrText xml:space="preserve"> PAGEREF _Toc242342092 \h </w:instrText>
         </w:r>
         <w:r>
           <w:rPr>
@@ -4442,7 +4442,7 @@
           <w:lang w:val="es-PE" w:eastAsia="es-PE"/>
         </w:rPr>
       </w:pPr>
-      <w:hyperlink w:anchor="_Toc242338707" w:history="1">
+      <w:hyperlink w:anchor="_Toc242342093" w:history="1">
         <w:r>
           <w:rPr>
             <w:rStyle w:val="Hipervnculo"/>
@@ -4469,7 +4469,7 @@
             <w:noProof/>
             <w:webHidden/>
           </w:rPr>
-          <w:instrText xml:space="preserve"> PAGEREF _Toc242338707 \h </w:instrText>
+          <w:instrText xml:space="preserve"> PAGEREF _Toc242342093 \h </w:instrText>
         </w:r>
         <w:r>
           <w:rPr>
@@ -4512,7 +4512,7 @@
           <w:lang w:val="es-PE" w:eastAsia="es-PE"/>
         </w:rPr>
       </w:pPr>
-      <w:hyperlink w:anchor="_Toc242338708" w:history="1">
+      <w:hyperlink w:anchor="_Toc242342094" w:history="1">
         <w:r>
           <w:rPr>
             <w:rStyle w:val="Hipervnculo"/>
@@ -4539,7 +4539,7 @@
             <w:noProof/>
             <w:webHidden/>
           </w:rPr>
-          <w:instrText xml:space="preserve"> PAGEREF _Toc242338708 \h </w:instrText>
+          <w:instrText xml:space="preserve"> PAGEREF _Toc242342094 \h </w:instrText>
         </w:r>
         <w:r>
           <w:rPr>
@@ -4559,7 +4559,7 @@
             <w:noProof/>
             <w:webHidden/>
           </w:rPr>
-          <w:t>31</w:t>
+          <w:t>32</w:t>
         </w:r>
         <w:r>
           <w:rPr>
@@ -4582,7 +4582,7 @@
           <w:lang w:val="es-PE" w:eastAsia="es-PE"/>
         </w:rPr>
       </w:pPr>
-      <w:hyperlink w:anchor="_Toc242338709" w:history="1">
+      <w:hyperlink w:anchor="_Toc242342095" w:history="1">
         <w:r>
           <w:rPr>
             <w:rStyle w:val="Hipervnculo"/>
@@ -4609,7 +4609,7 @@
             <w:noProof/>
             <w:webHidden/>
           </w:rPr>
-          <w:instrText xml:space="preserve"> PAGEREF _Toc242338709 \h </w:instrText>
+          <w:instrText xml:space="preserve"> PAGEREF _Toc242342095 \h </w:instrText>
         </w:r>
         <w:r>
           <w:rPr>
@@ -4652,7 +4652,7 @@
           <w:lang w:val="es-PE" w:eastAsia="es-PE"/>
         </w:rPr>
       </w:pPr>
-      <w:hyperlink w:anchor="_Toc242338710" w:history="1">
+      <w:hyperlink w:anchor="_Toc242342096" w:history="1">
         <w:r>
           <w:rPr>
             <w:rStyle w:val="Hipervnculo"/>
@@ -4679,7 +4679,7 @@
             <w:noProof/>
             <w:webHidden/>
           </w:rPr>
-          <w:instrText xml:space="preserve"> PAGEREF _Toc242338710 \h </w:instrText>
+          <w:instrText xml:space="preserve"> PAGEREF _Toc242342096 \h </w:instrText>
         </w:r>
         <w:r>
           <w:rPr>
@@ -4722,7 +4722,7 @@
           <w:lang w:val="es-PE" w:eastAsia="es-PE"/>
         </w:rPr>
       </w:pPr>
-      <w:hyperlink w:anchor="_Toc242338711" w:history="1">
+      <w:hyperlink w:anchor="_Toc242342097" w:history="1">
         <w:r>
           <w:rPr>
             <w:rStyle w:val="Hipervnculo"/>
@@ -4749,7 +4749,7 @@
             <w:noProof/>
             <w:webHidden/>
           </w:rPr>
-          <w:instrText xml:space="preserve"> PAGEREF _Toc242338711 \h </w:instrText>
+          <w:instrText xml:space="preserve"> PAGEREF _Toc242342097 \h </w:instrText>
         </w:r>
         <w:r>
           <w:rPr>
@@ -4792,7 +4792,7 @@
           <w:lang w:val="es-PE" w:eastAsia="es-PE"/>
         </w:rPr>
       </w:pPr>
-      <w:hyperlink w:anchor="_Toc242338712" w:history="1">
+      <w:hyperlink w:anchor="_Toc242342098" w:history="1">
         <w:r>
           <w:rPr>
             <w:rStyle w:val="Hipervnculo"/>
@@ -4819,7 +4819,7 @@
             <w:noProof/>
             <w:webHidden/>
           </w:rPr>
-          <w:instrText xml:space="preserve"> PAGEREF _Toc242338712 \h </w:instrText>
+          <w:instrText xml:space="preserve"> PAGEREF _Toc242342098 \h </w:instrText>
         </w:r>
         <w:r>
           <w:rPr>
@@ -4862,7 +4862,7 @@
           <w:lang w:val="es-PE" w:eastAsia="es-PE"/>
         </w:rPr>
       </w:pPr>
-      <w:hyperlink w:anchor="_Toc242338713" w:history="1">
+      <w:hyperlink w:anchor="_Toc242342099" w:history="1">
         <w:r>
           <w:rPr>
             <w:rStyle w:val="Hipervnculo"/>
@@ -4889,7 +4889,7 @@
             <w:noProof/>
             <w:webHidden/>
           </w:rPr>
-          <w:instrText xml:space="preserve"> PAGEREF _Toc242338713 \h </w:instrText>
+          <w:instrText xml:space="preserve"> PAGEREF _Toc242342099 \h </w:instrText>
         </w:r>
         <w:r>
           <w:rPr>
@@ -4932,7 +4932,7 @@
           <w:lang w:val="es-PE" w:eastAsia="es-PE"/>
         </w:rPr>
       </w:pPr>
-      <w:hyperlink w:anchor="_Toc242338714" w:history="1">
+      <w:hyperlink w:anchor="_Toc242342100" w:history="1">
         <w:r>
           <w:rPr>
             <w:rStyle w:val="Hipervnculo"/>
@@ -4959,7 +4959,7 @@
             <w:noProof/>
             <w:webHidden/>
           </w:rPr>
-          <w:instrText xml:space="preserve"> PAGEREF _Toc242338714 \h </w:instrText>
+          <w:instrText xml:space="preserve"> PAGEREF _Toc242342100 \h </w:instrText>
         </w:r>
         <w:r>
           <w:rPr>
@@ -5002,7 +5002,7 @@
           <w:lang w:val="es-PE" w:eastAsia="es-PE"/>
         </w:rPr>
       </w:pPr>
-      <w:hyperlink w:anchor="_Toc242338715" w:history="1">
+      <w:hyperlink w:anchor="_Toc242342101" w:history="1">
         <w:r>
           <w:rPr>
             <w:rStyle w:val="Hipervnculo"/>
@@ -5029,7 +5029,7 @@
             <w:noProof/>
             <w:webHidden/>
           </w:rPr>
-          <w:instrText xml:space="preserve"> PAGEREF _Toc242338715 \h </w:instrText>
+          <w:instrText xml:space="preserve"> PAGEREF _Toc242342101 \h </w:instrText>
         </w:r>
         <w:r>
           <w:rPr>
@@ -5072,7 +5072,7 @@
           <w:lang w:val="es-PE" w:eastAsia="es-PE"/>
         </w:rPr>
       </w:pPr>
-      <w:hyperlink w:anchor="_Toc242338716" w:history="1">
+      <w:hyperlink w:anchor="_Toc242342102" w:history="1">
         <w:r>
           <w:rPr>
             <w:rStyle w:val="Hipervnculo"/>
@@ -5099,7 +5099,7 @@
             <w:noProof/>
             <w:webHidden/>
           </w:rPr>
-          <w:instrText xml:space="preserve"> PAGEREF _Toc242338716 \h </w:instrText>
+          <w:instrText xml:space="preserve"> PAGEREF _Toc242342102 \h </w:instrText>
         </w:r>
         <w:r>
           <w:rPr>
@@ -5142,7 +5142,7 @@
           <w:lang w:val="es-PE" w:eastAsia="es-PE"/>
         </w:rPr>
       </w:pPr>
-      <w:hyperlink w:anchor="_Toc242338717" w:history="1">
+      <w:hyperlink w:anchor="_Toc242342103" w:history="1">
         <w:r>
           <w:rPr>
             <w:rStyle w:val="Hipervnculo"/>
@@ -5169,7 +5169,7 @@
             <w:noProof/>
             <w:webHidden/>
           </w:rPr>
-          <w:instrText xml:space="preserve"> PAGEREF _Toc242338717 \h </w:instrText>
+          <w:instrText xml:space="preserve"> PAGEREF _Toc242342103 \h </w:instrText>
         </w:r>
         <w:r>
           <w:rPr>
@@ -5212,7 +5212,7 @@
           <w:lang w:val="es-PE" w:eastAsia="es-PE"/>
         </w:rPr>
       </w:pPr>
-      <w:hyperlink w:anchor="_Toc242338718" w:history="1">
+      <w:hyperlink w:anchor="_Toc242342104" w:history="1">
         <w:r>
           <w:rPr>
             <w:rStyle w:val="Hipervnculo"/>
@@ -5239,7 +5239,7 @@
             <w:noProof/>
             <w:webHidden/>
           </w:rPr>
-          <w:instrText xml:space="preserve"> PAGEREF _Toc242338718 \h </w:instrText>
+          <w:instrText xml:space="preserve"> PAGEREF _Toc242342104 \h </w:instrText>
         </w:r>
         <w:r>
           <w:rPr>
@@ -5282,7 +5282,7 @@
           <w:lang w:val="es-PE" w:eastAsia="es-PE"/>
         </w:rPr>
       </w:pPr>
-      <w:hyperlink w:anchor="_Toc242338719" w:history="1">
+      <w:hyperlink w:anchor="_Toc242342105" w:history="1">
         <w:r>
           <w:rPr>
             <w:rStyle w:val="Hipervnculo"/>
@@ -5309,7 +5309,7 @@
             <w:noProof/>
             <w:webHidden/>
           </w:rPr>
-          <w:instrText xml:space="preserve"> PAGEREF _Toc242338719 \h </w:instrText>
+          <w:instrText xml:space="preserve"> PAGEREF _Toc242342105 \h </w:instrText>
         </w:r>
         <w:r>
           <w:rPr>
@@ -5352,7 +5352,7 @@
           <w:lang w:val="es-PE" w:eastAsia="es-PE"/>
         </w:rPr>
       </w:pPr>
-      <w:hyperlink w:anchor="_Toc242338720" w:history="1">
+      <w:hyperlink w:anchor="_Toc242342106" w:history="1">
         <w:r>
           <w:rPr>
             <w:rStyle w:val="Hipervnculo"/>
@@ -5379,7 +5379,7 @@
             <w:noProof/>
             <w:webHidden/>
           </w:rPr>
-          <w:instrText xml:space="preserve"> PAGEREF _Toc242338720 \h </w:instrText>
+          <w:instrText xml:space="preserve"> PAGEREF _Toc242342106 \h </w:instrText>
         </w:r>
         <w:r>
           <w:rPr>
@@ -5422,7 +5422,7 @@
           <w:lang w:val="es-PE" w:eastAsia="es-PE"/>
         </w:rPr>
       </w:pPr>
-      <w:hyperlink w:anchor="_Toc242338721" w:history="1">
+      <w:hyperlink w:anchor="_Toc242342107" w:history="1">
         <w:r>
           <w:rPr>
             <w:rStyle w:val="Hipervnculo"/>
@@ -5449,7 +5449,7 @@
             <w:noProof/>
             <w:webHidden/>
           </w:rPr>
-          <w:instrText xml:space="preserve"> PAGEREF _Toc242338721 \h </w:instrText>
+          <w:instrText xml:space="preserve"> PAGEREF _Toc242342107 \h </w:instrText>
         </w:r>
         <w:r>
           <w:rPr>
@@ -5469,7 +5469,7 @@
             <w:noProof/>
             <w:webHidden/>
           </w:rPr>
-          <w:t>37</w:t>
+          <w:t>38</w:t>
         </w:r>
         <w:r>
           <w:rPr>
@@ -5492,7 +5492,7 @@
           <w:lang w:val="es-PE" w:eastAsia="es-PE"/>
         </w:rPr>
       </w:pPr>
-      <w:hyperlink w:anchor="_Toc242338722" w:history="1">
+      <w:hyperlink w:anchor="_Toc242342108" w:history="1">
         <w:r>
           <w:rPr>
             <w:rStyle w:val="Hipervnculo"/>
@@ -5519,7 +5519,7 @@
             <w:noProof/>
             <w:webHidden/>
           </w:rPr>
-          <w:instrText xml:space="preserve"> PAGEREF _Toc242338722 \h </w:instrText>
+          <w:instrText xml:space="preserve"> PAGEREF _Toc242342108 \h </w:instrText>
         </w:r>
         <w:r>
           <w:rPr>
@@ -5539,7 +5539,7 @@
             <w:noProof/>
             <w:webHidden/>
           </w:rPr>
-          <w:t>37</w:t>
+          <w:t>38</w:t>
         </w:r>
         <w:r>
           <w:rPr>
@@ -5562,7 +5562,7 @@
           <w:lang w:val="es-PE" w:eastAsia="es-PE"/>
         </w:rPr>
       </w:pPr>
-      <w:hyperlink w:anchor="_Toc242338723" w:history="1">
+      <w:hyperlink w:anchor="_Toc242342109" w:history="1">
         <w:r>
           <w:rPr>
             <w:rStyle w:val="Hipervnculo"/>
@@ -5589,7 +5589,7 @@
             <w:noProof/>
             <w:webHidden/>
           </w:rPr>
-          <w:instrText xml:space="preserve"> PAGEREF _Toc242338723 \h </w:instrText>
+          <w:instrText xml:space="preserve"> PAGEREF _Toc242342109 \h </w:instrText>
         </w:r>
         <w:r>
           <w:rPr>
@@ -5609,7 +5609,7 @@
             <w:noProof/>
             <w:webHidden/>
           </w:rPr>
-          <w:t>37</w:t>
+          <w:t>38</w:t>
         </w:r>
         <w:r>
           <w:rPr>
@@ -5632,7 +5632,7 @@
           <w:lang w:val="es-PE" w:eastAsia="es-PE"/>
         </w:rPr>
       </w:pPr>
-      <w:hyperlink w:anchor="_Toc242338724" w:history="1">
+      <w:hyperlink w:anchor="_Toc242342110" w:history="1">
         <w:r>
           <w:rPr>
             <w:rStyle w:val="Hipervnculo"/>
@@ -5659,7 +5659,7 @@
             <w:noProof/>
             <w:webHidden/>
           </w:rPr>
-          <w:instrText xml:space="preserve"> PAGEREF _Toc242338724 \h </w:instrText>
+          <w:instrText xml:space="preserve"> PAGEREF _Toc242342110 \h </w:instrText>
         </w:r>
         <w:r>
           <w:rPr>
@@ -5702,7 +5702,7 @@
           <w:lang w:val="es-PE" w:eastAsia="es-PE"/>
         </w:rPr>
       </w:pPr>
-      <w:hyperlink w:anchor="_Toc242338725" w:history="1">
+      <w:hyperlink w:anchor="_Toc242342111" w:history="1">
         <w:r>
           <w:rPr>
             <w:rStyle w:val="Hipervnculo"/>
@@ -5729,7 +5729,7 @@
             <w:noProof/>
             <w:webHidden/>
           </w:rPr>
-          <w:instrText xml:space="preserve"> PAGEREF _Toc242338725 \h </w:instrText>
+          <w:instrText xml:space="preserve"> PAGEREF _Toc242342111 \h </w:instrText>
         </w:r>
         <w:r>
           <w:rPr>
@@ -5772,7 +5772,7 @@
           <w:lang w:val="es-PE" w:eastAsia="es-PE"/>
         </w:rPr>
       </w:pPr>
-      <w:hyperlink w:anchor="_Toc242338726" w:history="1">
+      <w:hyperlink w:anchor="_Toc242342112" w:history="1">
         <w:r>
           <w:rPr>
             <w:rStyle w:val="Hipervnculo"/>
@@ -5799,7 +5799,7 @@
             <w:noProof/>
             <w:webHidden/>
           </w:rPr>
-          <w:instrText xml:space="preserve"> PAGEREF _Toc242338726 \h </w:instrText>
+          <w:instrText xml:space="preserve"> PAGEREF _Toc242342112 \h </w:instrText>
         </w:r>
         <w:r>
           <w:rPr>
@@ -5819,7 +5819,7 @@
             <w:noProof/>
             <w:webHidden/>
           </w:rPr>
-          <w:t>38</w:t>
+          <w:t>39</w:t>
         </w:r>
         <w:r>
           <w:rPr>
@@ -5842,7 +5842,7 @@
           <w:lang w:val="es-PE" w:eastAsia="es-PE"/>
         </w:rPr>
       </w:pPr>
-      <w:hyperlink w:anchor="_Toc242338727" w:history="1">
+      <w:hyperlink w:anchor="_Toc242342113" w:history="1">
         <w:r>
           <w:rPr>
             <w:rStyle w:val="Hipervnculo"/>
@@ -5869,7 +5869,7 @@
             <w:noProof/>
             <w:webHidden/>
           </w:rPr>
-          <w:instrText xml:space="preserve"> PAGEREF _Toc242338727 \h </w:instrText>
+          <w:instrText xml:space="preserve"> PAGEREF _Toc242342113 \h </w:instrText>
         </w:r>
         <w:r>
           <w:rPr>
@@ -5912,7 +5912,7 @@
           <w:lang w:val="es-PE" w:eastAsia="es-PE"/>
         </w:rPr>
       </w:pPr>
-      <w:hyperlink w:anchor="_Toc242338728" w:history="1">
+      <w:hyperlink w:anchor="_Toc242342114" w:history="1">
         <w:r>
           <w:rPr>
             <w:rStyle w:val="Hipervnculo"/>
@@ -5939,7 +5939,7 @@
             <w:noProof/>
             <w:webHidden/>
           </w:rPr>
-          <w:instrText xml:space="preserve"> PAGEREF _Toc242338728 \h </w:instrText>
+          <w:instrText xml:space="preserve"> PAGEREF _Toc242342114 \h </w:instrText>
         </w:r>
         <w:r>
           <w:rPr>
@@ -5982,7 +5982,7 @@
           <w:lang w:val="es-PE" w:eastAsia="es-PE"/>
         </w:rPr>
       </w:pPr>
-      <w:hyperlink w:anchor="_Toc242338729" w:history="1">
+      <w:hyperlink w:anchor="_Toc242342115" w:history="1">
         <w:r>
           <w:rPr>
             <w:rStyle w:val="Hipervnculo"/>
@@ -6009,7 +6009,7 @@
             <w:noProof/>
             <w:webHidden/>
           </w:rPr>
-          <w:instrText xml:space="preserve"> PAGEREF _Toc242338729 \h </w:instrText>
+          <w:instrText xml:space="preserve"> PAGEREF _Toc242342115 \h </w:instrText>
         </w:r>
         <w:r>
           <w:rPr>
@@ -6052,7 +6052,7 @@
           <w:lang w:val="es-PE" w:eastAsia="es-PE"/>
         </w:rPr>
       </w:pPr>
-      <w:hyperlink w:anchor="_Toc242338730" w:history="1">
+      <w:hyperlink w:anchor="_Toc242342116" w:history="1">
         <w:r>
           <w:rPr>
             <w:rStyle w:val="Hipervnculo"/>
@@ -6079,7 +6079,7 @@
             <w:noProof/>
             <w:webHidden/>
           </w:rPr>
-          <w:instrText xml:space="preserve"> PAGEREF _Toc242338730 \h </w:instrText>
+          <w:instrText xml:space="preserve"> PAGEREF _Toc242342116 \h </w:instrText>
         </w:r>
         <w:r>
           <w:rPr>
@@ -6122,7 +6122,7 @@
           <w:lang w:val="es-PE" w:eastAsia="es-PE"/>
         </w:rPr>
       </w:pPr>
-      <w:hyperlink w:anchor="_Toc242338731" w:history="1">
+      <w:hyperlink w:anchor="_Toc242342117" w:history="1">
         <w:r>
           <w:rPr>
             <w:rStyle w:val="Hipervnculo"/>
@@ -6149,7 +6149,7 @@
             <w:noProof/>
             <w:webHidden/>
           </w:rPr>
-          <w:instrText xml:space="preserve"> PAGEREF _Toc242338731 \h </w:instrText>
+          <w:instrText xml:space="preserve"> PAGEREF _Toc242342117 \h </w:instrText>
         </w:r>
         <w:r>
           <w:rPr>
@@ -6192,7 +6192,7 @@
           <w:lang w:val="es-PE" w:eastAsia="es-PE"/>
         </w:rPr>
       </w:pPr>
-      <w:hyperlink w:anchor="_Toc242338732" w:history="1">
+      <w:hyperlink w:anchor="_Toc242342118" w:history="1">
         <w:r>
           <w:rPr>
             <w:rStyle w:val="Hipervnculo"/>
@@ -6219,7 +6219,7 @@
             <w:noProof/>
             <w:webHidden/>
           </w:rPr>
-          <w:instrText xml:space="preserve"> PAGEREF _Toc242338732 \h </w:instrText>
+          <w:instrText xml:space="preserve"> PAGEREF _Toc242342118 \h </w:instrText>
         </w:r>
         <w:r>
           <w:rPr>
@@ -6262,7 +6262,7 @@
           <w:lang w:val="es-PE" w:eastAsia="es-PE"/>
         </w:rPr>
       </w:pPr>
-      <w:hyperlink w:anchor="_Toc242338733" w:history="1">
+      <w:hyperlink w:anchor="_Toc242342119" w:history="1">
         <w:r>
           <w:rPr>
             <w:rStyle w:val="Hipervnculo"/>
@@ -6289,7 +6289,7 @@
             <w:noProof/>
             <w:webHidden/>
           </w:rPr>
-          <w:instrText xml:space="preserve"> PAGEREF _Toc242338733 \h </w:instrText>
+          <w:instrText xml:space="preserve"> PAGEREF _Toc242342119 \h </w:instrText>
         </w:r>
         <w:r>
           <w:rPr>
@@ -6332,7 +6332,7 @@
           <w:lang w:val="es-PE" w:eastAsia="es-PE"/>
         </w:rPr>
       </w:pPr>
-      <w:hyperlink w:anchor="_Toc242338734" w:history="1">
+      <w:hyperlink w:anchor="_Toc242342120" w:history="1">
         <w:r>
           <w:rPr>
             <w:rStyle w:val="Hipervnculo"/>
@@ -6359,7 +6359,7 @@
             <w:noProof/>
             <w:webHidden/>
           </w:rPr>
-          <w:instrText xml:space="preserve"> PAGEREF _Toc242338734 \h </w:instrText>
+          <w:instrText xml:space="preserve"> PAGEREF _Toc242342120 \h </w:instrText>
         </w:r>
         <w:r>
           <w:rPr>
@@ -6402,7 +6402,7 @@
           <w:lang w:val="es-PE" w:eastAsia="es-PE"/>
         </w:rPr>
       </w:pPr>
-      <w:hyperlink w:anchor="_Toc242338735" w:history="1">
+      <w:hyperlink w:anchor="_Toc242342121" w:history="1">
         <w:r>
           <w:rPr>
             <w:rStyle w:val="Hipervnculo"/>
@@ -6429,7 +6429,7 @@
             <w:noProof/>
             <w:webHidden/>
           </w:rPr>
-          <w:instrText xml:space="preserve"> PAGEREF _Toc242338735 \h </w:instrText>
+          <w:instrText xml:space="preserve"> PAGEREF _Toc242342121 \h </w:instrText>
         </w:r>
         <w:r>
           <w:rPr>
@@ -6472,7 +6472,7 @@
           <w:lang w:val="es-PE" w:eastAsia="es-PE"/>
         </w:rPr>
       </w:pPr>
-      <w:hyperlink w:anchor="_Toc242338736" w:history="1">
+      <w:hyperlink w:anchor="_Toc242342122" w:history="1">
         <w:r>
           <w:rPr>
             <w:rStyle w:val="Hipervnculo"/>
@@ -6499,7 +6499,7 @@
             <w:noProof/>
             <w:webHidden/>
           </w:rPr>
-          <w:instrText xml:space="preserve"> PAGEREF _Toc242338736 \h </w:instrText>
+          <w:instrText xml:space="preserve"> PAGEREF _Toc242342122 \h </w:instrText>
         </w:r>
         <w:r>
           <w:rPr>
@@ -6552,7 +6552,7 @@
       <w:pPr>
         <w:pStyle w:val="Ttulo1"/>
       </w:pPr>
-      <w:bookmarkStart w:id="1" w:name="_Toc242338648"/>
+      <w:bookmarkStart w:id="1" w:name="_Toc242342034"/>
       <w:r>
         <w:lastRenderedPageBreak/>
         <w:t>RESUMEN</w:t>
@@ -6801,7 +6801,7 @@
       <w:pPr>
         <w:pStyle w:val="Ttulo1"/>
       </w:pPr>
-      <w:bookmarkStart w:id="2" w:name="_Toc242338649"/>
+      <w:bookmarkStart w:id="2" w:name="_Toc242342035"/>
       <w:r>
         <w:lastRenderedPageBreak/>
         <w:t>1. INTRODUCCIÓN</w:t>
@@ -6909,7 +6909,7 @@
       <w:pPr>
         <w:pStyle w:val="Ttulo1"/>
       </w:pPr>
-      <w:bookmarkStart w:id="3" w:name="_Toc242338650"/>
+      <w:bookmarkStart w:id="3" w:name="_Toc242342036"/>
       <w:r>
         <w:t>2. PLANTEAMIENTO DEL PROBLEMA</w:t>
       </w:r>
@@ -6919,7 +6919,7 @@
       <w:pPr>
         <w:pStyle w:val="Ttulo2"/>
       </w:pPr>
-      <w:bookmarkStart w:id="4" w:name="_Toc242338651"/>
+      <w:bookmarkStart w:id="4" w:name="_Toc242342037"/>
       <w:r>
         <w:t>Contexto empresarial</w:t>
       </w:r>
@@ -6952,7 +6952,7 @@
       <w:pPr>
         <w:pStyle w:val="Ttulo2"/>
       </w:pPr>
-      <w:bookmarkStart w:id="5" w:name="_Toc242338652"/>
+      <w:bookmarkStart w:id="5" w:name="_Toc242342038"/>
       <w:r>
         <w:t>Problematica</w:t>
       </w:r>
@@ -6986,7 +6986,7 @@
       <w:pPr>
         <w:pStyle w:val="Ttulo2"/>
       </w:pPr>
-      <w:bookmarkStart w:id="6" w:name="_Toc242338653"/>
+      <w:bookmarkStart w:id="6" w:name="_Toc242342039"/>
       <w:r>
         <w:t>Objetivo general</w:t>
       </w:r>
@@ -7019,7 +7019,7 @@
       <w:pPr>
         <w:pStyle w:val="Ttulo2"/>
       </w:pPr>
-      <w:bookmarkStart w:id="7" w:name="_Toc242338654"/>
+      <w:bookmarkStart w:id="7" w:name="_Toc242342040"/>
       <w:r>
         <w:t>Objetivos especificos</w:t>
       </w:r>
@@ -7162,7 +7162,7 @@
       <w:pPr>
         <w:pStyle w:val="Ttulo2"/>
       </w:pPr>
-      <w:bookmarkStart w:id="8" w:name="_Toc242338655"/>
+      <w:bookmarkStart w:id="8" w:name="_Toc242342041"/>
       <w:r>
         <w:t>Requisitos funcionales (RF)</w:t>
       </w:r>
@@ -7495,7 +7495,7 @@
       <w:pPr>
         <w:pStyle w:val="Ttulo2"/>
       </w:pPr>
-      <w:bookmarkStart w:id="9" w:name="_Toc242338656"/>
+      <w:bookmarkStart w:id="9" w:name="_Toc242342042"/>
       <w:r>
         <w:t xml:space="preserve">Requisitos no </w:t>
       </w:r>
@@ -7706,7 +7706,7 @@
       <w:pPr>
         <w:pStyle w:val="Ttulo2"/>
       </w:pPr>
-      <w:bookmarkStart w:id="10" w:name="_Toc242338657"/>
+      <w:bookmarkStart w:id="10" w:name="_Toc242342043"/>
       <w:r>
         <w:lastRenderedPageBreak/>
         <w:t>Restricciones tecnicas</w:t>
@@ -7768,7 +7768,7 @@
       <w:pPr>
         <w:pStyle w:val="Ttulo2"/>
       </w:pPr>
-      <w:bookmarkStart w:id="11" w:name="_Toc242338658"/>
+      <w:bookmarkStart w:id="11" w:name="_Toc242342044"/>
       <w:r>
         <w:t>Riesgos</w:t>
       </w:r>
@@ -7973,7 +7973,7 @@
       <w:pPr>
         <w:pStyle w:val="Ttulo2"/>
       </w:pPr>
-      <w:bookmarkStart w:id="12" w:name="_Toc242338659"/>
+      <w:bookmarkStart w:id="12" w:name="_Toc242342045"/>
       <w:r>
         <w:t>Supuestos</w:t>
       </w:r>
@@ -8072,7 +8072,7 @@
       <w:pPr>
         <w:pStyle w:val="Ttulo2"/>
       </w:pPr>
-      <w:bookmarkStart w:id="13" w:name="_Toc242338660"/>
+      <w:bookmarkStart w:id="13" w:name="_Toc242342046"/>
       <w:r>
         <w:t>Criterios de aceptacion</w:t>
       </w:r>
@@ -8116,7 +8116,7 @@
       <w:pPr>
         <w:pStyle w:val="Ttulo1"/>
       </w:pPr>
-      <w:bookmarkStart w:id="14" w:name="_Toc242338661"/>
+      <w:bookmarkStart w:id="14" w:name="_Toc242342047"/>
       <w:r>
         <w:t>3. OBJETIVOS</w:t>
       </w:r>
@@ -8126,7 +8126,7 @@
       <w:pPr>
         <w:pStyle w:val="Ttulo2"/>
       </w:pPr>
-      <w:bookmarkStart w:id="15" w:name="_Toc242338662"/>
+      <w:bookmarkStart w:id="15" w:name="_Toc242342048"/>
       <w:r>
         <w:t>Objetivo general</w:t>
       </w:r>
@@ -8159,7 +8159,7 @@
       <w:pPr>
         <w:pStyle w:val="Ttulo2"/>
       </w:pPr>
-      <w:bookmarkStart w:id="16" w:name="_Toc242338663"/>
+      <w:bookmarkStart w:id="16" w:name="_Toc242342049"/>
       <w:r>
         <w:t>Objetivos específicos</w:t>
       </w:r>
@@ -8254,7 +8254,7 @@
       <w:pPr>
         <w:pStyle w:val="Ttulo1"/>
       </w:pPr>
-      <w:bookmarkStart w:id="17" w:name="_Toc242338664"/>
+      <w:bookmarkStart w:id="17" w:name="_Toc242342050"/>
       <w:r>
         <w:t>4. MARCO TEÓRICO</w:t>
       </w:r>
@@ -8264,7 +8264,7 @@
       <w:pPr>
         <w:pStyle w:val="Ttulo2"/>
       </w:pPr>
-      <w:bookmarkStart w:id="18" w:name="_Toc242338665"/>
+      <w:bookmarkStart w:id="18" w:name="_Toc242342051"/>
       <w:r>
         <w:t>4.1 Infraestructura como Código</w:t>
       </w:r>
@@ -8292,7 +8292,7 @@
       <w:pPr>
         <w:pStyle w:val="Ttulo2"/>
       </w:pPr>
-      <w:bookmarkStart w:id="19" w:name="_Toc242338666"/>
+      <w:bookmarkStart w:id="19" w:name="_Toc242342052"/>
       <w:r>
         <w:lastRenderedPageBreak/>
         <w:t>4.2 Terraform</w:t>
@@ -8361,7 +8361,7 @@
       <w:pPr>
         <w:pStyle w:val="Ttulo2"/>
       </w:pPr>
-      <w:bookmarkStart w:id="20" w:name="_Toc242338667"/>
+      <w:bookmarkStart w:id="20" w:name="_Toc242342053"/>
       <w:r>
         <w:t>4.3 AWS</w:t>
       </w:r>
@@ -8386,7 +8386,7 @@
       <w:pPr>
         <w:pStyle w:val="Ttulo2"/>
       </w:pPr>
-      <w:bookmarkStart w:id="21" w:name="_Toc242338668"/>
+      <w:bookmarkStart w:id="21" w:name="_Toc242342054"/>
       <w:r>
         <w:t>4.4 Google Cloud Platform</w:t>
       </w:r>
@@ -8414,7 +8414,7 @@
       <w:pPr>
         <w:pStyle w:val="Ttulo2"/>
       </w:pPr>
-      <w:bookmarkStart w:id="22" w:name="_Toc242338669"/>
+      <w:bookmarkStart w:id="22" w:name="_Toc242342055"/>
       <w:r>
         <w:t>4.5 CI/CD</w:t>
       </w:r>
@@ -8447,7 +8447,7 @@
       <w:pPr>
         <w:pStyle w:val="Ttulo2"/>
       </w:pPr>
-      <w:bookmarkStart w:id="23" w:name="_Toc242338670"/>
+      <w:bookmarkStart w:id="23" w:name="_Toc242342056"/>
       <w:r>
         <w:t>4.6 Terraform State</w:t>
       </w:r>
@@ -8489,7 +8489,7 @@
       <w:pPr>
         <w:pStyle w:val="Ttulo2"/>
       </w:pPr>
-      <w:bookmarkStart w:id="24" w:name="_Toc242338671"/>
+      <w:bookmarkStart w:id="24" w:name="_Toc242342057"/>
       <w:r>
         <w:t>4.7 Infrastructure Drift</w:t>
       </w:r>
@@ -8537,7 +8537,7 @@
       <w:pPr>
         <w:pStyle w:val="Ttulo2"/>
       </w:pPr>
-      <w:bookmarkStart w:id="25" w:name="_Toc242338672"/>
+      <w:bookmarkStart w:id="25" w:name="_Toc242342058"/>
       <w:r>
         <w:t>4.8 Seguridad Cloud</w:t>
       </w:r>
@@ -8578,7 +8578,7 @@
       <w:pPr>
         <w:pStyle w:val="Ttulo1"/>
       </w:pPr>
-      <w:bookmarkStart w:id="26" w:name="_Toc242338673"/>
+      <w:bookmarkStart w:id="26" w:name="_Toc242342059"/>
       <w:r>
         <w:t>5. ANÁLISIS DE REQUISITOS</w:t>
       </w:r>
@@ -8592,11 +8592,11 @@
         <w:tblLook w:val="04A0" w:firstRow="1" w:lastRow="0" w:firstColumn="1" w:lastColumn="0" w:noHBand="0" w:noVBand="1"/>
       </w:tblPr>
       <w:tblGrid>
-        <w:gridCol w:w="1138"/>
-        <w:gridCol w:w="3762"/>
-        <w:gridCol w:w="1008"/>
-        <w:gridCol w:w="676"/>
-        <w:gridCol w:w="2704"/>
+        <w:gridCol w:w="1024"/>
+        <w:gridCol w:w="3326"/>
+        <w:gridCol w:w="911"/>
+        <w:gridCol w:w="620"/>
+        <w:gridCol w:w="3407"/>
       </w:tblGrid>
       <w:tr>
         <w:trPr>
@@ -8821,11 +8821,11 @@
               <w:cnfStyle w:val="000000010000" w:firstRow="0" w:lastRow="0" w:firstColumn="0" w:lastColumn="0" w:oddVBand="0" w:evenVBand="0" w:oddHBand="0" w:evenHBand="1" w:firstRowFirstColumn="0" w:firstRowLastColumn="0" w:lastRowFirstColumn="0" w:lastRowLastColumn="0"/>
             </w:pPr>
             <w:r>
-              <w:t xml:space="preserve">Terraform, EC2, Compute </w:t>
+              <w:t>Terraform, EC2, Comp</w:t>
             </w:r>
             <w:r>
               <w:lastRenderedPageBreak/>
-              <w:t>Engine</w:t>
+              <w:t>ute Engine</w:t>
             </w:r>
           </w:p>
         </w:tc>
@@ -8839,11 +8839,11 @@
             </w:pPr>
             <w:r>
               <w:lastRenderedPageBreak/>
-              <w:t>CP02, CP03, CP0</w:t>
+              <w:t xml:space="preserve">CP02, CP03, </w:t>
             </w:r>
             <w:r>
               <w:lastRenderedPageBreak/>
-              <w:t>5</w:t>
+              <w:t>CP05</w:t>
             </w:r>
           </w:p>
         </w:tc>
@@ -9285,11 +9285,11 @@
           </w:tcPr>
           <w:p>
             <w:r>
-              <w:t xml:space="preserve">RF-07 Modificar una sucursal sin afectar a las </w:t>
+              <w:t xml:space="preserve">RF-07 </w:t>
             </w:r>
             <w:r>
               <w:lastRenderedPageBreak/>
-              <w:t>demas</w:t>
+              <w:t>Modificar una sucursal sin afectar a las demas</w:t>
             </w:r>
           </w:p>
         </w:tc>
@@ -9320,7 +9320,11 @@
               <w:t>id</w:t>
             </w:r>
             <w:r>
-              <w:t xml:space="preserve"> (clave estable) en todos los modulos</w:t>
+              <w:t xml:space="preserve"> (clave estable) </w:t>
+            </w:r>
+            <w:r>
+              <w:lastRenderedPageBreak/>
+              <w:t>en todos los modulos</w:t>
             </w:r>
           </w:p>
         </w:tc>
@@ -9333,7 +9337,12 @@
               <w:cnfStyle w:val="000000100000" w:firstRow="0" w:lastRow="0" w:firstColumn="0" w:lastColumn="0" w:oddVBand="0" w:evenVBand="0" w:oddHBand="1" w:evenHBand="0" w:firstRowFirstColumn="0" w:firstRowLastColumn="0" w:lastRowFirstColumn="0" w:lastRowLastColumn="0"/>
             </w:pPr>
             <w:r>
-              <w:t>Terraform</w:t>
+              <w:lastRenderedPageBreak/>
+              <w:t>Terraf</w:t>
+            </w:r>
+            <w:r>
+              <w:lastRenderedPageBreak/>
+              <w:t>orm</w:t>
             </w:r>
           </w:p>
         </w:tc>
@@ -9346,7 +9355,12 @@
               <w:cnfStyle w:val="000000100000" w:firstRow="0" w:lastRow="0" w:firstColumn="0" w:lastColumn="0" w:oddVBand="0" w:evenVBand="0" w:oddHBand="1" w:evenHBand="0" w:firstRowFirstColumn="0" w:firstRowLastColumn="0" w:lastRowFirstColumn="0" w:lastRowLastColumn="0"/>
             </w:pPr>
             <w:r>
-              <w:t>CP04</w:t>
+              <w:lastRenderedPageBreak/>
+              <w:t>CP</w:t>
+            </w:r>
+            <w:r>
+              <w:lastRenderedPageBreak/>
+              <w:t>04</w:t>
             </w:r>
           </w:p>
         </w:tc>
@@ -9363,6 +9377,7 @@
                 <w:rFonts w:ascii="Consolas" w:hAnsi="Consolas"/>
                 <w:sz w:val="19"/>
               </w:rPr>
+              <w:lastRenderedPageBreak/>
               <w:t>terraform plan</w:t>
             </w:r>
             <w:r>
@@ -9376,7 +9391,11 @@
               <w:t>-target</w:t>
             </w:r>
             <w:r>
-              <w:t xml:space="preserve">) documentado en </w:t>
+              <w:t xml:space="preserve">) </w:t>
+            </w:r>
+            <w:r>
+              <w:lastRenderedPageBreak/>
+              <w:t xml:space="preserve">documentado en </w:t>
             </w:r>
             <w:r>
               <w:rPr>
@@ -9400,6 +9419,7 @@
           </w:tcPr>
           <w:p>
             <w:r>
+              <w:lastRenderedPageBreak/>
               <w:t>RF-08 Entornos separados</w:t>
             </w:r>
           </w:p>
@@ -9770,7 +9790,11 @@
           </w:tcPr>
           <w:p>
             <w:r>
-              <w:t>Deteccion de Infrastructure Drift</w:t>
+              <w:t xml:space="preserve">Deteccion de Infrastructure </w:t>
+            </w:r>
+            <w:r>
+              <w:lastRenderedPageBreak/>
+              <w:t>Drift</w:t>
             </w:r>
           </w:p>
         </w:tc>
@@ -9787,6 +9811,7 @@
                 <w:rFonts w:ascii="Consolas" w:hAnsi="Consolas"/>
                 <w:sz w:val="19"/>
               </w:rPr>
+              <w:lastRenderedPageBreak/>
               <w:t>lab/drift</w:t>
             </w:r>
             <w:r>
@@ -9916,7 +9941,7 @@
               <w:cnfStyle w:val="000000100000" w:firstRow="0" w:lastRow="0" w:firstColumn="0" w:lastColumn="0" w:oddVBand="0" w:evenVBand="0" w:oddHBand="1" w:evenHBand="0" w:firstRowFirstColumn="0" w:firstRowLastColumn="0" w:lastRowFirstColumn="0" w:lastRowLastColumn="0"/>
             </w:pPr>
             <w:r>
-              <w:t>Ejecucion real del workflow (ver repositorio GitHub)</w:t>
+              <w:t>Runs reales (fmt, validate, test, TFLint, Checkov, gitleaks, drift-check) en https://github.com/ThiagoIcochea/ServiciosCloudIAC/actions</w:t>
             </w:r>
           </w:p>
         </w:tc>
@@ -9933,11 +9958,7 @@
           </w:tcPr>
           <w:p>
             <w:r>
-              <w:t xml:space="preserve">Laboratorio </w:t>
-            </w:r>
-            <w:r>
-              <w:lastRenderedPageBreak/>
-              <w:t>local de 2 sucursales</w:t>
+              <w:t>Laboratorio local de 2 sucursales</w:t>
             </w:r>
           </w:p>
         </w:tc>
@@ -9954,7 +9975,6 @@
                 <w:rFonts w:ascii="Consolas" w:hAnsi="Consolas"/>
                 <w:sz w:val="19"/>
               </w:rPr>
-              <w:lastRenderedPageBreak/>
               <w:t>lab/docker</w:t>
             </w:r>
           </w:p>
@@ -9968,11 +9988,10 @@
               <w:cnfStyle w:val="000000010000" w:firstRow="0" w:lastRow="0" w:firstColumn="0" w:lastColumn="0" w:oddVBand="0" w:evenVBand="0" w:oddHBand="0" w:evenHBand="1" w:firstRowFirstColumn="0" w:firstRowLastColumn="0" w:lastRowFirstColumn="0" w:lastRowLastColumn="0"/>
             </w:pPr>
             <w:r>
-              <w:t>Docker Compo</w:t>
-            </w:r>
-            <w:r>
-              <w:lastRenderedPageBreak/>
-              <w:t>se</w:t>
+              <w:t xml:space="preserve">Docker </w:t>
+            </w:r>
+            <w:r>
+              <w:t>Compose</w:t>
             </w:r>
           </w:p>
         </w:tc>
@@ -9985,12 +10004,7 @@
               <w:cnfStyle w:val="000000010000" w:firstRow="0" w:lastRow="0" w:firstColumn="0" w:lastColumn="0" w:oddVBand="0" w:evenVBand="0" w:oddHBand="0" w:evenHBand="1" w:firstRowFirstColumn="0" w:firstRowLastColumn="0" w:lastRowFirstColumn="0" w:lastRowLastColumn="0"/>
             </w:pPr>
             <w:r>
-              <w:lastRenderedPageBreak/>
-              <w:t>CP1</w:t>
-            </w:r>
-            <w:r>
-              <w:lastRenderedPageBreak/>
-              <w:t>6</w:t>
+              <w:t>CP16</w:t>
             </w:r>
           </w:p>
         </w:tc>
@@ -10007,15 +10021,10 @@
                 <w:rFonts w:ascii="Consolas" w:hAnsi="Consolas"/>
                 <w:sz w:val="19"/>
               </w:rPr>
-              <w:lastRenderedPageBreak/>
               <w:t>lab/docker/README.md</w:t>
             </w:r>
             <w:r>
-              <w:t xml:space="preserve"> (pendiente: requiere </w:t>
-            </w:r>
-            <w:r>
-              <w:lastRenderedPageBreak/>
-              <w:t>Docker Desktop)</w:t>
+              <w:t xml:space="preserve"> (pendiente: requiere Docker Desktop)</w:t>
             </w:r>
           </w:p>
         </w:tc>
@@ -10029,7 +10038,6 @@
         <w:rPr>
           <w:i/>
         </w:rPr>
-        <w:lastRenderedPageBreak/>
         <w:t>Esta matriz se actualiza al finalizar la implementacion (seccion 4 del</w:t>
       </w:r>
     </w:p>
@@ -10059,7 +10067,7 @@
       <w:pPr>
         <w:pStyle w:val="Ttulo1"/>
       </w:pPr>
-      <w:bookmarkStart w:id="27" w:name="_Toc242338674"/>
+      <w:bookmarkStart w:id="27" w:name="_Toc242342060"/>
       <w:r>
         <w:t>6. ARQUITECTURA PROPUESTA</w:t>
       </w:r>
@@ -10069,18 +10077,18 @@
       <w:pPr>
         <w:pStyle w:val="Ttulo2"/>
       </w:pPr>
-      <w:bookmarkStart w:id="28" w:name="_Toc242338675"/>
-      <w:r>
-        <w:t>1. Patron de diseno</w:t>
+      <w:bookmarkStart w:id="28" w:name="_Toc242342061"/>
+      <w:r>
+        <w:t xml:space="preserve">1. </w:t>
+      </w:r>
+      <w:r>
+        <w:t>Patron de diseno</w:t>
       </w:r>
       <w:bookmarkEnd w:id="28"/>
     </w:p>
     <w:p>
       <w:r>
-        <w:t>Cada sucursal es</w:t>
-      </w:r>
-      <w:r>
-        <w:t xml:space="preserve"> una instancia de un </w:t>
+        <w:t xml:space="preserve">Cada sucursal es una instancia de un </w:t>
       </w:r>
       <w:r>
         <w:rPr>
@@ -10153,10 +10161,7 @@
         <w:pStyle w:val="Listaconnmeros"/>
       </w:pPr>
       <w:r>
-        <w:t>Reglas de seguridad (Securi</w:t>
-      </w:r>
-      <w:r>
-        <w:t>ty Group en AWS / Firewall Rules en GCP).</w:t>
+        <w:t>Reglas de seguridad (Security Group en AWS / Firewall Rules en GCP).</w:t>
       </w:r>
     </w:p>
     <w:p>
@@ -10171,7 +10176,7 @@
       <w:pPr>
         <w:pStyle w:val="Ttulo2"/>
       </w:pPr>
-      <w:bookmarkStart w:id="29" w:name="_Toc242338676"/>
+      <w:bookmarkStart w:id="29" w:name="_Toc242342062"/>
       <w:r>
         <w:t>2. Interfaz comun entre proveedores</w:t>
       </w:r>
@@ -10202,10 +10207,10 @@
     </w:p>
     <w:p>
       <w:r>
-        <w:t xml:space="preserve">los 8 modulos base comparten la misma forma de </w:t>
-      </w:r>
-      <w:r>
-        <w:t>entrada logica aunque cada</w:t>
+        <w:t xml:space="preserve">los 8 </w:t>
+      </w:r>
+      <w:r>
+        <w:t>modulos base comparten la misma forma de entrada logica aunque cada</w:t>
       </w:r>
     </w:p>
     <w:p>
@@ -10237,6 +10242,7 @@
           </w:tcPr>
           <w:p>
             <w:r>
+              <w:lastRenderedPageBreak/>
               <w:t>Concepto logico (comun)</w:t>
             </w:r>
           </w:p>
@@ -10354,7 +10360,14 @@
                 <w:rFonts w:ascii="Consolas" w:hAnsi="Consolas"/>
                 <w:sz w:val="19"/>
               </w:rPr>
-              <w:t>google_compute_subnetwork</w:t>
+              <w:t>google_compute_sub</w:t>
+            </w:r>
+            <w:r>
+              <w:rPr>
+                <w:rFonts w:ascii="Consolas" w:hAnsi="Consolas"/>
+                <w:sz w:val="19"/>
+              </w:rPr>
+              <w:t>network</w:t>
             </w:r>
           </w:p>
         </w:tc>
@@ -10543,7 +10556,6 @@
           </w:tcPr>
           <w:p>
             <w:r>
-              <w:lastRenderedPageBreak/>
               <w:t>Monitoreo</w:t>
             </w:r>
           </w:p>
@@ -10571,14 +10583,7 @@
                 <w:rFonts w:ascii="Consolas" w:hAnsi="Consolas"/>
                 <w:sz w:val="19"/>
               </w:rPr>
-              <w:t>aws_cl</w:t>
-            </w:r>
-            <w:r>
-              <w:rPr>
-                <w:rFonts w:ascii="Consolas" w:hAnsi="Consolas"/>
-                <w:sz w:val="19"/>
-              </w:rPr>
-              <w:t>oudwatch_metric_alarm</w:t>
+              <w:t>aws_cloudwatch_metric_alarm</w:t>
             </w:r>
           </w:p>
         </w:tc>
@@ -10608,15 +10613,15 @@
     </w:p>
     <w:p>
       <w:r>
-        <w:t>contenedor; AWS fija la region a nivel de provider y GCP a nivel de recurso;</w:t>
-      </w:r>
-    </w:p>
-    <w:p>
-      <w:r>
-        <w:t xml:space="preserve">GCP gestiona la retencion de logs a nivel de </w:t>
-      </w:r>
-      <w:r>
-        <w:t>proyecto) se documentan en el</w:t>
+        <w:t xml:space="preserve">contenedor; AWS fija la region a nivel de provider y GCP a </w:t>
+      </w:r>
+      <w:r>
+        <w:t>nivel de recurso;</w:t>
+      </w:r>
+    </w:p>
+    <w:p>
+      <w:r>
+        <w:t>GCP gestiona la retencion de logs a nivel de proyecto) se documentan en el</w:t>
       </w:r>
     </w:p>
     <w:p>
@@ -10633,7 +10638,7 @@
       <w:pPr>
         <w:pStyle w:val="Ttulo2"/>
       </w:pPr>
-      <w:bookmarkStart w:id="30" w:name="_Toc242338677"/>
+      <w:bookmarkStart w:id="30" w:name="_Toc242342063"/>
       <w:r>
         <w:t>3. Extensibilidad (RNF)</w:t>
       </w:r>
@@ -10641,7 +10646,10 @@
     </w:p>
     <w:p>
       <w:r>
-        <w:t xml:space="preserve">Agregar la sucursal 51 es agregar una entrada a </w:t>
+        <w:t>Agregar la sucursal 51 es agregar una entra</w:t>
+      </w:r>
+      <w:r>
+        <w:t xml:space="preserve">da a </w:t>
       </w:r>
       <w:r>
         <w:rPr>
@@ -10663,136 +10671,130 @@
           <w:rFonts w:ascii="Consolas" w:hAnsi="Consolas"/>
           <w:sz w:val="19"/>
         </w:rPr>
-        <w:t>scripts/generate</w:t>
+        <w:t>scripts/generate_branches.py</w:t>
+      </w:r>
+      <w:r>
+        <w:t xml:space="preserve"> ajustando los</w:t>
+      </w:r>
+    </w:p>
+    <w:p>
+      <w:r>
+        <w:t xml:space="preserve">parametros). Ningun archivo </w:t>
       </w:r>
       <w:r>
         <w:rPr>
           <w:rFonts w:ascii="Consolas" w:hAnsi="Consolas"/>
           <w:sz w:val="19"/>
         </w:rPr>
-        <w:t>_branches.py</w:t>
-      </w:r>
-      <w:r>
-        <w:t xml:space="preserve"> ajustando los</w:t>
-      </w:r>
-    </w:p>
-    <w:p>
-      <w:r>
-        <w:t xml:space="preserve">parametros). Ningun archivo </w:t>
+        <w:t>.tf</w:t>
+      </w:r>
+      <w:r>
+        <w:t xml:space="preserve"> cambia. Esto se verifica automaticamente</w:t>
+      </w:r>
+    </w:p>
+    <w:p>
+      <w:r>
+        <w:t xml:space="preserve">en </w:t>
       </w:r>
       <w:r>
         <w:rPr>
           <w:rFonts w:ascii="Consolas" w:hAnsi="Consolas"/>
           <w:sz w:val="19"/>
         </w:rPr>
-        <w:t>.tf</w:t>
-      </w:r>
-      <w:r>
-        <w:t xml:space="preserve"> cambia. Esto se verifica automaticamente</w:t>
-      </w:r>
-    </w:p>
-    <w:p>
-      <w:r>
-        <w:t xml:space="preserve">en </w:t>
-      </w:r>
+        <w:t>terraform/tests/branch_stack.tftest.hcl</w:t>
+      </w:r>
+      <w:r>
+        <w:t xml:space="preserve"> y en</w:t>
+      </w:r>
+    </w:p>
+    <w:p>
       <w:r>
         <w:rPr>
           <w:rFonts w:ascii="Consolas" w:hAnsi="Consolas"/>
           <w:sz w:val="19"/>
         </w:rPr>
-        <w:t>terraform/tests/branch_stack.tftest.hcl</w:t>
-      </w:r>
-      <w:r>
-        <w:t xml:space="preserve"> y en</w:t>
-      </w:r>
-    </w:p>
-    <w:p>
+        <w:t>scripts/validate_branches_schema.py</w:t>
+      </w:r>
+      <w:r>
+        <w:t>.</w:t>
+      </w:r>
+    </w:p>
+    <w:p>
+      <w:pPr>
+        <w:pStyle w:val="Ttulo2"/>
+      </w:pPr>
+      <w:bookmarkStart w:id="31" w:name="_Toc242342064"/>
+      <w:r>
+        <w:t>4. Supue</w:t>
+      </w:r>
+      <w:r>
+        <w:t>sto academico de distribucion AWS/GCP</w:t>
+      </w:r>
+      <w:bookmarkEnd w:id="31"/>
+    </w:p>
+    <w:p>
+      <w:r>
+        <w:t>El enunciado exige distribuir las 50 sucursales entre AWS y GCP "para la</w:t>
+      </w:r>
+    </w:p>
+    <w:p>
+      <w:r>
+        <w:t>demostracion" y pide indicar explicitamente que es un supuesto academico.</w:t>
+      </w:r>
+    </w:p>
+    <w:p>
+      <w:r>
+        <w:t xml:space="preserve">Esta demo usa una distribucion </w:t>
+      </w:r>
+      <w:r>
+        <w:rPr>
+          <w:b/>
+        </w:rPr>
+        <w:t>25 AWS / 25 GCP</w:t>
+      </w:r>
+      <w:r>
+        <w:t xml:space="preserve"> (sucursales con id impar</w:t>
+      </w:r>
+    </w:p>
+    <w:p>
+      <w:r>
+        <w:t xml:space="preserve">-&gt; AWS, id par -&gt; GCP), ver </w:t>
+      </w:r>
       <w:r>
         <w:rPr>
           <w:rFonts w:ascii="Consolas" w:hAnsi="Consolas"/>
           <w:sz w:val="19"/>
         </w:rPr>
-        <w:t>scripts/validate_branches_schema.py</w:t>
-      </w:r>
-      <w:r>
-        <w:t>.</w:t>
+        <w:t>scripts/generate_branches.py</w:t>
+      </w:r>
+      <w:r>
+        <w:t>. En un caso real</w:t>
+      </w:r>
+    </w:p>
+    <w:p>
+      <w:r>
+        <w:t>la asignacion dependeria de criterios de negocio ajenos a este laboratorio</w:t>
+      </w:r>
+    </w:p>
+    <w:p>
+      <w:r>
+        <w:t>(contratos marco, presencia regional de cada proveedor, costos negociados,</w:t>
+      </w:r>
+    </w:p>
+    <w:p>
+      <w:r>
+        <w:lastRenderedPageBreak/>
+        <w:t>latencia a los puntos de venta,</w:t>
+      </w:r>
+      <w:r>
+        <w:t xml:space="preserve"> etc.).</w:t>
       </w:r>
     </w:p>
     <w:p>
       <w:pPr>
         <w:pStyle w:val="Ttulo2"/>
       </w:pPr>
-      <w:bookmarkStart w:id="31" w:name="_Toc242338678"/>
-      <w:r>
-        <w:t>4. Supuesto academico de distribucion AWS/GCP</w:t>
-      </w:r>
-      <w:bookmarkEnd w:id="31"/>
-    </w:p>
-    <w:p>
-      <w:r>
-        <w:t>El enunciado exige distri</w:t>
-      </w:r>
-      <w:r>
-        <w:t>buir las 50 sucursales entre AWS y GCP "para la</w:t>
-      </w:r>
-    </w:p>
-    <w:p>
-      <w:r>
-        <w:t>demostracion" y pide indicar explicitamente que es un supuesto academico.</w:t>
-      </w:r>
-    </w:p>
-    <w:p>
-      <w:r>
-        <w:t xml:space="preserve">Esta demo usa una distribucion </w:t>
-      </w:r>
-      <w:r>
-        <w:rPr>
-          <w:b/>
-        </w:rPr>
-        <w:t>25 AWS / 25 GCP</w:t>
-      </w:r>
-      <w:r>
-        <w:t xml:space="preserve"> (sucursales con id impar</w:t>
-      </w:r>
-    </w:p>
-    <w:p>
-      <w:r>
-        <w:t xml:space="preserve">-&gt; AWS, id par -&gt; GCP), ver </w:t>
-      </w:r>
-      <w:r>
-        <w:rPr>
-          <w:rFonts w:ascii="Consolas" w:hAnsi="Consolas"/>
-          <w:sz w:val="19"/>
-        </w:rPr>
-        <w:t>scripts/generate_branches.py</w:t>
-      </w:r>
-      <w:r>
-        <w:t>. En u</w:t>
-      </w:r>
-      <w:r>
-        <w:t>n caso real</w:t>
-      </w:r>
-    </w:p>
-    <w:p>
-      <w:r>
-        <w:t>la asignacion dependeria de criterios de negocio ajenos a este laboratorio</w:t>
-      </w:r>
-    </w:p>
-    <w:p>
-      <w:r>
-        <w:t>(contratos marco, presencia regional de cada proveedor, costos negociados,</w:t>
-      </w:r>
-    </w:p>
-    <w:p>
-      <w:r>
-        <w:t>latencia a los puntos de venta, etc.).</w:t>
-      </w:r>
-    </w:p>
-    <w:p>
-      <w:pPr>
-        <w:pStyle w:val="Ttulo2"/>
-      </w:pPr>
-      <w:bookmarkStart w:id="32" w:name="_Toc242338679"/>
+      <w:bookmarkStart w:id="32" w:name="_Toc242342065"/>
       <w:r>
         <w:t>5. Entornos y estado</w:t>
       </w:r>
@@ -10963,7 +10965,6 @@
                 <w:rFonts w:ascii="Consolas" w:hAnsi="Consolas"/>
                 <w:sz w:val="19"/>
               </w:rPr>
-              <w:lastRenderedPageBreak/>
               <w:t>development</w:t>
             </w:r>
           </w:p>
@@ -10990,7 +10991,10 @@
               <w:cnfStyle w:val="000000100000" w:firstRow="0" w:lastRow="0" w:firstColumn="0" w:lastColumn="0" w:oddVBand="0" w:evenVBand="0" w:oddHBand="1" w:evenHBand="0" w:firstRowFirstColumn="0" w:firstRowLastColumn="0" w:lastRowFirstColumn="0" w:lastRowLastColumn="0"/>
             </w:pPr>
             <w:r>
-              <w:t>Pruebas de nuevas sucursales/modulos</w:t>
+              <w:t xml:space="preserve">Pruebas de nuevas </w:t>
+            </w:r>
+            <w:r>
+              <w:t>sucursales/modulos</w:t>
             </w:r>
           </w:p>
         </w:tc>
@@ -10998,10 +11002,7 @@
     </w:tbl>
     <w:p>
       <w:r>
-        <w:t xml:space="preserve">Cada entorno tiene su propio estado de Terraform </w:t>
-      </w:r>
-      <w:r>
-        <w:t>(aislamiento de blast</w:t>
+        <w:t>Cada entorno tiene su propio estado de Terraform (aislamiento de blast</w:t>
       </w:r>
     </w:p>
     <w:p>
@@ -11023,7 +11024,7 @@
       <w:pPr>
         <w:pStyle w:val="Ttulo2"/>
       </w:pPr>
-      <w:bookmarkStart w:id="33" w:name="_Toc242338680"/>
+      <w:bookmarkStart w:id="33" w:name="_Toc242342066"/>
       <w:r>
         <w:t>6. Limitacion de diseno documentada: regiones AWS</w:t>
       </w:r>
@@ -11031,7 +11032,10 @@
     </w:p>
     <w:p>
       <w:r>
-        <w:t>Todas las sucursales AWS de esta demo comparten una unica region</w:t>
+        <w:t>Todas las sucursales AWS de esta demo comparten una uni</w:t>
+      </w:r>
+      <w:r>
+        <w:t>ca region</w:t>
       </w:r>
     </w:p>
     <w:p>
@@ -11056,10 +11060,7 @@
         <w:t>aws</w:t>
       </w:r>
       <w:r>
-        <w:t xml:space="preserve"> de Terraform fija la reg</w:t>
-      </w:r>
-      <w:r>
-        <w:t>ion a nivel</w:t>
+        <w:t xml:space="preserve"> de Terraform fija la region a nivel</w:t>
       </w:r>
     </w:p>
     <w:p>
@@ -11110,15 +11111,15 @@
     </w:p>
     <w:p>
       <w:r>
-        <w:t>pasados explicitamente a cada modulo — una extension valida pero fuera del</w:t>
-      </w:r>
-    </w:p>
-    <w:p>
-      <w:r>
-        <w:t>alcance de este laboratorio academ</w:t>
-      </w:r>
-      <w:r>
-        <w:t>ico sin credenciales. GCP si combina</w:t>
+        <w:t>pasados explicitamente a cada modulo — u</w:t>
+      </w:r>
+      <w:r>
+        <w:t>na extension valida pero fuera del</w:t>
+      </w:r>
+    </w:p>
+    <w:p>
+      <w:r>
+        <w:t>alcance de este laboratorio academico sin credenciales. GCP si combina</w:t>
       </w:r>
     </w:p>
     <w:p>
@@ -11188,8 +11189,9 @@
         <w:rPr>
           <w:noProof/>
         </w:rPr>
+        <w:lastRenderedPageBreak/>
         <w:drawing>
-          <wp:inline distT="0" distB="0" distL="0" distR="0" wp14:anchorId="0AB515C4" wp14:editId="6010C908">
+          <wp:inline distT="0" distB="0" distL="0" distR="0" wp14:anchorId="778B1E71" wp14:editId="2F1BD2B5">
             <wp:extent cx="5486400" cy="3790604"/>
             <wp:effectExtent l="0" t="0" r="0" b="0"/>
             <wp:docPr id="2" name="Picture 2"/>
@@ -11234,16 +11236,22 @@
           <w:b/>
           <w:sz w:val="20"/>
         </w:rPr>
-        <w:t>Figura 1. Arquitectura general de las 50 sucursales.</w:t>
+        <w:t xml:space="preserve">Figura 1. </w:t>
+      </w:r>
+      <w:r>
+        <w:rPr>
+          <w:b/>
+          <w:sz w:val="20"/>
+        </w:rPr>
+        <w:t>Arquitectura general de las 50 sucursales.</w:t>
       </w:r>
     </w:p>
     <w:p>
       <w:pPr>
         <w:pStyle w:val="Ttulo2"/>
       </w:pPr>
-      <w:bookmarkStart w:id="34" w:name="_Toc242338681"/>
-      <w:r>
-        <w:lastRenderedPageBreak/>
+      <w:bookmarkStart w:id="34" w:name="_Toc242342067"/>
+      <w:r>
         <w:t>Recursos por sucursal</w:t>
       </w:r>
       <w:bookmarkEnd w:id="34"/>
@@ -11778,19 +11786,20 @@
     </w:tbl>
     <w:p>
       <w:r>
-        <w:t>Para las 25 sucursales AWS de esta demo: 25 VPC independientes, 50</w:t>
-      </w:r>
-    </w:p>
-    <w:p>
-      <w:r>
-        <w:t xml:space="preserve">instancias EC2, 25 Security Groups con </w:t>
-      </w:r>
-      <w:r>
-        <w:t>3 reglas cada uno (75 reglas) y 25</w:t>
-      </w:r>
-    </w:p>
-    <w:p>
-      <w:r>
+        <w:t>Para las 25 sucursales</w:t>
+      </w:r>
+      <w:r>
+        <w:t xml:space="preserve"> AWS de esta demo: 25 VPC independientes, 50</w:t>
+      </w:r>
+    </w:p>
+    <w:p>
+      <w:r>
+        <w:t>instancias EC2, 25 Security Groups con 3 reglas cada uno (75 reglas) y 25</w:t>
+      </w:r>
+    </w:p>
+    <w:p>
+      <w:r>
+        <w:lastRenderedPageBreak/>
         <w:t>Log Groups con 50 alarmas de CPU.</w:t>
       </w:r>
     </w:p>
@@ -11798,7 +11807,7 @@
       <w:pPr>
         <w:pStyle w:val="Ttulo2"/>
       </w:pPr>
-      <w:bookmarkStart w:id="35" w:name="_Toc242338682"/>
+      <w:bookmarkStart w:id="35" w:name="_Toc242342068"/>
       <w:r>
         <w:t>Justificacion de herramientas</w:t>
       </w:r>
@@ -11927,7 +11936,10 @@
           </w:tcPr>
           <w:p>
             <w:r>
-              <w:t>Security Group por sucursal (no uno global)</w:t>
+              <w:t>Securit</w:t>
+            </w:r>
+            <w:r>
+              <w:t>y Group por sucursal (no uno global)</w:t>
             </w:r>
           </w:p>
         </w:tc>
@@ -11940,10 +11952,7 @@
               <w:cnfStyle w:val="000000100000" w:firstRow="0" w:lastRow="0" w:firstColumn="0" w:lastColumn="0" w:oddVBand="0" w:evenVBand="0" w:oddHBand="1" w:evenHBand="0" w:firstRowFirstColumn="0" w:firstRowLastColumn="0" w:lastRowFirstColumn="0" w:lastRowLastColumn="0"/>
             </w:pPr>
             <w:r>
-              <w:t>Permite re</w:t>
-            </w:r>
-            <w:r>
-              <w:t>glas especificas por sucursal sin afectar a las demas (RF-07)</w:t>
+              <w:t>Permite reglas especificas por sucursal sin afectar a las demas (RF-07)</w:t>
             </w:r>
           </w:p>
         </w:tc>
@@ -11987,9 +11996,8 @@
         <w:rPr>
           <w:noProof/>
         </w:rPr>
-        <w:lastRenderedPageBreak/>
         <w:drawing>
-          <wp:inline distT="0" distB="0" distL="0" distR="0" wp14:anchorId="7EFD2705" wp14:editId="50CEF954">
+          <wp:inline distT="0" distB="0" distL="0" distR="0" wp14:anchorId="596F34C2" wp14:editId="1A47C980">
             <wp:extent cx="5486400" cy="3396343"/>
             <wp:effectExtent l="0" t="0" r="0" b="0"/>
             <wp:docPr id="3" name="Picture 3"/>
@@ -12041,9 +12049,12 @@
       <w:pPr>
         <w:pStyle w:val="Ttulo2"/>
       </w:pPr>
-      <w:bookmarkStart w:id="36" w:name="_Toc242338683"/>
-      <w:r>
-        <w:t>Recursos por sucursal</w:t>
+      <w:bookmarkStart w:id="36" w:name="_Toc242342069"/>
+      <w:r>
+        <w:t>Recursos</w:t>
+      </w:r>
+      <w:r>
+        <w:t xml:space="preserve"> por sucursal</w:t>
       </w:r>
       <w:bookmarkEnd w:id="36"/>
     </w:p>
@@ -12118,6 +12129,7 @@
                 <w:rFonts w:ascii="Consolas" w:hAnsi="Consolas"/>
                 <w:sz w:val="19"/>
               </w:rPr>
+              <w:lastRenderedPageBreak/>
               <w:t>google_compute_network</w:t>
             </w:r>
           </w:p>
@@ -12433,12 +12445,9 @@
       <w:pPr>
         <w:pStyle w:val="Ttulo2"/>
       </w:pPr>
-      <w:bookmarkStart w:id="37" w:name="_Toc242338684"/>
-      <w:r>
-        <w:t xml:space="preserve">Diferencias </w:t>
-      </w:r>
-      <w:r>
-        <w:t>tecnicas respecto a AWS (documentadas, no forzadas a una abstraccion comun)</w:t>
+      <w:bookmarkStart w:id="37" w:name="_Toc242342070"/>
+      <w:r>
+        <w:t>Diferencias tecnicas respecto a AWS (documentadas, no forzadas a una abstraccion comun)</w:t>
       </w:r>
       <w:bookmarkEnd w:id="37"/>
     </w:p>
@@ -12509,7 +12518,6 @@
           </w:tcPr>
           <w:p>
             <w:r>
-              <w:lastRenderedPageBreak/>
               <w:t>Contenedor de reglas de seguridad</w:t>
             </w:r>
           </w:p>
@@ -12546,10 +12554,10 @@
               <w:t>google_compute_firewall</w:t>
             </w:r>
             <w:r>
-              <w:t xml:space="preserve"> independiente asociado </w:t>
-            </w:r>
-            <w:r>
-              <w:t>a la red</w:t>
+              <w:t xml:space="preserve"> independien</w:t>
+            </w:r>
+            <w:r>
+              <w:t>te asociado a la red</w:t>
             </w:r>
           </w:p>
         </w:tc>
@@ -12642,19 +12650,16 @@
               <w:cnfStyle w:val="000000100000" w:firstRow="0" w:lastRow="0" w:firstColumn="0" w:lastColumn="0" w:oddVBand="0" w:evenVBand="0" w:oddHBand="1" w:evenHBand="0" w:firstRowFirstColumn="0" w:firstRowLastColumn="0" w:lastRowFirstColumn="0" w:lastRowLastColumn="0"/>
             </w:pPr>
             <w:r>
-              <w:t xml:space="preserve">A nivel de </w:t>
+              <w:t>A</w:t>
+            </w:r>
+            <w:r>
+              <w:t xml:space="preserve"> nivel de </w:t>
             </w:r>
             <w:r>
               <w:rPr>
                 <w:b/>
               </w:rPr>
-              <w:t>pr</w:t>
-            </w:r>
-            <w:r>
-              <w:rPr>
-                <w:b/>
-              </w:rPr>
-              <w:t>ovider</w:t>
+              <w:t>provider</w:t>
             </w:r>
             <w:r>
               <w:t xml:space="preserve"> (una region por configuracion de provider)</w:t>
@@ -12759,14 +12764,14 @@
                 <w:rFonts w:ascii="Consolas" w:hAnsi="Consolas"/>
                 <w:sz w:val="19"/>
               </w:rPr>
-              <w:t>google_logging_proj</w:t>
+              <w:t>google_</w:t>
             </w:r>
             <w:r>
               <w:rPr>
                 <w:rFonts w:ascii="Consolas" w:hAnsi="Consolas"/>
                 <w:sz w:val="19"/>
               </w:rPr>
-              <w:t>ect_bucket_config</w:t>
+              <w:t>logging_project_bucket_config</w:t>
             </w:r>
             <w:r>
               <w:t xml:space="preserve">), fuera del alcance de un modulo por sucursal (ver </w:t>
@@ -12776,6 +12781,7 @@
                 <w:rFonts w:ascii="Consolas" w:hAnsi="Consolas"/>
                 <w:sz w:val="19"/>
               </w:rPr>
+              <w:lastRenderedPageBreak/>
               <w:t>modules/gcp/monitoring/README.md</w:t>
             </w:r>
             <w:r>
@@ -12789,8 +12795,9 @@
       <w:pPr>
         <w:pStyle w:val="Ttulo2"/>
       </w:pPr>
-      <w:bookmarkStart w:id="38" w:name="_Toc242338685"/>
-      <w:r>
+      <w:bookmarkStart w:id="38" w:name="_Toc242342071"/>
+      <w:r>
+        <w:lastRenderedPageBreak/>
         <w:t>Justificacion de herramientas</w:t>
       </w:r>
       <w:bookmarkEnd w:id="38"/>
@@ -12871,10 +12878,10 @@
               <w:cnfStyle w:val="000000100000" w:firstRow="0" w:lastRow="0" w:firstColumn="0" w:lastColumn="0" w:oddVBand="0" w:evenVBand="0" w:oddHBand="1" w:evenHBand="0" w:firstRowFirstColumn="0" w:firstRowLastColumn="0" w:lastRowFirstColumn="0" w:lastRowLastColumn="0"/>
             </w:pPr>
             <w:r>
-              <w:t xml:space="preserve">Evita que GCP cree subnets </w:t>
-            </w:r>
-            <w:r>
-              <w:t>automaticas en todas las regiones; cada sucursal declara exactamente la subnet que necesita</w:t>
+              <w:t xml:space="preserve">Evita que GCP cree </w:t>
+            </w:r>
+            <w:r>
+              <w:t>subnets automaticas en todas las regiones; cada sucursal declara exactamente la subnet que necesita</w:t>
             </w:r>
           </w:p>
         </w:tc>
@@ -12961,9 +12968,8 @@
         <w:rPr>
           <w:noProof/>
         </w:rPr>
-        <w:lastRenderedPageBreak/>
         <w:drawing>
-          <wp:inline distT="0" distB="0" distL="0" distR="0" wp14:anchorId="2F3FF7F0" wp14:editId="441785A8">
+          <wp:inline distT="0" distB="0" distL="0" distR="0" wp14:anchorId="4F09F0DE" wp14:editId="4B6A456C">
             <wp:extent cx="5486400" cy="3396343"/>
             <wp:effectExtent l="0" t="0" r="0" b="0"/>
             <wp:docPr id="4" name="Picture 4"/>
@@ -13015,7 +13021,7 @@
       <w:pPr>
         <w:pStyle w:val="Ttulo1"/>
       </w:pPr>
-      <w:bookmarkStart w:id="39" w:name="_Toc242338686"/>
+      <w:bookmarkStart w:id="39" w:name="_Toc242342072"/>
       <w:r>
         <w:t>7. IMPLEMENTACIÓN</w:t>
       </w:r>
@@ -13025,7 +13031,7 @@
       <w:pPr>
         <w:pStyle w:val="Ttulo2"/>
       </w:pPr>
-      <w:bookmarkStart w:id="40" w:name="_Toc242338687"/>
+      <w:bookmarkStart w:id="40" w:name="_Toc242342073"/>
       <w:r>
         <w:t>7.1 Estructura del repositorio</w:t>
       </w:r>
@@ -13080,6 +13086,7 @@
     </w:p>
     <w:p>
       <w:r>
+        <w:lastRenderedPageBreak/>
         <w:t xml:space="preserve">(datos de las sucursales), </w:t>
       </w:r>
       <w:r>
@@ -13134,9 +13141,8 @@
         <w:rPr>
           <w:noProof/>
         </w:rPr>
-        <w:lastRenderedPageBreak/>
         <w:drawing>
-          <wp:inline distT="0" distB="0" distL="0" distR="0" wp14:anchorId="556F6535" wp14:editId="2D8A80AA">
+          <wp:inline distT="0" distB="0" distL="0" distR="0" wp14:anchorId="46F612BB" wp14:editId="6939693F">
             <wp:extent cx="5486400" cy="3239589"/>
             <wp:effectExtent l="0" t="0" r="0" b="0"/>
             <wp:docPr id="5" name="Picture 5"/>
@@ -13188,7 +13194,7 @@
       <w:pPr>
         <w:pStyle w:val="Ttulo2"/>
       </w:pPr>
-      <w:bookmarkStart w:id="41" w:name="_Toc242338688"/>
+      <w:bookmarkStart w:id="41" w:name="_Toc242342074"/>
       <w:r>
         <w:t>7.2 Módulos Terraform</w:t>
       </w:r>
@@ -13324,7 +13330,7 @@
       <w:pPr>
         <w:pStyle w:val="Ttulo2"/>
       </w:pPr>
-      <w:bookmarkStart w:id="42" w:name="_Toc242338689"/>
+      <w:bookmarkStart w:id="42" w:name="_Toc242342075"/>
       <w:r>
         <w:t>7.3 Configuración de sucursales</w:t>
       </w:r>
@@ -13393,8 +13399,9 @@
       <w:pPr>
         <w:pStyle w:val="Ttulo2"/>
       </w:pPr>
-      <w:bookmarkStart w:id="43" w:name="_Toc242338690"/>
-      <w:r>
+      <w:bookmarkStart w:id="43" w:name="_Toc242342076"/>
+      <w:r>
+        <w:lastRenderedPageBreak/>
         <w:t>7.4 Redes, servidores, seguridad y monitoreo</w:t>
       </w:r>
       <w:bookmarkEnd w:id="43"/>
@@ -13416,9 +13423,8 @@
       <w:pPr>
         <w:pStyle w:val="Ttulo1"/>
       </w:pPr>
-      <w:bookmarkStart w:id="44" w:name="_Toc242338691"/>
-      <w:r>
-        <w:lastRenderedPageBreak/>
+      <w:bookmarkStart w:id="44" w:name="_Toc242342077"/>
+      <w:r>
         <w:t>8. GESTIÓN DEL ESTADO</w:t>
       </w:r>
       <w:bookmarkEnd w:id="44"/>
@@ -13427,7 +13433,7 @@
       <w:pPr>
         <w:pStyle w:val="Ttulo2"/>
       </w:pPr>
-      <w:bookmarkStart w:id="45" w:name="_Toc242338692"/>
+      <w:bookmarkStart w:id="45" w:name="_Toc242342078"/>
       <w:r>
         <w:t>Diseno empresarial (AWS)</w:t>
       </w:r>
@@ -13748,6 +13754,7 @@
           <w:rFonts w:ascii="Consolas" w:hAnsi="Consolas"/>
           <w:sz w:val="18"/>
         </w:rPr>
+        <w:lastRenderedPageBreak/>
         <w:t># Ejemplo (NO se ejecuta en este proyecto: requeriria credenciales AWS reales)</w:t>
       </w:r>
       <w:r>
@@ -13811,14 +13818,15 @@
           <w:sz w:val="18"/>
         </w:rPr>
         <w:br/>
+        <w:t xml:space="preserve">    kms_key_id     = "arn:aws:kms:sa-east-1:111111111111:key/EJEMPLO"</w:t>
       </w:r>
       <w:r>
         <w:rPr>
           <w:rFonts w:ascii="Consolas" w:hAnsi="Consolas"/>
           <w:sz w:val="18"/>
         </w:rPr>
-        <w:lastRenderedPageBreak/>
-        <w:t xml:space="preserve">    kms_key_id     = "arn:aws:kms:sa-east-1:111111111111:key/EJEMPLO"</w:t>
+        <w:br/>
+        <w:t xml:space="preserve">    dynamodb_table = "iac-50-sucursales-tfstate-lock" # Terraform &lt; 1.10</w:t>
       </w:r>
       <w:r>
         <w:rPr>
@@ -13826,22 +13834,22 @@
           <w:sz w:val="18"/>
         </w:rPr>
         <w:br/>
-        <w:t xml:space="preserve">    dynamodb_table = "iac-50-sucursales-tfstate-lock" # Terraform &lt; 1.10</w:t>
+        <w:t xml:space="preserve">    # use_lockfile = true                             # Terraf</w:t>
       </w:r>
       <w:r>
         <w:rPr>
           <w:rFonts w:ascii="Consolas" w:hAnsi="Consolas"/>
           <w:sz w:val="18"/>
         </w:rPr>
-        <w:br/>
-        <w:t xml:space="preserve">    # use_lockfile = true                             # Terraf</w:t>
+        <w:t>orm &gt;= 1.10</w:t>
       </w:r>
       <w:r>
         <w:rPr>
           <w:rFonts w:ascii="Consolas" w:hAnsi="Consolas"/>
           <w:sz w:val="18"/>
         </w:rPr>
-        <w:t>orm &gt;= 1.10</w:t>
+        <w:br/>
+        <w:t xml:space="preserve">  }</w:t>
       </w:r>
       <w:r>
         <w:rPr>
@@ -13849,14 +13857,6 @@
           <w:sz w:val="18"/>
         </w:rPr>
         <w:br/>
-        <w:t xml:space="preserve">  }</w:t>
-      </w:r>
-      <w:r>
-        <w:rPr>
-          <w:rFonts w:ascii="Consolas" w:hAnsi="Consolas"/>
-          <w:sz w:val="18"/>
-        </w:rPr>
-        <w:br/>
         <w:t>}</w:t>
       </w:r>
     </w:p>
@@ -13864,7 +13864,7 @@
       <w:pPr>
         <w:pStyle w:val="Ttulo2"/>
       </w:pPr>
-      <w:bookmarkStart w:id="46" w:name="_Toc242338693"/>
+      <w:bookmarkStart w:id="46" w:name="_Toc242342079"/>
       <w:r>
         <w:t>Diseno empresarial (GCP)</w:t>
       </w:r>
@@ -14166,8 +14166,9 @@
       <w:pPr>
         <w:pStyle w:val="Ttulo2"/>
       </w:pPr>
-      <w:bookmarkStart w:id="47" w:name="_Toc242338694"/>
-      <w:r>
+      <w:bookmarkStart w:id="47" w:name="_Toc242342080"/>
+      <w:r>
+        <w:lastRenderedPageBreak/>
         <w:t>Laboratorio local (lo unico que se ejecuta realmente)</w:t>
       </w:r>
       <w:bookmarkEnd w:id="47"/>
@@ -14246,7 +14247,6 @@
     </w:p>
     <w:p>
       <w:r>
-        <w:lastRenderedPageBreak/>
         <w:t>modificacion de configuracion, planificacion, actualizacion controlada y</w:t>
       </w:r>
     </w:p>
@@ -14301,7 +14301,7 @@
       <w:pPr>
         <w:pStyle w:val="Ttulo2"/>
       </w:pPr>
-      <w:bookmarkStart w:id="48" w:name="_Toc242338695"/>
+      <w:bookmarkStart w:id="48" w:name="_Toc242342081"/>
       <w:r>
         <w:t>Riesgos de almacenar informacion sensible en el state</w:t>
       </w:r>
@@ -14485,8 +14485,9 @@
         <w:rPr>
           <w:noProof/>
         </w:rPr>
+        <w:lastRenderedPageBreak/>
         <w:drawing>
-          <wp:inline distT="0" distB="0" distL="0" distR="0" wp14:anchorId="3576CE81" wp14:editId="29DCEF0D">
+          <wp:inline distT="0" distB="0" distL="0" distR="0" wp14:anchorId="5A878381" wp14:editId="1BCCE21A">
             <wp:extent cx="5486400" cy="2926080"/>
             <wp:effectExtent l="0" t="0" r="0" b="0"/>
             <wp:docPr id="6" name="Picture 6"/>
@@ -14531,7 +14532,6 @@
           <w:b/>
           <w:sz w:val="20"/>
         </w:rPr>
-        <w:lastRenderedPageBreak/>
         <w:t>Figura 6. Gestión del Terraform State.</w:t>
       </w:r>
     </w:p>
@@ -14539,7 +14539,7 @@
       <w:pPr>
         <w:pStyle w:val="Ttulo1"/>
       </w:pPr>
-      <w:bookmarkStart w:id="49" w:name="_Toc242338696"/>
+      <w:bookmarkStart w:id="49" w:name="_Toc242342082"/>
       <w:r>
         <w:t>9. PIPELINE</w:t>
       </w:r>
@@ -14552,7 +14552,7 @@
       <w:pPr>
         <w:pStyle w:val="Ttulo2"/>
       </w:pPr>
-      <w:bookmarkStart w:id="50" w:name="_Toc242338697"/>
+      <w:bookmarkStart w:id="50" w:name="_Toc242342083"/>
       <w:r>
         <w:t>Flujo comun AWS + GCP</w:t>
       </w:r>
@@ -14615,7 +14615,7 @@
       <w:pPr>
         <w:pStyle w:val="Ttulo2"/>
       </w:pPr>
-      <w:bookmarkStart w:id="51" w:name="_Toc242338698"/>
+      <w:bookmarkStart w:id="51" w:name="_Toc242342084"/>
       <w:r>
         <w:t>Procedimiento de aprobacion</w:t>
       </w:r>
@@ -14766,6 +14766,7 @@
     </w:p>
     <w:p>
       <w:r>
+        <w:lastRenderedPageBreak/>
         <w:t>ejecutado** (ver seccion siguiente), porque no existen credenciales de</w:t>
       </w:r>
     </w:p>
@@ -14778,7 +14779,7 @@
       <w:pPr>
         <w:pStyle w:val="Ttulo2"/>
       </w:pPr>
-      <w:bookmarkStart w:id="52" w:name="_Toc242338699"/>
+      <w:bookmarkStart w:id="52" w:name="_Toc242342085"/>
       <w:r>
         <w:t>Por que el pipeline NUNCA ejecuta `terraform apply` contra AWS/GCP</w:t>
       </w:r>
@@ -14876,7 +14877,6 @@
           <w:rFonts w:ascii="Consolas" w:hAnsi="Consolas"/>
           <w:sz w:val="19"/>
         </w:rPr>
-        <w:lastRenderedPageBreak/>
         <w:t>drift-check.yml</w:t>
       </w:r>
       <w:r>
@@ -14967,7 +14967,7 @@
       <w:pPr>
         <w:pStyle w:val="Ttulo2"/>
       </w:pPr>
-      <w:bookmarkStart w:id="53" w:name="_Toc242338700"/>
+      <w:bookmarkStart w:id="53" w:name="_Toc242342086"/>
       <w:r>
         <w:t>Habilitar el despliegue real en el futuro</w:t>
       </w:r>
@@ -15120,6 +15120,7 @@
     </w:p>
     <w:p>
       <w:r>
+        <w:lastRenderedPageBreak/>
         <w:t>interfaz de GitHub (no automatico en el merge).</w:t>
       </w:r>
     </w:p>
@@ -15154,9 +15155,8 @@
         <w:rPr>
           <w:noProof/>
         </w:rPr>
-        <w:lastRenderedPageBreak/>
         <w:drawing>
-          <wp:inline distT="0" distB="0" distL="0" distR="0" wp14:anchorId="1BCB8471" wp14:editId="69A497CC">
+          <wp:inline distT="0" distB="0" distL="0" distR="0" wp14:anchorId="1E0ACB0D" wp14:editId="1F1C6FC4">
             <wp:extent cx="5486400" cy="2493818"/>
             <wp:effectExtent l="0" t="0" r="0" b="0"/>
             <wp:docPr id="7" name="Picture 7"/>
@@ -15208,7 +15208,7 @@
       <w:pPr>
         <w:pStyle w:val="Ttulo1"/>
       </w:pPr>
-      <w:bookmarkStart w:id="54" w:name="_Toc242338701"/>
+      <w:bookmarkStart w:id="54" w:name="_Toc242342087"/>
       <w:r>
         <w:t>10. SEGURIDAD</w:t>
       </w:r>
@@ -15218,7 +15218,7 @@
       <w:pPr>
         <w:pStyle w:val="Ttulo2"/>
       </w:pPr>
-      <w:bookmarkStart w:id="55" w:name="_Toc242338702"/>
+      <w:bookmarkStart w:id="55" w:name="_Toc242342088"/>
       <w:r>
         <w:t>Lo implementado en este repositorio</w:t>
       </w:r>
@@ -15515,6 +15515,7 @@
     </w:p>
     <w:p>
       <w:r>
+        <w:lastRenderedPageBreak/>
         <w:t>entorno/prefijo, nunca permisos de administrador completo).</w:t>
       </w:r>
     </w:p>
@@ -15522,9 +15523,8 @@
       <w:pPr>
         <w:pStyle w:val="Ttulo2"/>
       </w:pPr>
-      <w:bookmarkStart w:id="56" w:name="_Toc242338703"/>
-      <w:r>
-        <w:lastRenderedPageBreak/>
+      <w:bookmarkStart w:id="56" w:name="_Toc242342089"/>
+      <w:r>
         <w:t xml:space="preserve">Uso futuro (empresarial, no implementado </w:t>
       </w:r>
       <w:r>
@@ -15711,7 +15711,7 @@
       <w:pPr>
         <w:pStyle w:val="Ttulo2"/>
       </w:pPr>
-      <w:bookmarkStart w:id="57" w:name="_Toc242338704"/>
+      <w:bookmarkStart w:id="57" w:name="_Toc242342090"/>
       <w:r>
         <w:t>Que NO existe en este repositorio (verificado)</w:t>
       </w:r>
@@ -15826,7 +15826,7 @@
       <w:pPr>
         <w:pStyle w:val="Ttulo1"/>
       </w:pPr>
-      <w:bookmarkStart w:id="58" w:name="_Toc242338705"/>
+      <w:bookmarkStart w:id="58" w:name="_Toc242342091"/>
       <w:r>
         <w:t>11. INFRASTRUCTURE DRIFT</w:t>
       </w:r>
@@ -15854,6 +15854,7 @@
     </w:p>
     <w:p>
       <w:r>
+        <w:lastRenderedPageBreak/>
         <w:t>Infrastructure Drift exigido en la FASE VI del enunciado.</w:t>
       </w:r>
     </w:p>
@@ -15861,9 +15862,8 @@
       <w:pPr>
         <w:pStyle w:val="Ttulo2"/>
       </w:pPr>
-      <w:bookmarkStart w:id="59" w:name="_Toc242338706"/>
-      <w:r>
-        <w:lastRenderedPageBreak/>
+      <w:bookmarkStart w:id="59" w:name="_Toc242342092"/>
+      <w:r>
         <w:t xml:space="preserve">Por que un recurso local y no </w:t>
       </w:r>
       <w:r>
@@ -15959,7 +15959,7 @@
       <w:pPr>
         <w:pStyle w:val="Ttulo2"/>
       </w:pPr>
-      <w:bookmarkStart w:id="60" w:name="_Toc242338707"/>
+      <w:bookmarkStart w:id="60" w:name="_Toc242342093"/>
       <w:r>
         <w:t xml:space="preserve">Diferencias entre Drift local y </w:t>
       </w:r>
@@ -16269,8 +16269,9 @@
       <w:pPr>
         <w:pStyle w:val="Ttulo2"/>
       </w:pPr>
-      <w:bookmarkStart w:id="61" w:name="_Toc242338708"/>
-      <w:r>
+      <w:bookmarkStart w:id="61" w:name="_Toc242342094"/>
+      <w:r>
+        <w:lastRenderedPageBreak/>
         <w:t>Ejecucion</w:t>
       </w:r>
       <w:bookmarkEnd w:id="61"/>
@@ -16305,7 +16306,6 @@
     </w:p>
     <w:p>
       <w:r>
-        <w:lastRenderedPageBreak/>
         <w:t>El script ejecuta, en orden, los 10 pasos descritos en la seccion 15 del</w:t>
       </w:r>
     </w:p>
@@ -16359,7 +16359,7 @@
       <w:pPr>
         <w:pStyle w:val="Ttulo2"/>
       </w:pPr>
-      <w:bookmarkStart w:id="62" w:name="_Toc242338709"/>
+      <w:bookmarkStart w:id="62" w:name="_Toc242342095"/>
       <w:r>
         <w:t>Importante</w:t>
       </w:r>
@@ -16428,7 +16428,7 @@
           <w:noProof/>
         </w:rPr>
         <w:drawing>
-          <wp:inline distT="0" distB="0" distL="0" distR="0" wp14:anchorId="6A606884" wp14:editId="0F967004">
+          <wp:inline distT="0" distB="0" distL="0" distR="0" wp14:anchorId="20F874F7" wp14:editId="76ABFB7F">
             <wp:extent cx="5486400" cy="2294313"/>
             <wp:effectExtent l="0" t="0" r="0" b="0"/>
             <wp:docPr id="8" name="Picture 8"/>
@@ -16486,7 +16486,7 @@
         </w:rPr>
         <w:lastRenderedPageBreak/>
         <w:drawing>
-          <wp:inline distT="0" distB="0" distL="0" distR="0" wp14:anchorId="1953F7B0" wp14:editId="4551D130">
+          <wp:inline distT="0" distB="0" distL="0" distR="0" wp14:anchorId="3EDC3A30" wp14:editId="21B11171">
             <wp:extent cx="5486400" cy="5059680"/>
             <wp:effectExtent l="0" t="0" r="0" b="0"/>
             <wp:docPr id="9" name="Picture 9"/>
@@ -16543,7 +16543,7 @@
           <w:noProof/>
         </w:rPr>
         <w:drawing>
-          <wp:inline distT="0" distB="0" distL="0" distR="0" wp14:anchorId="6ED2E564" wp14:editId="2BB72E0E">
+          <wp:inline distT="0" distB="0" distL="0" distR="0" wp14:anchorId="20F6D2E7" wp14:editId="380599E5">
             <wp:extent cx="5486400" cy="1347216"/>
             <wp:effectExtent l="0" t="0" r="0" b="0"/>
             <wp:docPr id="10" name="Picture 10"/>
@@ -16595,7 +16595,7 @@
       <w:pPr>
         <w:pStyle w:val="Ttulo1"/>
       </w:pPr>
-      <w:bookmarkStart w:id="63" w:name="_Toc242338710"/>
+      <w:bookmarkStart w:id="63" w:name="_Toc242342096"/>
       <w:r>
         <w:t>12. PRUEBAS LOCALES</w:t>
       </w:r>
@@ -16680,7 +16680,7 @@
       <w:pPr>
         <w:pStyle w:val="Ttulo2"/>
       </w:pPr>
-      <w:bookmarkStart w:id="64" w:name="_Toc242338711"/>
+      <w:bookmarkStart w:id="64" w:name="_Toc242342097"/>
       <w:r>
         <w:t>CP01 — Validacion sintactica de Terraform</w:t>
       </w:r>
@@ -16968,7 +16968,7 @@
       <w:pPr>
         <w:pStyle w:val="Ttulo2"/>
       </w:pPr>
-      <w:bookmarkStart w:id="65" w:name="_Toc242338712"/>
+      <w:bookmarkStart w:id="65" w:name="_Toc242342098"/>
       <w:r>
         <w:t>CP02 — Validacion de modulos AWS</w:t>
       </w:r>
@@ -17288,7 +17288,7 @@
       <w:pPr>
         <w:pStyle w:val="Ttulo2"/>
       </w:pPr>
-      <w:bookmarkStart w:id="66" w:name="_Toc242338713"/>
+      <w:bookmarkStart w:id="66" w:name="_Toc242342099"/>
       <w:r>
         <w:t>CP03 — Validacion de modulos GCP</w:t>
       </w:r>
@@ -17505,7 +17505,7 @@
       <w:pPr>
         <w:pStyle w:val="Ttulo2"/>
       </w:pPr>
-      <w:bookmarkStart w:id="67" w:name="_Toc242338714"/>
+      <w:bookmarkStart w:id="67" w:name="_Toc242342100"/>
       <w:r>
         <w:t>CP04 — Configuracion de 50 sucursales</w:t>
       </w:r>
@@ -17672,7 +17672,7 @@
       <w:pPr>
         <w:pStyle w:val="Ttulo2"/>
       </w:pPr>
-      <w:bookmarkStart w:id="68" w:name="_Toc242338715"/>
+      <w:bookmarkStart w:id="68" w:name="_Toc242342101"/>
       <w:r>
         <w:lastRenderedPageBreak/>
         <w:t>CP05 — Dos servidores por sucursal</w:t>
@@ -17784,7 +17784,7 @@
       <w:pPr>
         <w:pStyle w:val="Ttulo2"/>
       </w:pPr>
-      <w:bookmarkStart w:id="69" w:name="_Toc242338716"/>
+      <w:bookmarkStart w:id="69" w:name="_Toc242342102"/>
       <w:r>
         <w:t>CP06 — Redes independientes</w:t>
       </w:r>
@@ -17880,7 +17880,7 @@
       <w:pPr>
         <w:pStyle w:val="Ttulo2"/>
       </w:pPr>
-      <w:bookmarkStart w:id="70" w:name="_Toc242338717"/>
+      <w:bookmarkStart w:id="70" w:name="_Toc242342103"/>
       <w:r>
         <w:t>CP07 — Reglas de seguridad</w:t>
       </w:r>
@@ -17940,7 +17940,7 @@
       <w:pPr>
         <w:pStyle w:val="Ttulo2"/>
       </w:pPr>
-      <w:bookmarkStart w:id="71" w:name="_Toc242338718"/>
+      <w:bookmarkStart w:id="71" w:name="_Toc242342104"/>
       <w:r>
         <w:t>CP08 — Configuracion de monitoreo</w:t>
       </w:r>
@@ -18022,7 +18022,7 @@
       <w:pPr>
         <w:pStyle w:val="Ttulo2"/>
       </w:pPr>
-      <w:bookmarkStart w:id="72" w:name="_Toc242338719"/>
+      <w:bookmarkStart w:id="72" w:name="_Toc242342105"/>
       <w:r>
         <w:t>CP09 — Pruebas con mock_provider</w:t>
       </w:r>
@@ -18137,7 +18137,7 @@
       <w:pPr>
         <w:pStyle w:val="Ttulo2"/>
       </w:pPr>
-      <w:bookmarkStart w:id="73" w:name="_Toc242338720"/>
+      <w:bookmarkStart w:id="73" w:name="_Toc242342106"/>
       <w:r>
         <w:t>CP10 — Ejecucion de GitHub Actio</w:t>
       </w:r>
@@ -18224,229 +18224,160 @@
         <w:rPr>
           <w:b/>
         </w:rPr>
-        <w:t>Estado</w:t>
-      </w:r>
-      <w:r>
-        <w:t>: PENDIENTE has</w:t>
-      </w:r>
-      <w:r>
-        <w:t>ta la publicacion autorizada del repositorio (ver</w:t>
-      </w:r>
-    </w:p>
-    <w:p>
-      <w:r>
-        <w:t>seccion 18 del enunciado). Se actualizara con el resultado real y un</w:t>
-      </w:r>
-    </w:p>
-    <w:p>
-      <w:r>
-        <w:t>enlace al run tras el push.</w:t>
-      </w:r>
-    </w:p>
-    <w:p>
-      <w:pPr>
-        <w:pStyle w:val="Ttulo2"/>
-      </w:pPr>
-      <w:bookmarkStart w:id="74" w:name="_Toc242338721"/>
-      <w:r>
-        <w:t>CP11 — Verificacion de secretos</w:t>
-      </w:r>
-      <w:bookmarkEnd w:id="74"/>
-    </w:p>
-    <w:p>
-      <w:pPr>
-        <w:pStyle w:val="Listaconvietas"/>
-      </w:pPr>
-      <w:r>
-        <w:rPr>
-          <w:b/>
-        </w:rPr>
-        <w:t>Procedimiento</w:t>
-      </w:r>
-      <w:r>
-        <w:t xml:space="preserve">: </w:t>
+        <w:t>Resultado obtenido</w:t>
+      </w:r>
+      <w:r>
+        <w:t>: t</w:t>
+      </w:r>
+      <w:r>
+        <w:t xml:space="preserve">ras el primer push, </w:t>
       </w:r>
       <w:r>
         <w:rPr>
           <w:rFonts w:ascii="Consolas" w:hAnsi="Consolas"/>
           <w:sz w:val="19"/>
         </w:rPr>
-        <w:t>git ls-files | grep -E '\.tfstate|\.pem$|\.key$'</w:t>
-      </w:r>
-    </w:p>
-    <w:p>
-      <w:r>
-        <w:t>(debe no reto</w:t>
-      </w:r>
-      <w:r>
-        <w:t xml:space="preserve">rnar nada); revision manual de </w:t>
+        <w:t>Terraform CI</w:t>
+      </w:r>
+      <w:r>
+        <w:t xml:space="preserve"> fallo (hallazgos</w:t>
+      </w:r>
+    </w:p>
+    <w:p>
+      <w:r>
+        <w:t xml:space="preserve">reales: </w:t>
       </w:r>
       <w:r>
         <w:rPr>
           <w:rFonts w:ascii="Consolas" w:hAnsi="Consolas"/>
           <w:sz w:val="19"/>
         </w:rPr>
-        <w:t>.gitignore</w:t>
-      </w:r>
-      <w:r>
-        <w:t xml:space="preserve">; </w:t>
+        <w:t>terraform fmt</w:t>
+      </w:r>
+      <w:r>
+        <w:t xml:space="preserve"> sin aplicar en un archivo de prueba y 4</w:t>
+      </w:r>
+    </w:p>
+    <w:p>
+      <w:r>
+        <w:t>advertencias de TFLint en los modulos GCP — variables sin uso y una</w:t>
+      </w:r>
+    </w:p>
+    <w:p>
+      <w:r>
+        <w:t>interpolacion obsoleta). Se corrigieron los 3 modulos GCP afectados y se</w:t>
+      </w:r>
+    </w:p>
+    <w:p>
+      <w:r>
+        <w:t>vol</w:t>
+      </w:r>
+      <w:r>
+        <w:t xml:space="preserve">vio a hacer push; el nuevo run de </w:t>
       </w:r>
       <w:r>
         <w:rPr>
           <w:rFonts w:ascii="Consolas" w:hAnsi="Consolas"/>
           <w:sz w:val="19"/>
         </w:rPr>
-        <w:t>gitleaks</w:t>
-      </w:r>
-    </w:p>
-    <w:p>
-      <w:r>
-        <w:t>ejecutado en CI.</w:t>
-      </w:r>
-    </w:p>
-    <w:p>
-      <w:pPr>
-        <w:pStyle w:val="Listaconvietas"/>
-      </w:pPr>
-      <w:r>
-        <w:rPr>
-          <w:b/>
-        </w:rPr>
-        <w:t>Resultado obtenido</w:t>
-      </w:r>
-      <w:r>
-        <w:t>: 0 coincidencias encontradas localmente.</w:t>
-      </w:r>
-    </w:p>
-    <w:p>
-      <w:pPr>
-        <w:pStyle w:val="Listaconvietas"/>
-      </w:pPr>
-      <w:r>
-        <w:rPr>
-          <w:b/>
-        </w:rPr>
-        <w:t>Estado</w:t>
-      </w:r>
-      <w:r>
-        <w:t>: APROBADA (verificacion local); se reconfirmara con el run de</w:t>
-      </w:r>
-    </w:p>
-    <w:p>
+        <w:t>Terraform CI</w:t>
+      </w:r>
+      <w:r>
+        <w:t xml:space="preserve"> paso exitosamente</w:t>
+      </w:r>
+    </w:p>
+    <w:p>
+      <w:r>
+        <w:t>(fmt, validate x3 entornos, esquema de 50 sucursales, terraform test 27/27,</w:t>
+      </w:r>
+    </w:p>
+    <w:p>
+      <w:r>
+        <w:t xml:space="preserve">TFLint). </w:t>
+      </w:r>
       <w:r>
         <w:rPr>
           <w:rFonts w:ascii="Consolas" w:hAnsi="Consolas"/>
           <w:sz w:val="19"/>
         </w:rPr>
-        <w:t>terraform-security.yml</w:t>
-      </w:r>
-      <w:r>
-        <w:t xml:space="preserve"> en GitHub Actions.</w:t>
-      </w:r>
-    </w:p>
-    <w:p>
-      <w:pPr>
-        <w:pStyle w:val="Ttulo2"/>
-      </w:pPr>
-      <w:bookmarkStart w:id="75" w:name="_Toc242338722"/>
-      <w:r>
-        <w:t>CP12 — Consulta de Terraform State</w:t>
-      </w:r>
-      <w:bookmarkEnd w:id="75"/>
-    </w:p>
-    <w:p>
-      <w:pPr>
-        <w:pStyle w:val="Listaconvietas"/>
-      </w:pPr>
-      <w:r>
-        <w:rPr>
-          <w:b/>
-        </w:rPr>
-        <w:t>Procedimiento</w:t>
-      </w:r>
-      <w:r>
-        <w:t xml:space="preserve">: </w:t>
+        <w:t>Terraform Security</w:t>
+      </w:r>
+      <w:r>
+        <w:t xml:space="preserve"> paso en ambos pushes. </w:t>
       </w:r>
       <w:r>
         <w:rPr>
           <w:rFonts w:ascii="Consolas" w:hAnsi="Consolas"/>
           <w:sz w:val="19"/>
         </w:rPr>
-        <w:t>lab/local-terraform/run_state_demo.ps1</w:t>
-      </w:r>
-    </w:p>
-    <w:p>
-      <w:r>
-        <w:t>(</w:t>
+        <w:t>drift-check.yml</w:t>
+      </w:r>
+      <w:r>
+        <w:t xml:space="preserve"> se</w:t>
+      </w:r>
+    </w:p>
+    <w:p>
+      <w:r>
+        <w:t>disparo manualmente (</w:t>
       </w:r>
       <w:r>
         <w:rPr>
           <w:rFonts w:ascii="Consolas" w:hAnsi="Consolas"/>
           <w:sz w:val="19"/>
         </w:rPr>
-        <w:t>terraform state list</w:t>
-      </w:r>
-      <w:r>
-        <w:t xml:space="preserve">, </w:t>
+        <w:t>workflow_dispatch</w:t>
+      </w:r>
+      <w:r>
+        <w:t>) y fallo en su primera ejecucion</w:t>
+      </w:r>
+    </w:p>
+    <w:p>
+      <w:r>
+        <w:t>por el mismo problema de inicializacion de backend detectado localmente en</w:t>
+      </w:r>
+    </w:p>
+    <w:p>
+      <w:r>
+        <w:t>CP13 (</w:t>
       </w:r>
       <w:r>
         <w:rPr>
           <w:rFonts w:ascii="Consolas" w:hAnsi="Consolas"/>
           <w:sz w:val="19"/>
         </w:rPr>
-        <w:t>terraform show</w:t>
-      </w:r>
-      <w:r>
-        <w:t>).</w:t>
-      </w:r>
-    </w:p>
-    <w:p>
-      <w:pPr>
-        <w:pStyle w:val="Listaconvietas"/>
-      </w:pPr>
-      <w:r>
-        <w:rPr>
-          <w:b/>
-        </w:rPr>
-        <w:t>Estado</w:t>
-      </w:r>
-      <w:r>
-        <w:t>: APROBADA.</w:t>
-      </w:r>
-    </w:p>
-    <w:p>
-      <w:pPr>
-        <w:pStyle w:val="Listaconvietas"/>
-      </w:pPr>
-      <w:r>
-        <w:rPr>
-          <w:b/>
-        </w:rPr>
-        <w:t>Evidencia</w:t>
-      </w:r>
-      <w:r>
-        <w:t xml:space="preserve">: </w:t>
+        <w:t>-backend=false</w:t>
+      </w:r>
+      <w:r>
+        <w:t xml:space="preserve"> no inicializa el backend "local" declarado</w:t>
+      </w:r>
+    </w:p>
+    <w:p>
+      <w:r>
+        <w:t>explicitamente); corregido y re-ejecutado, el run confirma init, a</w:t>
+      </w:r>
+      <w:r>
+        <w:t>pply,</w:t>
+      </w:r>
+    </w:p>
+    <w:p>
+      <w:r>
+        <w:t>modificacion manual y deteccion de drift (</w:t>
       </w:r>
       <w:r>
         <w:rPr>
           <w:rFonts w:ascii="Consolas" w:hAnsi="Consolas"/>
           <w:sz w:val="19"/>
         </w:rPr>
-        <w:t>docs/evidence/state/</w:t>
-      </w:r>
-      <w:r>
-        <w:t>.</w:t>
-      </w:r>
-    </w:p>
-    <w:p>
-      <w:pPr>
-        <w:pStyle w:val="Ttulo2"/>
-      </w:pPr>
-      <w:bookmarkStart w:id="76" w:name="_Toc242338723"/>
-      <w:r>
-        <w:t>CP13 — Deteccion de Infrastructure Drift</w:t>
-      </w:r>
-      <w:bookmarkEnd w:id="76"/>
+        <w:t>Plan: 1 to add</w:t>
+      </w:r>
+      <w:r>
+        <w:t>) reales en</w:t>
+      </w:r>
+    </w:p>
+    <w:p>
+      <w:r>
+        <w:t>GitHub Actions.</w:t>
+      </w:r>
     </w:p>
     <w:p>
       <w:pPr>
@@ -18456,66 +18387,81 @@
         <w:rPr>
           <w:b/>
         </w:rPr>
-        <w:t>Procedimiento</w:t>
-      </w:r>
-      <w:r>
-        <w:t xml:space="preserve">: </w:t>
+        <w:t>Estado</w:t>
+      </w:r>
+      <w:r>
+        <w:t>: APROBADA.</w:t>
+      </w:r>
+    </w:p>
+    <w:p>
+      <w:pPr>
+        <w:pStyle w:val="Listaconvietas"/>
+      </w:pPr>
+      <w:r>
+        <w:rPr>
+          <w:b/>
+        </w:rPr>
+        <w:t>Evidencia</w:t>
+      </w:r>
+      <w:r>
+        <w:t>: runs reales en</w:t>
+      </w:r>
+    </w:p>
+    <w:p>
+      <w:r>
+        <w:t>https://github.com/ThiagoIcochea/ServiciosCloudIAC/actions</w:t>
+      </w:r>
+    </w:p>
+    <w:p>
+      <w:r>
+        <w:t>(</w:t>
       </w:r>
       <w:r>
         <w:rPr>
           <w:rFonts w:ascii="Consolas" w:hAnsi="Consolas"/>
           <w:sz w:val="19"/>
         </w:rPr>
-        <w:t>lab/drift/run_drift_demo.ps1</w:t>
-      </w:r>
-      <w:r>
-        <w:t xml:space="preserve"> — modificacion manual</w:t>
-      </w:r>
-    </w:p>
-    <w:p>
-      <w:r>
-        <w:lastRenderedPageBreak/>
-        <w:t xml:space="preserve">del archivo gestionado y </w:t>
+        <w:t>Terraform CI</w:t>
+      </w:r>
+      <w:r>
+        <w:t xml:space="preserve"> run 37785036815, </w:t>
       </w:r>
       <w:r>
         <w:rPr>
           <w:rFonts w:ascii="Consolas" w:hAnsi="Consolas"/>
           <w:sz w:val="19"/>
         </w:rPr>
-        <w:t>terraform plan</w:t>
-      </w:r>
-      <w:r>
-        <w:t xml:space="preserve"> posterior.</w:t>
-      </w:r>
-    </w:p>
-    <w:p>
-      <w:pPr>
-        <w:pStyle w:val="Listaconvietas"/>
-      </w:pPr>
-      <w:r>
-        <w:rPr>
-          <w:b/>
-        </w:rPr>
-        <w:t>Resultado esperado</w:t>
-      </w:r>
-      <w:r>
-        <w:t xml:space="preserve">: </w:t>
+        <w:t>Terraform Security</w:t>
+      </w:r>
+      <w:r>
+        <w:t xml:space="preserve"> runs 37781765505 y</w:t>
+      </w:r>
+    </w:p>
+    <w:p>
+      <w:r>
+        <w:t xml:space="preserve">37785037002, </w:t>
       </w:r>
       <w:r>
         <w:rPr>
           <w:rFonts w:ascii="Consolas" w:hAnsi="Consolas"/>
           <w:sz w:val="19"/>
         </w:rPr>
-        <w:t>terraform plan</w:t>
-      </w:r>
-      <w:r>
-        <w:t xml:space="preserve"> reporta un cambio pendiente</w:t>
-      </w:r>
-    </w:p>
-    <w:p>
-      <w:r>
-        <w:t>(el contenido declarado difiere del real).</w:t>
-      </w:r>
+        <w:t>Drift Check</w:t>
+      </w:r>
+      <w:r>
+        <w:t xml:space="preserve"> run 37786617247).</w:t>
+      </w:r>
+    </w:p>
+    <w:p>
+      <w:pPr>
+        <w:pStyle w:val="Ttulo2"/>
+      </w:pPr>
+      <w:bookmarkStart w:id="74" w:name="_Toc242342107"/>
+      <w:r>
+        <w:lastRenderedPageBreak/>
+        <w:t>CP11 — Verificacion de secretos</w:t>
+      </w:r>
+      <w:bookmarkEnd w:id="74"/>
     </w:p>
     <w:p>
       <w:pPr>
@@ -18525,21 +18471,7 @@
         <w:rPr>
           <w:b/>
         </w:rPr>
-        <w:t>Estado</w:t>
-      </w:r>
-      <w:r>
-        <w:t>: APROBADA.</w:t>
-      </w:r>
-    </w:p>
-    <w:p>
-      <w:pPr>
-        <w:pStyle w:val="Listaconvietas"/>
-      </w:pPr>
-      <w:r>
-        <w:rPr>
-          <w:b/>
-        </w:rPr>
-        <w:t>Evidencia</w:t>
+        <w:t>Procedimiento</w:t>
       </w:r>
       <w:r>
         <w:t xml:space="preserve">: </w:t>
@@ -18549,67 +18481,91 @@
           <w:rFonts w:ascii="Consolas" w:hAnsi="Consolas"/>
           <w:sz w:val="19"/>
         </w:rPr>
-        <w:t>docs</w:t>
+        <w:t>git ls-files | grep -E '\.tfstate|\.pem$|\.key$'</w:t>
+      </w:r>
+    </w:p>
+    <w:p>
+      <w:r>
+        <w:t xml:space="preserve">(debe no retornar nada); revision manual de </w:t>
       </w:r>
       <w:r>
         <w:rPr>
           <w:rFonts w:ascii="Consolas" w:hAnsi="Consolas"/>
           <w:sz w:val="19"/>
         </w:rPr>
-        <w:t>/evidence/drift/</w:t>
-      </w:r>
-      <w:r>
-        <w:t>.</w:t>
-      </w:r>
-    </w:p>
-    <w:p>
-      <w:pPr>
-        <w:pStyle w:val="Ttulo2"/>
-      </w:pPr>
-      <w:bookmarkStart w:id="77" w:name="_Toc242338724"/>
-      <w:r>
-        <w:t>CP14 — Reconciliacion de Drift</w:t>
-      </w:r>
-      <w:bookmarkEnd w:id="77"/>
-    </w:p>
-    <w:p>
-      <w:pPr>
-        <w:pStyle w:val="Listaconvietas"/>
-      </w:pPr>
-      <w:r>
-        <w:rPr>
-          <w:b/>
-        </w:rPr>
-        <w:t>Procedimiento</w:t>
-      </w:r>
-      <w:r>
-        <w:t xml:space="preserve">: </w:t>
+        <w:t>.gitignore</w:t>
+      </w:r>
+      <w:r>
+        <w:t xml:space="preserve">; </w:t>
       </w:r>
       <w:r>
         <w:rPr>
           <w:rFonts w:ascii="Consolas" w:hAnsi="Consolas"/>
           <w:sz w:val="19"/>
         </w:rPr>
-        <w:t>terraform apply</w:t>
-      </w:r>
-      <w:r>
-        <w:t xml:space="preserve"> posterior al </w:t>
-      </w:r>
+        <w:t>gitleaks</w:t>
+      </w:r>
+    </w:p>
+    <w:p>
+      <w:r>
+        <w:t>ejecutado en CI.</w:t>
+      </w:r>
+    </w:p>
+    <w:p>
+      <w:pPr>
+        <w:pStyle w:val="Listaconvietas"/>
+      </w:pPr>
+      <w:r>
+        <w:rPr>
+          <w:b/>
+        </w:rPr>
+        <w:t>Resultado obten</w:t>
+      </w:r>
+      <w:r>
+        <w:rPr>
+          <w:b/>
+        </w:rPr>
+        <w:t>ido</w:t>
+      </w:r>
+      <w:r>
+        <w:t>: 0 coincidencias encontradas localmente.</w:t>
+      </w:r>
+    </w:p>
+    <w:p>
+      <w:pPr>
+        <w:pStyle w:val="Listaconvietas"/>
+      </w:pPr>
+      <w:r>
+        <w:rPr>
+          <w:b/>
+        </w:rPr>
+        <w:t>Estado</w:t>
+      </w:r>
+      <w:r>
+        <w:t>: APROBADA (verificacion local); se reconfirmara con el run de</w:t>
+      </w:r>
+    </w:p>
+    <w:p>
       <w:r>
         <w:rPr>
           <w:rFonts w:ascii="Consolas" w:hAnsi="Consolas"/>
           <w:sz w:val="19"/>
         </w:rPr>
-        <w:t>plan</w:t>
-      </w:r>
-      <w:r>
-        <w:t xml:space="preserve"> del CP13, que</w:t>
-      </w:r>
-    </w:p>
-    <w:p>
-      <w:r>
-        <w:t>revierte el archivo al contenido declarado en el codigo.</w:t>
-      </w:r>
+        <w:t>terraform-security.yml</w:t>
+      </w:r>
+      <w:r>
+        <w:t xml:space="preserve"> en GitHub Actions.</w:t>
+      </w:r>
+    </w:p>
+    <w:p>
+      <w:pPr>
+        <w:pStyle w:val="Ttulo2"/>
+      </w:pPr>
+      <w:bookmarkStart w:id="75" w:name="_Toc242342108"/>
+      <w:r>
+        <w:t>CP12 — Consulta de Terraform State</w:t>
+      </w:r>
+      <w:bookmarkEnd w:id="75"/>
     </w:p>
     <w:p>
       <w:pPr>
@@ -18619,21 +18575,7 @@
         <w:rPr>
           <w:b/>
         </w:rPr>
-        <w:t>Estado</w:t>
-      </w:r>
-      <w:r>
-        <w:t>: APROBADA.</w:t>
-      </w:r>
-    </w:p>
-    <w:p>
-      <w:pPr>
-        <w:pStyle w:val="Listaconvietas"/>
-      </w:pPr>
-      <w:r>
-        <w:rPr>
-          <w:b/>
-        </w:rPr>
-        <w:t>Evidencia</w:t>
+        <w:t>Procedimiento</w:t>
       </w:r>
       <w:r>
         <w:t xml:space="preserve">: </w:t>
@@ -18643,145 +18585,204 @@
           <w:rFonts w:ascii="Consolas" w:hAnsi="Consolas"/>
           <w:sz w:val="19"/>
         </w:rPr>
-        <w:t>docs/evidence/drift/</w:t>
-      </w:r>
-      <w:r>
-        <w:t xml:space="preserve"> (mismo log que CP13, pasos 8-9).</w:t>
-      </w:r>
-    </w:p>
-    <w:p>
-      <w:pPr>
-        <w:pStyle w:val="Ttulo2"/>
-      </w:pPr>
-      <w:bookmarkStart w:id="78" w:name="_Toc242338725"/>
-      <w:r>
-        <w:t>CP15</w:t>
-      </w:r>
-      <w:r>
-        <w:t xml:space="preserve"> — Incorporacion de una nueva sucursal</w:t>
-      </w:r>
-      <w:bookmarkEnd w:id="78"/>
-    </w:p>
-    <w:p>
-      <w:pPr>
-        <w:pStyle w:val="Listaconvietas"/>
-      </w:pPr>
-      <w:r>
-        <w:rPr>
-          <w:b/>
-        </w:rPr>
-        <w:t>Objetivo</w:t>
-      </w:r>
-      <w:r>
-        <w:t>: demostrar que agregar una sucursal es un cambio de datos.</w:t>
-      </w:r>
-    </w:p>
-    <w:p>
-      <w:pPr>
-        <w:pStyle w:val="Listaconvietas"/>
-      </w:pPr>
-      <w:r>
-        <w:rPr>
-          <w:b/>
-        </w:rPr>
-        <w:t>Procedimiento</w:t>
-      </w:r>
-      <w:r>
-        <w:t>: agregar una entrada de prueba a</w:t>
-      </w:r>
-    </w:p>
-    <w:p>
+        <w:t>lab/local-terraform/run_state_demo.ps1</w:t>
+      </w:r>
+    </w:p>
+    <w:p>
+      <w:r>
+        <w:t>(</w:t>
+      </w:r>
       <w:r>
         <w:rPr>
           <w:rFonts w:ascii="Consolas" w:hAnsi="Consolas"/>
           <w:sz w:val="19"/>
         </w:rPr>
-        <w:t>scripts/generate_branches.py</w:t>
-      </w:r>
-      <w:r>
-        <w:t xml:space="preserve"> (</w:t>
+        <w:t xml:space="preserve">terraform </w:t>
       </w:r>
       <w:r>
         <w:rPr>
           <w:rFonts w:ascii="Consolas" w:hAnsi="Consolas"/>
           <w:sz w:val="19"/>
         </w:rPr>
-        <w:t>TOTAL_SUCURSALES = 51</w:t>
-      </w:r>
-      <w:r>
-        <w:t>), regenerar</w:t>
-      </w:r>
-    </w:p>
-    <w:p>
+        <w:t>state list</w:t>
+      </w:r>
+      <w:r>
+        <w:t xml:space="preserve">, </w:t>
+      </w:r>
       <w:r>
         <w:rPr>
           <w:rFonts w:ascii="Consolas" w:hAnsi="Consolas"/>
           <w:sz w:val="19"/>
         </w:rPr>
-        <w:t>branches.yaml</w:t>
-      </w:r>
-      <w:r>
-        <w:t xml:space="preserve">, ejecutar </w:t>
+        <w:t>terraform show</w:t>
+      </w:r>
+      <w:r>
+        <w:t>).</w:t>
+      </w:r>
+    </w:p>
+    <w:p>
+      <w:pPr>
+        <w:pStyle w:val="Listaconvietas"/>
+      </w:pPr>
+      <w:r>
+        <w:rPr>
+          <w:b/>
+        </w:rPr>
+        <w:t>Estado</w:t>
+      </w:r>
+      <w:r>
+        <w:t>: APROBADA.</w:t>
+      </w:r>
+    </w:p>
+    <w:p>
+      <w:pPr>
+        <w:pStyle w:val="Listaconvietas"/>
+      </w:pPr>
+      <w:r>
+        <w:rPr>
+          <w:b/>
+        </w:rPr>
+        <w:t>Evidencia</w:t>
+      </w:r>
+      <w:r>
+        <w:t xml:space="preserve">: </w:t>
       </w:r>
       <w:r>
         <w:rPr>
           <w:rFonts w:ascii="Consolas" w:hAnsi="Consolas"/>
           <w:sz w:val="19"/>
         </w:rPr>
-        <w:t>validate_branc</w:t>
+        <w:t>docs/evidence/state/</w:t>
+      </w:r>
+      <w:r>
+        <w:t>.</w:t>
+      </w:r>
+    </w:p>
+    <w:p>
+      <w:pPr>
+        <w:pStyle w:val="Ttulo2"/>
+      </w:pPr>
+      <w:bookmarkStart w:id="76" w:name="_Toc242342109"/>
+      <w:r>
+        <w:t>CP13 — Deteccion de Infrastructure Drift</w:t>
+      </w:r>
+      <w:bookmarkEnd w:id="76"/>
+    </w:p>
+    <w:p>
+      <w:pPr>
+        <w:pStyle w:val="Listaconvietas"/>
+      </w:pPr>
+      <w:r>
+        <w:rPr>
+          <w:b/>
+        </w:rPr>
+        <w:t>Procedimiento</w:t>
+      </w:r>
+      <w:r>
+        <w:t xml:space="preserve">: </w:t>
       </w:r>
       <w:r>
         <w:rPr>
           <w:rFonts w:ascii="Consolas" w:hAnsi="Consolas"/>
           <w:sz w:val="19"/>
         </w:rPr>
-        <w:t>hes_schema.py</w:t>
-      </w:r>
-      <w:r>
-        <w:t xml:space="preserve"> y</w:t>
-      </w:r>
-    </w:p>
-    <w:p>
+        <w:t>lab/drift/run_drift_demo.ps1</w:t>
+      </w:r>
+      <w:r>
+        <w:t xml:space="preserve"> — modificacion manual</w:t>
+      </w:r>
+    </w:p>
+    <w:p>
+      <w:r>
+        <w:t xml:space="preserve">del archivo gestionado y </w:t>
+      </w:r>
       <w:r>
         <w:rPr>
           <w:rFonts w:ascii="Consolas" w:hAnsi="Consolas"/>
           <w:sz w:val="19"/>
         </w:rPr>
-        <w:t>terraform test</w:t>
-      </w:r>
-      <w:r>
-        <w:t xml:space="preserve"> sobre </w:t>
+        <w:t>terraform plan</w:t>
+      </w:r>
+      <w:r>
+        <w:t xml:space="preserve"> posterior.</w:t>
+      </w:r>
+    </w:p>
+    <w:p>
+      <w:pPr>
+        <w:pStyle w:val="Listaconvietas"/>
+      </w:pPr>
+      <w:r>
+        <w:rPr>
+          <w:b/>
+        </w:rPr>
+        <w:t>Resultado esperado</w:t>
+      </w:r>
+      <w:r>
+        <w:t xml:space="preserve">: </w:t>
       </w:r>
       <w:r>
         <w:rPr>
           <w:rFonts w:ascii="Consolas" w:hAnsi="Consolas"/>
           <w:sz w:val="19"/>
         </w:rPr>
-        <w:t>branch_stack.tftest.hcl</w:t>
-      </w:r>
-      <w:r>
-        <w:t xml:space="preserve"> (ajustando el valor</w:t>
-      </w:r>
-    </w:p>
-    <w:p>
-      <w:r>
-        <w:t xml:space="preserve">esperado temporalmente), confirmar que ningun archivo </w:t>
+        <w:t>terraform plan</w:t>
+      </w:r>
+      <w:r>
+        <w:t xml:space="preserve"> reporta un cambio pendiente</w:t>
+      </w:r>
+    </w:p>
+    <w:p>
+      <w:r>
+        <w:t>(el contenido declarado difiere del real).</w:t>
+      </w:r>
+    </w:p>
+    <w:p>
+      <w:pPr>
+        <w:pStyle w:val="Listaconvietas"/>
+      </w:pPr>
+      <w:r>
+        <w:rPr>
+          <w:b/>
+        </w:rPr>
+        <w:t>Estado</w:t>
+      </w:r>
+      <w:r>
+        <w:t>: APROBADA.</w:t>
+      </w:r>
+    </w:p>
+    <w:p>
+      <w:pPr>
+        <w:pStyle w:val="Listaconvietas"/>
+      </w:pPr>
+      <w:r>
+        <w:rPr>
+          <w:b/>
+        </w:rPr>
+        <w:t>Evidencia</w:t>
+      </w:r>
+      <w:r>
+        <w:t xml:space="preserve">: </w:t>
       </w:r>
       <w:r>
         <w:rPr>
           <w:rFonts w:ascii="Consolas" w:hAnsi="Consolas"/>
           <w:sz w:val="19"/>
         </w:rPr>
-        <w:t>.tf</w:t>
-      </w:r>
-      <w:r>
-        <w:t xml:space="preserve"> cambio, y</w:t>
-      </w:r>
-    </w:p>
-    <w:p>
-      <w:r>
-        <w:t>revertir.</w:t>
-      </w:r>
+        <w:t>docs/evidence/drift/</w:t>
+      </w:r>
+      <w:r>
+        <w:t>.</w:t>
+      </w:r>
+    </w:p>
+    <w:p>
+      <w:pPr>
+        <w:pStyle w:val="Ttulo2"/>
+      </w:pPr>
+      <w:bookmarkStart w:id="77" w:name="_Toc242342110"/>
+      <w:r>
+        <w:t>CP14 — Reconciliacion de Drift</w:t>
+      </w:r>
+      <w:bookmarkEnd w:id="77"/>
     </w:p>
     <w:p>
       <w:pPr>
@@ -18791,21 +18792,7 @@
         <w:rPr>
           <w:b/>
         </w:rPr>
-        <w:t>Estado</w:t>
-      </w:r>
-      <w:r>
-        <w:t>: APROBADA.</w:t>
-      </w:r>
-    </w:p>
-    <w:p>
-      <w:pPr>
-        <w:pStyle w:val="Listaconvietas"/>
-      </w:pPr>
-      <w:r>
-        <w:rPr>
-          <w:b/>
-        </w:rPr>
-        <w:t>Evidencia</w:t>
+        <w:t>Procedimiento</w:t>
       </w:r>
       <w:r>
         <w:t xml:space="preserve">: </w:t>
@@ -18815,60 +18802,77 @@
           <w:rFonts w:ascii="Consolas" w:hAnsi="Consolas"/>
           <w:sz w:val="19"/>
         </w:rPr>
-        <w:t>docs/evidence/scalability/</w:t>
-      </w:r>
-      <w:r>
-        <w:t>.</w:t>
-      </w:r>
-    </w:p>
-    <w:p>
-      <w:pPr>
-        <w:pStyle w:val="Ttulo2"/>
-      </w:pPr>
-      <w:bookmarkStart w:id="79" w:name="_Toc242338726"/>
-      <w:r>
-        <w:t xml:space="preserve">CP16 — Limpieza del </w:t>
-      </w:r>
-      <w:r>
-        <w:t>laboratorio</w:t>
-      </w:r>
-      <w:bookmarkEnd w:id="79"/>
-    </w:p>
-    <w:p>
-      <w:pPr>
-        <w:pStyle w:val="Listaconvietas"/>
-      </w:pPr>
-      <w:r>
-        <w:rPr>
-          <w:b/>
-        </w:rPr>
-        <w:t>Objetivo</w:t>
-      </w:r>
-      <w:r>
-        <w:t xml:space="preserve">: confirmar que </w:t>
+        <w:t>terraform apply</w:t>
+      </w:r>
+      <w:r>
+        <w:t xml:space="preserve"> posterior al </w:t>
       </w:r>
       <w:r>
         <w:rPr>
           <w:rFonts w:ascii="Consolas" w:hAnsi="Consolas"/>
           <w:sz w:val="19"/>
         </w:rPr>
-        <w:t>scripts/cleanup.ps1</w:t>
-      </w:r>
-      <w:r>
-        <w:t xml:space="preserve"> / </w:t>
+        <w:t>plan</w:t>
+      </w:r>
+      <w:r>
+        <w:t xml:space="preserve"> del CP13, que</w:t>
+      </w:r>
+    </w:p>
+    <w:p>
+      <w:r>
+        <w:t xml:space="preserve">revierte el </w:t>
+      </w:r>
+      <w:r>
+        <w:t>archivo al contenido declarado en el codigo.</w:t>
+      </w:r>
+    </w:p>
+    <w:p>
+      <w:pPr>
+        <w:pStyle w:val="Listaconvietas"/>
+      </w:pPr>
+      <w:r>
+        <w:rPr>
+          <w:b/>
+        </w:rPr>
+        <w:t>Estado</w:t>
+      </w:r>
+      <w:r>
+        <w:t>: APROBADA.</w:t>
+      </w:r>
+    </w:p>
+    <w:p>
+      <w:pPr>
+        <w:pStyle w:val="Listaconvietas"/>
+      </w:pPr>
+      <w:r>
+        <w:rPr>
+          <w:b/>
+        </w:rPr>
+        <w:t>Evidencia</w:t>
+      </w:r>
+      <w:r>
+        <w:t xml:space="preserve">: </w:t>
       </w:r>
       <w:r>
         <w:rPr>
           <w:rFonts w:ascii="Consolas" w:hAnsi="Consolas"/>
           <w:sz w:val="19"/>
         </w:rPr>
-        <w:t>lab/drift/cleanup.ps1</w:t>
-      </w:r>
-    </w:p>
-    <w:p>
-      <w:r>
-        <w:t>dejan el entorno sin artefactos residuales (estado, contenedores).</w:t>
-      </w:r>
+        <w:t>docs/evidence/drift/</w:t>
+      </w:r>
+      <w:r>
+        <w:t xml:space="preserve"> (mismo log que CP13, pasos 8-9).</w:t>
+      </w:r>
+    </w:p>
+    <w:p>
+      <w:pPr>
+        <w:pStyle w:val="Ttulo2"/>
+      </w:pPr>
+      <w:bookmarkStart w:id="78" w:name="_Toc242342111"/>
+      <w:r>
+        <w:t>CP15 — Incorporacion de una nueva sucursal</w:t>
+      </w:r>
+      <w:bookmarkEnd w:id="78"/>
     </w:p>
     <w:p>
       <w:pPr>
@@ -18878,116 +18882,319 @@
         <w:rPr>
           <w:b/>
         </w:rPr>
+        <w:t>Objetivo</w:t>
+      </w:r>
+      <w:r>
+        <w:t>: demostrar que agregar una sucursal es un cambio de datos.</w:t>
+      </w:r>
+    </w:p>
+    <w:p>
+      <w:pPr>
+        <w:pStyle w:val="Listaconvietas"/>
+      </w:pPr>
+      <w:r>
+        <w:rPr>
+          <w:b/>
+        </w:rPr>
         <w:t>Procedimiento</w:t>
       </w:r>
       <w:r>
-        <w:t>: ejecutar los laboratorios, luego los scripts de</w:t>
-      </w:r>
-    </w:p>
-    <w:p>
-      <w:r>
-        <w:t xml:space="preserve">limpieza, luego verificar ausencia de </w:t>
-      </w:r>
+        <w:t>: agregar una entrada de prueba a</w:t>
+      </w:r>
+    </w:p>
+    <w:p>
       <w:r>
         <w:rPr>
           <w:rFonts w:ascii="Consolas" w:hAnsi="Consolas"/>
           <w:sz w:val="19"/>
         </w:rPr>
-        <w:t>.terraform/</w:t>
-      </w:r>
-      <w:r>
-        <w:t xml:space="preserve">, </w:t>
+        <w:lastRenderedPageBreak/>
+        <w:t>scripts/generate_branches.py</w:t>
+      </w:r>
+      <w:r>
+        <w:t xml:space="preserve"> (</w:t>
       </w:r>
       <w:r>
         <w:rPr>
           <w:rFonts w:ascii="Consolas" w:hAnsi="Consolas"/>
           <w:sz w:val="19"/>
         </w:rPr>
-        <w:t>terraform.tfstate*</w:t>
-      </w:r>
-    </w:p>
-    <w:p>
-      <w:r>
-        <w:t>y contenedores Docker activos.</w:t>
-      </w:r>
-    </w:p>
-    <w:p>
-      <w:pPr>
-        <w:pStyle w:val="Listaconvietas"/>
-      </w:pPr>
-      <w:r>
-        <w:rPr>
-          <w:b/>
-        </w:rPr>
-        <w:t>Estado</w:t>
-      </w:r>
-      <w:r>
-        <w:t>: BLOQUEADA (parcial) — la limpieza de los laboratorios</w:t>
-      </w:r>
-    </w:p>
-    <w:p>
-      <w:r>
-        <w:lastRenderedPageBreak/>
-        <w:t>Terraform (</w:t>
-      </w:r>
+        <w:t>TOTAL_SUCURSALES = 51</w:t>
+      </w:r>
+      <w:r>
+        <w:t>), regenerar</w:t>
+      </w:r>
+    </w:p>
+    <w:p>
       <w:r>
         <w:rPr>
           <w:rFonts w:ascii="Consolas" w:hAnsi="Consolas"/>
           <w:sz w:val="19"/>
         </w:rPr>
-        <w:t>lab/drift</w:t>
-      </w:r>
-      <w:r>
-        <w:t xml:space="preserve">, </w:t>
+        <w:t>branches.yaml</w:t>
+      </w:r>
+      <w:r>
+        <w:t xml:space="preserve">, ejecutar </w:t>
       </w:r>
       <w:r>
         <w:rPr>
           <w:rFonts w:ascii="Consolas" w:hAnsi="Consolas"/>
           <w:sz w:val="19"/>
         </w:rPr>
-        <w:t>lab/local-terraform</w:t>
-      </w:r>
-      <w:r>
-        <w:t>) es APROBADA; la limpieza</w:t>
-      </w:r>
-    </w:p>
-    <w:p>
-      <w:r>
-        <w:t>del laboratorio Docker (</w:t>
-      </w:r>
+        <w:t>validate_branches_schema.py</w:t>
+      </w:r>
+      <w:r>
+        <w:t xml:space="preserve"> y</w:t>
+      </w:r>
+    </w:p>
+    <w:p>
       <w:r>
         <w:rPr>
           <w:rFonts w:ascii="Consolas" w:hAnsi="Consolas"/>
           <w:sz w:val="19"/>
         </w:rPr>
-        <w:t>l</w:t>
+        <w:t>terraform test</w:t>
+      </w:r>
+      <w:r>
+        <w:t xml:space="preserve"> sobre </w:t>
       </w:r>
       <w:r>
         <w:rPr>
           <w:rFonts w:ascii="Consolas" w:hAnsi="Consolas"/>
           <w:sz w:val="19"/>
         </w:rPr>
-        <w:t>ab/docker/stop.ps1</w:t>
-      </w:r>
-      <w:r>
-        <w:t>) queda BLOQUEADA porque</w:t>
-      </w:r>
-    </w:p>
-    <w:p>
-      <w:r>
-        <w:t>Docker Desktop no esta instalado en el equipo de desarrollo (ver</w:t>
-      </w:r>
-    </w:p>
-    <w:p>
+        <w:t>branch_stack.tftest.hcl</w:t>
+      </w:r>
+      <w:r>
+        <w:t xml:space="preserve"> (ajustando el valor</w:t>
+      </w:r>
+    </w:p>
+    <w:p>
+      <w:r>
+        <w:t>esperado temporalmente), c</w:t>
+      </w:r>
+      <w:r>
+        <w:t xml:space="preserve">onfirmar que ningun archivo </w:t>
+      </w:r>
       <w:r>
         <w:rPr>
           <w:rFonts w:ascii="Consolas" w:hAnsi="Consolas"/>
           <w:sz w:val="19"/>
         </w:rPr>
+        <w:t>.tf</w:t>
+      </w:r>
+      <w:r>
+        <w:t xml:space="preserve"> cambio, y</w:t>
+      </w:r>
+    </w:p>
+    <w:p>
+      <w:r>
+        <w:t>revertir.</w:t>
+      </w:r>
+    </w:p>
+    <w:p>
+      <w:pPr>
+        <w:pStyle w:val="Listaconvietas"/>
+      </w:pPr>
+      <w:r>
+        <w:rPr>
+          <w:b/>
+        </w:rPr>
+        <w:t>Estado</w:t>
+      </w:r>
+      <w:r>
+        <w:t>: APROBADA.</w:t>
+      </w:r>
+    </w:p>
+    <w:p>
+      <w:pPr>
+        <w:pStyle w:val="Listaconvietas"/>
+      </w:pPr>
+      <w:r>
+        <w:rPr>
+          <w:b/>
+        </w:rPr>
+        <w:t>Evidencia</w:t>
+      </w:r>
+      <w:r>
+        <w:t xml:space="preserve">: </w:t>
+      </w:r>
+      <w:r>
+        <w:rPr>
+          <w:rFonts w:ascii="Consolas" w:hAnsi="Consolas"/>
+          <w:sz w:val="19"/>
+        </w:rPr>
+        <w:t>docs/evidence/scalability/</w:t>
+      </w:r>
+      <w:r>
+        <w:t>.</w:t>
+      </w:r>
+    </w:p>
+    <w:p>
+      <w:pPr>
+        <w:pStyle w:val="Ttulo2"/>
+      </w:pPr>
+      <w:bookmarkStart w:id="79" w:name="_Toc242342112"/>
+      <w:r>
+        <w:t>CP16 — Limpieza del laboratorio</w:t>
+      </w:r>
+      <w:bookmarkEnd w:id="79"/>
+    </w:p>
+    <w:p>
+      <w:pPr>
+        <w:pStyle w:val="Listaconvietas"/>
+      </w:pPr>
+      <w:r>
+        <w:rPr>
+          <w:b/>
+        </w:rPr>
+        <w:t>Objetivo</w:t>
+      </w:r>
+      <w:r>
+        <w:t xml:space="preserve">: confirmar que </w:t>
+      </w:r>
+      <w:r>
+        <w:rPr>
+          <w:rFonts w:ascii="Consolas" w:hAnsi="Consolas"/>
+          <w:sz w:val="19"/>
+        </w:rPr>
+        <w:t>scripts/cleanup.ps1</w:t>
+      </w:r>
+      <w:r>
+        <w:t xml:space="preserve"> / </w:t>
+      </w:r>
+      <w:r>
+        <w:rPr>
+          <w:rFonts w:ascii="Consolas" w:hAnsi="Consolas"/>
+          <w:sz w:val="19"/>
+        </w:rPr>
+        <w:t>lab/drift/cleanup.ps1</w:t>
+      </w:r>
+    </w:p>
+    <w:p>
+      <w:r>
+        <w:t>dejan el entorno sin artefactos residuales (est</w:t>
+      </w:r>
+      <w:r>
+        <w:t>ado, contenedores).</w:t>
+      </w:r>
+    </w:p>
+    <w:p>
+      <w:pPr>
+        <w:pStyle w:val="Listaconvietas"/>
+      </w:pPr>
+      <w:r>
+        <w:rPr>
+          <w:b/>
+        </w:rPr>
+        <w:t>Procedimiento</w:t>
+      </w:r>
+      <w:r>
+        <w:t>: ejecutar los laboratorios, luego los scripts de</w:t>
+      </w:r>
+    </w:p>
+    <w:p>
+      <w:r>
+        <w:t xml:space="preserve">limpieza, luego verificar ausencia de </w:t>
+      </w:r>
+      <w:r>
+        <w:rPr>
+          <w:rFonts w:ascii="Consolas" w:hAnsi="Consolas"/>
+          <w:sz w:val="19"/>
+        </w:rPr>
+        <w:t>.terraform/</w:t>
+      </w:r>
+      <w:r>
+        <w:t xml:space="preserve">, </w:t>
+      </w:r>
+      <w:r>
+        <w:rPr>
+          <w:rFonts w:ascii="Consolas" w:hAnsi="Consolas"/>
+          <w:sz w:val="19"/>
+        </w:rPr>
+        <w:t>terraform.tfstate*</w:t>
+      </w:r>
+    </w:p>
+    <w:p>
+      <w:r>
+        <w:t>y contenedores Docker activos.</w:t>
+      </w:r>
+    </w:p>
+    <w:p>
+      <w:pPr>
+        <w:pStyle w:val="Listaconvietas"/>
+      </w:pPr>
+      <w:r>
+        <w:rPr>
+          <w:b/>
+        </w:rPr>
+        <w:t>Estado</w:t>
+      </w:r>
+      <w:r>
+        <w:t>: BLOQUEADA (parcial) — la limpieza de los laboratorios</w:t>
+      </w:r>
+    </w:p>
+    <w:p>
+      <w:r>
+        <w:t xml:space="preserve">Terraform </w:t>
+      </w:r>
+      <w:r>
+        <w:t>(</w:t>
+      </w:r>
+      <w:r>
+        <w:rPr>
+          <w:rFonts w:ascii="Consolas" w:hAnsi="Consolas"/>
+          <w:sz w:val="19"/>
+        </w:rPr>
+        <w:t>lab/drift</w:t>
+      </w:r>
+      <w:r>
+        <w:t xml:space="preserve">, </w:t>
+      </w:r>
+      <w:r>
+        <w:rPr>
+          <w:rFonts w:ascii="Consolas" w:hAnsi="Consolas"/>
+          <w:sz w:val="19"/>
+        </w:rPr>
+        <w:t>lab/local-terraform</w:t>
+      </w:r>
+      <w:r>
+        <w:t>) es APROBADA; la limpieza</w:t>
+      </w:r>
+    </w:p>
+    <w:p>
+      <w:r>
+        <w:t>del laboratorio Docker (</w:t>
+      </w:r>
+      <w:r>
+        <w:rPr>
+          <w:rFonts w:ascii="Consolas" w:hAnsi="Consolas"/>
+          <w:sz w:val="19"/>
+        </w:rPr>
+        <w:t>lab/docker/stop.ps1</w:t>
+      </w:r>
+      <w:r>
+        <w:t>) queda BLOQUEADA porque</w:t>
+      </w:r>
+    </w:p>
+    <w:p>
+      <w:r>
+        <w:t>Docker Desktop no esta instalado en el equipo de desarrollo (ver</w:t>
+      </w:r>
+    </w:p>
+    <w:p>
+      <w:r>
+        <w:rPr>
+          <w:rFonts w:ascii="Consolas" w:hAnsi="Consolas"/>
+          <w:sz w:val="19"/>
+        </w:rPr>
         <w:t>lab/docker/README.md</w:t>
       </w:r>
       <w:r>
-        <w:t>). No se afirma que esta parte fue probada.</w:t>
+        <w:t xml:space="preserve">). No se afirma que esta parte fue </w:t>
+      </w:r>
+      <w:r>
+        <w:t>probada.</w:t>
       </w:r>
     </w:p>
     <w:p>
@@ -18999,7 +19206,7 @@
           <w:noProof/>
         </w:rPr>
         <w:drawing>
-          <wp:inline distT="0" distB="0" distL="0" distR="0" wp14:anchorId="2D6EAB53" wp14:editId="09AF59A2">
+          <wp:inline distT="0" distB="0" distL="0" distR="0" wp14:anchorId="49EDC5F3" wp14:editId="41CFDA5D">
             <wp:extent cx="5486400" cy="1347216"/>
             <wp:effectExtent l="0" t="0" r="0" b="0"/>
             <wp:docPr id="11" name="Picture 11"/>
@@ -19057,7 +19264,7 @@
         </w:rPr>
         <w:lastRenderedPageBreak/>
         <w:drawing>
-          <wp:inline distT="0" distB="0" distL="0" distR="0" wp14:anchorId="270E6475" wp14:editId="6E30B6B7">
+          <wp:inline distT="0" distB="0" distL="0" distR="0" wp14:anchorId="5DF8E884" wp14:editId="30FCFBC7">
             <wp:extent cx="5486400" cy="5955792"/>
             <wp:effectExtent l="0" t="0" r="0" b="0"/>
             <wp:docPr id="12" name="Picture 12"/>
@@ -19102,14 +19309,7 @@
           <w:b/>
           <w:sz w:val="20"/>
         </w:rPr>
-        <w:t>Figura 9d. Evid</w:t>
-      </w:r>
-      <w:r>
-        <w:rPr>
-          <w:b/>
-          <w:sz w:val="20"/>
-        </w:rPr>
-        <w:t>encia real: terraform test (27 passed, 0 failed).</w:t>
+        <w:t>Figura 9d. Evidencia real: terraform test (27 passed, 0 failed).</w:t>
       </w:r>
     </w:p>
     <w:p>
@@ -19121,7 +19321,7 @@
           <w:noProof/>
         </w:rPr>
         <w:drawing>
-          <wp:inline distT="0" distB="0" distL="0" distR="0" wp14:anchorId="5DDE7EFE" wp14:editId="3BBAC17F">
+          <wp:inline distT="0" distB="0" distL="0" distR="0" wp14:anchorId="7453C360" wp14:editId="4C7B4205">
             <wp:extent cx="5486400" cy="835152"/>
             <wp:effectExtent l="0" t="0" r="0" b="0"/>
             <wp:docPr id="13" name="Picture 13"/>
@@ -19179,7 +19379,7 @@
         </w:rPr>
         <w:lastRenderedPageBreak/>
         <w:drawing>
-          <wp:inline distT="0" distB="0" distL="0" distR="0" wp14:anchorId="069DFC35" wp14:editId="75E13346">
+          <wp:inline distT="0" distB="0" distL="0" distR="0" wp14:anchorId="2FA0954E" wp14:editId="3E8CA2DC">
             <wp:extent cx="5486400" cy="2852928"/>
             <wp:effectExtent l="0" t="0" r="0" b="0"/>
             <wp:docPr id="14" name="Picture 14"/>
@@ -19224,14 +19424,21 @@
           <w:b/>
           <w:sz w:val="20"/>
         </w:rPr>
-        <w:t>Figura 8. Arquitectura del laboratorio local (Docker).</w:t>
+        <w:t xml:space="preserve">Figura 8. Arquitectura del laboratorio local </w:t>
+      </w:r>
+      <w:r>
+        <w:rPr>
+          <w:b/>
+          <w:sz w:val="20"/>
+        </w:rPr>
+        <w:t>(Docker).</w:t>
       </w:r>
     </w:p>
     <w:p>
       <w:pPr>
         <w:pStyle w:val="Ttulo1"/>
       </w:pPr>
-      <w:bookmarkStart w:id="80" w:name="_Toc242338727"/>
+      <w:bookmarkStart w:id="80" w:name="_Toc242342113"/>
       <w:r>
         <w:t>13. RESULTADOS</w:t>
       </w:r>
@@ -19239,10 +19446,7 @@
     </w:p>
     <w:p>
       <w:r>
-        <w:t>De 16 casos de prueba planificados (CP01-CP16), 14 se ejecutaron y pasar</w:t>
-      </w:r>
-      <w:r>
-        <w:t>on</w:t>
+        <w:t>De 16 casos de prueba planificados (CP01-CP16), 14 se ejecutaron y pasaron</w:t>
       </w:r>
     </w:p>
     <w:p>
@@ -19257,15 +19461,15 @@
     </w:p>
     <w:p>
       <w:r>
-        <w:t>Docker) quedó parcialmente bloqueada por no contar con Docker Desktop en el</w:t>
-      </w:r>
-    </w:p>
-    <w:p>
-      <w:r>
-        <w:t>equipo de desarrollo. La</w:t>
-      </w:r>
-      <w:r>
-        <w:t xml:space="preserve">s 27 pruebas de </w:t>
+        <w:t>Doc</w:t>
+      </w:r>
+      <w:r>
+        <w:t>ker) quedó parcialmente bloqueada por no contar con Docker Desktop en el</w:t>
+      </w:r>
+    </w:p>
+    <w:p>
+      <w:r>
+        <w:t xml:space="preserve">equipo de desarrollo. Las 27 pruebas de </w:t>
       </w:r>
       <w:r>
         <w:rPr>
@@ -19292,7 +19496,10 @@
     </w:p>
     <w:p>
       <w:r>
-        <w:t xml:space="preserve">ejecución (indexación inválida sobre un atributo de tipo </w:t>
+        <w:t>ejecución (indexación inválida sob</w:t>
+      </w:r>
+      <w:r>
+        <w:t xml:space="preserve">re un atributo de tipo </w:t>
       </w:r>
       <w:r>
         <w:rPr>
@@ -19314,10 +19521,7 @@
         <w:t>aws/network</w:t>
       </w:r>
       <w:r>
-        <w:t xml:space="preserve">; ver CP02 en el plan de pruebas). La </w:t>
-      </w:r>
-      <w:r>
-        <w:t>validación de</w:t>
+        <w:t>; ver CP02 en el plan de pruebas). La validación de</w:t>
       </w:r>
     </w:p>
     <w:p>
@@ -19334,7 +19538,7 @@
       <w:pPr>
         <w:pStyle w:val="Ttulo2"/>
       </w:pPr>
-      <w:bookmarkStart w:id="81" w:name="_Toc242338728"/>
+      <w:bookmarkStart w:id="81" w:name="_Toc242342114"/>
       <w:r>
         <w:t>Limitaciones</w:t>
       </w:r>
@@ -19345,7 +19549,10 @@
         <w:pStyle w:val="Listaconvietas"/>
       </w:pPr>
       <w:r>
-        <w:t>No se validó el comportamiento contra la API real de AWS ni GCP (sin</w:t>
+        <w:t>No</w:t>
+      </w:r>
+      <w:r>
+        <w:t xml:space="preserve"> se validó el comportamiento contra la API real de AWS ni GCP (sin</w:t>
       </w:r>
     </w:p>
     <w:p>
@@ -19369,15 +19576,15 @@
     <w:p>
       <w:r>
         <w:lastRenderedPageBreak/>
-        <w:t>contar con Docker Desktop instalado (requiere habilitar WSL2/Hyper-V,</w:t>
-      </w:r>
-    </w:p>
-    <w:p>
-      <w:r>
-        <w:t>cambio de sistema que el enunciado pide n</w:t>
-      </w:r>
-      <w:r>
-        <w:t>o realizar sin autorización).</w:t>
+        <w:t>contar con Docker Desktop instalado (requier</w:t>
+      </w:r>
+      <w:r>
+        <w:t>e habilitar WSL2/Hyper-V,</w:t>
+      </w:r>
+    </w:p>
+    <w:p>
+      <w:r>
+        <w:t>cambio de sistema que el enunciado pide no realizar sin autorización).</w:t>
       </w:r>
     </w:p>
     <w:p>
@@ -19407,7 +19614,7 @@
       <w:pPr>
         <w:pStyle w:val="Ttulo1"/>
       </w:pPr>
-      <w:bookmarkStart w:id="82" w:name="_Toc242338729"/>
+      <w:bookmarkStart w:id="82" w:name="_Toc242342115"/>
       <w:r>
         <w:t>14. DISCUSIÓN</w:t>
       </w:r>
@@ -19415,15 +19622,15 @@
     </w:p>
     <w:p>
       <w:r>
-        <w:t>El diseño empresarial (backends remotos S3/GCS, IAM de mínimo privilegio,</w:t>
-      </w:r>
-    </w:p>
-    <w:p>
-      <w:r>
-        <w:t>GitHub OIDC, despliegue real tras aprob</w:t>
-      </w:r>
-      <w:r>
-        <w:t>ación) y el laboratorio local</w:t>
+        <w:t>El diseño empresarial (backends remotos S3/GCS</w:t>
+      </w:r>
+      <w:r>
+        <w:t>, IAM de mínimo privilegio,</w:t>
+      </w:r>
+    </w:p>
+    <w:p>
+      <w:r>
+        <w:t>GitHub OIDC, despliegue real tras aprobación) y el laboratorio local</w:t>
       </w:r>
     </w:p>
     <w:p>
@@ -19438,7 +19645,10 @@
     </w:p>
     <w:p>
       <w:r>
-        <w:t xml:space="preserve">autenticación y si el pipeline ejecuta </w:t>
+        <w:t>autenticación y si</w:t>
+      </w:r>
+      <w:r>
+        <w:t xml:space="preserve"> el pipeline ejecuta </w:t>
       </w:r>
       <w:r>
         <w:rPr>
@@ -19453,10 +19663,7 @@
     </w:p>
     <w:p>
       <w:r>
-        <w:t>simulado. Est</w:t>
-      </w:r>
-      <w:r>
-        <w:t>o significa que migrar de la demostración académica a un</w:t>
+        <w:t>simulado. Esto significa que migrar de la demostración académica a un</w:t>
       </w:r>
     </w:p>
     <w:p>
@@ -19466,7 +19673,10 @@
     </w:p>
     <w:p>
       <w:r>
-        <w:t>configurar backends remotos, credenciales sin claves estáticas (OIDC) y</w:t>
+        <w:t xml:space="preserve">configurar backends remotos, credenciales sin claves </w:t>
+      </w:r>
+      <w:r>
+        <w:t>estáticas (OIDC) y</w:t>
       </w:r>
     </w:p>
     <w:p>
@@ -19481,10 +19691,7 @@
         <w:t>apply</w:t>
       </w:r>
       <w:r>
-        <w:t xml:space="preserve"> actualmente deshabilitados</w:t>
-      </w:r>
-      <w:r>
-        <w:t xml:space="preserve"> o documentados</w:t>
+        <w:t xml:space="preserve"> actualmente deshabilitados o documentados</w:t>
       </w:r>
     </w:p>
     <w:p>
@@ -19511,7 +19718,7 @@
       <w:pPr>
         <w:pStyle w:val="Ttulo1"/>
       </w:pPr>
-      <w:bookmarkStart w:id="83" w:name="_Toc242338730"/>
+      <w:bookmarkStart w:id="83" w:name="_Toc242342116"/>
       <w:r>
         <w:t>15. CONCLUSIONES</w:t>
       </w:r>
@@ -19522,15 +19729,15 @@
         <w:pStyle w:val="Listaconnmeros"/>
       </w:pPr>
       <w:r>
-        <w:t>Es posible diseñar, implementar y validar una solución de IaC</w:t>
-      </w:r>
-    </w:p>
-    <w:p>
-      <w:r>
-        <w:t>multi-cloud para 50 sucursales sin credenciales reale</w:t>
-      </w:r>
-      <w:r>
-        <w:t>s, usando</w:t>
+        <w:t xml:space="preserve">Es posible diseñar, implementar y validar </w:t>
+      </w:r>
+      <w:r>
+        <w:t>una solución de IaC</w:t>
+      </w:r>
+    </w:p>
+    <w:p>
+      <w:r>
+        <w:t>multi-cloud para 50 sucursales sin credenciales reales, usando</w:t>
       </w:r>
     </w:p>
     <w:p>
@@ -19555,7 +19762,10 @@
         <w:pStyle w:val="Listaconnmeros"/>
       </w:pPr>
       <w:r>
-        <w:t xml:space="preserve">La interfaz común entre los módulos AWS y GCP (campos lógicos </w:t>
+        <w:t xml:space="preserve">La interfaz común entre los módulos AWS y GCP (campos </w:t>
+      </w:r>
+      <w:r>
+        <w:t xml:space="preserve">lógicos </w:t>
       </w:r>
       <w:r>
         <w:rPr>
@@ -19587,10 +19797,7 @@
         <w:t>servers</w:t>
       </w:r>
       <w:r>
-        <w:t>) permite agregar sucursales como un cambio d</w:t>
-      </w:r>
-      <w:r>
-        <w:t>e datos</w:t>
+        <w:t>) permite agregar sucursales como un cambio de datos</w:t>
       </w:r>
     </w:p>
     <w:p>
@@ -19640,7 +19847,10 @@
     </w:p>
     <w:p>
       <w:r>
-        <w:t xml:space="preserve">configuración (indexación sobre un </w:t>
+        <w:t>c</w:t>
+      </w:r>
+      <w:r>
+        <w:t xml:space="preserve">onfiguración (indexación sobre un </w:t>
       </w:r>
       <w:r>
         <w:rPr>
@@ -19691,113 +19901,37 @@
           <w:rFonts w:ascii="Consolas" w:hAnsi="Consolas"/>
           <w:sz w:val="19"/>
         </w:rPr>
-        <w:t>plan -refresh-only</w:t>
-      </w:r>
-      <w:r>
-        <w:t xml:space="preserve">, </w:t>
+        <w:t>plan -refre</w:t>
       </w:r>
       <w:r>
         <w:rPr>
           <w:rFonts w:ascii="Consolas" w:hAnsi="Consolas"/>
           <w:sz w:val="19"/>
         </w:rPr>
-        <w:t>apply</w:t>
-      </w:r>
-      <w:r>
-        <w:t>) es el mismo</w:t>
-      </w:r>
-    </w:p>
-    <w:p>
-      <w:r>
-        <w:t xml:space="preserve">independientemente del </w:t>
-      </w:r>
-      <w:r>
-        <w:t>proveedor; se demostró end-to-end con un recurso</w:t>
-      </w:r>
-    </w:p>
-    <w:p>
-      <w:r>
-        <w:t>local real.</w:t>
-      </w:r>
-    </w:p>
-    <w:p>
-      <w:pPr>
-        <w:pStyle w:val="Listaconnmeros"/>
-      </w:pPr>
-      <w:r>
-        <w:t>La principal limitación del proyecto es la imposibilidad de validar el</w:t>
-      </w:r>
-    </w:p>
-    <w:p>
-      <w:r>
-        <w:t>comportamiento contra las APIs reales de AWS/GCP y la ejecución del</w:t>
-      </w:r>
-    </w:p>
-    <w:p>
-      <w:r>
-        <w:t>laboratorio Docker, ambas documentadas explícitamente en</w:t>
-      </w:r>
-      <w:r>
-        <w:t xml:space="preserve"> vez de</w:t>
-      </w:r>
-    </w:p>
-    <w:p>
-      <w:r>
-        <w:t>simuladas como si hubiesen ocurrido.</w:t>
-      </w:r>
-    </w:p>
-    <w:p>
-      <w:pPr>
-        <w:pStyle w:val="Ttulo1"/>
-      </w:pPr>
-      <w:bookmarkStart w:id="84" w:name="_Toc242338731"/>
-      <w:r>
-        <w:t>16. RECOMENDACIONES</w:t>
-      </w:r>
-      <w:bookmarkEnd w:id="84"/>
-    </w:p>
-    <w:p>
-      <w:pPr>
-        <w:pStyle w:val="Listaconnmeros"/>
-      </w:pPr>
-      <w:r>
-        <w:t>Antes de un despliegue real, ejecutar el laboratorio Docker completo en</w:t>
-      </w:r>
-    </w:p>
-    <w:p>
-      <w:r>
-        <w:t>un equipo con Docker Desktop disponible, para validar el patrón de</w:t>
-      </w:r>
-    </w:p>
-    <w:p>
-      <w:r>
-        <w:t>aislamiento de red con evidencia adicional.</w:t>
-      </w:r>
-    </w:p>
-    <w:p>
-      <w:pPr>
-        <w:pStyle w:val="Listaconnmeros"/>
-      </w:pPr>
-      <w:r>
-        <w:t>Configur</w:t>
-      </w:r>
-      <w:r>
-        <w:t>ar backends remotos (S3/GCS) y autenticación OIDC antes de</w:t>
-      </w:r>
-    </w:p>
-    <w:p>
-      <w:r>
-        <w:t xml:space="preserve">habilitar cualquier job de </w:t>
+        <w:t>sh-only</w:t>
+      </w:r>
+      <w:r>
+        <w:t xml:space="preserve">, </w:t>
       </w:r>
       <w:r>
         <w:rPr>
           <w:rFonts w:ascii="Consolas" w:hAnsi="Consolas"/>
           <w:sz w:val="19"/>
         </w:rPr>
-        <w:t>terraform apply</w:t>
-      </w:r>
-      <w:r>
-        <w:t xml:space="preserve"> en el pipeline CI/CD.</w:t>
+        <w:t>apply</w:t>
+      </w:r>
+      <w:r>
+        <w:t>) es el mismo</w:t>
+      </w:r>
+    </w:p>
+    <w:p>
+      <w:r>
+        <w:t>independientemente del proveedor; se demostró end-to-end con un recurso</w:t>
+      </w:r>
+    </w:p>
+    <w:p>
+      <w:r>
+        <w:t>local real.</w:t>
       </w:r>
     </w:p>
     <w:p>
@@ -19805,62 +19939,142 @@
         <w:pStyle w:val="Listaconnmeros"/>
       </w:pPr>
       <w:r>
-        <w:t xml:space="preserve">Incorporar </w:t>
+        <w:t>La principal limitación del proyecto es la imposibilidad de validar el</w:t>
+      </w:r>
+    </w:p>
+    <w:p>
+      <w:r>
+        <w:t>comportamiento contra las APIs reales de AWS/GCP y la ejecución del</w:t>
+      </w:r>
+    </w:p>
+    <w:p>
+      <w:r>
+        <w:t>labor</w:t>
+      </w:r>
+      <w:r>
+        <w:t>atorio Docker, ambas documentadas explícitamente en vez de</w:t>
+      </w:r>
+    </w:p>
+    <w:p>
+      <w:r>
+        <w:t>simuladas como si hubiesen ocurrido.</w:t>
+      </w:r>
+    </w:p>
+    <w:p>
+      <w:pPr>
+        <w:pStyle w:val="Ttulo1"/>
+      </w:pPr>
+      <w:bookmarkStart w:id="84" w:name="_Toc242342117"/>
+      <w:r>
+        <w:t>16. RECOMENDACIONES</w:t>
+      </w:r>
+      <w:bookmarkEnd w:id="84"/>
+    </w:p>
+    <w:p>
+      <w:pPr>
+        <w:pStyle w:val="Listaconnmeros"/>
+      </w:pPr>
+      <w:r>
+        <w:t>Antes de un despliegue real, ejecutar el laboratorio Docker completo en</w:t>
+      </w:r>
+    </w:p>
+    <w:p>
+      <w:r>
+        <w:t xml:space="preserve">un equipo con Docker Desktop disponible, para validar el </w:t>
+      </w:r>
+      <w:r>
+        <w:t>patrón de</w:t>
+      </w:r>
+    </w:p>
+    <w:p>
+      <w:r>
+        <w:t>aislamiento de red con evidencia adicional.</w:t>
+      </w:r>
+    </w:p>
+    <w:p>
+      <w:pPr>
+        <w:pStyle w:val="Listaconnmeros"/>
+      </w:pPr>
+      <w:r>
+        <w:t>Configurar backends remotos (S3/GCS) y autenticación OIDC antes de</w:t>
+      </w:r>
+    </w:p>
+    <w:p>
+      <w:r>
+        <w:t xml:space="preserve">habilitar cualquier job de </w:t>
       </w:r>
       <w:r>
         <w:rPr>
           <w:rFonts w:ascii="Consolas" w:hAnsi="Consolas"/>
           <w:sz w:val="19"/>
         </w:rPr>
-        <w:t>terraform plan</w:t>
-      </w:r>
-      <w:r>
-        <w:t xml:space="preserve"> contra el backend remoto real como paso de</w:t>
-      </w:r>
-    </w:p>
-    <w:p>
-      <w:r>
-        <w:t xml:space="preserve">revisión humana obligatorio antes de cualquier </w:t>
+        <w:t>terraform apply</w:t>
+      </w:r>
+      <w:r>
+        <w:t xml:space="preserve"> en el pipeline CI/CD.</w:t>
+      </w:r>
+    </w:p>
+    <w:p>
+      <w:pPr>
+        <w:pStyle w:val="Listaconnmeros"/>
+      </w:pPr>
+      <w:r>
+        <w:t xml:space="preserve">Incorporar </w:t>
       </w:r>
       <w:r>
         <w:rPr>
           <w:rFonts w:ascii="Consolas" w:hAnsi="Consolas"/>
           <w:sz w:val="19"/>
         </w:rPr>
-        <w:t>apply</w:t>
-      </w:r>
-      <w:r>
-        <w:t xml:space="preserve"> en producc</w:t>
-      </w:r>
-      <w:r>
-        <w:t>ión.</w:t>
-      </w:r>
-    </w:p>
-    <w:p>
-      <w:pPr>
-        <w:pStyle w:val="Listaconnmeros"/>
-      </w:pPr>
-      <w:r>
-        <w:t>Evaluar alias de provider por región en AWS si el negocio real requiere</w:t>
-      </w:r>
-    </w:p>
-    <w:p>
-      <w:r>
-        <w:t>sucursales AWS en más de una región simultáneamente.</w:t>
-      </w:r>
-    </w:p>
-    <w:p>
-      <w:pPr>
-        <w:pStyle w:val="Listaconnmeros"/>
-      </w:pPr>
-      <w:r>
-        <w:t xml:space="preserve">Extender la suite de </w:t>
+        <w:t>terraform plan</w:t>
+      </w:r>
+      <w:r>
+        <w:t xml:space="preserve"> contra el backend remoto real como paso de</w:t>
+      </w:r>
+    </w:p>
+    <w:p>
+      <w:r>
+        <w:t>r</w:t>
+      </w:r>
+      <w:r>
+        <w:t xml:space="preserve">evisión humana obligatorio antes de cualquier </w:t>
       </w:r>
       <w:r>
         <w:rPr>
           <w:rFonts w:ascii="Consolas" w:hAnsi="Consolas"/>
           <w:sz w:val="19"/>
         </w:rPr>
+        <w:t>apply</w:t>
+      </w:r>
+      <w:r>
+        <w:t xml:space="preserve"> en producción.</w:t>
+      </w:r>
+    </w:p>
+    <w:p>
+      <w:pPr>
+        <w:pStyle w:val="Listaconnmeros"/>
+      </w:pPr>
+      <w:r>
+        <w:t>Evaluar alias de provider por región en AWS si el negocio real requiere</w:t>
+      </w:r>
+    </w:p>
+    <w:p>
+      <w:r>
+        <w:t>sucursales AWS en más de una región simultáneamente.</w:t>
+      </w:r>
+    </w:p>
+    <w:p>
+      <w:pPr>
+        <w:pStyle w:val="Listaconnmeros"/>
+      </w:pPr>
+      <w:r>
+        <w:t xml:space="preserve">Extender la suite de </w:t>
+      </w:r>
+      <w:r>
+        <w:rPr>
+          <w:rFonts w:ascii="Consolas" w:hAnsi="Consolas"/>
+          <w:sz w:val="19"/>
+        </w:rPr>
         <w:t>terraform test</w:t>
       </w:r>
       <w:r>
@@ -19869,10 +20083,7 @@
     </w:p>
     <w:p>
       <w:r>
-        <w:t>se agreguen nuevos tipos de recursos (ej. balanceadores</w:t>
-      </w:r>
-      <w:r>
-        <w:t xml:space="preserve"> de carga,</w:t>
+        <w:t>se agreguen nuevos tipos de recursos (ej. balanceadores de carga,</w:t>
       </w:r>
     </w:p>
     <w:p>
@@ -19884,7 +20095,7 @@
       <w:pPr>
         <w:pStyle w:val="Ttulo1"/>
       </w:pPr>
-      <w:bookmarkStart w:id="85" w:name="_Toc242338732"/>
+      <w:bookmarkStart w:id="85" w:name="_Toc242342118"/>
       <w:r>
         <w:t>17. REFERENCIAS BIBLIOGRÁFICAS</w:t>
       </w:r>
@@ -19895,10 +20106,10 @@
         <w:ind w:left="360" w:hanging="360"/>
       </w:pPr>
       <w:r>
-        <w:t>[1] HashiCorp, "What is Infrastructure as Code with Terraform?," HashiCorp Developer. [Online]. Available: https://developer.hashicorp.com/terraform/intro. [Accessed: Oct.</w:t>
-      </w:r>
-      <w:r>
-        <w:t xml:space="preserve"> 2026].</w:t>
+        <w:t>[1] HashiCorp, "What is Infrastructure as Code with Terraform?," HashiCorp Devel</w:t>
+      </w:r>
+      <w:r>
+        <w:t>oper. [Online]. Available: https://developer.hashicorp.com/terraform/intro. [Accessed: Oct. 2026].</w:t>
       </w:r>
     </w:p>
     <w:p>
@@ -19907,7 +20118,10 @@
       </w:pPr>
       <w:r>
         <w:lastRenderedPageBreak/>
-        <w:t>[2] HashiCorp, "Terraform Language Documentation," HashiCorp Developer. [Online]. Available: https://developer.hashicorp.com/terraform/language. [Accessed: Oct. 2026].</w:t>
+        <w:t>[2] HashiCorp, "Terraform Language Documentation," HashiCorp Developer. [Online]. Available: https://developer.hashicorp.com/terraform/language. [Accessed: O</w:t>
+      </w:r>
+      <w:r>
+        <w:t>ct. 2026].</w:t>
       </w:r>
     </w:p>
     <w:p>
@@ -19915,10 +20129,7 @@
         <w:ind w:left="360" w:hanging="360"/>
       </w:pPr>
       <w:r>
-        <w:t xml:space="preserve">[3] HashiCorp, "Tests - Terraform CLI Documentation," HashiCorp </w:t>
-      </w:r>
-      <w:r>
-        <w:t>Developer. [Online]. Available: https://developer.hashicorp.com/terraform/language/tests. [Accessed: Oct. 2026].</w:t>
+        <w:t>[3] HashiCorp, "Tests - Terraform CLI Documentation," HashiCorp Developer. [Online]. Available: https://developer.hashicorp.com/terraform/language/tests. [Accessed: Oct. 2026].</w:t>
       </w:r>
     </w:p>
     <w:p>
@@ -19926,7 +20137,10 @@
         <w:ind w:left="360" w:hanging="360"/>
       </w:pPr>
       <w:r>
-        <w:t>[4] Amazon Web Services, "AWS Documentation," AWS. [Online]. Available: https://docs.aws.amazon.com/. [Accessed: Oct. 2026].</w:t>
+        <w:t>[4] Amazon Web Services, "AWS Documentation," AWS. [Online]. Availab</w:t>
+      </w:r>
+      <w:r>
+        <w:t>le: https://docs.aws.amazon.com/. [Accessed: Oct. 2026].</w:t>
       </w:r>
     </w:p>
     <w:p>
@@ -19934,10 +20148,7 @@
         <w:ind w:left="360" w:hanging="360"/>
       </w:pPr>
       <w:r>
-        <w:t>[5] Google LLC, "G</w:t>
-      </w:r>
-      <w:r>
-        <w:t>oogle Cloud Documentation," Google Cloud. [Online]. Available: https://cloud.google.com/docs. [Accessed: Oct. 2026].</w:t>
+        <w:t>[5] Google LLC, "Google Cloud Documentation," Google Cloud. [Online]. Available: https://cloud.google.com/docs. [Accessed: Oct. 2026].</w:t>
       </w:r>
     </w:p>
     <w:p>
@@ -19945,7 +20156,10 @@
         <w:ind w:left="360" w:hanging="360"/>
       </w:pPr>
       <w:r>
-        <w:t>[6] GitHub Inc., "GitHub Actions Documentation," GitHub Docs. [Online]. Available: https://docs.github.com/actions. [Accessed: Oct. 2026].</w:t>
+        <w:t>[6] GitHub Inc., "GitHub Actions Documentation," GitHub Docs. [O</w:t>
+      </w:r>
+      <w:r>
+        <w:t>nline]. Available: https://docs.github.com/actions. [Accessed: Oct. 2026].</w:t>
       </w:r>
     </w:p>
     <w:p>
@@ -19961,10 +20175,10 @@
         <w:ind w:left="360" w:hanging="360"/>
       </w:pPr>
       <w:r>
-        <w:t>[8] HashiCorp, "Backend Configuration," HashiCorp Developer. [Online]. Availabl</w:t>
-      </w:r>
-      <w:r>
-        <w:t>e: https://developer.hashicorp.com/terraform/language/backend. [Accessed: Oct. 2026].</w:t>
+        <w:t xml:space="preserve">[8] </w:t>
+      </w:r>
+      <w:r>
+        <w:t>HashiCorp, "Backend Configuration," HashiCorp Developer. [Online]. Available: https://developer.hashicorp.com/terraform/language/backend. [Accessed: Oct. 2026].</w:t>
       </w:r>
     </w:p>
     <w:p>
@@ -19972,7 +20186,10 @@
         <w:ind w:left="360" w:hanging="360"/>
       </w:pPr>
       <w:r>
-        <w:t>[9] HashiCorp, "Resource Drift," HashiCorp Developer. [Online]. Available: https://developer.hashicorp.com/terraform/language/state/resource-drift. [Accessed: Oct. 2026].</w:t>
+        <w:t>[9] HashiCorp, "Resource Drift," HashiCorp Developer. [Online]. Available: https://developer.ha</w:t>
+      </w:r>
+      <w:r>
+        <w:t>shicorp.com/terraform/language/state/resource-drift. [Accessed: Oct. 2026].</w:t>
       </w:r>
     </w:p>
     <w:p>
@@ -19988,10 +20205,10 @@
         <w:ind w:left="360" w:hanging="360"/>
       </w:pPr>
       <w:r>
-        <w:t>[11] Docker Inc., "Docker Compose Documentation," Docker Docs. [Online]. Available: https://docs.docker.com/compose/.</w:t>
-      </w:r>
-      <w:r>
-        <w:t xml:space="preserve"> [Accessed: Oct. 2026].</w:t>
+        <w:t>[11] Docker Inc., "Docker Compose Document</w:t>
+      </w:r>
+      <w:r>
+        <w:t>ation," Docker Docs. [Online]. Available: https://docs.docker.com/compose/. [Accessed: Oct. 2026].</w:t>
       </w:r>
     </w:p>
     <w:p>
@@ -20007,17 +20224,17 @@
         <w:ind w:left="360" w:hanging="360"/>
       </w:pPr>
       <w:r>
-        <w:t>[13] Terraform Linters, "TFLint Documentation," GitHub. [Online]. Available: https://github.com/terra</w:t>
-      </w:r>
-      <w:r>
-        <w:t>form-linters/tflint. [Accessed: Oct. 2026].</w:t>
+        <w:t>[13] Terraform Linters, "T</w:t>
+      </w:r>
+      <w:r>
+        <w:t>FLint Documentation," GitHub. [Online]. Available: https://github.com/terraform-linters/tflint. [Accessed: Oct. 2026].</w:t>
       </w:r>
     </w:p>
     <w:p>
       <w:pPr>
         <w:pStyle w:val="Ttulo1"/>
       </w:pPr>
-      <w:bookmarkStart w:id="86" w:name="_Toc242338733"/>
+      <w:bookmarkStart w:id="86" w:name="_Toc242342119"/>
       <w:r>
         <w:t>18. ANEXOS</w:t>
       </w:r>
@@ -20027,7 +20244,7 @@
       <w:pPr>
         <w:pStyle w:val="Ttulo2"/>
       </w:pPr>
-      <w:bookmarkStart w:id="87" w:name="_Toc242338734"/>
+      <w:bookmarkStart w:id="87" w:name="_Toc242342120"/>
       <w:r>
         <w:t>Anexo A — Comandos principales</w:t>
       </w:r>
@@ -20066,13 +20283,20 @@
           <w:sz w:val="18"/>
         </w:rPr>
         <w:lastRenderedPageBreak/>
-        <w:t>cd lab/local-terraform; ./run_state_demo.ps1</w:t>
+        <w:t xml:space="preserve">cd lab/local-terraform; </w:t>
       </w:r>
       <w:r>
         <w:rPr>
           <w:rFonts w:ascii="Consolas" w:hAnsi="Consolas"/>
           <w:sz w:val="18"/>
         </w:rPr>
+        <w:t>./run_state_demo.ps1</w:t>
+      </w:r>
+      <w:r>
+        <w:rPr>
+          <w:rFonts w:ascii="Consolas" w:hAnsi="Consolas"/>
+          <w:sz w:val="18"/>
+        </w:rPr>
         <w:br/>
         <w:t>cd lab/drift; ./run_drift_demo.ps1</w:t>
       </w:r>
@@ -20082,21 +20306,14 @@
           <w:sz w:val="18"/>
         </w:rPr>
         <w:br/>
-        <w:t>cd lab/docker; ./start.ps1; ./test.ps1; ./stop.p</w:t>
-      </w:r>
-      <w:r>
-        <w:rPr>
-          <w:rFonts w:ascii="Consolas" w:hAnsi="Consolas"/>
-          <w:sz w:val="18"/>
-        </w:rPr>
-        <w:t>s1</w:t>
+        <w:t>cd lab/docker; ./start.ps1; ./test.ps1; ./stop.ps1</w:t>
       </w:r>
     </w:p>
     <w:p>
       <w:pPr>
         <w:pStyle w:val="Ttulo2"/>
       </w:pPr>
-      <w:bookmarkStart w:id="88" w:name="_Toc242338735"/>
+      <w:bookmarkStart w:id="88" w:name="_Toc242342121"/>
       <w:r>
         <w:t>Anexo B — Enlace al repositorio GitHub</w:t>
       </w:r>
@@ -20111,7 +20328,7 @@
       <w:pPr>
         <w:pStyle w:val="Ttulo2"/>
       </w:pPr>
-      <w:bookmarkStart w:id="89" w:name="_Toc242338736"/>
+      <w:bookmarkStart w:id="89" w:name="_Toc242342122"/>
       <w:r>
         <w:t>Anexo C — Guía de ejecución local completa</w:t>
       </w:r>
@@ -20126,7 +20343,14 @@
           <w:rFonts w:ascii="Consolas" w:hAnsi="Consolas"/>
           <w:sz w:val="19"/>
         </w:rPr>
-        <w:t>docs/user-guide/README.md</w:t>
+        <w:t>docs/user-gu</w:t>
+      </w:r>
+      <w:r>
+        <w:rPr>
+          <w:rFonts w:ascii="Consolas" w:hAnsi="Consolas"/>
+          <w:sz w:val="19"/>
+        </w:rPr>
+        <w:t>ide/README.md</w:t>
       </w:r>
       <w:r>
         <w:t xml:space="preserve"> en el repositorio.</w:t>
@@ -31816,7 +32040,7 @@
     <w:autoRedefine/>
     <w:uiPriority w:val="39"/>
     <w:unhideWhenUsed/>
-    <w:rsid w:val="00E845E0"/>
+    <w:rsid w:val="00A143BC"/>
     <w:pPr>
       <w:spacing w:after="100"/>
     </w:pPr>
@@ -31828,7 +32052,7 @@
     <w:autoRedefine/>
     <w:uiPriority w:val="39"/>
     <w:unhideWhenUsed/>
-    <w:rsid w:val="00E845E0"/>
+    <w:rsid w:val="00A143BC"/>
     <w:pPr>
       <w:spacing w:after="100"/>
       <w:ind w:left="220"/>
@@ -31839,7 +32063,7 @@
     <w:basedOn w:val="Fuentedeprrafopredeter"/>
     <w:uiPriority w:val="99"/>
     <w:unhideWhenUsed/>
-    <w:rsid w:val="00E845E0"/>
+    <w:rsid w:val="00A143BC"/>
     <w:rPr>
       <w:color w:val="0000FF" w:themeColor="hyperlink"/>
       <w:u w:val="single"/>

--- a/docs/academic/Informe-IaC-50-Sucursales.docx
+++ b/docs/academic/Informe-IaC-50-Sucursales.docx
@@ -11,7 +11,7 @@
           <w:noProof/>
         </w:rPr>
         <w:drawing>
-          <wp:inline distT="0" distB="0" distL="0" distR="0" wp14:anchorId="0B5F42E5" wp14:editId="60960D5A">
+          <wp:inline distT="0" distB="0" distL="0" distR="0" wp14:anchorId="6C31A736" wp14:editId="47E8B4F5">
             <wp:extent cx="2520000" cy="773719"/>
             <wp:effectExtent l="0" t="0" r="0" b="0"/>
             <wp:docPr id="1" name="Picture 1"/>
@@ -214,7 +214,7 @@
       <w:pPr>
         <w:pStyle w:val="Ttulo1"/>
       </w:pPr>
-      <w:bookmarkStart w:id="0" w:name="_Toc242342033"/>
+      <w:bookmarkStart w:id="0" w:name="_Toc242342586"/>
       <w:r>
         <w:lastRenderedPageBreak/>
         <w:t>ÍNDICE</w:t>
@@ -242,7 +242,7 @@
       <w:r>
         <w:fldChar w:fldCharType="separate"/>
       </w:r>
-      <w:hyperlink w:anchor="_Toc242342033" w:history="1">
+      <w:hyperlink w:anchor="_Toc242342586" w:history="1">
         <w:r>
           <w:rPr>
             <w:rStyle w:val="Hipervnculo"/>
@@ -269,7 +269,7 @@
             <w:noProof/>
             <w:webHidden/>
           </w:rPr>
-          <w:instrText xml:space="preserve"> PAGEREF _Toc242342033 \h </w:instrText>
+          <w:instrText xml:space="preserve"> PAGEREF _Toc242342586 \h </w:instrText>
         </w:r>
         <w:r>
           <w:rPr>
@@ -312,7 +312,7 @@
           <w:lang w:val="es-PE" w:eastAsia="es-PE"/>
         </w:rPr>
       </w:pPr>
-      <w:hyperlink w:anchor="_Toc242342034" w:history="1">
+      <w:hyperlink w:anchor="_Toc242342587" w:history="1">
         <w:r>
           <w:rPr>
             <w:rStyle w:val="Hipervnculo"/>
@@ -339,7 +339,7 @@
             <w:noProof/>
             <w:webHidden/>
           </w:rPr>
-          <w:instrText xml:space="preserve"> PAGEREF _Toc242342034 \h </w:instrText>
+          <w:instrText xml:space="preserve"> PAGEREF _Toc242342587 \h </w:instrText>
         </w:r>
         <w:r>
           <w:rPr>
@@ -382,7 +382,7 @@
           <w:lang w:val="es-PE" w:eastAsia="es-PE"/>
         </w:rPr>
       </w:pPr>
-      <w:hyperlink w:anchor="_Toc242342035" w:history="1">
+      <w:hyperlink w:anchor="_Toc242342588" w:history="1">
         <w:r>
           <w:rPr>
             <w:rStyle w:val="Hipervnculo"/>
@@ -409,7 +409,7 @@
             <w:noProof/>
             <w:webHidden/>
           </w:rPr>
-          <w:instrText xml:space="preserve"> PAGEREF _Toc242342035 \h </w:instrText>
+          <w:instrText xml:space="preserve"> PAGEREF _Toc242342588 \h </w:instrText>
         </w:r>
         <w:r>
           <w:rPr>
@@ -452,7 +452,7 @@
           <w:lang w:val="es-PE" w:eastAsia="es-PE"/>
         </w:rPr>
       </w:pPr>
-      <w:hyperlink w:anchor="_Toc242342036" w:history="1">
+      <w:hyperlink w:anchor="_Toc242342589" w:history="1">
         <w:r>
           <w:rPr>
             <w:rStyle w:val="Hipervnculo"/>
@@ -479,7 +479,7 @@
             <w:noProof/>
             <w:webHidden/>
           </w:rPr>
-          <w:instrText xml:space="preserve"> PAGEREF _Toc242342036 \h </w:instrText>
+          <w:instrText xml:space="preserve"> PAGEREF _Toc242342589 \h </w:instrText>
         </w:r>
         <w:r>
           <w:rPr>
@@ -522,7 +522,7 @@
           <w:lang w:val="es-PE" w:eastAsia="es-PE"/>
         </w:rPr>
       </w:pPr>
-      <w:hyperlink w:anchor="_Toc242342037" w:history="1">
+      <w:hyperlink w:anchor="_Toc242342590" w:history="1">
         <w:r>
           <w:rPr>
             <w:rStyle w:val="Hipervnculo"/>
@@ -549,7 +549,7 @@
             <w:noProof/>
             <w:webHidden/>
           </w:rPr>
-          <w:instrText xml:space="preserve"> PAGEREF _Toc242342037 \h </w:instrText>
+          <w:instrText xml:space="preserve"> PAGEREF _Toc242342590 \h </w:instrText>
         </w:r>
         <w:r>
           <w:rPr>
@@ -592,7 +592,7 @@
           <w:lang w:val="es-PE" w:eastAsia="es-PE"/>
         </w:rPr>
       </w:pPr>
-      <w:hyperlink w:anchor="_Toc242342038" w:history="1">
+      <w:hyperlink w:anchor="_Toc242342591" w:history="1">
         <w:r>
           <w:rPr>
             <w:rStyle w:val="Hipervnculo"/>
@@ -619,7 +619,7 @@
             <w:noProof/>
             <w:webHidden/>
           </w:rPr>
-          <w:instrText xml:space="preserve"> PAGEREF _Toc242342038 \h </w:instrText>
+          <w:instrText xml:space="preserve"> PAGEREF _Toc242342591 \h </w:instrText>
         </w:r>
         <w:r>
           <w:rPr>
@@ -662,7 +662,7 @@
           <w:lang w:val="es-PE" w:eastAsia="es-PE"/>
         </w:rPr>
       </w:pPr>
-      <w:hyperlink w:anchor="_Toc242342039" w:history="1">
+      <w:hyperlink w:anchor="_Toc242342592" w:history="1">
         <w:r>
           <w:rPr>
             <w:rStyle w:val="Hipervnculo"/>
@@ -689,7 +689,7 @@
             <w:noProof/>
             <w:webHidden/>
           </w:rPr>
-          <w:instrText xml:space="preserve"> PAGEREF _Toc242342039 \h </w:instrText>
+          <w:instrText xml:space="preserve"> PAGEREF _Toc242342592 \h </w:instrText>
         </w:r>
         <w:r>
           <w:rPr>
@@ -732,7 +732,7 @@
           <w:lang w:val="es-PE" w:eastAsia="es-PE"/>
         </w:rPr>
       </w:pPr>
-      <w:hyperlink w:anchor="_Toc242342040" w:history="1">
+      <w:hyperlink w:anchor="_Toc242342593" w:history="1">
         <w:r>
           <w:rPr>
             <w:rStyle w:val="Hipervnculo"/>
@@ -759,7 +759,7 @@
             <w:noProof/>
             <w:webHidden/>
           </w:rPr>
-          <w:instrText xml:space="preserve"> PAGEREF _Toc242342040 \h </w:instrText>
+          <w:instrText xml:space="preserve"> PAGEREF _Toc242342593 \h </w:instrText>
         </w:r>
         <w:r>
           <w:rPr>
@@ -802,7 +802,7 @@
           <w:lang w:val="es-PE" w:eastAsia="es-PE"/>
         </w:rPr>
       </w:pPr>
-      <w:hyperlink w:anchor="_Toc242342041" w:history="1">
+      <w:hyperlink w:anchor="_Toc242342594" w:history="1">
         <w:r>
           <w:rPr>
             <w:rStyle w:val="Hipervnculo"/>
@@ -829,7 +829,7 @@
             <w:noProof/>
             <w:webHidden/>
           </w:rPr>
-          <w:instrText xml:space="preserve"> PAGEREF _Toc242342041 \h </w:instrText>
+          <w:instrText xml:space="preserve"> PAGEREF _Toc242342594 \h </w:instrText>
         </w:r>
         <w:r>
           <w:rPr>
@@ -872,7 +872,7 @@
           <w:lang w:val="es-PE" w:eastAsia="es-PE"/>
         </w:rPr>
       </w:pPr>
-      <w:hyperlink w:anchor="_Toc242342042" w:history="1">
+      <w:hyperlink w:anchor="_Toc242342595" w:history="1">
         <w:r>
           <w:rPr>
             <w:rStyle w:val="Hipervnculo"/>
@@ -899,7 +899,7 @@
             <w:noProof/>
             <w:webHidden/>
           </w:rPr>
-          <w:instrText xml:space="preserve"> PAGEREF _Toc242342042 \h </w:instrText>
+          <w:instrText xml:space="preserve"> PAGEREF _Toc242342595 \h </w:instrText>
         </w:r>
         <w:r>
           <w:rPr>
@@ -942,7 +942,7 @@
           <w:lang w:val="es-PE" w:eastAsia="es-PE"/>
         </w:rPr>
       </w:pPr>
-      <w:hyperlink w:anchor="_Toc242342043" w:history="1">
+      <w:hyperlink w:anchor="_Toc242342596" w:history="1">
         <w:r>
           <w:rPr>
             <w:rStyle w:val="Hipervnculo"/>
@@ -969,7 +969,7 @@
             <w:noProof/>
             <w:webHidden/>
           </w:rPr>
-          <w:instrText xml:space="preserve"> PAGEREF _Toc242342043 \h </w:instrText>
+          <w:instrText xml:space="preserve"> PAGEREF _Toc242342596 \h </w:instrText>
         </w:r>
         <w:r>
           <w:rPr>
@@ -1012,7 +1012,7 @@
           <w:lang w:val="es-PE" w:eastAsia="es-PE"/>
         </w:rPr>
       </w:pPr>
-      <w:hyperlink w:anchor="_Toc242342044" w:history="1">
+      <w:hyperlink w:anchor="_Toc242342597" w:history="1">
         <w:r>
           <w:rPr>
             <w:rStyle w:val="Hipervnculo"/>
@@ -1039,7 +1039,7 @@
             <w:noProof/>
             <w:webHidden/>
           </w:rPr>
-          <w:instrText xml:space="preserve"> PAGEREF _Toc242342044 \h </w:instrText>
+          <w:instrText xml:space="preserve"> PAGEREF _Toc242342597 \h </w:instrText>
         </w:r>
         <w:r>
           <w:rPr>
@@ -1082,7 +1082,7 @@
           <w:lang w:val="es-PE" w:eastAsia="es-PE"/>
         </w:rPr>
       </w:pPr>
-      <w:hyperlink w:anchor="_Toc242342045" w:history="1">
+      <w:hyperlink w:anchor="_Toc242342598" w:history="1">
         <w:r>
           <w:rPr>
             <w:rStyle w:val="Hipervnculo"/>
@@ -1109,7 +1109,7 @@
             <w:noProof/>
             <w:webHidden/>
           </w:rPr>
-          <w:instrText xml:space="preserve"> PAGEREF _Toc242342045 \h </w:instrText>
+          <w:instrText xml:space="preserve"> PAGEREF _Toc242342598 \h </w:instrText>
         </w:r>
         <w:r>
           <w:rPr>
@@ -1152,7 +1152,7 @@
           <w:lang w:val="es-PE" w:eastAsia="es-PE"/>
         </w:rPr>
       </w:pPr>
-      <w:hyperlink w:anchor="_Toc242342046" w:history="1">
+      <w:hyperlink w:anchor="_Toc242342599" w:history="1">
         <w:r>
           <w:rPr>
             <w:rStyle w:val="Hipervnculo"/>
@@ -1179,7 +1179,7 @@
             <w:noProof/>
             <w:webHidden/>
           </w:rPr>
-          <w:instrText xml:space="preserve"> PAGEREF _Toc242342046 \h </w:instrText>
+          <w:instrText xml:space="preserve"> PAGEREF _Toc242342599 \h </w:instrText>
         </w:r>
         <w:r>
           <w:rPr>
@@ -1222,7 +1222,7 @@
           <w:lang w:val="es-PE" w:eastAsia="es-PE"/>
         </w:rPr>
       </w:pPr>
-      <w:hyperlink w:anchor="_Toc242342047" w:history="1">
+      <w:hyperlink w:anchor="_Toc242342600" w:history="1">
         <w:r>
           <w:rPr>
             <w:rStyle w:val="Hipervnculo"/>
@@ -1249,7 +1249,7 @@
             <w:noProof/>
             <w:webHidden/>
           </w:rPr>
-          <w:instrText xml:space="preserve"> PAGEREF _Toc242342047 \h </w:instrText>
+          <w:instrText xml:space="preserve"> PAGEREF _Toc242342600 \h </w:instrText>
         </w:r>
         <w:r>
           <w:rPr>
@@ -1292,7 +1292,7 @@
           <w:lang w:val="es-PE" w:eastAsia="es-PE"/>
         </w:rPr>
       </w:pPr>
-      <w:hyperlink w:anchor="_Toc242342048" w:history="1">
+      <w:hyperlink w:anchor="_Toc242342601" w:history="1">
         <w:r>
           <w:rPr>
             <w:rStyle w:val="Hipervnculo"/>
@@ -1319,7 +1319,7 @@
             <w:noProof/>
             <w:webHidden/>
           </w:rPr>
-          <w:instrText xml:space="preserve"> PAGEREF _Toc242342048 \h </w:instrText>
+          <w:instrText xml:space="preserve"> PAGEREF _Toc242342601 \h </w:instrText>
         </w:r>
         <w:r>
           <w:rPr>
@@ -1362,7 +1362,7 @@
           <w:lang w:val="es-PE" w:eastAsia="es-PE"/>
         </w:rPr>
       </w:pPr>
-      <w:hyperlink w:anchor="_Toc242342049" w:history="1">
+      <w:hyperlink w:anchor="_Toc242342602" w:history="1">
         <w:r>
           <w:rPr>
             <w:rStyle w:val="Hipervnculo"/>
@@ -1389,7 +1389,7 @@
             <w:noProof/>
             <w:webHidden/>
           </w:rPr>
-          <w:instrText xml:space="preserve"> PAGEREF _Toc242342049 \h </w:instrText>
+          <w:instrText xml:space="preserve"> PAGEREF _Toc242342602 \h </w:instrText>
         </w:r>
         <w:r>
           <w:rPr>
@@ -1432,7 +1432,7 @@
           <w:lang w:val="es-PE" w:eastAsia="es-PE"/>
         </w:rPr>
       </w:pPr>
-      <w:hyperlink w:anchor="_Toc242342050" w:history="1">
+      <w:hyperlink w:anchor="_Toc242342603" w:history="1">
         <w:r>
           <w:rPr>
             <w:rStyle w:val="Hipervnculo"/>
@@ -1459,7 +1459,7 @@
             <w:noProof/>
             <w:webHidden/>
           </w:rPr>
-          <w:instrText xml:space="preserve"> PAGEREF _Toc242342050 \h </w:instrText>
+          <w:instrText xml:space="preserve"> PAGEREF _Toc242342603 \h </w:instrText>
         </w:r>
         <w:r>
           <w:rPr>
@@ -1502,7 +1502,7 @@
           <w:lang w:val="es-PE" w:eastAsia="es-PE"/>
         </w:rPr>
       </w:pPr>
-      <w:hyperlink w:anchor="_Toc242342051" w:history="1">
+      <w:hyperlink w:anchor="_Toc242342604" w:history="1">
         <w:r>
           <w:rPr>
             <w:rStyle w:val="Hipervnculo"/>
@@ -1529,7 +1529,7 @@
             <w:noProof/>
             <w:webHidden/>
           </w:rPr>
-          <w:instrText xml:space="preserve"> PAGEREF _Toc242342051 \h </w:instrText>
+          <w:instrText xml:space="preserve"> PAGEREF _Toc242342604 \h </w:instrText>
         </w:r>
         <w:r>
           <w:rPr>
@@ -1572,7 +1572,7 @@
           <w:lang w:val="es-PE" w:eastAsia="es-PE"/>
         </w:rPr>
       </w:pPr>
-      <w:hyperlink w:anchor="_Toc242342052" w:history="1">
+      <w:hyperlink w:anchor="_Toc242342605" w:history="1">
         <w:r>
           <w:rPr>
             <w:rStyle w:val="Hipervnculo"/>
@@ -1599,7 +1599,7 @@
             <w:noProof/>
             <w:webHidden/>
           </w:rPr>
-          <w:instrText xml:space="preserve"> PAGEREF _Toc242342052 \h </w:instrText>
+          <w:instrText xml:space="preserve"> PAGEREF _Toc242342605 \h </w:instrText>
         </w:r>
         <w:r>
           <w:rPr>
@@ -1642,7 +1642,7 @@
           <w:lang w:val="es-PE" w:eastAsia="es-PE"/>
         </w:rPr>
       </w:pPr>
-      <w:hyperlink w:anchor="_Toc242342053" w:history="1">
+      <w:hyperlink w:anchor="_Toc242342606" w:history="1">
         <w:r>
           <w:rPr>
             <w:rStyle w:val="Hipervnculo"/>
@@ -1669,7 +1669,7 @@
             <w:noProof/>
             <w:webHidden/>
           </w:rPr>
-          <w:instrText xml:space="preserve"> PAGEREF _Toc242342053 \h </w:instrText>
+          <w:instrText xml:space="preserve"> PAGEREF _Toc242342606 \h </w:instrText>
         </w:r>
         <w:r>
           <w:rPr>
@@ -1712,7 +1712,7 @@
           <w:lang w:val="es-PE" w:eastAsia="es-PE"/>
         </w:rPr>
       </w:pPr>
-      <w:hyperlink w:anchor="_Toc242342054" w:history="1">
+      <w:hyperlink w:anchor="_Toc242342607" w:history="1">
         <w:r>
           <w:rPr>
             <w:rStyle w:val="Hipervnculo"/>
@@ -1739,7 +1739,7 @@
             <w:noProof/>
             <w:webHidden/>
           </w:rPr>
-          <w:instrText xml:space="preserve"> PAGEREF _Toc242342054 \h </w:instrText>
+          <w:instrText xml:space="preserve"> PAGEREF _Toc242342607 \h </w:instrText>
         </w:r>
         <w:r>
           <w:rPr>
@@ -1782,7 +1782,7 @@
           <w:lang w:val="es-PE" w:eastAsia="es-PE"/>
         </w:rPr>
       </w:pPr>
-      <w:hyperlink w:anchor="_Toc242342055" w:history="1">
+      <w:hyperlink w:anchor="_Toc242342608" w:history="1">
         <w:r>
           <w:rPr>
             <w:rStyle w:val="Hipervnculo"/>
@@ -1809,7 +1809,7 @@
             <w:noProof/>
             <w:webHidden/>
           </w:rPr>
-          <w:instrText xml:space="preserve"> PAGEREF _Toc242342055 \h </w:instrText>
+          <w:instrText xml:space="preserve"> PAGEREF _Toc242342608 \h </w:instrText>
         </w:r>
         <w:r>
           <w:rPr>
@@ -1852,7 +1852,7 @@
           <w:lang w:val="es-PE" w:eastAsia="es-PE"/>
         </w:rPr>
       </w:pPr>
-      <w:hyperlink w:anchor="_Toc242342056" w:history="1">
+      <w:hyperlink w:anchor="_Toc242342609" w:history="1">
         <w:r>
           <w:rPr>
             <w:rStyle w:val="Hipervnculo"/>
@@ -1879,7 +1879,7 @@
             <w:noProof/>
             <w:webHidden/>
           </w:rPr>
-          <w:instrText xml:space="preserve"> PAGEREF _Toc242342056 \h </w:instrText>
+          <w:instrText xml:space="preserve"> PAGEREF _Toc242342609 \h </w:instrText>
         </w:r>
         <w:r>
           <w:rPr>
@@ -1922,7 +1922,7 @@
           <w:lang w:val="es-PE" w:eastAsia="es-PE"/>
         </w:rPr>
       </w:pPr>
-      <w:hyperlink w:anchor="_Toc242342057" w:history="1">
+      <w:hyperlink w:anchor="_Toc242342610" w:history="1">
         <w:r>
           <w:rPr>
             <w:rStyle w:val="Hipervnculo"/>
@@ -1949,7 +1949,7 @@
             <w:noProof/>
             <w:webHidden/>
           </w:rPr>
-          <w:instrText xml:space="preserve"> PAGEREF _Toc242342057 \h </w:instrText>
+          <w:instrText xml:space="preserve"> PAGEREF _Toc242342610 \h </w:instrText>
         </w:r>
         <w:r>
           <w:rPr>
@@ -1992,7 +1992,7 @@
           <w:lang w:val="es-PE" w:eastAsia="es-PE"/>
         </w:rPr>
       </w:pPr>
-      <w:hyperlink w:anchor="_Toc242342058" w:history="1">
+      <w:hyperlink w:anchor="_Toc242342611" w:history="1">
         <w:r>
           <w:rPr>
             <w:rStyle w:val="Hipervnculo"/>
@@ -2019,7 +2019,7 @@
             <w:noProof/>
             <w:webHidden/>
           </w:rPr>
-          <w:instrText xml:space="preserve"> PAGEREF _Toc242342058 \h </w:instrText>
+          <w:instrText xml:space="preserve"> PAGEREF _Toc242342611 \h </w:instrText>
         </w:r>
         <w:r>
           <w:rPr>
@@ -2062,7 +2062,7 @@
           <w:lang w:val="es-PE" w:eastAsia="es-PE"/>
         </w:rPr>
       </w:pPr>
-      <w:hyperlink w:anchor="_Toc242342059" w:history="1">
+      <w:hyperlink w:anchor="_Toc242342612" w:history="1">
         <w:r>
           <w:rPr>
             <w:rStyle w:val="Hipervnculo"/>
@@ -2089,7 +2089,7 @@
             <w:noProof/>
             <w:webHidden/>
           </w:rPr>
-          <w:instrText xml:space="preserve"> PAGEREF _Toc242342059 \h </w:instrText>
+          <w:instrText xml:space="preserve"> PAGEREF _Toc242342612 \h </w:instrText>
         </w:r>
         <w:r>
           <w:rPr>
@@ -2132,7 +2132,7 @@
           <w:lang w:val="es-PE" w:eastAsia="es-PE"/>
         </w:rPr>
       </w:pPr>
-      <w:hyperlink w:anchor="_Toc242342060" w:history="1">
+      <w:hyperlink w:anchor="_Toc242342613" w:history="1">
         <w:r>
           <w:rPr>
             <w:rStyle w:val="Hipervnculo"/>
@@ -2159,7 +2159,7 @@
             <w:noProof/>
             <w:webHidden/>
           </w:rPr>
-          <w:instrText xml:space="preserve"> PAGEREF _Toc242342060 \h </w:instrText>
+          <w:instrText xml:space="preserve"> PAGEREF _Toc242342613 \h </w:instrText>
         </w:r>
         <w:r>
           <w:rPr>
@@ -2202,7 +2202,7 @@
           <w:lang w:val="es-PE" w:eastAsia="es-PE"/>
         </w:rPr>
       </w:pPr>
-      <w:hyperlink w:anchor="_Toc242342061" w:history="1">
+      <w:hyperlink w:anchor="_Toc242342614" w:history="1">
         <w:r>
           <w:rPr>
             <w:rStyle w:val="Hipervnculo"/>
@@ -2229,7 +2229,7 @@
             <w:noProof/>
             <w:webHidden/>
           </w:rPr>
-          <w:instrText xml:space="preserve"> PAGEREF _Toc242342061 \h </w:instrText>
+          <w:instrText xml:space="preserve"> PAGEREF _Toc242342614 \h </w:instrText>
         </w:r>
         <w:r>
           <w:rPr>
@@ -2272,7 +2272,7 @@
           <w:lang w:val="es-PE" w:eastAsia="es-PE"/>
         </w:rPr>
       </w:pPr>
-      <w:hyperlink w:anchor="_Toc242342062" w:history="1">
+      <w:hyperlink w:anchor="_Toc242342615" w:history="1">
         <w:r>
           <w:rPr>
             <w:rStyle w:val="Hipervnculo"/>
@@ -2299,7 +2299,7 @@
             <w:noProof/>
             <w:webHidden/>
           </w:rPr>
-          <w:instrText xml:space="preserve"> PAGEREF _Toc242342062 \h </w:instrText>
+          <w:instrText xml:space="preserve"> PAGEREF _Toc242342615 \h </w:instrText>
         </w:r>
         <w:r>
           <w:rPr>
@@ -2342,7 +2342,7 @@
           <w:lang w:val="es-PE" w:eastAsia="es-PE"/>
         </w:rPr>
       </w:pPr>
-      <w:hyperlink w:anchor="_Toc242342063" w:history="1">
+      <w:hyperlink w:anchor="_Toc242342616" w:history="1">
         <w:r>
           <w:rPr>
             <w:rStyle w:val="Hipervnculo"/>
@@ -2369,7 +2369,7 @@
             <w:noProof/>
             <w:webHidden/>
           </w:rPr>
-          <w:instrText xml:space="preserve"> PAGEREF _Toc242342063 \h </w:instrText>
+          <w:instrText xml:space="preserve"> PAGEREF _Toc242342616 \h </w:instrText>
         </w:r>
         <w:r>
           <w:rPr>
@@ -2412,7 +2412,7 @@
           <w:lang w:val="es-PE" w:eastAsia="es-PE"/>
         </w:rPr>
       </w:pPr>
-      <w:hyperlink w:anchor="_Toc242342064" w:history="1">
+      <w:hyperlink w:anchor="_Toc242342617" w:history="1">
         <w:r>
           <w:rPr>
             <w:rStyle w:val="Hipervnculo"/>
@@ -2439,7 +2439,7 @@
             <w:noProof/>
             <w:webHidden/>
           </w:rPr>
-          <w:instrText xml:space="preserve"> PAGEREF _Toc242342064 \h </w:instrText>
+          <w:instrText xml:space="preserve"> PAGEREF _Toc242342617 \h </w:instrText>
         </w:r>
         <w:r>
           <w:rPr>
@@ -2482,7 +2482,7 @@
           <w:lang w:val="es-PE" w:eastAsia="es-PE"/>
         </w:rPr>
       </w:pPr>
-      <w:hyperlink w:anchor="_Toc242342065" w:history="1">
+      <w:hyperlink w:anchor="_Toc242342618" w:history="1">
         <w:r>
           <w:rPr>
             <w:rStyle w:val="Hipervnculo"/>
@@ -2509,7 +2509,7 @@
             <w:noProof/>
             <w:webHidden/>
           </w:rPr>
-          <w:instrText xml:space="preserve"> PAGEREF _Toc242342065 \h </w:instrText>
+          <w:instrText xml:space="preserve"> PAGEREF _Toc242342618 \h </w:instrText>
         </w:r>
         <w:r>
           <w:rPr>
@@ -2552,7 +2552,7 @@
           <w:lang w:val="es-PE" w:eastAsia="es-PE"/>
         </w:rPr>
       </w:pPr>
-      <w:hyperlink w:anchor="_Toc242342066" w:history="1">
+      <w:hyperlink w:anchor="_Toc242342619" w:history="1">
         <w:r>
           <w:rPr>
             <w:rStyle w:val="Hipervnculo"/>
@@ -2579,7 +2579,7 @@
             <w:noProof/>
             <w:webHidden/>
           </w:rPr>
-          <w:instrText xml:space="preserve"> PAGEREF _Toc242342066 \h </w:instrText>
+          <w:instrText xml:space="preserve"> PAGEREF _Toc242342619 \h </w:instrText>
         </w:r>
         <w:r>
           <w:rPr>
@@ -2622,7 +2622,7 @@
           <w:lang w:val="es-PE" w:eastAsia="es-PE"/>
         </w:rPr>
       </w:pPr>
-      <w:hyperlink w:anchor="_Toc242342067" w:history="1">
+      <w:hyperlink w:anchor="_Toc242342620" w:history="1">
         <w:r>
           <w:rPr>
             <w:rStyle w:val="Hipervnculo"/>
@@ -2649,7 +2649,7 @@
             <w:noProof/>
             <w:webHidden/>
           </w:rPr>
-          <w:instrText xml:space="preserve"> PAGEREF _Toc242342067 \h </w:instrText>
+          <w:instrText xml:space="preserve"> PAGEREF _Toc242342620 \h </w:instrText>
         </w:r>
         <w:r>
           <w:rPr>
@@ -2692,7 +2692,7 @@
           <w:lang w:val="es-PE" w:eastAsia="es-PE"/>
         </w:rPr>
       </w:pPr>
-      <w:hyperlink w:anchor="_Toc242342068" w:history="1">
+      <w:hyperlink w:anchor="_Toc242342621" w:history="1">
         <w:r>
           <w:rPr>
             <w:rStyle w:val="Hipervnculo"/>
@@ -2719,7 +2719,7 @@
             <w:noProof/>
             <w:webHidden/>
           </w:rPr>
-          <w:instrText xml:space="preserve"> PAGEREF _Toc242342068 \h </w:instrText>
+          <w:instrText xml:space="preserve"> PAGEREF _Toc242342621 \h </w:instrText>
         </w:r>
         <w:r>
           <w:rPr>
@@ -2762,7 +2762,7 @@
           <w:lang w:val="es-PE" w:eastAsia="es-PE"/>
         </w:rPr>
       </w:pPr>
-      <w:hyperlink w:anchor="_Toc242342069" w:history="1">
+      <w:hyperlink w:anchor="_Toc242342622" w:history="1">
         <w:r>
           <w:rPr>
             <w:rStyle w:val="Hipervnculo"/>
@@ -2789,7 +2789,7 @@
             <w:noProof/>
             <w:webHidden/>
           </w:rPr>
-          <w:instrText xml:space="preserve"> PAGEREF _Toc242342069 \h </w:instrText>
+          <w:instrText xml:space="preserve"> PAGEREF _Toc242342622 \h </w:instrText>
         </w:r>
         <w:r>
           <w:rPr>
@@ -2832,7 +2832,7 @@
           <w:lang w:val="es-PE" w:eastAsia="es-PE"/>
         </w:rPr>
       </w:pPr>
-      <w:hyperlink w:anchor="_Toc242342070" w:history="1">
+      <w:hyperlink w:anchor="_Toc242342623" w:history="1">
         <w:r>
           <w:rPr>
             <w:rStyle w:val="Hipervnculo"/>
@@ -2859,7 +2859,7 @@
             <w:noProof/>
             <w:webHidden/>
           </w:rPr>
-          <w:instrText xml:space="preserve"> PAGEREF _Toc242342070 \h </w:instrText>
+          <w:instrText xml:space="preserve"> PAGEREF _Toc242342623 \h </w:instrText>
         </w:r>
         <w:r>
           <w:rPr>
@@ -2902,7 +2902,7 @@
           <w:lang w:val="es-PE" w:eastAsia="es-PE"/>
         </w:rPr>
       </w:pPr>
-      <w:hyperlink w:anchor="_Toc242342071" w:history="1">
+      <w:hyperlink w:anchor="_Toc242342624" w:history="1">
         <w:r>
           <w:rPr>
             <w:rStyle w:val="Hipervnculo"/>
@@ -2929,7 +2929,7 @@
             <w:noProof/>
             <w:webHidden/>
           </w:rPr>
-          <w:instrText xml:space="preserve"> PAGEREF _Toc242342071 \h </w:instrText>
+          <w:instrText xml:space="preserve"> PAGEREF _Toc242342624 \h </w:instrText>
         </w:r>
         <w:r>
           <w:rPr>
@@ -2972,7 +2972,7 @@
           <w:lang w:val="es-PE" w:eastAsia="es-PE"/>
         </w:rPr>
       </w:pPr>
-      <w:hyperlink w:anchor="_Toc242342072" w:history="1">
+      <w:hyperlink w:anchor="_Toc242342625" w:history="1">
         <w:r>
           <w:rPr>
             <w:rStyle w:val="Hipervnculo"/>
@@ -2999,7 +2999,7 @@
             <w:noProof/>
             <w:webHidden/>
           </w:rPr>
-          <w:instrText xml:space="preserve"> PAGEREF _Toc242342072 \h </w:instrText>
+          <w:instrText xml:space="preserve"> PAGEREF _Toc242342625 \h </w:instrText>
         </w:r>
         <w:r>
           <w:rPr>
@@ -3042,7 +3042,7 @@
           <w:lang w:val="es-PE" w:eastAsia="es-PE"/>
         </w:rPr>
       </w:pPr>
-      <w:hyperlink w:anchor="_Toc242342073" w:history="1">
+      <w:hyperlink w:anchor="_Toc242342626" w:history="1">
         <w:r>
           <w:rPr>
             <w:rStyle w:val="Hipervnculo"/>
@@ -3069,7 +3069,7 @@
             <w:noProof/>
             <w:webHidden/>
           </w:rPr>
-          <w:instrText xml:space="preserve"> PAGEREF _Toc242342073 \h </w:instrText>
+          <w:instrText xml:space="preserve"> PAGEREF _Toc242342626 \h </w:instrText>
         </w:r>
         <w:r>
           <w:rPr>
@@ -3112,7 +3112,7 @@
           <w:lang w:val="es-PE" w:eastAsia="es-PE"/>
         </w:rPr>
       </w:pPr>
-      <w:hyperlink w:anchor="_Toc242342074" w:history="1">
+      <w:hyperlink w:anchor="_Toc242342627" w:history="1">
         <w:r>
           <w:rPr>
             <w:rStyle w:val="Hipervnculo"/>
@@ -3139,7 +3139,7 @@
             <w:noProof/>
             <w:webHidden/>
           </w:rPr>
-          <w:instrText xml:space="preserve"> PAGEREF _Toc242342074 \h </w:instrText>
+          <w:instrText xml:space="preserve"> PAGEREF _Toc242342627 \h </w:instrText>
         </w:r>
         <w:r>
           <w:rPr>
@@ -3182,7 +3182,7 @@
           <w:lang w:val="es-PE" w:eastAsia="es-PE"/>
         </w:rPr>
       </w:pPr>
-      <w:hyperlink w:anchor="_Toc242342075" w:history="1">
+      <w:hyperlink w:anchor="_Toc242342628" w:history="1">
         <w:r>
           <w:rPr>
             <w:rStyle w:val="Hipervnculo"/>
@@ -3209,7 +3209,7 @@
             <w:noProof/>
             <w:webHidden/>
           </w:rPr>
-          <w:instrText xml:space="preserve"> PAGEREF _Toc242342075 \h </w:instrText>
+          <w:instrText xml:space="preserve"> PAGEREF _Toc242342628 \h </w:instrText>
         </w:r>
         <w:r>
           <w:rPr>
@@ -3252,7 +3252,7 @@
           <w:lang w:val="es-PE" w:eastAsia="es-PE"/>
         </w:rPr>
       </w:pPr>
-      <w:hyperlink w:anchor="_Toc242342076" w:history="1">
+      <w:hyperlink w:anchor="_Toc242342629" w:history="1">
         <w:r>
           <w:rPr>
             <w:rStyle w:val="Hipervnculo"/>
@@ -3279,7 +3279,7 @@
             <w:noProof/>
             <w:webHidden/>
           </w:rPr>
-          <w:instrText xml:space="preserve"> PAGEREF _Toc242342076 \h </w:instrText>
+          <w:instrText xml:space="preserve"> PAGEREF _Toc242342629 \h </w:instrText>
         </w:r>
         <w:r>
           <w:rPr>
@@ -3322,7 +3322,7 @@
           <w:lang w:val="es-PE" w:eastAsia="es-PE"/>
         </w:rPr>
       </w:pPr>
-      <w:hyperlink w:anchor="_Toc242342077" w:history="1">
+      <w:hyperlink w:anchor="_Toc242342630" w:history="1">
         <w:r>
           <w:rPr>
             <w:rStyle w:val="Hipervnculo"/>
@@ -3349,7 +3349,7 @@
             <w:noProof/>
             <w:webHidden/>
           </w:rPr>
-          <w:instrText xml:space="preserve"> PAGEREF _Toc242342077 \h </w:instrText>
+          <w:instrText xml:space="preserve"> PAGEREF _Toc242342630 \h </w:instrText>
         </w:r>
         <w:r>
           <w:rPr>
@@ -3392,7 +3392,7 @@
           <w:lang w:val="es-PE" w:eastAsia="es-PE"/>
         </w:rPr>
       </w:pPr>
-      <w:hyperlink w:anchor="_Toc242342078" w:history="1">
+      <w:hyperlink w:anchor="_Toc242342631" w:history="1">
         <w:r>
           <w:rPr>
             <w:rStyle w:val="Hipervnculo"/>
@@ -3419,7 +3419,7 @@
             <w:noProof/>
             <w:webHidden/>
           </w:rPr>
-          <w:instrText xml:space="preserve"> PAGEREF _Toc242342078 \h </w:instrText>
+          <w:instrText xml:space="preserve"> PAGEREF _Toc242342631 \h </w:instrText>
         </w:r>
         <w:r>
           <w:rPr>
@@ -3462,7 +3462,7 @@
           <w:lang w:val="es-PE" w:eastAsia="es-PE"/>
         </w:rPr>
       </w:pPr>
-      <w:hyperlink w:anchor="_Toc242342079" w:history="1">
+      <w:hyperlink w:anchor="_Toc242342632" w:history="1">
         <w:r>
           <w:rPr>
             <w:rStyle w:val="Hipervnculo"/>
@@ -3489,7 +3489,7 @@
             <w:noProof/>
             <w:webHidden/>
           </w:rPr>
-          <w:instrText xml:space="preserve"> PAGEREF _Toc242342079 \h </w:instrText>
+          <w:instrText xml:space="preserve"> PAGEREF _Toc242342632 \h </w:instrText>
         </w:r>
         <w:r>
           <w:rPr>
@@ -3532,7 +3532,7 @@
           <w:lang w:val="es-PE" w:eastAsia="es-PE"/>
         </w:rPr>
       </w:pPr>
-      <w:hyperlink w:anchor="_Toc242342080" w:history="1">
+      <w:hyperlink w:anchor="_Toc242342633" w:history="1">
         <w:r>
           <w:rPr>
             <w:rStyle w:val="Hipervnculo"/>
@@ -3559,7 +3559,7 @@
             <w:noProof/>
             <w:webHidden/>
           </w:rPr>
-          <w:instrText xml:space="preserve"> PAGEREF _Toc242342080 \h </w:instrText>
+          <w:instrText xml:space="preserve"> PAGEREF _Toc242342633 \h </w:instrText>
         </w:r>
         <w:r>
           <w:rPr>
@@ -3602,7 +3602,7 @@
           <w:lang w:val="es-PE" w:eastAsia="es-PE"/>
         </w:rPr>
       </w:pPr>
-      <w:hyperlink w:anchor="_Toc242342081" w:history="1">
+      <w:hyperlink w:anchor="_Toc242342634" w:history="1">
         <w:r>
           <w:rPr>
             <w:rStyle w:val="Hipervnculo"/>
@@ -3629,7 +3629,7 @@
             <w:noProof/>
             <w:webHidden/>
           </w:rPr>
-          <w:instrText xml:space="preserve"> PAGEREF _Toc242342081 \h </w:instrText>
+          <w:instrText xml:space="preserve"> PAGEREF _Toc242342634 \h </w:instrText>
         </w:r>
         <w:r>
           <w:rPr>
@@ -3672,7 +3672,7 @@
           <w:lang w:val="es-PE" w:eastAsia="es-PE"/>
         </w:rPr>
       </w:pPr>
-      <w:hyperlink w:anchor="_Toc242342082" w:history="1">
+      <w:hyperlink w:anchor="_Toc242342635" w:history="1">
         <w:r>
           <w:rPr>
             <w:rStyle w:val="Hipervnculo"/>
@@ -3699,7 +3699,7 @@
             <w:noProof/>
             <w:webHidden/>
           </w:rPr>
-          <w:instrText xml:space="preserve"> PAGEREF _Toc242342082 \h </w:instrText>
+          <w:instrText xml:space="preserve"> PAGEREF _Toc242342635 \h </w:instrText>
         </w:r>
         <w:r>
           <w:rPr>
@@ -3742,7 +3742,7 @@
           <w:lang w:val="es-PE" w:eastAsia="es-PE"/>
         </w:rPr>
       </w:pPr>
-      <w:hyperlink w:anchor="_Toc242342083" w:history="1">
+      <w:hyperlink w:anchor="_Toc242342636" w:history="1">
         <w:r>
           <w:rPr>
             <w:rStyle w:val="Hipervnculo"/>
@@ -3769,7 +3769,7 @@
             <w:noProof/>
             <w:webHidden/>
           </w:rPr>
-          <w:instrText xml:space="preserve"> PAGEREF _Toc242342083 \h </w:instrText>
+          <w:instrText xml:space="preserve"> PAGEREF _Toc242342636 \h </w:instrText>
         </w:r>
         <w:r>
           <w:rPr>
@@ -3812,7 +3812,7 @@
           <w:lang w:val="es-PE" w:eastAsia="es-PE"/>
         </w:rPr>
       </w:pPr>
-      <w:hyperlink w:anchor="_Toc242342084" w:history="1">
+      <w:hyperlink w:anchor="_Toc242342637" w:history="1">
         <w:r>
           <w:rPr>
             <w:rStyle w:val="Hipervnculo"/>
@@ -3839,7 +3839,7 @@
             <w:noProof/>
             <w:webHidden/>
           </w:rPr>
-          <w:instrText xml:space="preserve"> PAGEREF _Toc242342084 \h </w:instrText>
+          <w:instrText xml:space="preserve"> PAGEREF _Toc242342637 \h </w:instrText>
         </w:r>
         <w:r>
           <w:rPr>
@@ -3882,7 +3882,7 @@
           <w:lang w:val="es-PE" w:eastAsia="es-PE"/>
         </w:rPr>
       </w:pPr>
-      <w:hyperlink w:anchor="_Toc242342085" w:history="1">
+      <w:hyperlink w:anchor="_Toc242342638" w:history="1">
         <w:r>
           <w:rPr>
             <w:rStyle w:val="Hipervnculo"/>
@@ -3909,7 +3909,7 @@
             <w:noProof/>
             <w:webHidden/>
           </w:rPr>
-          <w:instrText xml:space="preserve"> PAGEREF _Toc242342085 \h </w:instrText>
+          <w:instrText xml:space="preserve"> PAGEREF _Toc242342638 \h </w:instrText>
         </w:r>
         <w:r>
           <w:rPr>
@@ -3952,7 +3952,7 @@
           <w:lang w:val="es-PE" w:eastAsia="es-PE"/>
         </w:rPr>
       </w:pPr>
-      <w:hyperlink w:anchor="_Toc242342086" w:history="1">
+      <w:hyperlink w:anchor="_Toc242342639" w:history="1">
         <w:r>
           <w:rPr>
             <w:rStyle w:val="Hipervnculo"/>
@@ -3979,7 +3979,7 @@
             <w:noProof/>
             <w:webHidden/>
           </w:rPr>
-          <w:instrText xml:space="preserve"> PAGEREF _Toc242342086 \h </w:instrText>
+          <w:instrText xml:space="preserve"> PAGEREF _Toc242342639 \h </w:instrText>
         </w:r>
         <w:r>
           <w:rPr>
@@ -4022,7 +4022,7 @@
           <w:lang w:val="es-PE" w:eastAsia="es-PE"/>
         </w:rPr>
       </w:pPr>
-      <w:hyperlink w:anchor="_Toc242342087" w:history="1">
+      <w:hyperlink w:anchor="_Toc242342640" w:history="1">
         <w:r>
           <w:rPr>
             <w:rStyle w:val="Hipervnculo"/>
@@ -4049,7 +4049,7 @@
             <w:noProof/>
             <w:webHidden/>
           </w:rPr>
-          <w:instrText xml:space="preserve"> PAGEREF _Toc242342087 \h </w:instrText>
+          <w:instrText xml:space="preserve"> PAGEREF _Toc242342640 \h </w:instrText>
         </w:r>
         <w:r>
           <w:rPr>
@@ -4092,7 +4092,7 @@
           <w:lang w:val="es-PE" w:eastAsia="es-PE"/>
         </w:rPr>
       </w:pPr>
-      <w:hyperlink w:anchor="_Toc242342088" w:history="1">
+      <w:hyperlink w:anchor="_Toc242342641" w:history="1">
         <w:r>
           <w:rPr>
             <w:rStyle w:val="Hipervnculo"/>
@@ -4119,7 +4119,7 @@
             <w:noProof/>
             <w:webHidden/>
           </w:rPr>
-          <w:instrText xml:space="preserve"> PAGEREF _Toc242342088 \h </w:instrText>
+          <w:instrText xml:space="preserve"> PAGEREF _Toc242342641 \h </w:instrText>
         </w:r>
         <w:r>
           <w:rPr>
@@ -4162,7 +4162,7 @@
           <w:lang w:val="es-PE" w:eastAsia="es-PE"/>
         </w:rPr>
       </w:pPr>
-      <w:hyperlink w:anchor="_Toc242342089" w:history="1">
+      <w:hyperlink w:anchor="_Toc242342642" w:history="1">
         <w:r>
           <w:rPr>
             <w:rStyle w:val="Hipervnculo"/>
@@ -4189,7 +4189,7 @@
             <w:noProof/>
             <w:webHidden/>
           </w:rPr>
-          <w:instrText xml:space="preserve"> PAGEREF _Toc242342089 \h </w:instrText>
+          <w:instrText xml:space="preserve"> PAGEREF _Toc242342642 \h </w:instrText>
         </w:r>
         <w:r>
           <w:rPr>
@@ -4232,7 +4232,7 @@
           <w:lang w:val="es-PE" w:eastAsia="es-PE"/>
         </w:rPr>
       </w:pPr>
-      <w:hyperlink w:anchor="_Toc242342090" w:history="1">
+      <w:hyperlink w:anchor="_Toc242342643" w:history="1">
         <w:r>
           <w:rPr>
             <w:rStyle w:val="Hipervnculo"/>
@@ -4259,7 +4259,7 @@
             <w:noProof/>
             <w:webHidden/>
           </w:rPr>
-          <w:instrText xml:space="preserve"> PAGEREF _Toc242342090 \h </w:instrText>
+          <w:instrText xml:space="preserve"> PAGEREF _Toc242342643 \h </w:instrText>
         </w:r>
         <w:r>
           <w:rPr>
@@ -4302,7 +4302,7 @@
           <w:lang w:val="es-PE" w:eastAsia="es-PE"/>
         </w:rPr>
       </w:pPr>
-      <w:hyperlink w:anchor="_Toc242342091" w:history="1">
+      <w:hyperlink w:anchor="_Toc242342644" w:history="1">
         <w:r>
           <w:rPr>
             <w:rStyle w:val="Hipervnculo"/>
@@ -4329,7 +4329,7 @@
             <w:noProof/>
             <w:webHidden/>
           </w:rPr>
-          <w:instrText xml:space="preserve"> PAGEREF _Toc242342091 \h </w:instrText>
+          <w:instrText xml:space="preserve"> PAGEREF _Toc242342644 \h </w:instrText>
         </w:r>
         <w:r>
           <w:rPr>
@@ -4372,7 +4372,7 @@
           <w:lang w:val="es-PE" w:eastAsia="es-PE"/>
         </w:rPr>
       </w:pPr>
-      <w:hyperlink w:anchor="_Toc242342092" w:history="1">
+      <w:hyperlink w:anchor="_Toc242342645" w:history="1">
         <w:r>
           <w:rPr>
             <w:rStyle w:val="Hipervnculo"/>
@@ -4399,7 +4399,7 @@
             <w:noProof/>
             <w:webHidden/>
           </w:rPr>
-          <w:instrText xml:space="preserve"> PAGEREF _Toc242342092 \h </w:instrText>
+          <w:instrText xml:space="preserve"> PAGEREF _Toc242342645 \h </w:instrText>
         </w:r>
         <w:r>
           <w:rPr>
@@ -4442,7 +4442,7 @@
           <w:lang w:val="es-PE" w:eastAsia="es-PE"/>
         </w:rPr>
       </w:pPr>
-      <w:hyperlink w:anchor="_Toc242342093" w:history="1">
+      <w:hyperlink w:anchor="_Toc242342646" w:history="1">
         <w:r>
           <w:rPr>
             <w:rStyle w:val="Hipervnculo"/>
@@ -4469,7 +4469,7 @@
             <w:noProof/>
             <w:webHidden/>
           </w:rPr>
-          <w:instrText xml:space="preserve"> PAGEREF _Toc242342093 \h </w:instrText>
+          <w:instrText xml:space="preserve"> PAGEREF _Toc242342646 \h </w:instrText>
         </w:r>
         <w:r>
           <w:rPr>
@@ -4512,7 +4512,7 @@
           <w:lang w:val="es-PE" w:eastAsia="es-PE"/>
         </w:rPr>
       </w:pPr>
-      <w:hyperlink w:anchor="_Toc242342094" w:history="1">
+      <w:hyperlink w:anchor="_Toc242342647" w:history="1">
         <w:r>
           <w:rPr>
             <w:rStyle w:val="Hipervnculo"/>
@@ -4539,7 +4539,7 @@
             <w:noProof/>
             <w:webHidden/>
           </w:rPr>
-          <w:instrText xml:space="preserve"> PAGEREF _Toc242342094 \h </w:instrText>
+          <w:instrText xml:space="preserve"> PAGEREF _Toc242342647 \h </w:instrText>
         </w:r>
         <w:r>
           <w:rPr>
@@ -4582,7 +4582,7 @@
           <w:lang w:val="es-PE" w:eastAsia="es-PE"/>
         </w:rPr>
       </w:pPr>
-      <w:hyperlink w:anchor="_Toc242342095" w:history="1">
+      <w:hyperlink w:anchor="_Toc242342648" w:history="1">
         <w:r>
           <w:rPr>
             <w:rStyle w:val="Hipervnculo"/>
@@ -4609,7 +4609,7 @@
             <w:noProof/>
             <w:webHidden/>
           </w:rPr>
-          <w:instrText xml:space="preserve"> PAGEREF _Toc242342095 \h </w:instrText>
+          <w:instrText xml:space="preserve"> PAGEREF _Toc242342648 \h </w:instrText>
         </w:r>
         <w:r>
           <w:rPr>
@@ -4652,7 +4652,7 @@
           <w:lang w:val="es-PE" w:eastAsia="es-PE"/>
         </w:rPr>
       </w:pPr>
-      <w:hyperlink w:anchor="_Toc242342096" w:history="1">
+      <w:hyperlink w:anchor="_Toc242342649" w:history="1">
         <w:r>
           <w:rPr>
             <w:rStyle w:val="Hipervnculo"/>
@@ -4679,7 +4679,7 @@
             <w:noProof/>
             <w:webHidden/>
           </w:rPr>
-          <w:instrText xml:space="preserve"> PAGEREF _Toc242342096 \h </w:instrText>
+          <w:instrText xml:space="preserve"> PAGEREF _Toc242342649 \h </w:instrText>
         </w:r>
         <w:r>
           <w:rPr>
@@ -4722,7 +4722,7 @@
           <w:lang w:val="es-PE" w:eastAsia="es-PE"/>
         </w:rPr>
       </w:pPr>
-      <w:hyperlink w:anchor="_Toc242342097" w:history="1">
+      <w:hyperlink w:anchor="_Toc242342650" w:history="1">
         <w:r>
           <w:rPr>
             <w:rStyle w:val="Hipervnculo"/>
@@ -4749,7 +4749,7 @@
             <w:noProof/>
             <w:webHidden/>
           </w:rPr>
-          <w:instrText xml:space="preserve"> PAGEREF _Toc242342097 \h </w:instrText>
+          <w:instrText xml:space="preserve"> PAGEREF _Toc242342650 \h </w:instrText>
         </w:r>
         <w:r>
           <w:rPr>
@@ -4792,7 +4792,7 @@
           <w:lang w:val="es-PE" w:eastAsia="es-PE"/>
         </w:rPr>
       </w:pPr>
-      <w:hyperlink w:anchor="_Toc242342098" w:history="1">
+      <w:hyperlink w:anchor="_Toc242342651" w:history="1">
         <w:r>
           <w:rPr>
             <w:rStyle w:val="Hipervnculo"/>
@@ -4819,7 +4819,7 @@
             <w:noProof/>
             <w:webHidden/>
           </w:rPr>
-          <w:instrText xml:space="preserve"> PAGEREF _Toc242342098 \h </w:instrText>
+          <w:instrText xml:space="preserve"> PAGEREF _Toc242342651 \h </w:instrText>
         </w:r>
         <w:r>
           <w:rPr>
@@ -4862,7 +4862,7 @@
           <w:lang w:val="es-PE" w:eastAsia="es-PE"/>
         </w:rPr>
       </w:pPr>
-      <w:hyperlink w:anchor="_Toc242342099" w:history="1">
+      <w:hyperlink w:anchor="_Toc242342652" w:history="1">
         <w:r>
           <w:rPr>
             <w:rStyle w:val="Hipervnculo"/>
@@ -4889,7 +4889,7 @@
             <w:noProof/>
             <w:webHidden/>
           </w:rPr>
-          <w:instrText xml:space="preserve"> PAGEREF _Toc242342099 \h </w:instrText>
+          <w:instrText xml:space="preserve"> PAGEREF _Toc242342652 \h </w:instrText>
         </w:r>
         <w:r>
           <w:rPr>
@@ -4932,7 +4932,7 @@
           <w:lang w:val="es-PE" w:eastAsia="es-PE"/>
         </w:rPr>
       </w:pPr>
-      <w:hyperlink w:anchor="_Toc242342100" w:history="1">
+      <w:hyperlink w:anchor="_Toc242342653" w:history="1">
         <w:r>
           <w:rPr>
             <w:rStyle w:val="Hipervnculo"/>
@@ -4959,7 +4959,7 @@
             <w:noProof/>
             <w:webHidden/>
           </w:rPr>
-          <w:instrText xml:space="preserve"> PAGEREF _Toc242342100 \h </w:instrText>
+          <w:instrText xml:space="preserve"> PAGEREF _Toc242342653 \h </w:instrText>
         </w:r>
         <w:r>
           <w:rPr>
@@ -5002,7 +5002,7 @@
           <w:lang w:val="es-PE" w:eastAsia="es-PE"/>
         </w:rPr>
       </w:pPr>
-      <w:hyperlink w:anchor="_Toc242342101" w:history="1">
+      <w:hyperlink w:anchor="_Toc242342654" w:history="1">
         <w:r>
           <w:rPr>
             <w:rStyle w:val="Hipervnculo"/>
@@ -5029,7 +5029,7 @@
             <w:noProof/>
             <w:webHidden/>
           </w:rPr>
-          <w:instrText xml:space="preserve"> PAGEREF _Toc242342101 \h </w:instrText>
+          <w:instrText xml:space="preserve"> PAGEREF _Toc242342654 \h </w:instrText>
         </w:r>
         <w:r>
           <w:rPr>
@@ -5072,7 +5072,7 @@
           <w:lang w:val="es-PE" w:eastAsia="es-PE"/>
         </w:rPr>
       </w:pPr>
-      <w:hyperlink w:anchor="_Toc242342102" w:history="1">
+      <w:hyperlink w:anchor="_Toc242342655" w:history="1">
         <w:r>
           <w:rPr>
             <w:rStyle w:val="Hipervnculo"/>
@@ -5099,7 +5099,7 @@
             <w:noProof/>
             <w:webHidden/>
           </w:rPr>
-          <w:instrText xml:space="preserve"> PAGEREF _Toc242342102 \h </w:instrText>
+          <w:instrText xml:space="preserve"> PAGEREF _Toc242342655 \h </w:instrText>
         </w:r>
         <w:r>
           <w:rPr>
@@ -5142,7 +5142,7 @@
           <w:lang w:val="es-PE" w:eastAsia="es-PE"/>
         </w:rPr>
       </w:pPr>
-      <w:hyperlink w:anchor="_Toc242342103" w:history="1">
+      <w:hyperlink w:anchor="_Toc242342656" w:history="1">
         <w:r>
           <w:rPr>
             <w:rStyle w:val="Hipervnculo"/>
@@ -5169,7 +5169,7 @@
             <w:noProof/>
             <w:webHidden/>
           </w:rPr>
-          <w:instrText xml:space="preserve"> PAGEREF _Toc242342103 \h </w:instrText>
+          <w:instrText xml:space="preserve"> PAGEREF _Toc242342656 \h </w:instrText>
         </w:r>
         <w:r>
           <w:rPr>
@@ -5212,7 +5212,7 @@
           <w:lang w:val="es-PE" w:eastAsia="es-PE"/>
         </w:rPr>
       </w:pPr>
-      <w:hyperlink w:anchor="_Toc242342104" w:history="1">
+      <w:hyperlink w:anchor="_Toc242342657" w:history="1">
         <w:r>
           <w:rPr>
             <w:rStyle w:val="Hipervnculo"/>
@@ -5239,7 +5239,7 @@
             <w:noProof/>
             <w:webHidden/>
           </w:rPr>
-          <w:instrText xml:space="preserve"> PAGEREF _Toc242342104 \h </w:instrText>
+          <w:instrText xml:space="preserve"> PAGEREF _Toc242342657 \h </w:instrText>
         </w:r>
         <w:r>
           <w:rPr>
@@ -5282,7 +5282,7 @@
           <w:lang w:val="es-PE" w:eastAsia="es-PE"/>
         </w:rPr>
       </w:pPr>
-      <w:hyperlink w:anchor="_Toc242342105" w:history="1">
+      <w:hyperlink w:anchor="_Toc242342658" w:history="1">
         <w:r>
           <w:rPr>
             <w:rStyle w:val="Hipervnculo"/>
@@ -5309,7 +5309,7 @@
             <w:noProof/>
             <w:webHidden/>
           </w:rPr>
-          <w:instrText xml:space="preserve"> PAGEREF _Toc242342105 \h </w:instrText>
+          <w:instrText xml:space="preserve"> PAGEREF _Toc242342658 \h </w:instrText>
         </w:r>
         <w:r>
           <w:rPr>
@@ -5352,7 +5352,7 @@
           <w:lang w:val="es-PE" w:eastAsia="es-PE"/>
         </w:rPr>
       </w:pPr>
-      <w:hyperlink w:anchor="_Toc242342106" w:history="1">
+      <w:hyperlink w:anchor="_Toc242342659" w:history="1">
         <w:r>
           <w:rPr>
             <w:rStyle w:val="Hipervnculo"/>
@@ -5379,7 +5379,7 @@
             <w:noProof/>
             <w:webHidden/>
           </w:rPr>
-          <w:instrText xml:space="preserve"> PAGEREF _Toc242342106 \h </w:instrText>
+          <w:instrText xml:space="preserve"> PAGEREF _Toc242342659 \h </w:instrText>
         </w:r>
         <w:r>
           <w:rPr>
@@ -5422,7 +5422,7 @@
           <w:lang w:val="es-PE" w:eastAsia="es-PE"/>
         </w:rPr>
       </w:pPr>
-      <w:hyperlink w:anchor="_Toc242342107" w:history="1">
+      <w:hyperlink w:anchor="_Toc242342660" w:history="1">
         <w:r>
           <w:rPr>
             <w:rStyle w:val="Hipervnculo"/>
@@ -5449,7 +5449,7 @@
             <w:noProof/>
             <w:webHidden/>
           </w:rPr>
-          <w:instrText xml:space="preserve"> PAGEREF _Toc242342107 \h </w:instrText>
+          <w:instrText xml:space="preserve"> PAGEREF _Toc242342660 \h </w:instrText>
         </w:r>
         <w:r>
           <w:rPr>
@@ -5492,7 +5492,7 @@
           <w:lang w:val="es-PE" w:eastAsia="es-PE"/>
         </w:rPr>
       </w:pPr>
-      <w:hyperlink w:anchor="_Toc242342108" w:history="1">
+      <w:hyperlink w:anchor="_Toc242342661" w:history="1">
         <w:r>
           <w:rPr>
             <w:rStyle w:val="Hipervnculo"/>
@@ -5519,7 +5519,7 @@
             <w:noProof/>
             <w:webHidden/>
           </w:rPr>
-          <w:instrText xml:space="preserve"> PAGEREF _Toc242342108 \h </w:instrText>
+          <w:instrText xml:space="preserve"> PAGEREF _Toc242342661 \h </w:instrText>
         </w:r>
         <w:r>
           <w:rPr>
@@ -5562,7 +5562,7 @@
           <w:lang w:val="es-PE" w:eastAsia="es-PE"/>
         </w:rPr>
       </w:pPr>
-      <w:hyperlink w:anchor="_Toc242342109" w:history="1">
+      <w:hyperlink w:anchor="_Toc242342662" w:history="1">
         <w:r>
           <w:rPr>
             <w:rStyle w:val="Hipervnculo"/>
@@ -5589,7 +5589,7 @@
             <w:noProof/>
             <w:webHidden/>
           </w:rPr>
-          <w:instrText xml:space="preserve"> PAGEREF _Toc242342109 \h </w:instrText>
+          <w:instrText xml:space="preserve"> PAGEREF _Toc242342662 \h </w:instrText>
         </w:r>
         <w:r>
           <w:rPr>
@@ -5632,7 +5632,7 @@
           <w:lang w:val="es-PE" w:eastAsia="es-PE"/>
         </w:rPr>
       </w:pPr>
-      <w:hyperlink w:anchor="_Toc242342110" w:history="1">
+      <w:hyperlink w:anchor="_Toc242342663" w:history="1">
         <w:r>
           <w:rPr>
             <w:rStyle w:val="Hipervnculo"/>
@@ -5659,7 +5659,7 @@
             <w:noProof/>
             <w:webHidden/>
           </w:rPr>
-          <w:instrText xml:space="preserve"> PAGEREF _Toc242342110 \h </w:instrText>
+          <w:instrText xml:space="preserve"> PAGEREF _Toc242342663 \h </w:instrText>
         </w:r>
         <w:r>
           <w:rPr>
@@ -5702,7 +5702,7 @@
           <w:lang w:val="es-PE" w:eastAsia="es-PE"/>
         </w:rPr>
       </w:pPr>
-      <w:hyperlink w:anchor="_Toc242342111" w:history="1">
+      <w:hyperlink w:anchor="_Toc242342664" w:history="1">
         <w:r>
           <w:rPr>
             <w:rStyle w:val="Hipervnculo"/>
@@ -5729,7 +5729,7 @@
             <w:noProof/>
             <w:webHidden/>
           </w:rPr>
-          <w:instrText xml:space="preserve"> PAGEREF _Toc242342111 \h </w:instrText>
+          <w:instrText xml:space="preserve"> PAGEREF _Toc242342664 \h </w:instrText>
         </w:r>
         <w:r>
           <w:rPr>
@@ -5772,7 +5772,7 @@
           <w:lang w:val="es-PE" w:eastAsia="es-PE"/>
         </w:rPr>
       </w:pPr>
-      <w:hyperlink w:anchor="_Toc242342112" w:history="1">
+      <w:hyperlink w:anchor="_Toc242342665" w:history="1">
         <w:r>
           <w:rPr>
             <w:rStyle w:val="Hipervnculo"/>
@@ -5799,7 +5799,7 @@
             <w:noProof/>
             <w:webHidden/>
           </w:rPr>
-          <w:instrText xml:space="preserve"> PAGEREF _Toc242342112 \h </w:instrText>
+          <w:instrText xml:space="preserve"> PAGEREF _Toc242342665 \h </w:instrText>
         </w:r>
         <w:r>
           <w:rPr>
@@ -5842,7 +5842,7 @@
           <w:lang w:val="es-PE" w:eastAsia="es-PE"/>
         </w:rPr>
       </w:pPr>
-      <w:hyperlink w:anchor="_Toc242342113" w:history="1">
+      <w:hyperlink w:anchor="_Toc242342666" w:history="1">
         <w:r>
           <w:rPr>
             <w:rStyle w:val="Hipervnculo"/>
@@ -5869,7 +5869,7 @@
             <w:noProof/>
             <w:webHidden/>
           </w:rPr>
-          <w:instrText xml:space="preserve"> PAGEREF _Toc242342113 \h </w:instrText>
+          <w:instrText xml:space="preserve"> PAGEREF _Toc242342666 \h </w:instrText>
         </w:r>
         <w:r>
           <w:rPr>
@@ -5912,7 +5912,7 @@
           <w:lang w:val="es-PE" w:eastAsia="es-PE"/>
         </w:rPr>
       </w:pPr>
-      <w:hyperlink w:anchor="_Toc242342114" w:history="1">
+      <w:hyperlink w:anchor="_Toc242342667" w:history="1">
         <w:r>
           <w:rPr>
             <w:rStyle w:val="Hipervnculo"/>
@@ -5939,7 +5939,7 @@
             <w:noProof/>
             <w:webHidden/>
           </w:rPr>
-          <w:instrText xml:space="preserve"> PAGEREF _Toc242342114 \h </w:instrText>
+          <w:instrText xml:space="preserve"> PAGEREF _Toc242342667 \h </w:instrText>
         </w:r>
         <w:r>
           <w:rPr>
@@ -5982,7 +5982,7 @@
           <w:lang w:val="es-PE" w:eastAsia="es-PE"/>
         </w:rPr>
       </w:pPr>
-      <w:hyperlink w:anchor="_Toc242342115" w:history="1">
+      <w:hyperlink w:anchor="_Toc242342668" w:history="1">
         <w:r>
           <w:rPr>
             <w:rStyle w:val="Hipervnculo"/>
@@ -6009,7 +6009,7 @@
             <w:noProof/>
             <w:webHidden/>
           </w:rPr>
-          <w:instrText xml:space="preserve"> PAGEREF _Toc242342115 \h </w:instrText>
+          <w:instrText xml:space="preserve"> PAGEREF _Toc242342668 \h </w:instrText>
         </w:r>
         <w:r>
           <w:rPr>
@@ -6052,7 +6052,7 @@
           <w:lang w:val="es-PE" w:eastAsia="es-PE"/>
         </w:rPr>
       </w:pPr>
-      <w:hyperlink w:anchor="_Toc242342116" w:history="1">
+      <w:hyperlink w:anchor="_Toc242342669" w:history="1">
         <w:r>
           <w:rPr>
             <w:rStyle w:val="Hipervnculo"/>
@@ -6079,7 +6079,7 @@
             <w:noProof/>
             <w:webHidden/>
           </w:rPr>
-          <w:instrText xml:space="preserve"> PAGEREF _Toc242342116 \h </w:instrText>
+          <w:instrText xml:space="preserve"> PAGEREF _Toc242342669 \h </w:instrText>
         </w:r>
         <w:r>
           <w:rPr>
@@ -6122,7 +6122,7 @@
           <w:lang w:val="es-PE" w:eastAsia="es-PE"/>
         </w:rPr>
       </w:pPr>
-      <w:hyperlink w:anchor="_Toc242342117" w:history="1">
+      <w:hyperlink w:anchor="_Toc242342670" w:history="1">
         <w:r>
           <w:rPr>
             <w:rStyle w:val="Hipervnculo"/>
@@ -6149,7 +6149,7 @@
             <w:noProof/>
             <w:webHidden/>
           </w:rPr>
-          <w:instrText xml:space="preserve"> PAGEREF _Toc242342117 \h </w:instrText>
+          <w:instrText xml:space="preserve"> PAGEREF _Toc242342670 \h </w:instrText>
         </w:r>
         <w:r>
           <w:rPr>
@@ -6192,7 +6192,7 @@
           <w:lang w:val="es-PE" w:eastAsia="es-PE"/>
         </w:rPr>
       </w:pPr>
-      <w:hyperlink w:anchor="_Toc242342118" w:history="1">
+      <w:hyperlink w:anchor="_Toc242342671" w:history="1">
         <w:r>
           <w:rPr>
             <w:rStyle w:val="Hipervnculo"/>
@@ -6219,7 +6219,7 @@
             <w:noProof/>
             <w:webHidden/>
           </w:rPr>
-          <w:instrText xml:space="preserve"> PAGEREF _Toc242342118 \h </w:instrText>
+          <w:instrText xml:space="preserve"> PAGEREF _Toc242342671 \h </w:instrText>
         </w:r>
         <w:r>
           <w:rPr>
@@ -6262,7 +6262,7 @@
           <w:lang w:val="es-PE" w:eastAsia="es-PE"/>
         </w:rPr>
       </w:pPr>
-      <w:hyperlink w:anchor="_Toc242342119" w:history="1">
+      <w:hyperlink w:anchor="_Toc242342672" w:history="1">
         <w:r>
           <w:rPr>
             <w:rStyle w:val="Hipervnculo"/>
@@ -6289,7 +6289,7 @@
             <w:noProof/>
             <w:webHidden/>
           </w:rPr>
-          <w:instrText xml:space="preserve"> PAGEREF _Toc242342119 \h </w:instrText>
+          <w:instrText xml:space="preserve"> PAGEREF _Toc242342672 \h </w:instrText>
         </w:r>
         <w:r>
           <w:rPr>
@@ -6332,7 +6332,7 @@
           <w:lang w:val="es-PE" w:eastAsia="es-PE"/>
         </w:rPr>
       </w:pPr>
-      <w:hyperlink w:anchor="_Toc242342120" w:history="1">
+      <w:hyperlink w:anchor="_Toc242342673" w:history="1">
         <w:r>
           <w:rPr>
             <w:rStyle w:val="Hipervnculo"/>
@@ -6359,7 +6359,7 @@
             <w:noProof/>
             <w:webHidden/>
           </w:rPr>
-          <w:instrText xml:space="preserve"> PAGEREF _Toc242342120 \h </w:instrText>
+          <w:instrText xml:space="preserve"> PAGEREF _Toc242342673 \h </w:instrText>
         </w:r>
         <w:r>
           <w:rPr>
@@ -6402,7 +6402,7 @@
           <w:lang w:val="es-PE" w:eastAsia="es-PE"/>
         </w:rPr>
       </w:pPr>
-      <w:hyperlink w:anchor="_Toc242342121" w:history="1">
+      <w:hyperlink w:anchor="_Toc242342674" w:history="1">
         <w:r>
           <w:rPr>
             <w:rStyle w:val="Hipervnculo"/>
@@ -6429,7 +6429,7 @@
             <w:noProof/>
             <w:webHidden/>
           </w:rPr>
-          <w:instrText xml:space="preserve"> PAGEREF _Toc242342121 \h </w:instrText>
+          <w:instrText xml:space="preserve"> PAGEREF _Toc242342674 \h </w:instrText>
         </w:r>
         <w:r>
           <w:rPr>
@@ -6472,7 +6472,7 @@
           <w:lang w:val="es-PE" w:eastAsia="es-PE"/>
         </w:rPr>
       </w:pPr>
-      <w:hyperlink w:anchor="_Toc242342122" w:history="1">
+      <w:hyperlink w:anchor="_Toc242342675" w:history="1">
         <w:r>
           <w:rPr>
             <w:rStyle w:val="Hipervnculo"/>
@@ -6499,7 +6499,7 @@
             <w:noProof/>
             <w:webHidden/>
           </w:rPr>
-          <w:instrText xml:space="preserve"> PAGEREF _Toc242342122 \h </w:instrText>
+          <w:instrText xml:space="preserve"> PAGEREF _Toc242342675 \h </w:instrText>
         </w:r>
         <w:r>
           <w:rPr>
@@ -6531,6 +6531,76 @@
       </w:hyperlink>
     </w:p>
     <w:p>
+      <w:pPr>
+        <w:pStyle w:val="TDC2"/>
+        <w:tabs>
+          <w:tab w:val="right" w:leader="dot" w:pos="9062"/>
+        </w:tabs>
+        <w:rPr>
+          <w:rFonts w:asciiTheme="minorHAnsi" w:eastAsiaTheme="minorEastAsia" w:hAnsiTheme="minorHAnsi"/>
+          <w:noProof/>
+          <w:lang w:val="es-PE" w:eastAsia="es-PE"/>
+        </w:rPr>
+      </w:pPr>
+      <w:hyperlink w:anchor="_Toc242342676" w:history="1">
+        <w:r>
+          <w:rPr>
+            <w:rStyle w:val="Hipervnculo"/>
+            <w:noProof/>
+          </w:rPr>
+          <w:t>Anexo D — Guión de sustentación</w:t>
+        </w:r>
+        <w:r>
+          <w:rPr>
+            <w:noProof/>
+            <w:webHidden/>
+          </w:rPr>
+          <w:tab/>
+        </w:r>
+        <w:r>
+          <w:rPr>
+            <w:noProof/>
+            <w:webHidden/>
+          </w:rPr>
+          <w:fldChar w:fldCharType="begin"/>
+        </w:r>
+        <w:r>
+          <w:rPr>
+            <w:noProof/>
+            <w:webHidden/>
+          </w:rPr>
+          <w:instrText xml:space="preserve"> PAGEREF _Toc242342676 \h </w:instrText>
+        </w:r>
+        <w:r>
+          <w:rPr>
+            <w:noProof/>
+            <w:webHidden/>
+          </w:rPr>
+        </w:r>
+        <w:r>
+          <w:rPr>
+            <w:noProof/>
+            <w:webHidden/>
+          </w:rPr>
+          <w:fldChar w:fldCharType="separate"/>
+        </w:r>
+        <w:r>
+          <w:rPr>
+            <w:noProof/>
+            <w:webHidden/>
+          </w:rPr>
+          <w:t>45</w:t>
+        </w:r>
+        <w:r>
+          <w:rPr>
+            <w:noProof/>
+            <w:webHidden/>
+          </w:rPr>
+          <w:fldChar w:fldCharType="end"/>
+        </w:r>
+      </w:hyperlink>
+    </w:p>
+    <w:p>
       <w:r>
         <w:fldChar w:fldCharType="end"/>
       </w:r>
@@ -6552,7 +6622,7 @@
       <w:pPr>
         <w:pStyle w:val="Ttulo1"/>
       </w:pPr>
-      <w:bookmarkStart w:id="1" w:name="_Toc242342034"/>
+      <w:bookmarkStart w:id="1" w:name="_Toc242342587"/>
       <w:r>
         <w:lastRenderedPageBreak/>
         <w:t>RESUMEN</w:t>
@@ -6801,7 +6871,7 @@
       <w:pPr>
         <w:pStyle w:val="Ttulo1"/>
       </w:pPr>
-      <w:bookmarkStart w:id="2" w:name="_Toc242342035"/>
+      <w:bookmarkStart w:id="2" w:name="_Toc242342588"/>
       <w:r>
         <w:lastRenderedPageBreak/>
         <w:t>1. INTRODUCCIÓN</w:t>
@@ -6909,7 +6979,7 @@
       <w:pPr>
         <w:pStyle w:val="Ttulo1"/>
       </w:pPr>
-      <w:bookmarkStart w:id="3" w:name="_Toc242342036"/>
+      <w:bookmarkStart w:id="3" w:name="_Toc242342589"/>
       <w:r>
         <w:t>2. PLANTEAMIENTO DEL PROBLEMA</w:t>
       </w:r>
@@ -6919,7 +6989,7 @@
       <w:pPr>
         <w:pStyle w:val="Ttulo2"/>
       </w:pPr>
-      <w:bookmarkStart w:id="4" w:name="_Toc242342037"/>
+      <w:bookmarkStart w:id="4" w:name="_Toc242342590"/>
       <w:r>
         <w:t>Contexto empresarial</w:t>
       </w:r>
@@ -6952,7 +7022,7 @@
       <w:pPr>
         <w:pStyle w:val="Ttulo2"/>
       </w:pPr>
-      <w:bookmarkStart w:id="5" w:name="_Toc242342038"/>
+      <w:bookmarkStart w:id="5" w:name="_Toc242342591"/>
       <w:r>
         <w:t>Problematica</w:t>
       </w:r>
@@ -6986,7 +7056,7 @@
       <w:pPr>
         <w:pStyle w:val="Ttulo2"/>
       </w:pPr>
-      <w:bookmarkStart w:id="6" w:name="_Toc242342039"/>
+      <w:bookmarkStart w:id="6" w:name="_Toc242342592"/>
       <w:r>
         <w:t>Objetivo general</w:t>
       </w:r>
@@ -7019,7 +7089,7 @@
       <w:pPr>
         <w:pStyle w:val="Ttulo2"/>
       </w:pPr>
-      <w:bookmarkStart w:id="7" w:name="_Toc242342040"/>
+      <w:bookmarkStart w:id="7" w:name="_Toc242342593"/>
       <w:r>
         <w:t>Objetivos especificos</w:t>
       </w:r>
@@ -7162,7 +7232,7 @@
       <w:pPr>
         <w:pStyle w:val="Ttulo2"/>
       </w:pPr>
-      <w:bookmarkStart w:id="8" w:name="_Toc242342041"/>
+      <w:bookmarkStart w:id="8" w:name="_Toc242342594"/>
       <w:r>
         <w:t>Requisitos funcionales (RF)</w:t>
       </w:r>
@@ -7495,7 +7565,7 @@
       <w:pPr>
         <w:pStyle w:val="Ttulo2"/>
       </w:pPr>
-      <w:bookmarkStart w:id="9" w:name="_Toc242342042"/>
+      <w:bookmarkStart w:id="9" w:name="_Toc242342595"/>
       <w:r>
         <w:t xml:space="preserve">Requisitos no </w:t>
       </w:r>
@@ -7706,7 +7776,7 @@
       <w:pPr>
         <w:pStyle w:val="Ttulo2"/>
       </w:pPr>
-      <w:bookmarkStart w:id="10" w:name="_Toc242342043"/>
+      <w:bookmarkStart w:id="10" w:name="_Toc242342596"/>
       <w:r>
         <w:lastRenderedPageBreak/>
         <w:t>Restricciones tecnicas</w:t>
@@ -7768,7 +7838,7 @@
       <w:pPr>
         <w:pStyle w:val="Ttulo2"/>
       </w:pPr>
-      <w:bookmarkStart w:id="11" w:name="_Toc242342044"/>
+      <w:bookmarkStart w:id="11" w:name="_Toc242342597"/>
       <w:r>
         <w:t>Riesgos</w:t>
       </w:r>
@@ -7973,7 +8043,7 @@
       <w:pPr>
         <w:pStyle w:val="Ttulo2"/>
       </w:pPr>
-      <w:bookmarkStart w:id="12" w:name="_Toc242342045"/>
+      <w:bookmarkStart w:id="12" w:name="_Toc242342598"/>
       <w:r>
         <w:t>Supuestos</w:t>
       </w:r>
@@ -8072,7 +8142,7 @@
       <w:pPr>
         <w:pStyle w:val="Ttulo2"/>
       </w:pPr>
-      <w:bookmarkStart w:id="13" w:name="_Toc242342046"/>
+      <w:bookmarkStart w:id="13" w:name="_Toc242342599"/>
       <w:r>
         <w:t>Criterios de aceptacion</w:t>
       </w:r>
@@ -8116,7 +8186,7 @@
       <w:pPr>
         <w:pStyle w:val="Ttulo1"/>
       </w:pPr>
-      <w:bookmarkStart w:id="14" w:name="_Toc242342047"/>
+      <w:bookmarkStart w:id="14" w:name="_Toc242342600"/>
       <w:r>
         <w:t>3. OBJETIVOS</w:t>
       </w:r>
@@ -8126,7 +8196,7 @@
       <w:pPr>
         <w:pStyle w:val="Ttulo2"/>
       </w:pPr>
-      <w:bookmarkStart w:id="15" w:name="_Toc242342048"/>
+      <w:bookmarkStart w:id="15" w:name="_Toc242342601"/>
       <w:r>
         <w:t>Objetivo general</w:t>
       </w:r>
@@ -8159,7 +8229,7 @@
       <w:pPr>
         <w:pStyle w:val="Ttulo2"/>
       </w:pPr>
-      <w:bookmarkStart w:id="16" w:name="_Toc242342049"/>
+      <w:bookmarkStart w:id="16" w:name="_Toc242342602"/>
       <w:r>
         <w:t>Objetivos específicos</w:t>
       </w:r>
@@ -8254,7 +8324,7 @@
       <w:pPr>
         <w:pStyle w:val="Ttulo1"/>
       </w:pPr>
-      <w:bookmarkStart w:id="17" w:name="_Toc242342050"/>
+      <w:bookmarkStart w:id="17" w:name="_Toc242342603"/>
       <w:r>
         <w:t>4. MARCO TEÓRICO</w:t>
       </w:r>
@@ -8264,7 +8334,7 @@
       <w:pPr>
         <w:pStyle w:val="Ttulo2"/>
       </w:pPr>
-      <w:bookmarkStart w:id="18" w:name="_Toc242342051"/>
+      <w:bookmarkStart w:id="18" w:name="_Toc242342604"/>
       <w:r>
         <w:t>4.1 Infraestructura como Código</w:t>
       </w:r>
@@ -8292,7 +8362,7 @@
       <w:pPr>
         <w:pStyle w:val="Ttulo2"/>
       </w:pPr>
-      <w:bookmarkStart w:id="19" w:name="_Toc242342052"/>
+      <w:bookmarkStart w:id="19" w:name="_Toc242342605"/>
       <w:r>
         <w:lastRenderedPageBreak/>
         <w:t>4.2 Terraform</w:t>
@@ -8361,7 +8431,7 @@
       <w:pPr>
         <w:pStyle w:val="Ttulo2"/>
       </w:pPr>
-      <w:bookmarkStart w:id="20" w:name="_Toc242342053"/>
+      <w:bookmarkStart w:id="20" w:name="_Toc242342606"/>
       <w:r>
         <w:t>4.3 AWS</w:t>
       </w:r>
@@ -8386,7 +8456,7 @@
       <w:pPr>
         <w:pStyle w:val="Ttulo2"/>
       </w:pPr>
-      <w:bookmarkStart w:id="21" w:name="_Toc242342054"/>
+      <w:bookmarkStart w:id="21" w:name="_Toc242342607"/>
       <w:r>
         <w:t>4.4 Google Cloud Platform</w:t>
       </w:r>
@@ -8414,7 +8484,7 @@
       <w:pPr>
         <w:pStyle w:val="Ttulo2"/>
       </w:pPr>
-      <w:bookmarkStart w:id="22" w:name="_Toc242342055"/>
+      <w:bookmarkStart w:id="22" w:name="_Toc242342608"/>
       <w:r>
         <w:t>4.5 CI/CD</w:t>
       </w:r>
@@ -8447,7 +8517,7 @@
       <w:pPr>
         <w:pStyle w:val="Ttulo2"/>
       </w:pPr>
-      <w:bookmarkStart w:id="23" w:name="_Toc242342056"/>
+      <w:bookmarkStart w:id="23" w:name="_Toc242342609"/>
       <w:r>
         <w:t>4.6 Terraform State</w:t>
       </w:r>
@@ -8489,7 +8559,7 @@
       <w:pPr>
         <w:pStyle w:val="Ttulo2"/>
       </w:pPr>
-      <w:bookmarkStart w:id="24" w:name="_Toc242342057"/>
+      <w:bookmarkStart w:id="24" w:name="_Toc242342610"/>
       <w:r>
         <w:t>4.7 Infrastructure Drift</w:t>
       </w:r>
@@ -8537,7 +8607,7 @@
       <w:pPr>
         <w:pStyle w:val="Ttulo2"/>
       </w:pPr>
-      <w:bookmarkStart w:id="25" w:name="_Toc242342058"/>
+      <w:bookmarkStart w:id="25" w:name="_Toc242342611"/>
       <w:r>
         <w:t>4.8 Seguridad Cloud</w:t>
       </w:r>
@@ -8578,7 +8648,7 @@
       <w:pPr>
         <w:pStyle w:val="Ttulo1"/>
       </w:pPr>
-      <w:bookmarkStart w:id="26" w:name="_Toc242342059"/>
+      <w:bookmarkStart w:id="26" w:name="_Toc242342612"/>
       <w:r>
         <w:t>5. ANÁLISIS DE REQUISITOS</w:t>
       </w:r>
@@ -10067,7 +10137,7 @@
       <w:pPr>
         <w:pStyle w:val="Ttulo1"/>
       </w:pPr>
-      <w:bookmarkStart w:id="27" w:name="_Toc242342060"/>
+      <w:bookmarkStart w:id="27" w:name="_Toc242342613"/>
       <w:r>
         <w:t>6. ARQUITECTURA PROPUESTA</w:t>
       </w:r>
@@ -10077,7 +10147,7 @@
       <w:pPr>
         <w:pStyle w:val="Ttulo2"/>
       </w:pPr>
-      <w:bookmarkStart w:id="28" w:name="_Toc242342061"/>
+      <w:bookmarkStart w:id="28" w:name="_Toc242342614"/>
       <w:r>
         <w:t xml:space="preserve">1. </w:t>
       </w:r>
@@ -10176,7 +10246,7 @@
       <w:pPr>
         <w:pStyle w:val="Ttulo2"/>
       </w:pPr>
-      <w:bookmarkStart w:id="29" w:name="_Toc242342062"/>
+      <w:bookmarkStart w:id="29" w:name="_Toc242342615"/>
       <w:r>
         <w:t>2. Interfaz comun entre proveedores</w:t>
       </w:r>
@@ -10638,7 +10708,7 @@
       <w:pPr>
         <w:pStyle w:val="Ttulo2"/>
       </w:pPr>
-      <w:bookmarkStart w:id="30" w:name="_Toc242342063"/>
+      <w:bookmarkStart w:id="30" w:name="_Toc242342616"/>
       <w:r>
         <w:t>3. Extensibilidad (RNF)</w:t>
       </w:r>
@@ -10723,7 +10793,7 @@
       <w:pPr>
         <w:pStyle w:val="Ttulo2"/>
       </w:pPr>
-      <w:bookmarkStart w:id="31" w:name="_Toc242342064"/>
+      <w:bookmarkStart w:id="31" w:name="_Toc242342617"/>
       <w:r>
         <w:t>4. Supue</w:t>
       </w:r>
@@ -10794,7 +10864,7 @@
       <w:pPr>
         <w:pStyle w:val="Ttulo2"/>
       </w:pPr>
-      <w:bookmarkStart w:id="32" w:name="_Toc242342065"/>
+      <w:bookmarkStart w:id="32" w:name="_Toc242342618"/>
       <w:r>
         <w:t>5. Entornos y estado</w:t>
       </w:r>
@@ -11024,7 +11094,7 @@
       <w:pPr>
         <w:pStyle w:val="Ttulo2"/>
       </w:pPr>
-      <w:bookmarkStart w:id="33" w:name="_Toc242342066"/>
+      <w:bookmarkStart w:id="33" w:name="_Toc242342619"/>
       <w:r>
         <w:t>6. Limitacion de diseno documentada: regiones AWS</w:t>
       </w:r>
@@ -11191,7 +11261,7 @@
         </w:rPr>
         <w:lastRenderedPageBreak/>
         <w:drawing>
-          <wp:inline distT="0" distB="0" distL="0" distR="0" wp14:anchorId="778B1E71" wp14:editId="2F1BD2B5">
+          <wp:inline distT="0" distB="0" distL="0" distR="0" wp14:anchorId="4572FC09" wp14:editId="673BC7B9">
             <wp:extent cx="5486400" cy="3790604"/>
             <wp:effectExtent l="0" t="0" r="0" b="0"/>
             <wp:docPr id="2" name="Picture 2"/>
@@ -11250,7 +11320,7 @@
       <w:pPr>
         <w:pStyle w:val="Ttulo2"/>
       </w:pPr>
-      <w:bookmarkStart w:id="34" w:name="_Toc242342067"/>
+      <w:bookmarkStart w:id="34" w:name="_Toc242342620"/>
       <w:r>
         <w:t>Recursos por sucursal</w:t>
       </w:r>
@@ -11807,7 +11877,7 @@
       <w:pPr>
         <w:pStyle w:val="Ttulo2"/>
       </w:pPr>
-      <w:bookmarkStart w:id="35" w:name="_Toc242342068"/>
+      <w:bookmarkStart w:id="35" w:name="_Toc242342621"/>
       <w:r>
         <w:t>Justificacion de herramientas</w:t>
       </w:r>
@@ -11997,7 +12067,7 @@
           <w:noProof/>
         </w:rPr>
         <w:drawing>
-          <wp:inline distT="0" distB="0" distL="0" distR="0" wp14:anchorId="596F34C2" wp14:editId="1A47C980">
+          <wp:inline distT="0" distB="0" distL="0" distR="0" wp14:anchorId="7B69F7F8" wp14:editId="2B5AD749">
             <wp:extent cx="5486400" cy="3396343"/>
             <wp:effectExtent l="0" t="0" r="0" b="0"/>
             <wp:docPr id="3" name="Picture 3"/>
@@ -12049,7 +12119,7 @@
       <w:pPr>
         <w:pStyle w:val="Ttulo2"/>
       </w:pPr>
-      <w:bookmarkStart w:id="36" w:name="_Toc242342069"/>
+      <w:bookmarkStart w:id="36" w:name="_Toc242342622"/>
       <w:r>
         <w:t>Recursos</w:t>
       </w:r>
@@ -12445,7 +12515,7 @@
       <w:pPr>
         <w:pStyle w:val="Ttulo2"/>
       </w:pPr>
-      <w:bookmarkStart w:id="37" w:name="_Toc242342070"/>
+      <w:bookmarkStart w:id="37" w:name="_Toc242342623"/>
       <w:r>
         <w:t>Diferencias tecnicas respecto a AWS (documentadas, no forzadas a una abstraccion comun)</w:t>
       </w:r>
@@ -12795,7 +12865,7 @@
       <w:pPr>
         <w:pStyle w:val="Ttulo2"/>
       </w:pPr>
-      <w:bookmarkStart w:id="38" w:name="_Toc242342071"/>
+      <w:bookmarkStart w:id="38" w:name="_Toc242342624"/>
       <w:r>
         <w:lastRenderedPageBreak/>
         <w:t>Justificacion de herramientas</w:t>
@@ -12969,7 +13039,7 @@
           <w:noProof/>
         </w:rPr>
         <w:drawing>
-          <wp:inline distT="0" distB="0" distL="0" distR="0" wp14:anchorId="4F09F0DE" wp14:editId="4B6A456C">
+          <wp:inline distT="0" distB="0" distL="0" distR="0" wp14:anchorId="5701DE77" wp14:editId="7DC057FD">
             <wp:extent cx="5486400" cy="3396343"/>
             <wp:effectExtent l="0" t="0" r="0" b="0"/>
             <wp:docPr id="4" name="Picture 4"/>
@@ -13021,7 +13091,7 @@
       <w:pPr>
         <w:pStyle w:val="Ttulo1"/>
       </w:pPr>
-      <w:bookmarkStart w:id="39" w:name="_Toc242342072"/>
+      <w:bookmarkStart w:id="39" w:name="_Toc242342625"/>
       <w:r>
         <w:t>7. IMPLEMENTACIÓN</w:t>
       </w:r>
@@ -13031,7 +13101,7 @@
       <w:pPr>
         <w:pStyle w:val="Ttulo2"/>
       </w:pPr>
-      <w:bookmarkStart w:id="40" w:name="_Toc242342073"/>
+      <w:bookmarkStart w:id="40" w:name="_Toc242342626"/>
       <w:r>
         <w:t>7.1 Estructura del repositorio</w:t>
       </w:r>
@@ -13142,7 +13212,7 @@
           <w:noProof/>
         </w:rPr>
         <w:drawing>
-          <wp:inline distT="0" distB="0" distL="0" distR="0" wp14:anchorId="46F612BB" wp14:editId="6939693F">
+          <wp:inline distT="0" distB="0" distL="0" distR="0" wp14:anchorId="56FC802B" wp14:editId="2FCDC3D2">
             <wp:extent cx="5486400" cy="3239589"/>
             <wp:effectExtent l="0" t="0" r="0" b="0"/>
             <wp:docPr id="5" name="Picture 5"/>
@@ -13194,7 +13264,7 @@
       <w:pPr>
         <w:pStyle w:val="Ttulo2"/>
       </w:pPr>
-      <w:bookmarkStart w:id="41" w:name="_Toc242342074"/>
+      <w:bookmarkStart w:id="41" w:name="_Toc242342627"/>
       <w:r>
         <w:t>7.2 Módulos Terraform</w:t>
       </w:r>
@@ -13330,7 +13400,7 @@
       <w:pPr>
         <w:pStyle w:val="Ttulo2"/>
       </w:pPr>
-      <w:bookmarkStart w:id="42" w:name="_Toc242342075"/>
+      <w:bookmarkStart w:id="42" w:name="_Toc242342628"/>
       <w:r>
         <w:t>7.3 Configuración de sucursales</w:t>
       </w:r>
@@ -13399,7 +13469,7 @@
       <w:pPr>
         <w:pStyle w:val="Ttulo2"/>
       </w:pPr>
-      <w:bookmarkStart w:id="43" w:name="_Toc242342076"/>
+      <w:bookmarkStart w:id="43" w:name="_Toc242342629"/>
       <w:r>
         <w:lastRenderedPageBreak/>
         <w:t>7.4 Redes, servidores, seguridad y monitoreo</w:t>
@@ -13423,7 +13493,7 @@
       <w:pPr>
         <w:pStyle w:val="Ttulo1"/>
       </w:pPr>
-      <w:bookmarkStart w:id="44" w:name="_Toc242342077"/>
+      <w:bookmarkStart w:id="44" w:name="_Toc242342630"/>
       <w:r>
         <w:t>8. GESTIÓN DEL ESTADO</w:t>
       </w:r>
@@ -13433,7 +13503,7 @@
       <w:pPr>
         <w:pStyle w:val="Ttulo2"/>
       </w:pPr>
-      <w:bookmarkStart w:id="45" w:name="_Toc242342078"/>
+      <w:bookmarkStart w:id="45" w:name="_Toc242342631"/>
       <w:r>
         <w:t>Diseno empresarial (AWS)</w:t>
       </w:r>
@@ -13864,7 +13934,7 @@
       <w:pPr>
         <w:pStyle w:val="Ttulo2"/>
       </w:pPr>
-      <w:bookmarkStart w:id="46" w:name="_Toc242342079"/>
+      <w:bookmarkStart w:id="46" w:name="_Toc242342632"/>
       <w:r>
         <w:t>Diseno empresarial (GCP)</w:t>
       </w:r>
@@ -14166,7 +14236,7 @@
       <w:pPr>
         <w:pStyle w:val="Ttulo2"/>
       </w:pPr>
-      <w:bookmarkStart w:id="47" w:name="_Toc242342080"/>
+      <w:bookmarkStart w:id="47" w:name="_Toc242342633"/>
       <w:r>
         <w:lastRenderedPageBreak/>
         <w:t>Laboratorio local (lo unico que se ejecuta realmente)</w:t>
@@ -14301,7 +14371,7 @@
       <w:pPr>
         <w:pStyle w:val="Ttulo2"/>
       </w:pPr>
-      <w:bookmarkStart w:id="48" w:name="_Toc242342081"/>
+      <w:bookmarkStart w:id="48" w:name="_Toc242342634"/>
       <w:r>
         <w:t>Riesgos de almacenar informacion sensible en el state</w:t>
       </w:r>
@@ -14487,7 +14557,7 @@
         </w:rPr>
         <w:lastRenderedPageBreak/>
         <w:drawing>
-          <wp:inline distT="0" distB="0" distL="0" distR="0" wp14:anchorId="5A878381" wp14:editId="1BCCE21A">
+          <wp:inline distT="0" distB="0" distL="0" distR="0" wp14:anchorId="03DE0CBC" wp14:editId="789B39AC">
             <wp:extent cx="5486400" cy="2926080"/>
             <wp:effectExtent l="0" t="0" r="0" b="0"/>
             <wp:docPr id="6" name="Picture 6"/>
@@ -14539,7 +14609,7 @@
       <w:pPr>
         <w:pStyle w:val="Ttulo1"/>
       </w:pPr>
-      <w:bookmarkStart w:id="49" w:name="_Toc242342082"/>
+      <w:bookmarkStart w:id="49" w:name="_Toc242342635"/>
       <w:r>
         <w:t>9. PIPELINE</w:t>
       </w:r>
@@ -14552,7 +14622,7 @@
       <w:pPr>
         <w:pStyle w:val="Ttulo2"/>
       </w:pPr>
-      <w:bookmarkStart w:id="50" w:name="_Toc242342083"/>
+      <w:bookmarkStart w:id="50" w:name="_Toc242342636"/>
       <w:r>
         <w:t>Flujo comun AWS + GCP</w:t>
       </w:r>
@@ -14615,7 +14685,7 @@
       <w:pPr>
         <w:pStyle w:val="Ttulo2"/>
       </w:pPr>
-      <w:bookmarkStart w:id="51" w:name="_Toc242342084"/>
+      <w:bookmarkStart w:id="51" w:name="_Toc242342637"/>
       <w:r>
         <w:t>Procedimiento de aprobacion</w:t>
       </w:r>
@@ -14779,7 +14849,7 @@
       <w:pPr>
         <w:pStyle w:val="Ttulo2"/>
       </w:pPr>
-      <w:bookmarkStart w:id="52" w:name="_Toc242342085"/>
+      <w:bookmarkStart w:id="52" w:name="_Toc242342638"/>
       <w:r>
         <w:t>Por que el pipeline NUNCA ejecuta `terraform apply` contra AWS/GCP</w:t>
       </w:r>
@@ -14967,7 +15037,7 @@
       <w:pPr>
         <w:pStyle w:val="Ttulo2"/>
       </w:pPr>
-      <w:bookmarkStart w:id="53" w:name="_Toc242342086"/>
+      <w:bookmarkStart w:id="53" w:name="_Toc242342639"/>
       <w:r>
         <w:t>Habilitar el despliegue real en el futuro</w:t>
       </w:r>
@@ -15156,7 +15226,7 @@
           <w:noProof/>
         </w:rPr>
         <w:drawing>
-          <wp:inline distT="0" distB="0" distL="0" distR="0" wp14:anchorId="1E0ACB0D" wp14:editId="1F1C6FC4">
+          <wp:inline distT="0" distB="0" distL="0" distR="0" wp14:anchorId="76007038" wp14:editId="09DE148D">
             <wp:extent cx="5486400" cy="2493818"/>
             <wp:effectExtent l="0" t="0" r="0" b="0"/>
             <wp:docPr id="7" name="Picture 7"/>
@@ -15208,7 +15278,7 @@
       <w:pPr>
         <w:pStyle w:val="Ttulo1"/>
       </w:pPr>
-      <w:bookmarkStart w:id="54" w:name="_Toc242342087"/>
+      <w:bookmarkStart w:id="54" w:name="_Toc242342640"/>
       <w:r>
         <w:t>10. SEGURIDAD</w:t>
       </w:r>
@@ -15218,7 +15288,7 @@
       <w:pPr>
         <w:pStyle w:val="Ttulo2"/>
       </w:pPr>
-      <w:bookmarkStart w:id="55" w:name="_Toc242342088"/>
+      <w:bookmarkStart w:id="55" w:name="_Toc242342641"/>
       <w:r>
         <w:t>Lo implementado en este repositorio</w:t>
       </w:r>
@@ -15523,7 +15593,7 @@
       <w:pPr>
         <w:pStyle w:val="Ttulo2"/>
       </w:pPr>
-      <w:bookmarkStart w:id="56" w:name="_Toc242342089"/>
+      <w:bookmarkStart w:id="56" w:name="_Toc242342642"/>
       <w:r>
         <w:t xml:space="preserve">Uso futuro (empresarial, no implementado </w:t>
       </w:r>
@@ -15711,7 +15781,7 @@
       <w:pPr>
         <w:pStyle w:val="Ttulo2"/>
       </w:pPr>
-      <w:bookmarkStart w:id="57" w:name="_Toc242342090"/>
+      <w:bookmarkStart w:id="57" w:name="_Toc242342643"/>
       <w:r>
         <w:t>Que NO existe en este repositorio (verificado)</w:t>
       </w:r>
@@ -15826,7 +15896,7 @@
       <w:pPr>
         <w:pStyle w:val="Ttulo1"/>
       </w:pPr>
-      <w:bookmarkStart w:id="58" w:name="_Toc242342091"/>
+      <w:bookmarkStart w:id="58" w:name="_Toc242342644"/>
       <w:r>
         <w:t>11. INFRASTRUCTURE DRIFT</w:t>
       </w:r>
@@ -15862,7 +15932,7 @@
       <w:pPr>
         <w:pStyle w:val="Ttulo2"/>
       </w:pPr>
-      <w:bookmarkStart w:id="59" w:name="_Toc242342092"/>
+      <w:bookmarkStart w:id="59" w:name="_Toc242342645"/>
       <w:r>
         <w:t xml:space="preserve">Por que un recurso local y no </w:t>
       </w:r>
@@ -15959,7 +16029,7 @@
       <w:pPr>
         <w:pStyle w:val="Ttulo2"/>
       </w:pPr>
-      <w:bookmarkStart w:id="60" w:name="_Toc242342093"/>
+      <w:bookmarkStart w:id="60" w:name="_Toc242342646"/>
       <w:r>
         <w:t xml:space="preserve">Diferencias entre Drift local y </w:t>
       </w:r>
@@ -16269,7 +16339,7 @@
       <w:pPr>
         <w:pStyle w:val="Ttulo2"/>
       </w:pPr>
-      <w:bookmarkStart w:id="61" w:name="_Toc242342094"/>
+      <w:bookmarkStart w:id="61" w:name="_Toc242342647"/>
       <w:r>
         <w:lastRenderedPageBreak/>
         <w:t>Ejecucion</w:t>
@@ -16359,7 +16429,7 @@
       <w:pPr>
         <w:pStyle w:val="Ttulo2"/>
       </w:pPr>
-      <w:bookmarkStart w:id="62" w:name="_Toc242342095"/>
+      <w:bookmarkStart w:id="62" w:name="_Toc242342648"/>
       <w:r>
         <w:t>Importante</w:t>
       </w:r>
@@ -16428,7 +16498,7 @@
           <w:noProof/>
         </w:rPr>
         <w:drawing>
-          <wp:inline distT="0" distB="0" distL="0" distR="0" wp14:anchorId="20F874F7" wp14:editId="76ABFB7F">
+          <wp:inline distT="0" distB="0" distL="0" distR="0" wp14:anchorId="27C7109C" wp14:editId="1AD4EAAB">
             <wp:extent cx="5486400" cy="2294313"/>
             <wp:effectExtent l="0" t="0" r="0" b="0"/>
             <wp:docPr id="8" name="Picture 8"/>
@@ -16486,7 +16556,7 @@
         </w:rPr>
         <w:lastRenderedPageBreak/>
         <w:drawing>
-          <wp:inline distT="0" distB="0" distL="0" distR="0" wp14:anchorId="3EDC3A30" wp14:editId="21B11171">
+          <wp:inline distT="0" distB="0" distL="0" distR="0" wp14:anchorId="753B6C39" wp14:editId="03B3B934">
             <wp:extent cx="5486400" cy="5059680"/>
             <wp:effectExtent l="0" t="0" r="0" b="0"/>
             <wp:docPr id="9" name="Picture 9"/>
@@ -16543,7 +16613,7 @@
           <w:noProof/>
         </w:rPr>
         <w:drawing>
-          <wp:inline distT="0" distB="0" distL="0" distR="0" wp14:anchorId="20F6D2E7" wp14:editId="380599E5">
+          <wp:inline distT="0" distB="0" distL="0" distR="0" wp14:anchorId="20D4A1FC" wp14:editId="18570CD4">
             <wp:extent cx="5486400" cy="1347216"/>
             <wp:effectExtent l="0" t="0" r="0" b="0"/>
             <wp:docPr id="10" name="Picture 10"/>
@@ -16595,7 +16665,7 @@
       <w:pPr>
         <w:pStyle w:val="Ttulo1"/>
       </w:pPr>
-      <w:bookmarkStart w:id="63" w:name="_Toc242342096"/>
+      <w:bookmarkStart w:id="63" w:name="_Toc242342649"/>
       <w:r>
         <w:t>12. PRUEBAS LOCALES</w:t>
       </w:r>
@@ -16680,7 +16750,7 @@
       <w:pPr>
         <w:pStyle w:val="Ttulo2"/>
       </w:pPr>
-      <w:bookmarkStart w:id="64" w:name="_Toc242342097"/>
+      <w:bookmarkStart w:id="64" w:name="_Toc242342650"/>
       <w:r>
         <w:t>CP01 — Validacion sintactica de Terraform</w:t>
       </w:r>
@@ -16968,7 +17038,7 @@
       <w:pPr>
         <w:pStyle w:val="Ttulo2"/>
       </w:pPr>
-      <w:bookmarkStart w:id="65" w:name="_Toc242342098"/>
+      <w:bookmarkStart w:id="65" w:name="_Toc242342651"/>
       <w:r>
         <w:t>CP02 — Validacion de modulos AWS</w:t>
       </w:r>
@@ -17288,7 +17358,7 @@
       <w:pPr>
         <w:pStyle w:val="Ttulo2"/>
       </w:pPr>
-      <w:bookmarkStart w:id="66" w:name="_Toc242342099"/>
+      <w:bookmarkStart w:id="66" w:name="_Toc242342652"/>
       <w:r>
         <w:t>CP03 — Validacion de modulos GCP</w:t>
       </w:r>
@@ -17505,7 +17575,7 @@
       <w:pPr>
         <w:pStyle w:val="Ttulo2"/>
       </w:pPr>
-      <w:bookmarkStart w:id="67" w:name="_Toc242342100"/>
+      <w:bookmarkStart w:id="67" w:name="_Toc242342653"/>
       <w:r>
         <w:t>CP04 — Configuracion de 50 sucursales</w:t>
       </w:r>
@@ -17672,7 +17742,7 @@
       <w:pPr>
         <w:pStyle w:val="Ttulo2"/>
       </w:pPr>
-      <w:bookmarkStart w:id="68" w:name="_Toc242342101"/>
+      <w:bookmarkStart w:id="68" w:name="_Toc242342654"/>
       <w:r>
         <w:lastRenderedPageBreak/>
         <w:t>CP05 — Dos servidores por sucursal</w:t>
@@ -17784,7 +17854,7 @@
       <w:pPr>
         <w:pStyle w:val="Ttulo2"/>
       </w:pPr>
-      <w:bookmarkStart w:id="69" w:name="_Toc242342102"/>
+      <w:bookmarkStart w:id="69" w:name="_Toc242342655"/>
       <w:r>
         <w:t>CP06 — Redes independientes</w:t>
       </w:r>
@@ -17880,7 +17950,7 @@
       <w:pPr>
         <w:pStyle w:val="Ttulo2"/>
       </w:pPr>
-      <w:bookmarkStart w:id="70" w:name="_Toc242342103"/>
+      <w:bookmarkStart w:id="70" w:name="_Toc242342656"/>
       <w:r>
         <w:t>CP07 — Reglas de seguridad</w:t>
       </w:r>
@@ -17940,7 +18010,7 @@
       <w:pPr>
         <w:pStyle w:val="Ttulo2"/>
       </w:pPr>
-      <w:bookmarkStart w:id="71" w:name="_Toc242342104"/>
+      <w:bookmarkStart w:id="71" w:name="_Toc242342657"/>
       <w:r>
         <w:t>CP08 — Configuracion de monitoreo</w:t>
       </w:r>
@@ -18022,7 +18092,7 @@
       <w:pPr>
         <w:pStyle w:val="Ttulo2"/>
       </w:pPr>
-      <w:bookmarkStart w:id="72" w:name="_Toc242342105"/>
+      <w:bookmarkStart w:id="72" w:name="_Toc242342658"/>
       <w:r>
         <w:t>CP09 — Pruebas con mock_provider</w:t>
       </w:r>
@@ -18137,7 +18207,7 @@
       <w:pPr>
         <w:pStyle w:val="Ttulo2"/>
       </w:pPr>
-      <w:bookmarkStart w:id="73" w:name="_Toc242342106"/>
+      <w:bookmarkStart w:id="73" w:name="_Toc242342659"/>
       <w:r>
         <w:t>CP10 — Ejecucion de GitHub Actio</w:t>
       </w:r>
@@ -18456,7 +18526,7 @@
       <w:pPr>
         <w:pStyle w:val="Ttulo2"/>
       </w:pPr>
-      <w:bookmarkStart w:id="74" w:name="_Toc242342107"/>
+      <w:bookmarkStart w:id="74" w:name="_Toc242342660"/>
       <w:r>
         <w:lastRenderedPageBreak/>
         <w:t>CP11 — Verificacion de secretos</w:t>
@@ -18561,7 +18631,7 @@
       <w:pPr>
         <w:pStyle w:val="Ttulo2"/>
       </w:pPr>
-      <w:bookmarkStart w:id="75" w:name="_Toc242342108"/>
+      <w:bookmarkStart w:id="75" w:name="_Toc242342661"/>
       <w:r>
         <w:t>CP12 — Consulta de Terraform State</w:t>
       </w:r>
@@ -18662,7 +18732,7 @@
       <w:pPr>
         <w:pStyle w:val="Ttulo2"/>
       </w:pPr>
-      <w:bookmarkStart w:id="76" w:name="_Toc242342109"/>
+      <w:bookmarkStart w:id="76" w:name="_Toc242342662"/>
       <w:r>
         <w:t>CP13 — Deteccion de Infrastructure Drift</w:t>
       </w:r>
@@ -18778,7 +18848,7 @@
       <w:pPr>
         <w:pStyle w:val="Ttulo2"/>
       </w:pPr>
-      <w:bookmarkStart w:id="77" w:name="_Toc242342110"/>
+      <w:bookmarkStart w:id="77" w:name="_Toc242342663"/>
       <w:r>
         <w:t>CP14 — Reconciliacion de Drift</w:t>
       </w:r>
@@ -18868,7 +18938,7 @@
       <w:pPr>
         <w:pStyle w:val="Ttulo2"/>
       </w:pPr>
-      <w:bookmarkStart w:id="78" w:name="_Toc242342111"/>
+      <w:bookmarkStart w:id="78" w:name="_Toc242342664"/>
       <w:r>
         <w:t>CP15 — Incorporacion de una nueva sucursal</w:t>
       </w:r>
@@ -19034,7 +19104,7 @@
       <w:pPr>
         <w:pStyle w:val="Ttulo2"/>
       </w:pPr>
-      <w:bookmarkStart w:id="79" w:name="_Toc242342112"/>
+      <w:bookmarkStart w:id="79" w:name="_Toc242342665"/>
       <w:r>
         <w:t>CP16 — Limpieza del laboratorio</w:t>
       </w:r>
@@ -19206,7 +19276,7 @@
           <w:noProof/>
         </w:rPr>
         <w:drawing>
-          <wp:inline distT="0" distB="0" distL="0" distR="0" wp14:anchorId="49EDC5F3" wp14:editId="41CFDA5D">
+          <wp:inline distT="0" distB="0" distL="0" distR="0" wp14:anchorId="5E93D10B" wp14:editId="67C77D64">
             <wp:extent cx="5486400" cy="1347216"/>
             <wp:effectExtent l="0" t="0" r="0" b="0"/>
             <wp:docPr id="11" name="Picture 11"/>
@@ -19264,7 +19334,7 @@
         </w:rPr>
         <w:lastRenderedPageBreak/>
         <w:drawing>
-          <wp:inline distT="0" distB="0" distL="0" distR="0" wp14:anchorId="5DF8E884" wp14:editId="30FCFBC7">
+          <wp:inline distT="0" distB="0" distL="0" distR="0" wp14:anchorId="6B2262D5" wp14:editId="213668BC">
             <wp:extent cx="5486400" cy="5955792"/>
             <wp:effectExtent l="0" t="0" r="0" b="0"/>
             <wp:docPr id="12" name="Picture 12"/>
@@ -19321,7 +19391,7 @@
           <w:noProof/>
         </w:rPr>
         <w:drawing>
-          <wp:inline distT="0" distB="0" distL="0" distR="0" wp14:anchorId="7453C360" wp14:editId="4C7B4205">
+          <wp:inline distT="0" distB="0" distL="0" distR="0" wp14:anchorId="3F5CC8BE" wp14:editId="658DEFB2">
             <wp:extent cx="5486400" cy="835152"/>
             <wp:effectExtent l="0" t="0" r="0" b="0"/>
             <wp:docPr id="13" name="Picture 13"/>
@@ -19379,7 +19449,7 @@
         </w:rPr>
         <w:lastRenderedPageBreak/>
         <w:drawing>
-          <wp:inline distT="0" distB="0" distL="0" distR="0" wp14:anchorId="2FA0954E" wp14:editId="3E8CA2DC">
+          <wp:inline distT="0" distB="0" distL="0" distR="0" wp14:anchorId="1131753B" wp14:editId="316B0BB0">
             <wp:extent cx="5486400" cy="2852928"/>
             <wp:effectExtent l="0" t="0" r="0" b="0"/>
             <wp:docPr id="14" name="Picture 14"/>
@@ -19438,7 +19508,7 @@
       <w:pPr>
         <w:pStyle w:val="Ttulo1"/>
       </w:pPr>
-      <w:bookmarkStart w:id="80" w:name="_Toc242342113"/>
+      <w:bookmarkStart w:id="80" w:name="_Toc242342666"/>
       <w:r>
         <w:t>13. RESULTADOS</w:t>
       </w:r>
@@ -19538,7 +19608,7 @@
       <w:pPr>
         <w:pStyle w:val="Ttulo2"/>
       </w:pPr>
-      <w:bookmarkStart w:id="81" w:name="_Toc242342114"/>
+      <w:bookmarkStart w:id="81" w:name="_Toc242342667"/>
       <w:r>
         <w:t>Limitaciones</w:t>
       </w:r>
@@ -19614,7 +19684,7 @@
       <w:pPr>
         <w:pStyle w:val="Ttulo1"/>
       </w:pPr>
-      <w:bookmarkStart w:id="82" w:name="_Toc242342115"/>
+      <w:bookmarkStart w:id="82" w:name="_Toc242342668"/>
       <w:r>
         <w:t>14. DISCUSIÓN</w:t>
       </w:r>
@@ -19718,7 +19788,7 @@
       <w:pPr>
         <w:pStyle w:val="Ttulo1"/>
       </w:pPr>
-      <w:bookmarkStart w:id="83" w:name="_Toc242342116"/>
+      <w:bookmarkStart w:id="83" w:name="_Toc242342669"/>
       <w:r>
         <w:t>15. CONCLUSIONES</w:t>
       </w:r>
@@ -19964,7 +20034,7 @@
       <w:pPr>
         <w:pStyle w:val="Ttulo1"/>
       </w:pPr>
-      <w:bookmarkStart w:id="84" w:name="_Toc242342117"/>
+      <w:bookmarkStart w:id="84" w:name="_Toc242342670"/>
       <w:r>
         <w:t>16. RECOMENDACIONES</w:t>
       </w:r>
@@ -20095,7 +20165,7 @@
       <w:pPr>
         <w:pStyle w:val="Ttulo1"/>
       </w:pPr>
-      <w:bookmarkStart w:id="85" w:name="_Toc242342118"/>
+      <w:bookmarkStart w:id="85" w:name="_Toc242342671"/>
       <w:r>
         <w:t>17. REFERENCIAS BIBLIOGRÁFICAS</w:t>
       </w:r>
@@ -20234,7 +20304,7 @@
       <w:pPr>
         <w:pStyle w:val="Ttulo1"/>
       </w:pPr>
-      <w:bookmarkStart w:id="86" w:name="_Toc242342119"/>
+      <w:bookmarkStart w:id="86" w:name="_Toc242342672"/>
       <w:r>
         <w:t>18. ANEXOS</w:t>
       </w:r>
@@ -20244,7 +20314,7 @@
       <w:pPr>
         <w:pStyle w:val="Ttulo2"/>
       </w:pPr>
-      <w:bookmarkStart w:id="87" w:name="_Toc242342120"/>
+      <w:bookmarkStart w:id="87" w:name="_Toc242342673"/>
       <w:r>
         <w:t>Anexo A — Comandos principales</w:t>
       </w:r>
@@ -20313,7 +20383,7 @@
       <w:pPr>
         <w:pStyle w:val="Ttulo2"/>
       </w:pPr>
-      <w:bookmarkStart w:id="88" w:name="_Toc242342121"/>
+      <w:bookmarkStart w:id="88" w:name="_Toc242342674"/>
       <w:r>
         <w:t>Anexo B — Enlace al repositorio GitHub</w:t>
       </w:r>
@@ -20328,7 +20398,7 @@
       <w:pPr>
         <w:pStyle w:val="Ttulo2"/>
       </w:pPr>
-      <w:bookmarkStart w:id="89" w:name="_Toc242342122"/>
+      <w:bookmarkStart w:id="89" w:name="_Toc242342675"/>
       <w:r>
         <w:t>Anexo C — Guía de ejecución local completa</w:t>
       </w:r>
@@ -20354,6 +20424,48 @@
       </w:r>
       <w:r>
         <w:t xml:space="preserve"> en el repositorio.</w:t>
+      </w:r>
+    </w:p>
+    <w:p>
+      <w:pPr>
+        <w:pStyle w:val="Ttulo2"/>
+      </w:pPr>
+      <w:bookmarkStart w:id="90" w:name="_Toc242342676"/>
+      <w:r>
+        <w:t>Anexo D — Guión de sustentación</w:t>
+      </w:r>
+      <w:bookmarkEnd w:id="90"/>
+    </w:p>
+    <w:p>
+      <w:r>
+        <w:t>El guión de exposición (5–8 minutos), la demostración práctica en</w:t>
+      </w:r>
+    </w:p>
+    <w:p>
+      <w:r>
+        <w:t>PowerShell y las preguntas y respuestas preparadas para la sustentación</w:t>
+      </w:r>
+    </w:p>
+    <w:p>
+      <w:r>
+        <w:t xml:space="preserve">(Entregable 5) están en </w:t>
+      </w:r>
+      <w:r>
+        <w:rPr>
+          <w:rFonts w:ascii="Consolas" w:hAnsi="Consolas"/>
+          <w:sz w:val="19"/>
+        </w:rPr>
+        <w:t>docs/academic/guion-exposicio</w:t>
+      </w:r>
+      <w:r>
+        <w:rPr>
+          <w:rFonts w:ascii="Consolas" w:hAnsi="Consolas"/>
+          <w:sz w:val="19"/>
+        </w:rPr>
+        <w:t>n.md</w:t>
+      </w:r>
+      <w:r>
+        <w:t>.</w:t>
       </w:r>
     </w:p>
     <w:sectPr>
@@ -32040,7 +32152,7 @@
     <w:autoRedefine/>
     <w:uiPriority w:val="39"/>
     <w:unhideWhenUsed/>
-    <w:rsid w:val="00A143BC"/>
+    <w:rsid w:val="00346E23"/>
     <w:pPr>
       <w:spacing w:after="100"/>
     </w:pPr>
@@ -32052,7 +32164,7 @@
     <w:autoRedefine/>
     <w:uiPriority w:val="39"/>
     <w:unhideWhenUsed/>
-    <w:rsid w:val="00A143BC"/>
+    <w:rsid w:val="00346E23"/>
     <w:pPr>
       <w:spacing w:after="100"/>
       <w:ind w:left="220"/>
@@ -32063,7 +32175,7 @@
     <w:basedOn w:val="Fuentedeprrafopredeter"/>
     <w:uiPriority w:val="99"/>
     <w:unhideWhenUsed/>
-    <w:rsid w:val="00A143BC"/>
+    <w:rsid w:val="00346E23"/>
     <w:rPr>
       <w:color w:val="0000FF" w:themeColor="hyperlink"/>
       <w:u w:val="single"/>

--- a/docs/academic/Informe-IaC-50-Sucursales.docx
+++ b/docs/academic/Informe-IaC-50-Sucursales.docx
@@ -11,7 +11,7 @@
           <w:noProof/>
         </w:rPr>
         <w:drawing>
-          <wp:inline distT="0" distB="0" distL="0" distR="0" wp14:anchorId="6C31A736" wp14:editId="47E8B4F5">
+          <wp:inline distT="0" distB="0" distL="0" distR="0" wp14:anchorId="5B9BCDF0" wp14:editId="03385BB7">
             <wp:extent cx="2520000" cy="773719"/>
             <wp:effectExtent l="0" t="0" r="0" b="0"/>
             <wp:docPr id="1" name="Picture 1"/>
@@ -214,7 +214,7 @@
       <w:pPr>
         <w:pStyle w:val="Ttulo1"/>
       </w:pPr>
-      <w:bookmarkStart w:id="0" w:name="_Toc242342586"/>
+      <w:bookmarkStart w:id="0" w:name="_Toc242359823"/>
       <w:r>
         <w:lastRenderedPageBreak/>
         <w:t>ÍNDICE</w:t>
@@ -242,7 +242,7 @@
       <w:r>
         <w:fldChar w:fldCharType="separate"/>
       </w:r>
-      <w:hyperlink w:anchor="_Toc242342586" w:history="1">
+      <w:hyperlink w:anchor="_Toc242359823" w:history="1">
         <w:r>
           <w:rPr>
             <w:rStyle w:val="Hipervnculo"/>
@@ -269,7 +269,7 @@
             <w:noProof/>
             <w:webHidden/>
           </w:rPr>
-          <w:instrText xml:space="preserve"> PAGEREF _Toc242342586 \h </w:instrText>
+          <w:instrText xml:space="preserve"> PAGEREF _Toc242359823 \h </w:instrText>
         </w:r>
         <w:r>
           <w:rPr>
@@ -312,7 +312,7 @@
           <w:lang w:val="es-PE" w:eastAsia="es-PE"/>
         </w:rPr>
       </w:pPr>
-      <w:hyperlink w:anchor="_Toc242342587" w:history="1">
+      <w:hyperlink w:anchor="_Toc242359824" w:history="1">
         <w:r>
           <w:rPr>
             <w:rStyle w:val="Hipervnculo"/>
@@ -339,7 +339,7 @@
             <w:noProof/>
             <w:webHidden/>
           </w:rPr>
-          <w:instrText xml:space="preserve"> PAGEREF _Toc242342587 \h </w:instrText>
+          <w:instrText xml:space="preserve"> PAGEREF _Toc242359824 \h </w:instrText>
         </w:r>
         <w:r>
           <w:rPr>
@@ -382,7 +382,7 @@
           <w:lang w:val="es-PE" w:eastAsia="es-PE"/>
         </w:rPr>
       </w:pPr>
-      <w:hyperlink w:anchor="_Toc242342588" w:history="1">
+      <w:hyperlink w:anchor="_Toc242359825" w:history="1">
         <w:r>
           <w:rPr>
             <w:rStyle w:val="Hipervnculo"/>
@@ -409,7 +409,7 @@
             <w:noProof/>
             <w:webHidden/>
           </w:rPr>
-          <w:instrText xml:space="preserve"> PAGEREF _Toc242342588 \h </w:instrText>
+          <w:instrText xml:space="preserve"> PAGEREF _Toc242359825 \h </w:instrText>
         </w:r>
         <w:r>
           <w:rPr>
@@ -452,7 +452,7 @@
           <w:lang w:val="es-PE" w:eastAsia="es-PE"/>
         </w:rPr>
       </w:pPr>
-      <w:hyperlink w:anchor="_Toc242342589" w:history="1">
+      <w:hyperlink w:anchor="_Toc242359826" w:history="1">
         <w:r>
           <w:rPr>
             <w:rStyle w:val="Hipervnculo"/>
@@ -479,7 +479,7 @@
             <w:noProof/>
             <w:webHidden/>
           </w:rPr>
-          <w:instrText xml:space="preserve"> PAGEREF _Toc242342589 \h </w:instrText>
+          <w:instrText xml:space="preserve"> PAGEREF _Toc242359826 \h </w:instrText>
         </w:r>
         <w:r>
           <w:rPr>
@@ -522,7 +522,7 @@
           <w:lang w:val="es-PE" w:eastAsia="es-PE"/>
         </w:rPr>
       </w:pPr>
-      <w:hyperlink w:anchor="_Toc242342590" w:history="1">
+      <w:hyperlink w:anchor="_Toc242359827" w:history="1">
         <w:r>
           <w:rPr>
             <w:rStyle w:val="Hipervnculo"/>
@@ -549,7 +549,7 @@
             <w:noProof/>
             <w:webHidden/>
           </w:rPr>
-          <w:instrText xml:space="preserve"> PAGEREF _Toc242342590 \h </w:instrText>
+          <w:instrText xml:space="preserve"> PAGEREF _Toc242359827 \h </w:instrText>
         </w:r>
         <w:r>
           <w:rPr>
@@ -592,7 +592,7 @@
           <w:lang w:val="es-PE" w:eastAsia="es-PE"/>
         </w:rPr>
       </w:pPr>
-      <w:hyperlink w:anchor="_Toc242342591" w:history="1">
+      <w:hyperlink w:anchor="_Toc242359828" w:history="1">
         <w:r>
           <w:rPr>
             <w:rStyle w:val="Hipervnculo"/>
@@ -619,7 +619,7 @@
             <w:noProof/>
             <w:webHidden/>
           </w:rPr>
-          <w:instrText xml:space="preserve"> PAGEREF _Toc242342591 \h </w:instrText>
+          <w:instrText xml:space="preserve"> PAGEREF _Toc242359828 \h </w:instrText>
         </w:r>
         <w:r>
           <w:rPr>
@@ -662,7 +662,7 @@
           <w:lang w:val="es-PE" w:eastAsia="es-PE"/>
         </w:rPr>
       </w:pPr>
-      <w:hyperlink w:anchor="_Toc242342592" w:history="1">
+      <w:hyperlink w:anchor="_Toc242359829" w:history="1">
         <w:r>
           <w:rPr>
             <w:rStyle w:val="Hipervnculo"/>
@@ -689,7 +689,7 @@
             <w:noProof/>
             <w:webHidden/>
           </w:rPr>
-          <w:instrText xml:space="preserve"> PAGEREF _Toc242342592 \h </w:instrText>
+          <w:instrText xml:space="preserve"> PAGEREF _Toc242359829 \h </w:instrText>
         </w:r>
         <w:r>
           <w:rPr>
@@ -732,7 +732,7 @@
           <w:lang w:val="es-PE" w:eastAsia="es-PE"/>
         </w:rPr>
       </w:pPr>
-      <w:hyperlink w:anchor="_Toc242342593" w:history="1">
+      <w:hyperlink w:anchor="_Toc242359830" w:history="1">
         <w:r>
           <w:rPr>
             <w:rStyle w:val="Hipervnculo"/>
@@ -759,7 +759,7 @@
             <w:noProof/>
             <w:webHidden/>
           </w:rPr>
-          <w:instrText xml:space="preserve"> PAGEREF _Toc242342593 \h </w:instrText>
+          <w:instrText xml:space="preserve"> PAGEREF _Toc242359830 \h </w:instrText>
         </w:r>
         <w:r>
           <w:rPr>
@@ -802,7 +802,7 @@
           <w:lang w:val="es-PE" w:eastAsia="es-PE"/>
         </w:rPr>
       </w:pPr>
-      <w:hyperlink w:anchor="_Toc242342594" w:history="1">
+      <w:hyperlink w:anchor="_Toc242359831" w:history="1">
         <w:r>
           <w:rPr>
             <w:rStyle w:val="Hipervnculo"/>
@@ -829,7 +829,7 @@
             <w:noProof/>
             <w:webHidden/>
           </w:rPr>
-          <w:instrText xml:space="preserve"> PAGEREF _Toc242342594 \h </w:instrText>
+          <w:instrText xml:space="preserve"> PAGEREF _Toc242359831 \h </w:instrText>
         </w:r>
         <w:r>
           <w:rPr>
@@ -872,7 +872,7 @@
           <w:lang w:val="es-PE" w:eastAsia="es-PE"/>
         </w:rPr>
       </w:pPr>
-      <w:hyperlink w:anchor="_Toc242342595" w:history="1">
+      <w:hyperlink w:anchor="_Toc242359832" w:history="1">
         <w:r>
           <w:rPr>
             <w:rStyle w:val="Hipervnculo"/>
@@ -899,7 +899,7 @@
             <w:noProof/>
             <w:webHidden/>
           </w:rPr>
-          <w:instrText xml:space="preserve"> PAGEREF _Toc242342595 \h </w:instrText>
+          <w:instrText xml:space="preserve"> PAGEREF _Toc242359832 \h </w:instrText>
         </w:r>
         <w:r>
           <w:rPr>
@@ -942,7 +942,7 @@
           <w:lang w:val="es-PE" w:eastAsia="es-PE"/>
         </w:rPr>
       </w:pPr>
-      <w:hyperlink w:anchor="_Toc242342596" w:history="1">
+      <w:hyperlink w:anchor="_Toc242359833" w:history="1">
         <w:r>
           <w:rPr>
             <w:rStyle w:val="Hipervnculo"/>
@@ -969,7 +969,7 @@
             <w:noProof/>
             <w:webHidden/>
           </w:rPr>
-          <w:instrText xml:space="preserve"> PAGEREF _Toc242342596 \h </w:instrText>
+          <w:instrText xml:space="preserve"> PAGEREF _Toc242359833 \h </w:instrText>
         </w:r>
         <w:r>
           <w:rPr>
@@ -1012,7 +1012,7 @@
           <w:lang w:val="es-PE" w:eastAsia="es-PE"/>
         </w:rPr>
       </w:pPr>
-      <w:hyperlink w:anchor="_Toc242342597" w:history="1">
+      <w:hyperlink w:anchor="_Toc242359834" w:history="1">
         <w:r>
           <w:rPr>
             <w:rStyle w:val="Hipervnculo"/>
@@ -1039,7 +1039,7 @@
             <w:noProof/>
             <w:webHidden/>
           </w:rPr>
-          <w:instrText xml:space="preserve"> PAGEREF _Toc242342597 \h </w:instrText>
+          <w:instrText xml:space="preserve"> PAGEREF _Toc242359834 \h </w:instrText>
         </w:r>
         <w:r>
           <w:rPr>
@@ -1082,7 +1082,7 @@
           <w:lang w:val="es-PE" w:eastAsia="es-PE"/>
         </w:rPr>
       </w:pPr>
-      <w:hyperlink w:anchor="_Toc242342598" w:history="1">
+      <w:hyperlink w:anchor="_Toc242359835" w:history="1">
         <w:r>
           <w:rPr>
             <w:rStyle w:val="Hipervnculo"/>
@@ -1109,7 +1109,7 @@
             <w:noProof/>
             <w:webHidden/>
           </w:rPr>
-          <w:instrText xml:space="preserve"> PAGEREF _Toc242342598 \h </w:instrText>
+          <w:instrText xml:space="preserve"> PAGEREF _Toc242359835 \h </w:instrText>
         </w:r>
         <w:r>
           <w:rPr>
@@ -1152,7 +1152,7 @@
           <w:lang w:val="es-PE" w:eastAsia="es-PE"/>
         </w:rPr>
       </w:pPr>
-      <w:hyperlink w:anchor="_Toc242342599" w:history="1">
+      <w:hyperlink w:anchor="_Toc242359836" w:history="1">
         <w:r>
           <w:rPr>
             <w:rStyle w:val="Hipervnculo"/>
@@ -1179,7 +1179,7 @@
             <w:noProof/>
             <w:webHidden/>
           </w:rPr>
-          <w:instrText xml:space="preserve"> PAGEREF _Toc242342599 \h </w:instrText>
+          <w:instrText xml:space="preserve"> PAGEREF _Toc242359836 \h </w:instrText>
         </w:r>
         <w:r>
           <w:rPr>
@@ -1222,7 +1222,7 @@
           <w:lang w:val="es-PE" w:eastAsia="es-PE"/>
         </w:rPr>
       </w:pPr>
-      <w:hyperlink w:anchor="_Toc242342600" w:history="1">
+      <w:hyperlink w:anchor="_Toc242359837" w:history="1">
         <w:r>
           <w:rPr>
             <w:rStyle w:val="Hipervnculo"/>
@@ -1249,7 +1249,7 @@
             <w:noProof/>
             <w:webHidden/>
           </w:rPr>
-          <w:instrText xml:space="preserve"> PAGEREF _Toc242342600 \h </w:instrText>
+          <w:instrText xml:space="preserve"> PAGEREF _Toc242359837 \h </w:instrText>
         </w:r>
         <w:r>
           <w:rPr>
@@ -1292,7 +1292,7 @@
           <w:lang w:val="es-PE" w:eastAsia="es-PE"/>
         </w:rPr>
       </w:pPr>
-      <w:hyperlink w:anchor="_Toc242342601" w:history="1">
+      <w:hyperlink w:anchor="_Toc242359838" w:history="1">
         <w:r>
           <w:rPr>
             <w:rStyle w:val="Hipervnculo"/>
@@ -1319,7 +1319,7 @@
             <w:noProof/>
             <w:webHidden/>
           </w:rPr>
-          <w:instrText xml:space="preserve"> PAGEREF _Toc242342601 \h </w:instrText>
+          <w:instrText xml:space="preserve"> PAGEREF _Toc242359838 \h </w:instrText>
         </w:r>
         <w:r>
           <w:rPr>
@@ -1362,7 +1362,7 @@
           <w:lang w:val="es-PE" w:eastAsia="es-PE"/>
         </w:rPr>
       </w:pPr>
-      <w:hyperlink w:anchor="_Toc242342602" w:history="1">
+      <w:hyperlink w:anchor="_Toc242359839" w:history="1">
         <w:r>
           <w:rPr>
             <w:rStyle w:val="Hipervnculo"/>
@@ -1389,7 +1389,7 @@
             <w:noProof/>
             <w:webHidden/>
           </w:rPr>
-          <w:instrText xml:space="preserve"> PAGEREF _Toc242342602 \h </w:instrText>
+          <w:instrText xml:space="preserve"> PAGEREF _Toc242359839 \h </w:instrText>
         </w:r>
         <w:r>
           <w:rPr>
@@ -1432,7 +1432,7 @@
           <w:lang w:val="es-PE" w:eastAsia="es-PE"/>
         </w:rPr>
       </w:pPr>
-      <w:hyperlink w:anchor="_Toc242342603" w:history="1">
+      <w:hyperlink w:anchor="_Toc242359840" w:history="1">
         <w:r>
           <w:rPr>
             <w:rStyle w:val="Hipervnculo"/>
@@ -1459,7 +1459,7 @@
             <w:noProof/>
             <w:webHidden/>
           </w:rPr>
-          <w:instrText xml:space="preserve"> PAGEREF _Toc242342603 \h </w:instrText>
+          <w:instrText xml:space="preserve"> PAGEREF _Toc242359840 \h </w:instrText>
         </w:r>
         <w:r>
           <w:rPr>
@@ -1502,7 +1502,7 @@
           <w:lang w:val="es-PE" w:eastAsia="es-PE"/>
         </w:rPr>
       </w:pPr>
-      <w:hyperlink w:anchor="_Toc242342604" w:history="1">
+      <w:hyperlink w:anchor="_Toc242359841" w:history="1">
         <w:r>
           <w:rPr>
             <w:rStyle w:val="Hipervnculo"/>
@@ -1529,7 +1529,7 @@
             <w:noProof/>
             <w:webHidden/>
           </w:rPr>
-          <w:instrText xml:space="preserve"> PAGEREF _Toc242342604 \h </w:instrText>
+          <w:instrText xml:space="preserve"> PAGEREF _Toc242359841 \h </w:instrText>
         </w:r>
         <w:r>
           <w:rPr>
@@ -1572,7 +1572,7 @@
           <w:lang w:val="es-PE" w:eastAsia="es-PE"/>
         </w:rPr>
       </w:pPr>
-      <w:hyperlink w:anchor="_Toc242342605" w:history="1">
+      <w:hyperlink w:anchor="_Toc242359842" w:history="1">
         <w:r>
           <w:rPr>
             <w:rStyle w:val="Hipervnculo"/>
@@ -1599,7 +1599,7 @@
             <w:noProof/>
             <w:webHidden/>
           </w:rPr>
-          <w:instrText xml:space="preserve"> PAGEREF _Toc242342605 \h </w:instrText>
+          <w:instrText xml:space="preserve"> PAGEREF _Toc242359842 \h </w:instrText>
         </w:r>
         <w:r>
           <w:rPr>
@@ -1642,7 +1642,7 @@
           <w:lang w:val="es-PE" w:eastAsia="es-PE"/>
         </w:rPr>
       </w:pPr>
-      <w:hyperlink w:anchor="_Toc242342606" w:history="1">
+      <w:hyperlink w:anchor="_Toc242359843" w:history="1">
         <w:r>
           <w:rPr>
             <w:rStyle w:val="Hipervnculo"/>
@@ -1669,7 +1669,7 @@
             <w:noProof/>
             <w:webHidden/>
           </w:rPr>
-          <w:instrText xml:space="preserve"> PAGEREF _Toc242342606 \h </w:instrText>
+          <w:instrText xml:space="preserve"> PAGEREF _Toc242359843 \h </w:instrText>
         </w:r>
         <w:r>
           <w:rPr>
@@ -1712,7 +1712,7 @@
           <w:lang w:val="es-PE" w:eastAsia="es-PE"/>
         </w:rPr>
       </w:pPr>
-      <w:hyperlink w:anchor="_Toc242342607" w:history="1">
+      <w:hyperlink w:anchor="_Toc242359844" w:history="1">
         <w:r>
           <w:rPr>
             <w:rStyle w:val="Hipervnculo"/>
@@ -1739,7 +1739,7 @@
             <w:noProof/>
             <w:webHidden/>
           </w:rPr>
-          <w:instrText xml:space="preserve"> PAGEREF _Toc242342607 \h </w:instrText>
+          <w:instrText xml:space="preserve"> PAGEREF _Toc242359844 \h </w:instrText>
         </w:r>
         <w:r>
           <w:rPr>
@@ -1782,7 +1782,7 @@
           <w:lang w:val="es-PE" w:eastAsia="es-PE"/>
         </w:rPr>
       </w:pPr>
-      <w:hyperlink w:anchor="_Toc242342608" w:history="1">
+      <w:hyperlink w:anchor="_Toc242359845" w:history="1">
         <w:r>
           <w:rPr>
             <w:rStyle w:val="Hipervnculo"/>
@@ -1809,7 +1809,7 @@
             <w:noProof/>
             <w:webHidden/>
           </w:rPr>
-          <w:instrText xml:space="preserve"> PAGEREF _Toc242342608 \h </w:instrText>
+          <w:instrText xml:space="preserve"> PAGEREF _Toc242359845 \h </w:instrText>
         </w:r>
         <w:r>
           <w:rPr>
@@ -1852,7 +1852,7 @@
           <w:lang w:val="es-PE" w:eastAsia="es-PE"/>
         </w:rPr>
       </w:pPr>
-      <w:hyperlink w:anchor="_Toc242342609" w:history="1">
+      <w:hyperlink w:anchor="_Toc242359846" w:history="1">
         <w:r>
           <w:rPr>
             <w:rStyle w:val="Hipervnculo"/>
@@ -1879,7 +1879,7 @@
             <w:noProof/>
             <w:webHidden/>
           </w:rPr>
-          <w:instrText xml:space="preserve"> PAGEREF _Toc242342609 \h </w:instrText>
+          <w:instrText xml:space="preserve"> PAGEREF _Toc242359846 \h </w:instrText>
         </w:r>
         <w:r>
           <w:rPr>
@@ -1922,7 +1922,7 @@
           <w:lang w:val="es-PE" w:eastAsia="es-PE"/>
         </w:rPr>
       </w:pPr>
-      <w:hyperlink w:anchor="_Toc242342610" w:history="1">
+      <w:hyperlink w:anchor="_Toc242359847" w:history="1">
         <w:r>
           <w:rPr>
             <w:rStyle w:val="Hipervnculo"/>
@@ -1949,7 +1949,7 @@
             <w:noProof/>
             <w:webHidden/>
           </w:rPr>
-          <w:instrText xml:space="preserve"> PAGEREF _Toc242342610 \h </w:instrText>
+          <w:instrText xml:space="preserve"> PAGEREF _Toc242359847 \h </w:instrText>
         </w:r>
         <w:r>
           <w:rPr>
@@ -1992,7 +1992,7 @@
           <w:lang w:val="es-PE" w:eastAsia="es-PE"/>
         </w:rPr>
       </w:pPr>
-      <w:hyperlink w:anchor="_Toc242342611" w:history="1">
+      <w:hyperlink w:anchor="_Toc242359848" w:history="1">
         <w:r>
           <w:rPr>
             <w:rStyle w:val="Hipervnculo"/>
@@ -2019,7 +2019,7 @@
             <w:noProof/>
             <w:webHidden/>
           </w:rPr>
-          <w:instrText xml:space="preserve"> PAGEREF _Toc242342611 \h </w:instrText>
+          <w:instrText xml:space="preserve"> PAGEREF _Toc242359848 \h </w:instrText>
         </w:r>
         <w:r>
           <w:rPr>
@@ -2062,7 +2062,7 @@
           <w:lang w:val="es-PE" w:eastAsia="es-PE"/>
         </w:rPr>
       </w:pPr>
-      <w:hyperlink w:anchor="_Toc242342612" w:history="1">
+      <w:hyperlink w:anchor="_Toc242359849" w:history="1">
         <w:r>
           <w:rPr>
             <w:rStyle w:val="Hipervnculo"/>
@@ -2089,7 +2089,7 @@
             <w:noProof/>
             <w:webHidden/>
           </w:rPr>
-          <w:instrText xml:space="preserve"> PAGEREF _Toc242342612 \h </w:instrText>
+          <w:instrText xml:space="preserve"> PAGEREF _Toc242359849 \h </w:instrText>
         </w:r>
         <w:r>
           <w:rPr>
@@ -2132,7 +2132,7 @@
           <w:lang w:val="es-PE" w:eastAsia="es-PE"/>
         </w:rPr>
       </w:pPr>
-      <w:hyperlink w:anchor="_Toc242342613" w:history="1">
+      <w:hyperlink w:anchor="_Toc242359850" w:history="1">
         <w:r>
           <w:rPr>
             <w:rStyle w:val="Hipervnculo"/>
@@ -2159,7 +2159,7 @@
             <w:noProof/>
             <w:webHidden/>
           </w:rPr>
-          <w:instrText xml:space="preserve"> PAGEREF _Toc242342613 \h </w:instrText>
+          <w:instrText xml:space="preserve"> PAGEREF _Toc242359850 \h </w:instrText>
         </w:r>
         <w:r>
           <w:rPr>
@@ -2202,7 +2202,7 @@
           <w:lang w:val="es-PE" w:eastAsia="es-PE"/>
         </w:rPr>
       </w:pPr>
-      <w:hyperlink w:anchor="_Toc242342614" w:history="1">
+      <w:hyperlink w:anchor="_Toc242359851" w:history="1">
         <w:r>
           <w:rPr>
             <w:rStyle w:val="Hipervnculo"/>
@@ -2229,7 +2229,7 @@
             <w:noProof/>
             <w:webHidden/>
           </w:rPr>
-          <w:instrText xml:space="preserve"> PAGEREF _Toc242342614 \h </w:instrText>
+          <w:instrText xml:space="preserve"> PAGEREF _Toc242359851 \h </w:instrText>
         </w:r>
         <w:r>
           <w:rPr>
@@ -2272,7 +2272,7 @@
           <w:lang w:val="es-PE" w:eastAsia="es-PE"/>
         </w:rPr>
       </w:pPr>
-      <w:hyperlink w:anchor="_Toc242342615" w:history="1">
+      <w:hyperlink w:anchor="_Toc242359852" w:history="1">
         <w:r>
           <w:rPr>
             <w:rStyle w:val="Hipervnculo"/>
@@ -2299,7 +2299,7 @@
             <w:noProof/>
             <w:webHidden/>
           </w:rPr>
-          <w:instrText xml:space="preserve"> PAGEREF _Toc242342615 \h </w:instrText>
+          <w:instrText xml:space="preserve"> PAGEREF _Toc242359852 \h </w:instrText>
         </w:r>
         <w:r>
           <w:rPr>
@@ -2342,7 +2342,7 @@
           <w:lang w:val="es-PE" w:eastAsia="es-PE"/>
         </w:rPr>
       </w:pPr>
-      <w:hyperlink w:anchor="_Toc242342616" w:history="1">
+      <w:hyperlink w:anchor="_Toc242359853" w:history="1">
         <w:r>
           <w:rPr>
             <w:rStyle w:val="Hipervnculo"/>
@@ -2369,7 +2369,7 @@
             <w:noProof/>
             <w:webHidden/>
           </w:rPr>
-          <w:instrText xml:space="preserve"> PAGEREF _Toc242342616 \h </w:instrText>
+          <w:instrText xml:space="preserve"> PAGEREF _Toc242359853 \h </w:instrText>
         </w:r>
         <w:r>
           <w:rPr>
@@ -2412,7 +2412,7 @@
           <w:lang w:val="es-PE" w:eastAsia="es-PE"/>
         </w:rPr>
       </w:pPr>
-      <w:hyperlink w:anchor="_Toc242342617" w:history="1">
+      <w:hyperlink w:anchor="_Toc242359854" w:history="1">
         <w:r>
           <w:rPr>
             <w:rStyle w:val="Hipervnculo"/>
@@ -2439,7 +2439,7 @@
             <w:noProof/>
             <w:webHidden/>
           </w:rPr>
-          <w:instrText xml:space="preserve"> PAGEREF _Toc242342617 \h </w:instrText>
+          <w:instrText xml:space="preserve"> PAGEREF _Toc242359854 \h </w:instrText>
         </w:r>
         <w:r>
           <w:rPr>
@@ -2482,7 +2482,7 @@
           <w:lang w:val="es-PE" w:eastAsia="es-PE"/>
         </w:rPr>
       </w:pPr>
-      <w:hyperlink w:anchor="_Toc242342618" w:history="1">
+      <w:hyperlink w:anchor="_Toc242359855" w:history="1">
         <w:r>
           <w:rPr>
             <w:rStyle w:val="Hipervnculo"/>
@@ -2509,7 +2509,7 @@
             <w:noProof/>
             <w:webHidden/>
           </w:rPr>
-          <w:instrText xml:space="preserve"> PAGEREF _Toc242342618 \h </w:instrText>
+          <w:instrText xml:space="preserve"> PAGEREF _Toc242359855 \h </w:instrText>
         </w:r>
         <w:r>
           <w:rPr>
@@ -2552,7 +2552,7 @@
           <w:lang w:val="es-PE" w:eastAsia="es-PE"/>
         </w:rPr>
       </w:pPr>
-      <w:hyperlink w:anchor="_Toc242342619" w:history="1">
+      <w:hyperlink w:anchor="_Toc242359856" w:history="1">
         <w:r>
           <w:rPr>
             <w:rStyle w:val="Hipervnculo"/>
@@ -2579,7 +2579,7 @@
             <w:noProof/>
             <w:webHidden/>
           </w:rPr>
-          <w:instrText xml:space="preserve"> PAGEREF _Toc242342619 \h </w:instrText>
+          <w:instrText xml:space="preserve"> PAGEREF _Toc242359856 \h </w:instrText>
         </w:r>
         <w:r>
           <w:rPr>
@@ -2622,7 +2622,7 @@
           <w:lang w:val="es-PE" w:eastAsia="es-PE"/>
         </w:rPr>
       </w:pPr>
-      <w:hyperlink w:anchor="_Toc242342620" w:history="1">
+      <w:hyperlink w:anchor="_Toc242359857" w:history="1">
         <w:r>
           <w:rPr>
             <w:rStyle w:val="Hipervnculo"/>
@@ -2649,7 +2649,7 @@
             <w:noProof/>
             <w:webHidden/>
           </w:rPr>
-          <w:instrText xml:space="preserve"> PAGEREF _Toc242342620 \h </w:instrText>
+          <w:instrText xml:space="preserve"> PAGEREF _Toc242359857 \h </w:instrText>
         </w:r>
         <w:r>
           <w:rPr>
@@ -2692,7 +2692,7 @@
           <w:lang w:val="es-PE" w:eastAsia="es-PE"/>
         </w:rPr>
       </w:pPr>
-      <w:hyperlink w:anchor="_Toc242342621" w:history="1">
+      <w:hyperlink w:anchor="_Toc242359858" w:history="1">
         <w:r>
           <w:rPr>
             <w:rStyle w:val="Hipervnculo"/>
@@ -2719,7 +2719,7 @@
             <w:noProof/>
             <w:webHidden/>
           </w:rPr>
-          <w:instrText xml:space="preserve"> PAGEREF _Toc242342621 \h </w:instrText>
+          <w:instrText xml:space="preserve"> PAGEREF _Toc242359858 \h </w:instrText>
         </w:r>
         <w:r>
           <w:rPr>
@@ -2762,7 +2762,7 @@
           <w:lang w:val="es-PE" w:eastAsia="es-PE"/>
         </w:rPr>
       </w:pPr>
-      <w:hyperlink w:anchor="_Toc242342622" w:history="1">
+      <w:hyperlink w:anchor="_Toc242359859" w:history="1">
         <w:r>
           <w:rPr>
             <w:rStyle w:val="Hipervnculo"/>
@@ -2789,7 +2789,7 @@
             <w:noProof/>
             <w:webHidden/>
           </w:rPr>
-          <w:instrText xml:space="preserve"> PAGEREF _Toc242342622 \h </w:instrText>
+          <w:instrText xml:space="preserve"> PAGEREF _Toc242359859 \h </w:instrText>
         </w:r>
         <w:r>
           <w:rPr>
@@ -2832,7 +2832,7 @@
           <w:lang w:val="es-PE" w:eastAsia="es-PE"/>
         </w:rPr>
       </w:pPr>
-      <w:hyperlink w:anchor="_Toc242342623" w:history="1">
+      <w:hyperlink w:anchor="_Toc242359860" w:history="1">
         <w:r>
           <w:rPr>
             <w:rStyle w:val="Hipervnculo"/>
@@ -2859,7 +2859,7 @@
             <w:noProof/>
             <w:webHidden/>
           </w:rPr>
-          <w:instrText xml:space="preserve"> PAGEREF _Toc242342623 \h </w:instrText>
+          <w:instrText xml:space="preserve"> PAGEREF _Toc242359860 \h </w:instrText>
         </w:r>
         <w:r>
           <w:rPr>
@@ -2902,7 +2902,7 @@
           <w:lang w:val="es-PE" w:eastAsia="es-PE"/>
         </w:rPr>
       </w:pPr>
-      <w:hyperlink w:anchor="_Toc242342624" w:history="1">
+      <w:hyperlink w:anchor="_Toc242359861" w:history="1">
         <w:r>
           <w:rPr>
             <w:rStyle w:val="Hipervnculo"/>
@@ -2929,7 +2929,7 @@
             <w:noProof/>
             <w:webHidden/>
           </w:rPr>
-          <w:instrText xml:space="preserve"> PAGEREF _Toc242342624 \h </w:instrText>
+          <w:instrText xml:space="preserve"> PAGEREF _Toc242359861 \h </w:instrText>
         </w:r>
         <w:r>
           <w:rPr>
@@ -2972,7 +2972,7 @@
           <w:lang w:val="es-PE" w:eastAsia="es-PE"/>
         </w:rPr>
       </w:pPr>
-      <w:hyperlink w:anchor="_Toc242342625" w:history="1">
+      <w:hyperlink w:anchor="_Toc242359862" w:history="1">
         <w:r>
           <w:rPr>
             <w:rStyle w:val="Hipervnculo"/>
@@ -2999,7 +2999,7 @@
             <w:noProof/>
             <w:webHidden/>
           </w:rPr>
-          <w:instrText xml:space="preserve"> PAGEREF _Toc242342625 \h </w:instrText>
+          <w:instrText xml:space="preserve"> PAGEREF _Toc242359862 \h </w:instrText>
         </w:r>
         <w:r>
           <w:rPr>
@@ -3042,7 +3042,7 @@
           <w:lang w:val="es-PE" w:eastAsia="es-PE"/>
         </w:rPr>
       </w:pPr>
-      <w:hyperlink w:anchor="_Toc242342626" w:history="1">
+      <w:hyperlink w:anchor="_Toc242359863" w:history="1">
         <w:r>
           <w:rPr>
             <w:rStyle w:val="Hipervnculo"/>
@@ -3069,7 +3069,7 @@
             <w:noProof/>
             <w:webHidden/>
           </w:rPr>
-          <w:instrText xml:space="preserve"> PAGEREF _Toc242342626 \h </w:instrText>
+          <w:instrText xml:space="preserve"> PAGEREF _Toc242359863 \h </w:instrText>
         </w:r>
         <w:r>
           <w:rPr>
@@ -3112,7 +3112,7 @@
           <w:lang w:val="es-PE" w:eastAsia="es-PE"/>
         </w:rPr>
       </w:pPr>
-      <w:hyperlink w:anchor="_Toc242342627" w:history="1">
+      <w:hyperlink w:anchor="_Toc242359864" w:history="1">
         <w:r>
           <w:rPr>
             <w:rStyle w:val="Hipervnculo"/>
@@ -3139,7 +3139,7 @@
             <w:noProof/>
             <w:webHidden/>
           </w:rPr>
-          <w:instrText xml:space="preserve"> PAGEREF _Toc242342627 \h </w:instrText>
+          <w:instrText xml:space="preserve"> PAGEREF _Toc242359864 \h </w:instrText>
         </w:r>
         <w:r>
           <w:rPr>
@@ -3182,7 +3182,7 @@
           <w:lang w:val="es-PE" w:eastAsia="es-PE"/>
         </w:rPr>
       </w:pPr>
-      <w:hyperlink w:anchor="_Toc242342628" w:history="1">
+      <w:hyperlink w:anchor="_Toc242359865" w:history="1">
         <w:r>
           <w:rPr>
             <w:rStyle w:val="Hipervnculo"/>
@@ -3209,7 +3209,7 @@
             <w:noProof/>
             <w:webHidden/>
           </w:rPr>
-          <w:instrText xml:space="preserve"> PAGEREF _Toc242342628 \h </w:instrText>
+          <w:instrText xml:space="preserve"> PAGEREF _Toc242359865 \h </w:instrText>
         </w:r>
         <w:r>
           <w:rPr>
@@ -3252,7 +3252,7 @@
           <w:lang w:val="es-PE" w:eastAsia="es-PE"/>
         </w:rPr>
       </w:pPr>
-      <w:hyperlink w:anchor="_Toc242342629" w:history="1">
+      <w:hyperlink w:anchor="_Toc242359866" w:history="1">
         <w:r>
           <w:rPr>
             <w:rStyle w:val="Hipervnculo"/>
@@ -3279,7 +3279,7 @@
             <w:noProof/>
             <w:webHidden/>
           </w:rPr>
-          <w:instrText xml:space="preserve"> PAGEREF _Toc242342629 \h </w:instrText>
+          <w:instrText xml:space="preserve"> PAGEREF _Toc242359866 \h </w:instrText>
         </w:r>
         <w:r>
           <w:rPr>
@@ -3322,7 +3322,7 @@
           <w:lang w:val="es-PE" w:eastAsia="es-PE"/>
         </w:rPr>
       </w:pPr>
-      <w:hyperlink w:anchor="_Toc242342630" w:history="1">
+      <w:hyperlink w:anchor="_Toc242359867" w:history="1">
         <w:r>
           <w:rPr>
             <w:rStyle w:val="Hipervnculo"/>
@@ -3349,7 +3349,7 @@
             <w:noProof/>
             <w:webHidden/>
           </w:rPr>
-          <w:instrText xml:space="preserve"> PAGEREF _Toc242342630 \h </w:instrText>
+          <w:instrText xml:space="preserve"> PAGEREF _Toc242359867 \h </w:instrText>
         </w:r>
         <w:r>
           <w:rPr>
@@ -3392,7 +3392,7 @@
           <w:lang w:val="es-PE" w:eastAsia="es-PE"/>
         </w:rPr>
       </w:pPr>
-      <w:hyperlink w:anchor="_Toc242342631" w:history="1">
+      <w:hyperlink w:anchor="_Toc242359868" w:history="1">
         <w:r>
           <w:rPr>
             <w:rStyle w:val="Hipervnculo"/>
@@ -3419,7 +3419,7 @@
             <w:noProof/>
             <w:webHidden/>
           </w:rPr>
-          <w:instrText xml:space="preserve"> PAGEREF _Toc242342631 \h </w:instrText>
+          <w:instrText xml:space="preserve"> PAGEREF _Toc242359868 \h </w:instrText>
         </w:r>
         <w:r>
           <w:rPr>
@@ -3462,7 +3462,7 @@
           <w:lang w:val="es-PE" w:eastAsia="es-PE"/>
         </w:rPr>
       </w:pPr>
-      <w:hyperlink w:anchor="_Toc242342632" w:history="1">
+      <w:hyperlink w:anchor="_Toc242359869" w:history="1">
         <w:r>
           <w:rPr>
             <w:rStyle w:val="Hipervnculo"/>
@@ -3489,7 +3489,7 @@
             <w:noProof/>
             <w:webHidden/>
           </w:rPr>
-          <w:instrText xml:space="preserve"> PAGEREF _Toc242342632 \h </w:instrText>
+          <w:instrText xml:space="preserve"> PAGEREF _Toc242359869 \h </w:instrText>
         </w:r>
         <w:r>
           <w:rPr>
@@ -3532,7 +3532,7 @@
           <w:lang w:val="es-PE" w:eastAsia="es-PE"/>
         </w:rPr>
       </w:pPr>
-      <w:hyperlink w:anchor="_Toc242342633" w:history="1">
+      <w:hyperlink w:anchor="_Toc242359870" w:history="1">
         <w:r>
           <w:rPr>
             <w:rStyle w:val="Hipervnculo"/>
@@ -3559,7 +3559,7 @@
             <w:noProof/>
             <w:webHidden/>
           </w:rPr>
-          <w:instrText xml:space="preserve"> PAGEREF _Toc242342633 \h </w:instrText>
+          <w:instrText xml:space="preserve"> PAGEREF _Toc242359870 \h </w:instrText>
         </w:r>
         <w:r>
           <w:rPr>
@@ -3602,7 +3602,7 @@
           <w:lang w:val="es-PE" w:eastAsia="es-PE"/>
         </w:rPr>
       </w:pPr>
-      <w:hyperlink w:anchor="_Toc242342634" w:history="1">
+      <w:hyperlink w:anchor="_Toc242359871" w:history="1">
         <w:r>
           <w:rPr>
             <w:rStyle w:val="Hipervnculo"/>
@@ -3629,7 +3629,7 @@
             <w:noProof/>
             <w:webHidden/>
           </w:rPr>
-          <w:instrText xml:space="preserve"> PAGEREF _Toc242342634 \h </w:instrText>
+          <w:instrText xml:space="preserve"> PAGEREF _Toc242359871 \h </w:instrText>
         </w:r>
         <w:r>
           <w:rPr>
@@ -3672,7 +3672,7 @@
           <w:lang w:val="es-PE" w:eastAsia="es-PE"/>
         </w:rPr>
       </w:pPr>
-      <w:hyperlink w:anchor="_Toc242342635" w:history="1">
+      <w:hyperlink w:anchor="_Toc242359872" w:history="1">
         <w:r>
           <w:rPr>
             <w:rStyle w:val="Hipervnculo"/>
@@ -3699,7 +3699,7 @@
             <w:noProof/>
             <w:webHidden/>
           </w:rPr>
-          <w:instrText xml:space="preserve"> PAGEREF _Toc242342635 \h </w:instrText>
+          <w:instrText xml:space="preserve"> PAGEREF _Toc242359872 \h </w:instrText>
         </w:r>
         <w:r>
           <w:rPr>
@@ -3742,7 +3742,7 @@
           <w:lang w:val="es-PE" w:eastAsia="es-PE"/>
         </w:rPr>
       </w:pPr>
-      <w:hyperlink w:anchor="_Toc242342636" w:history="1">
+      <w:hyperlink w:anchor="_Toc242359873" w:history="1">
         <w:r>
           <w:rPr>
             <w:rStyle w:val="Hipervnculo"/>
@@ -3769,7 +3769,7 @@
             <w:noProof/>
             <w:webHidden/>
           </w:rPr>
-          <w:instrText xml:space="preserve"> PAGEREF _Toc242342636 \h </w:instrText>
+          <w:instrText xml:space="preserve"> PAGEREF _Toc242359873 \h </w:instrText>
         </w:r>
         <w:r>
           <w:rPr>
@@ -3812,7 +3812,7 @@
           <w:lang w:val="es-PE" w:eastAsia="es-PE"/>
         </w:rPr>
       </w:pPr>
-      <w:hyperlink w:anchor="_Toc242342637" w:history="1">
+      <w:hyperlink w:anchor="_Toc242359874" w:history="1">
         <w:r>
           <w:rPr>
             <w:rStyle w:val="Hipervnculo"/>
@@ -3839,7 +3839,7 @@
             <w:noProof/>
             <w:webHidden/>
           </w:rPr>
-          <w:instrText xml:space="preserve"> PAGEREF _Toc242342637 \h </w:instrText>
+          <w:instrText xml:space="preserve"> PAGEREF _Toc242359874 \h </w:instrText>
         </w:r>
         <w:r>
           <w:rPr>
@@ -3882,7 +3882,7 @@
           <w:lang w:val="es-PE" w:eastAsia="es-PE"/>
         </w:rPr>
       </w:pPr>
-      <w:hyperlink w:anchor="_Toc242342638" w:history="1">
+      <w:hyperlink w:anchor="_Toc242359875" w:history="1">
         <w:r>
           <w:rPr>
             <w:rStyle w:val="Hipervnculo"/>
@@ -3909,7 +3909,7 @@
             <w:noProof/>
             <w:webHidden/>
           </w:rPr>
-          <w:instrText xml:space="preserve"> PAGEREF _Toc242342638 \h </w:instrText>
+          <w:instrText xml:space="preserve"> PAGEREF _Toc242359875 \h </w:instrText>
         </w:r>
         <w:r>
           <w:rPr>
@@ -3952,7 +3952,7 @@
           <w:lang w:val="es-PE" w:eastAsia="es-PE"/>
         </w:rPr>
       </w:pPr>
-      <w:hyperlink w:anchor="_Toc242342639" w:history="1">
+      <w:hyperlink w:anchor="_Toc242359876" w:history="1">
         <w:r>
           <w:rPr>
             <w:rStyle w:val="Hipervnculo"/>
@@ -3979,7 +3979,7 @@
             <w:noProof/>
             <w:webHidden/>
           </w:rPr>
-          <w:instrText xml:space="preserve"> PAGEREF _Toc242342639 \h </w:instrText>
+          <w:instrText xml:space="preserve"> PAGEREF _Toc242359876 \h </w:instrText>
         </w:r>
         <w:r>
           <w:rPr>
@@ -4022,7 +4022,7 @@
           <w:lang w:val="es-PE" w:eastAsia="es-PE"/>
         </w:rPr>
       </w:pPr>
-      <w:hyperlink w:anchor="_Toc242342640" w:history="1">
+      <w:hyperlink w:anchor="_Toc242359877" w:history="1">
         <w:r>
           <w:rPr>
             <w:rStyle w:val="Hipervnculo"/>
@@ -4049,7 +4049,7 @@
             <w:noProof/>
             <w:webHidden/>
           </w:rPr>
-          <w:instrText xml:space="preserve"> PAGEREF _Toc242342640 \h </w:instrText>
+          <w:instrText xml:space="preserve"> PAGEREF _Toc242359877 \h </w:instrText>
         </w:r>
         <w:r>
           <w:rPr>
@@ -4092,7 +4092,7 @@
           <w:lang w:val="es-PE" w:eastAsia="es-PE"/>
         </w:rPr>
       </w:pPr>
-      <w:hyperlink w:anchor="_Toc242342641" w:history="1">
+      <w:hyperlink w:anchor="_Toc242359878" w:history="1">
         <w:r>
           <w:rPr>
             <w:rStyle w:val="Hipervnculo"/>
@@ -4119,7 +4119,7 @@
             <w:noProof/>
             <w:webHidden/>
           </w:rPr>
-          <w:instrText xml:space="preserve"> PAGEREF _Toc242342641 \h </w:instrText>
+          <w:instrText xml:space="preserve"> PAGEREF _Toc242359878 \h </w:instrText>
         </w:r>
         <w:r>
           <w:rPr>
@@ -4162,7 +4162,7 @@
           <w:lang w:val="es-PE" w:eastAsia="es-PE"/>
         </w:rPr>
       </w:pPr>
-      <w:hyperlink w:anchor="_Toc242342642" w:history="1">
+      <w:hyperlink w:anchor="_Toc242359879" w:history="1">
         <w:r>
           <w:rPr>
             <w:rStyle w:val="Hipervnculo"/>
@@ -4189,7 +4189,7 @@
             <w:noProof/>
             <w:webHidden/>
           </w:rPr>
-          <w:instrText xml:space="preserve"> PAGEREF _Toc242342642 \h </w:instrText>
+          <w:instrText xml:space="preserve"> PAGEREF _Toc242359879 \h </w:instrText>
         </w:r>
         <w:r>
           <w:rPr>
@@ -4232,7 +4232,7 @@
           <w:lang w:val="es-PE" w:eastAsia="es-PE"/>
         </w:rPr>
       </w:pPr>
-      <w:hyperlink w:anchor="_Toc242342643" w:history="1">
+      <w:hyperlink w:anchor="_Toc242359880" w:history="1">
         <w:r>
           <w:rPr>
             <w:rStyle w:val="Hipervnculo"/>
@@ -4259,7 +4259,7 @@
             <w:noProof/>
             <w:webHidden/>
           </w:rPr>
-          <w:instrText xml:space="preserve"> PAGEREF _Toc242342643 \h </w:instrText>
+          <w:instrText xml:space="preserve"> PAGEREF _Toc242359880 \h </w:instrText>
         </w:r>
         <w:r>
           <w:rPr>
@@ -4302,7 +4302,7 @@
           <w:lang w:val="es-PE" w:eastAsia="es-PE"/>
         </w:rPr>
       </w:pPr>
-      <w:hyperlink w:anchor="_Toc242342644" w:history="1">
+      <w:hyperlink w:anchor="_Toc242359881" w:history="1">
         <w:r>
           <w:rPr>
             <w:rStyle w:val="Hipervnculo"/>
@@ -4329,7 +4329,7 @@
             <w:noProof/>
             <w:webHidden/>
           </w:rPr>
-          <w:instrText xml:space="preserve"> PAGEREF _Toc242342644 \h </w:instrText>
+          <w:instrText xml:space="preserve"> PAGEREF _Toc242359881 \h </w:instrText>
         </w:r>
         <w:r>
           <w:rPr>
@@ -4372,7 +4372,7 @@
           <w:lang w:val="es-PE" w:eastAsia="es-PE"/>
         </w:rPr>
       </w:pPr>
-      <w:hyperlink w:anchor="_Toc242342645" w:history="1">
+      <w:hyperlink w:anchor="_Toc242359882" w:history="1">
         <w:r>
           <w:rPr>
             <w:rStyle w:val="Hipervnculo"/>
@@ -4399,7 +4399,7 @@
             <w:noProof/>
             <w:webHidden/>
           </w:rPr>
-          <w:instrText xml:space="preserve"> PAGEREF _Toc242342645 \h </w:instrText>
+          <w:instrText xml:space="preserve"> PAGEREF _Toc242359882 \h </w:instrText>
         </w:r>
         <w:r>
           <w:rPr>
@@ -4442,7 +4442,7 @@
           <w:lang w:val="es-PE" w:eastAsia="es-PE"/>
         </w:rPr>
       </w:pPr>
-      <w:hyperlink w:anchor="_Toc242342646" w:history="1">
+      <w:hyperlink w:anchor="_Toc242359883" w:history="1">
         <w:r>
           <w:rPr>
             <w:rStyle w:val="Hipervnculo"/>
@@ -4469,7 +4469,7 @@
             <w:noProof/>
             <w:webHidden/>
           </w:rPr>
-          <w:instrText xml:space="preserve"> PAGEREF _Toc242342646 \h </w:instrText>
+          <w:instrText xml:space="preserve"> PAGEREF _Toc242359883 \h </w:instrText>
         </w:r>
         <w:r>
           <w:rPr>
@@ -4512,7 +4512,7 @@
           <w:lang w:val="es-PE" w:eastAsia="es-PE"/>
         </w:rPr>
       </w:pPr>
-      <w:hyperlink w:anchor="_Toc242342647" w:history="1">
+      <w:hyperlink w:anchor="_Toc242359884" w:history="1">
         <w:r>
           <w:rPr>
             <w:rStyle w:val="Hipervnculo"/>
@@ -4539,7 +4539,7 @@
             <w:noProof/>
             <w:webHidden/>
           </w:rPr>
-          <w:instrText xml:space="preserve"> PAGEREF _Toc242342647 \h </w:instrText>
+          <w:instrText xml:space="preserve"> PAGEREF _Toc242359884 \h </w:instrText>
         </w:r>
         <w:r>
           <w:rPr>
@@ -4582,7 +4582,7 @@
           <w:lang w:val="es-PE" w:eastAsia="es-PE"/>
         </w:rPr>
       </w:pPr>
-      <w:hyperlink w:anchor="_Toc242342648" w:history="1">
+      <w:hyperlink w:anchor="_Toc242359885" w:history="1">
         <w:r>
           <w:rPr>
             <w:rStyle w:val="Hipervnculo"/>
@@ -4609,7 +4609,7 @@
             <w:noProof/>
             <w:webHidden/>
           </w:rPr>
-          <w:instrText xml:space="preserve"> PAGEREF _Toc242342648 \h </w:instrText>
+          <w:instrText xml:space="preserve"> PAGEREF _Toc242359885 \h </w:instrText>
         </w:r>
         <w:r>
           <w:rPr>
@@ -4652,7 +4652,7 @@
           <w:lang w:val="es-PE" w:eastAsia="es-PE"/>
         </w:rPr>
       </w:pPr>
-      <w:hyperlink w:anchor="_Toc242342649" w:history="1">
+      <w:hyperlink w:anchor="_Toc242359886" w:history="1">
         <w:r>
           <w:rPr>
             <w:rStyle w:val="Hipervnculo"/>
@@ -4679,7 +4679,7 @@
             <w:noProof/>
             <w:webHidden/>
           </w:rPr>
-          <w:instrText xml:space="preserve"> PAGEREF _Toc242342649 \h </w:instrText>
+          <w:instrText xml:space="preserve"> PAGEREF _Toc242359886 \h </w:instrText>
         </w:r>
         <w:r>
           <w:rPr>
@@ -4722,7 +4722,7 @@
           <w:lang w:val="es-PE" w:eastAsia="es-PE"/>
         </w:rPr>
       </w:pPr>
-      <w:hyperlink w:anchor="_Toc242342650" w:history="1">
+      <w:hyperlink w:anchor="_Toc242359887" w:history="1">
         <w:r>
           <w:rPr>
             <w:rStyle w:val="Hipervnculo"/>
@@ -4749,7 +4749,7 @@
             <w:noProof/>
             <w:webHidden/>
           </w:rPr>
-          <w:instrText xml:space="preserve"> PAGEREF _Toc242342650 \h </w:instrText>
+          <w:instrText xml:space="preserve"> PAGEREF _Toc242359887 \h </w:instrText>
         </w:r>
         <w:r>
           <w:rPr>
@@ -4792,7 +4792,7 @@
           <w:lang w:val="es-PE" w:eastAsia="es-PE"/>
         </w:rPr>
       </w:pPr>
-      <w:hyperlink w:anchor="_Toc242342651" w:history="1">
+      <w:hyperlink w:anchor="_Toc242359888" w:history="1">
         <w:r>
           <w:rPr>
             <w:rStyle w:val="Hipervnculo"/>
@@ -4819,7 +4819,7 @@
             <w:noProof/>
             <w:webHidden/>
           </w:rPr>
-          <w:instrText xml:space="preserve"> PAGEREF _Toc242342651 \h </w:instrText>
+          <w:instrText xml:space="preserve"> PAGEREF _Toc242359888 \h </w:instrText>
         </w:r>
         <w:r>
           <w:rPr>
@@ -4862,7 +4862,7 @@
           <w:lang w:val="es-PE" w:eastAsia="es-PE"/>
         </w:rPr>
       </w:pPr>
-      <w:hyperlink w:anchor="_Toc242342652" w:history="1">
+      <w:hyperlink w:anchor="_Toc242359889" w:history="1">
         <w:r>
           <w:rPr>
             <w:rStyle w:val="Hipervnculo"/>
@@ -4889,7 +4889,7 @@
             <w:noProof/>
             <w:webHidden/>
           </w:rPr>
-          <w:instrText xml:space="preserve"> PAGEREF _Toc242342652 \h </w:instrText>
+          <w:instrText xml:space="preserve"> PAGEREF _Toc242359889 \h </w:instrText>
         </w:r>
         <w:r>
           <w:rPr>
@@ -4932,7 +4932,7 @@
           <w:lang w:val="es-PE" w:eastAsia="es-PE"/>
         </w:rPr>
       </w:pPr>
-      <w:hyperlink w:anchor="_Toc242342653" w:history="1">
+      <w:hyperlink w:anchor="_Toc242359890" w:history="1">
         <w:r>
           <w:rPr>
             <w:rStyle w:val="Hipervnculo"/>
@@ -4959,7 +4959,7 @@
             <w:noProof/>
             <w:webHidden/>
           </w:rPr>
-          <w:instrText xml:space="preserve"> PAGEREF _Toc242342653 \h </w:instrText>
+          <w:instrText xml:space="preserve"> PAGEREF _Toc242359890 \h </w:instrText>
         </w:r>
         <w:r>
           <w:rPr>
@@ -5002,7 +5002,7 @@
           <w:lang w:val="es-PE" w:eastAsia="es-PE"/>
         </w:rPr>
       </w:pPr>
-      <w:hyperlink w:anchor="_Toc242342654" w:history="1">
+      <w:hyperlink w:anchor="_Toc242359891" w:history="1">
         <w:r>
           <w:rPr>
             <w:rStyle w:val="Hipervnculo"/>
@@ -5029,7 +5029,7 @@
             <w:noProof/>
             <w:webHidden/>
           </w:rPr>
-          <w:instrText xml:space="preserve"> PAGEREF _Toc242342654 \h </w:instrText>
+          <w:instrText xml:space="preserve"> PAGEREF _Toc242359891 \h </w:instrText>
         </w:r>
         <w:r>
           <w:rPr>
@@ -5072,7 +5072,7 @@
           <w:lang w:val="es-PE" w:eastAsia="es-PE"/>
         </w:rPr>
       </w:pPr>
-      <w:hyperlink w:anchor="_Toc242342655" w:history="1">
+      <w:hyperlink w:anchor="_Toc242359892" w:history="1">
         <w:r>
           <w:rPr>
             <w:rStyle w:val="Hipervnculo"/>
@@ -5099,7 +5099,7 @@
             <w:noProof/>
             <w:webHidden/>
           </w:rPr>
-          <w:instrText xml:space="preserve"> PAGEREF _Toc242342655 \h </w:instrText>
+          <w:instrText xml:space="preserve"> PAGEREF _Toc242359892 \h </w:instrText>
         </w:r>
         <w:r>
           <w:rPr>
@@ -5142,7 +5142,7 @@
           <w:lang w:val="es-PE" w:eastAsia="es-PE"/>
         </w:rPr>
       </w:pPr>
-      <w:hyperlink w:anchor="_Toc242342656" w:history="1">
+      <w:hyperlink w:anchor="_Toc242359893" w:history="1">
         <w:r>
           <w:rPr>
             <w:rStyle w:val="Hipervnculo"/>
@@ -5169,7 +5169,7 @@
             <w:noProof/>
             <w:webHidden/>
           </w:rPr>
-          <w:instrText xml:space="preserve"> PAGEREF _Toc242342656 \h </w:instrText>
+          <w:instrText xml:space="preserve"> PAGEREF _Toc242359893 \h </w:instrText>
         </w:r>
         <w:r>
           <w:rPr>
@@ -5212,7 +5212,7 @@
           <w:lang w:val="es-PE" w:eastAsia="es-PE"/>
         </w:rPr>
       </w:pPr>
-      <w:hyperlink w:anchor="_Toc242342657" w:history="1">
+      <w:hyperlink w:anchor="_Toc242359894" w:history="1">
         <w:r>
           <w:rPr>
             <w:rStyle w:val="Hipervnculo"/>
@@ -5239,7 +5239,7 @@
             <w:noProof/>
             <w:webHidden/>
           </w:rPr>
-          <w:instrText xml:space="preserve"> PAGEREF _Toc242342657 \h </w:instrText>
+          <w:instrText xml:space="preserve"> PAGEREF _Toc242359894 \h </w:instrText>
         </w:r>
         <w:r>
           <w:rPr>
@@ -5282,7 +5282,7 @@
           <w:lang w:val="es-PE" w:eastAsia="es-PE"/>
         </w:rPr>
       </w:pPr>
-      <w:hyperlink w:anchor="_Toc242342658" w:history="1">
+      <w:hyperlink w:anchor="_Toc242359895" w:history="1">
         <w:r>
           <w:rPr>
             <w:rStyle w:val="Hipervnculo"/>
@@ -5309,7 +5309,7 @@
             <w:noProof/>
             <w:webHidden/>
           </w:rPr>
-          <w:instrText xml:space="preserve"> PAGEREF _Toc242342658 \h </w:instrText>
+          <w:instrText xml:space="preserve"> PAGEREF _Toc242359895 \h </w:instrText>
         </w:r>
         <w:r>
           <w:rPr>
@@ -5352,7 +5352,7 @@
           <w:lang w:val="es-PE" w:eastAsia="es-PE"/>
         </w:rPr>
       </w:pPr>
-      <w:hyperlink w:anchor="_Toc242342659" w:history="1">
+      <w:hyperlink w:anchor="_Toc242359896" w:history="1">
         <w:r>
           <w:rPr>
             <w:rStyle w:val="Hipervnculo"/>
@@ -5379,7 +5379,7 @@
             <w:noProof/>
             <w:webHidden/>
           </w:rPr>
-          <w:instrText xml:space="preserve"> PAGEREF _Toc242342659 \h </w:instrText>
+          <w:instrText xml:space="preserve"> PAGEREF _Toc242359896 \h </w:instrText>
         </w:r>
         <w:r>
           <w:rPr>
@@ -5422,7 +5422,7 @@
           <w:lang w:val="es-PE" w:eastAsia="es-PE"/>
         </w:rPr>
       </w:pPr>
-      <w:hyperlink w:anchor="_Toc242342660" w:history="1">
+      <w:hyperlink w:anchor="_Toc242359897" w:history="1">
         <w:r>
           <w:rPr>
             <w:rStyle w:val="Hipervnculo"/>
@@ -5449,7 +5449,7 @@
             <w:noProof/>
             <w:webHidden/>
           </w:rPr>
-          <w:instrText xml:space="preserve"> PAGEREF _Toc242342660 \h </w:instrText>
+          <w:instrText xml:space="preserve"> PAGEREF _Toc242359897 \h </w:instrText>
         </w:r>
         <w:r>
           <w:rPr>
@@ -5492,7 +5492,7 @@
           <w:lang w:val="es-PE" w:eastAsia="es-PE"/>
         </w:rPr>
       </w:pPr>
-      <w:hyperlink w:anchor="_Toc242342661" w:history="1">
+      <w:hyperlink w:anchor="_Toc242359898" w:history="1">
         <w:r>
           <w:rPr>
             <w:rStyle w:val="Hipervnculo"/>
@@ -5519,7 +5519,7 @@
             <w:noProof/>
             <w:webHidden/>
           </w:rPr>
-          <w:instrText xml:space="preserve"> PAGEREF _Toc242342661 \h </w:instrText>
+          <w:instrText xml:space="preserve"> PAGEREF _Toc242359898 \h </w:instrText>
         </w:r>
         <w:r>
           <w:rPr>
@@ -5562,7 +5562,7 @@
           <w:lang w:val="es-PE" w:eastAsia="es-PE"/>
         </w:rPr>
       </w:pPr>
-      <w:hyperlink w:anchor="_Toc242342662" w:history="1">
+      <w:hyperlink w:anchor="_Toc242359899" w:history="1">
         <w:r>
           <w:rPr>
             <w:rStyle w:val="Hipervnculo"/>
@@ -5589,7 +5589,7 @@
             <w:noProof/>
             <w:webHidden/>
           </w:rPr>
-          <w:instrText xml:space="preserve"> PAGEREF _Toc242342662 \h </w:instrText>
+          <w:instrText xml:space="preserve"> PAGEREF _Toc242359899 \h </w:instrText>
         </w:r>
         <w:r>
           <w:rPr>
@@ -5632,7 +5632,7 @@
           <w:lang w:val="es-PE" w:eastAsia="es-PE"/>
         </w:rPr>
       </w:pPr>
-      <w:hyperlink w:anchor="_Toc242342663" w:history="1">
+      <w:hyperlink w:anchor="_Toc242359900" w:history="1">
         <w:r>
           <w:rPr>
             <w:rStyle w:val="Hipervnculo"/>
@@ -5659,7 +5659,7 @@
             <w:noProof/>
             <w:webHidden/>
           </w:rPr>
-          <w:instrText xml:space="preserve"> PAGEREF _Toc242342663 \h </w:instrText>
+          <w:instrText xml:space="preserve"> PAGEREF _Toc242359900 \h </w:instrText>
         </w:r>
         <w:r>
           <w:rPr>
@@ -5702,7 +5702,7 @@
           <w:lang w:val="es-PE" w:eastAsia="es-PE"/>
         </w:rPr>
       </w:pPr>
-      <w:hyperlink w:anchor="_Toc242342664" w:history="1">
+      <w:hyperlink w:anchor="_Toc242359901" w:history="1">
         <w:r>
           <w:rPr>
             <w:rStyle w:val="Hipervnculo"/>
@@ -5729,7 +5729,7 @@
             <w:noProof/>
             <w:webHidden/>
           </w:rPr>
-          <w:instrText xml:space="preserve"> PAGEREF _Toc242342664 \h </w:instrText>
+          <w:instrText xml:space="preserve"> PAGEREF _Toc242359901 \h </w:instrText>
         </w:r>
         <w:r>
           <w:rPr>
@@ -5772,7 +5772,7 @@
           <w:lang w:val="es-PE" w:eastAsia="es-PE"/>
         </w:rPr>
       </w:pPr>
-      <w:hyperlink w:anchor="_Toc242342665" w:history="1">
+      <w:hyperlink w:anchor="_Toc242359902" w:history="1">
         <w:r>
           <w:rPr>
             <w:rStyle w:val="Hipervnculo"/>
@@ -5799,7 +5799,7 @@
             <w:noProof/>
             <w:webHidden/>
           </w:rPr>
-          <w:instrText xml:space="preserve"> PAGEREF _Toc242342665 \h </w:instrText>
+          <w:instrText xml:space="preserve"> PAGEREF _Toc242359902 \h </w:instrText>
         </w:r>
         <w:r>
           <w:rPr>
@@ -5842,7 +5842,7 @@
           <w:lang w:val="es-PE" w:eastAsia="es-PE"/>
         </w:rPr>
       </w:pPr>
-      <w:hyperlink w:anchor="_Toc242342666" w:history="1">
+      <w:hyperlink w:anchor="_Toc242359903" w:history="1">
         <w:r>
           <w:rPr>
             <w:rStyle w:val="Hipervnculo"/>
@@ -5869,7 +5869,7 @@
             <w:noProof/>
             <w:webHidden/>
           </w:rPr>
-          <w:instrText xml:space="preserve"> PAGEREF _Toc242342666 \h </w:instrText>
+          <w:instrText xml:space="preserve"> PAGEREF _Toc242359903 \h </w:instrText>
         </w:r>
         <w:r>
           <w:rPr>
@@ -5912,7 +5912,7 @@
           <w:lang w:val="es-PE" w:eastAsia="es-PE"/>
         </w:rPr>
       </w:pPr>
-      <w:hyperlink w:anchor="_Toc242342667" w:history="1">
+      <w:hyperlink w:anchor="_Toc242359904" w:history="1">
         <w:r>
           <w:rPr>
             <w:rStyle w:val="Hipervnculo"/>
@@ -5939,7 +5939,7 @@
             <w:noProof/>
             <w:webHidden/>
           </w:rPr>
-          <w:instrText xml:space="preserve"> PAGEREF _Toc242342667 \h </w:instrText>
+          <w:instrText xml:space="preserve"> PAGEREF _Toc242359904 \h </w:instrText>
         </w:r>
         <w:r>
           <w:rPr>
@@ -5982,7 +5982,7 @@
           <w:lang w:val="es-PE" w:eastAsia="es-PE"/>
         </w:rPr>
       </w:pPr>
-      <w:hyperlink w:anchor="_Toc242342668" w:history="1">
+      <w:hyperlink w:anchor="_Toc242359905" w:history="1">
         <w:r>
           <w:rPr>
             <w:rStyle w:val="Hipervnculo"/>
@@ -6009,7 +6009,7 @@
             <w:noProof/>
             <w:webHidden/>
           </w:rPr>
-          <w:instrText xml:space="preserve"> PAGEREF _Toc242342668 \h </w:instrText>
+          <w:instrText xml:space="preserve"> PAGEREF _Toc242359905 \h </w:instrText>
         </w:r>
         <w:r>
           <w:rPr>
@@ -6052,7 +6052,7 @@
           <w:lang w:val="es-PE" w:eastAsia="es-PE"/>
         </w:rPr>
       </w:pPr>
-      <w:hyperlink w:anchor="_Toc242342669" w:history="1">
+      <w:hyperlink w:anchor="_Toc242359906" w:history="1">
         <w:r>
           <w:rPr>
             <w:rStyle w:val="Hipervnculo"/>
@@ -6079,7 +6079,7 @@
             <w:noProof/>
             <w:webHidden/>
           </w:rPr>
-          <w:instrText xml:space="preserve"> PAGEREF _Toc242342669 \h </w:instrText>
+          <w:instrText xml:space="preserve"> PAGEREF _Toc242359906 \h </w:instrText>
         </w:r>
         <w:r>
           <w:rPr>
@@ -6122,7 +6122,7 @@
           <w:lang w:val="es-PE" w:eastAsia="es-PE"/>
         </w:rPr>
       </w:pPr>
-      <w:hyperlink w:anchor="_Toc242342670" w:history="1">
+      <w:hyperlink w:anchor="_Toc242359907" w:history="1">
         <w:r>
           <w:rPr>
             <w:rStyle w:val="Hipervnculo"/>
@@ -6149,7 +6149,7 @@
             <w:noProof/>
             <w:webHidden/>
           </w:rPr>
-          <w:instrText xml:space="preserve"> PAGEREF _Toc242342670 \h </w:instrText>
+          <w:instrText xml:space="preserve"> PAGEREF _Toc242359907 \h </w:instrText>
         </w:r>
         <w:r>
           <w:rPr>
@@ -6192,7 +6192,7 @@
           <w:lang w:val="es-PE" w:eastAsia="es-PE"/>
         </w:rPr>
       </w:pPr>
-      <w:hyperlink w:anchor="_Toc242342671" w:history="1">
+      <w:hyperlink w:anchor="_Toc242359908" w:history="1">
         <w:r>
           <w:rPr>
             <w:rStyle w:val="Hipervnculo"/>
@@ -6219,7 +6219,7 @@
             <w:noProof/>
             <w:webHidden/>
           </w:rPr>
-          <w:instrText xml:space="preserve"> PAGEREF _Toc242342671 \h </w:instrText>
+          <w:instrText xml:space="preserve"> PAGEREF _Toc242359908 \h </w:instrText>
         </w:r>
         <w:r>
           <w:rPr>
@@ -6262,7 +6262,7 @@
           <w:lang w:val="es-PE" w:eastAsia="es-PE"/>
         </w:rPr>
       </w:pPr>
-      <w:hyperlink w:anchor="_Toc242342672" w:history="1">
+      <w:hyperlink w:anchor="_Toc242359909" w:history="1">
         <w:r>
           <w:rPr>
             <w:rStyle w:val="Hipervnculo"/>
@@ -6289,7 +6289,7 @@
             <w:noProof/>
             <w:webHidden/>
           </w:rPr>
-          <w:instrText xml:space="preserve"> PAGEREF _Toc242342672 \h </w:instrText>
+          <w:instrText xml:space="preserve"> PAGEREF _Toc242359909 \h </w:instrText>
         </w:r>
         <w:r>
           <w:rPr>
@@ -6332,7 +6332,7 @@
           <w:lang w:val="es-PE" w:eastAsia="es-PE"/>
         </w:rPr>
       </w:pPr>
-      <w:hyperlink w:anchor="_Toc242342673" w:history="1">
+      <w:hyperlink w:anchor="_Toc242359910" w:history="1">
         <w:r>
           <w:rPr>
             <w:rStyle w:val="Hipervnculo"/>
@@ -6359,7 +6359,7 @@
             <w:noProof/>
             <w:webHidden/>
           </w:rPr>
-          <w:instrText xml:space="preserve"> PAGEREF _Toc242342673 \h </w:instrText>
+          <w:instrText xml:space="preserve"> PAGEREF _Toc242359910 \h </w:instrText>
         </w:r>
         <w:r>
           <w:rPr>
@@ -6402,7 +6402,7 @@
           <w:lang w:val="es-PE" w:eastAsia="es-PE"/>
         </w:rPr>
       </w:pPr>
-      <w:hyperlink w:anchor="_Toc242342674" w:history="1">
+      <w:hyperlink w:anchor="_Toc242359911" w:history="1">
         <w:r>
           <w:rPr>
             <w:rStyle w:val="Hipervnculo"/>
@@ -6429,7 +6429,7 @@
             <w:noProof/>
             <w:webHidden/>
           </w:rPr>
-          <w:instrText xml:space="preserve"> PAGEREF _Toc242342674 \h </w:instrText>
+          <w:instrText xml:space="preserve"> PAGEREF _Toc242359911 \h </w:instrText>
         </w:r>
         <w:r>
           <w:rPr>
@@ -6472,7 +6472,7 @@
           <w:lang w:val="es-PE" w:eastAsia="es-PE"/>
         </w:rPr>
       </w:pPr>
-      <w:hyperlink w:anchor="_Toc242342675" w:history="1">
+      <w:hyperlink w:anchor="_Toc242359912" w:history="1">
         <w:r>
           <w:rPr>
             <w:rStyle w:val="Hipervnculo"/>
@@ -6499,7 +6499,7 @@
             <w:noProof/>
             <w:webHidden/>
           </w:rPr>
-          <w:instrText xml:space="preserve"> PAGEREF _Toc242342675 \h </w:instrText>
+          <w:instrText xml:space="preserve"> PAGEREF _Toc242359912 \h </w:instrText>
         </w:r>
         <w:r>
           <w:rPr>
@@ -6531,76 +6531,6 @@
       </w:hyperlink>
     </w:p>
     <w:p>
-      <w:pPr>
-        <w:pStyle w:val="TDC2"/>
-        <w:tabs>
-          <w:tab w:val="right" w:leader="dot" w:pos="9062"/>
-        </w:tabs>
-        <w:rPr>
-          <w:rFonts w:asciiTheme="minorHAnsi" w:eastAsiaTheme="minorEastAsia" w:hAnsiTheme="minorHAnsi"/>
-          <w:noProof/>
-          <w:lang w:val="es-PE" w:eastAsia="es-PE"/>
-        </w:rPr>
-      </w:pPr>
-      <w:hyperlink w:anchor="_Toc242342676" w:history="1">
-        <w:r>
-          <w:rPr>
-            <w:rStyle w:val="Hipervnculo"/>
-            <w:noProof/>
-          </w:rPr>
-          <w:t>Anexo D — Guión de sustentación</w:t>
-        </w:r>
-        <w:r>
-          <w:rPr>
-            <w:noProof/>
-            <w:webHidden/>
-          </w:rPr>
-          <w:tab/>
-        </w:r>
-        <w:r>
-          <w:rPr>
-            <w:noProof/>
-            <w:webHidden/>
-          </w:rPr>
-          <w:fldChar w:fldCharType="begin"/>
-        </w:r>
-        <w:r>
-          <w:rPr>
-            <w:noProof/>
-            <w:webHidden/>
-          </w:rPr>
-          <w:instrText xml:space="preserve"> PAGEREF _Toc242342676 \h </w:instrText>
-        </w:r>
-        <w:r>
-          <w:rPr>
-            <w:noProof/>
-            <w:webHidden/>
-          </w:rPr>
-        </w:r>
-        <w:r>
-          <w:rPr>
-            <w:noProof/>
-            <w:webHidden/>
-          </w:rPr>
-          <w:fldChar w:fldCharType="separate"/>
-        </w:r>
-        <w:r>
-          <w:rPr>
-            <w:noProof/>
-            <w:webHidden/>
-          </w:rPr>
-          <w:t>45</w:t>
-        </w:r>
-        <w:r>
-          <w:rPr>
-            <w:noProof/>
-            <w:webHidden/>
-          </w:rPr>
-          <w:fldChar w:fldCharType="end"/>
-        </w:r>
-      </w:hyperlink>
-    </w:p>
-    <w:p>
       <w:r>
         <w:fldChar w:fldCharType="end"/>
       </w:r>
@@ -6622,7 +6552,7 @@
       <w:pPr>
         <w:pStyle w:val="Ttulo1"/>
       </w:pPr>
-      <w:bookmarkStart w:id="1" w:name="_Toc242342587"/>
+      <w:bookmarkStart w:id="1" w:name="_Toc242359824"/>
       <w:r>
         <w:lastRenderedPageBreak/>
         <w:t>RESUMEN</w:t>
@@ -6871,7 +6801,7 @@
       <w:pPr>
         <w:pStyle w:val="Ttulo1"/>
       </w:pPr>
-      <w:bookmarkStart w:id="2" w:name="_Toc242342588"/>
+      <w:bookmarkStart w:id="2" w:name="_Toc242359825"/>
       <w:r>
         <w:lastRenderedPageBreak/>
         <w:t>1. INTRODUCCIÓN</w:t>
@@ -6979,7 +6909,7 @@
       <w:pPr>
         <w:pStyle w:val="Ttulo1"/>
       </w:pPr>
-      <w:bookmarkStart w:id="3" w:name="_Toc242342589"/>
+      <w:bookmarkStart w:id="3" w:name="_Toc242359826"/>
       <w:r>
         <w:t>2. PLANTEAMIENTO DEL PROBLEMA</w:t>
       </w:r>
@@ -6989,7 +6919,7 @@
       <w:pPr>
         <w:pStyle w:val="Ttulo2"/>
       </w:pPr>
-      <w:bookmarkStart w:id="4" w:name="_Toc242342590"/>
+      <w:bookmarkStart w:id="4" w:name="_Toc242359827"/>
       <w:r>
         <w:t>Contexto empresarial</w:t>
       </w:r>
@@ -7022,7 +6952,7 @@
       <w:pPr>
         <w:pStyle w:val="Ttulo2"/>
       </w:pPr>
-      <w:bookmarkStart w:id="5" w:name="_Toc242342591"/>
+      <w:bookmarkStart w:id="5" w:name="_Toc242359828"/>
       <w:r>
         <w:t>Problematica</w:t>
       </w:r>
@@ -7056,7 +6986,7 @@
       <w:pPr>
         <w:pStyle w:val="Ttulo2"/>
       </w:pPr>
-      <w:bookmarkStart w:id="6" w:name="_Toc242342592"/>
+      <w:bookmarkStart w:id="6" w:name="_Toc242359829"/>
       <w:r>
         <w:t>Objetivo general</w:t>
       </w:r>
@@ -7089,7 +7019,7 @@
       <w:pPr>
         <w:pStyle w:val="Ttulo2"/>
       </w:pPr>
-      <w:bookmarkStart w:id="7" w:name="_Toc242342593"/>
+      <w:bookmarkStart w:id="7" w:name="_Toc242359830"/>
       <w:r>
         <w:t>Objetivos especificos</w:t>
       </w:r>
@@ -7232,7 +7162,7 @@
       <w:pPr>
         <w:pStyle w:val="Ttulo2"/>
       </w:pPr>
-      <w:bookmarkStart w:id="8" w:name="_Toc242342594"/>
+      <w:bookmarkStart w:id="8" w:name="_Toc242359831"/>
       <w:r>
         <w:t>Requisitos funcionales (RF)</w:t>
       </w:r>
@@ -7565,7 +7495,7 @@
       <w:pPr>
         <w:pStyle w:val="Ttulo2"/>
       </w:pPr>
-      <w:bookmarkStart w:id="9" w:name="_Toc242342595"/>
+      <w:bookmarkStart w:id="9" w:name="_Toc242359832"/>
       <w:r>
         <w:t xml:space="preserve">Requisitos no </w:t>
       </w:r>
@@ -7776,7 +7706,7 @@
       <w:pPr>
         <w:pStyle w:val="Ttulo2"/>
       </w:pPr>
-      <w:bookmarkStart w:id="10" w:name="_Toc242342596"/>
+      <w:bookmarkStart w:id="10" w:name="_Toc242359833"/>
       <w:r>
         <w:lastRenderedPageBreak/>
         <w:t>Restricciones tecnicas</w:t>
@@ -7838,7 +7768,7 @@
       <w:pPr>
         <w:pStyle w:val="Ttulo2"/>
       </w:pPr>
-      <w:bookmarkStart w:id="11" w:name="_Toc242342597"/>
+      <w:bookmarkStart w:id="11" w:name="_Toc242359834"/>
       <w:r>
         <w:t>Riesgos</w:t>
       </w:r>
@@ -8043,7 +7973,7 @@
       <w:pPr>
         <w:pStyle w:val="Ttulo2"/>
       </w:pPr>
-      <w:bookmarkStart w:id="12" w:name="_Toc242342598"/>
+      <w:bookmarkStart w:id="12" w:name="_Toc242359835"/>
       <w:r>
         <w:t>Supuestos</w:t>
       </w:r>
@@ -8142,7 +8072,7 @@
       <w:pPr>
         <w:pStyle w:val="Ttulo2"/>
       </w:pPr>
-      <w:bookmarkStart w:id="13" w:name="_Toc242342599"/>
+      <w:bookmarkStart w:id="13" w:name="_Toc242359836"/>
       <w:r>
         <w:t>Criterios de aceptacion</w:t>
       </w:r>
@@ -8186,7 +8116,7 @@
       <w:pPr>
         <w:pStyle w:val="Ttulo1"/>
       </w:pPr>
-      <w:bookmarkStart w:id="14" w:name="_Toc242342600"/>
+      <w:bookmarkStart w:id="14" w:name="_Toc242359837"/>
       <w:r>
         <w:t>3. OBJETIVOS</w:t>
       </w:r>
@@ -8196,7 +8126,7 @@
       <w:pPr>
         <w:pStyle w:val="Ttulo2"/>
       </w:pPr>
-      <w:bookmarkStart w:id="15" w:name="_Toc242342601"/>
+      <w:bookmarkStart w:id="15" w:name="_Toc242359838"/>
       <w:r>
         <w:t>Objetivo general</w:t>
       </w:r>
@@ -8229,7 +8159,7 @@
       <w:pPr>
         <w:pStyle w:val="Ttulo2"/>
       </w:pPr>
-      <w:bookmarkStart w:id="16" w:name="_Toc242342602"/>
+      <w:bookmarkStart w:id="16" w:name="_Toc242359839"/>
       <w:r>
         <w:t>Objetivos específicos</w:t>
       </w:r>
@@ -8324,7 +8254,7 @@
       <w:pPr>
         <w:pStyle w:val="Ttulo1"/>
       </w:pPr>
-      <w:bookmarkStart w:id="17" w:name="_Toc242342603"/>
+      <w:bookmarkStart w:id="17" w:name="_Toc242359840"/>
       <w:r>
         <w:t>4. MARCO TEÓRICO</w:t>
       </w:r>
@@ -8334,7 +8264,7 @@
       <w:pPr>
         <w:pStyle w:val="Ttulo2"/>
       </w:pPr>
-      <w:bookmarkStart w:id="18" w:name="_Toc242342604"/>
+      <w:bookmarkStart w:id="18" w:name="_Toc242359841"/>
       <w:r>
         <w:t>4.1 Infraestructura como Código</w:t>
       </w:r>
@@ -8362,7 +8292,7 @@
       <w:pPr>
         <w:pStyle w:val="Ttulo2"/>
       </w:pPr>
-      <w:bookmarkStart w:id="19" w:name="_Toc242342605"/>
+      <w:bookmarkStart w:id="19" w:name="_Toc242359842"/>
       <w:r>
         <w:lastRenderedPageBreak/>
         <w:t>4.2 Terraform</w:t>
@@ -8431,7 +8361,7 @@
       <w:pPr>
         <w:pStyle w:val="Ttulo2"/>
       </w:pPr>
-      <w:bookmarkStart w:id="20" w:name="_Toc242342606"/>
+      <w:bookmarkStart w:id="20" w:name="_Toc242359843"/>
       <w:r>
         <w:t>4.3 AWS</w:t>
       </w:r>
@@ -8456,7 +8386,7 @@
       <w:pPr>
         <w:pStyle w:val="Ttulo2"/>
       </w:pPr>
-      <w:bookmarkStart w:id="21" w:name="_Toc242342607"/>
+      <w:bookmarkStart w:id="21" w:name="_Toc242359844"/>
       <w:r>
         <w:t>4.4 Google Cloud Platform</w:t>
       </w:r>
@@ -8484,7 +8414,7 @@
       <w:pPr>
         <w:pStyle w:val="Ttulo2"/>
       </w:pPr>
-      <w:bookmarkStart w:id="22" w:name="_Toc242342608"/>
+      <w:bookmarkStart w:id="22" w:name="_Toc242359845"/>
       <w:r>
         <w:t>4.5 CI/CD</w:t>
       </w:r>
@@ -8517,7 +8447,7 @@
       <w:pPr>
         <w:pStyle w:val="Ttulo2"/>
       </w:pPr>
-      <w:bookmarkStart w:id="23" w:name="_Toc242342609"/>
+      <w:bookmarkStart w:id="23" w:name="_Toc242359846"/>
       <w:r>
         <w:t>4.6 Terraform State</w:t>
       </w:r>
@@ -8559,7 +8489,7 @@
       <w:pPr>
         <w:pStyle w:val="Ttulo2"/>
       </w:pPr>
-      <w:bookmarkStart w:id="24" w:name="_Toc242342610"/>
+      <w:bookmarkStart w:id="24" w:name="_Toc242359847"/>
       <w:r>
         <w:t>4.7 Infrastructure Drift</w:t>
       </w:r>
@@ -8607,7 +8537,7 @@
       <w:pPr>
         <w:pStyle w:val="Ttulo2"/>
       </w:pPr>
-      <w:bookmarkStart w:id="25" w:name="_Toc242342611"/>
+      <w:bookmarkStart w:id="25" w:name="_Toc242359848"/>
       <w:r>
         <w:t>4.8 Seguridad Cloud</w:t>
       </w:r>
@@ -8648,7 +8578,7 @@
       <w:pPr>
         <w:pStyle w:val="Ttulo1"/>
       </w:pPr>
-      <w:bookmarkStart w:id="26" w:name="_Toc242342612"/>
+      <w:bookmarkStart w:id="26" w:name="_Toc242359849"/>
       <w:r>
         <w:t>5. ANÁLISIS DE REQUISITOS</w:t>
       </w:r>
@@ -10137,7 +10067,7 @@
       <w:pPr>
         <w:pStyle w:val="Ttulo1"/>
       </w:pPr>
-      <w:bookmarkStart w:id="27" w:name="_Toc242342613"/>
+      <w:bookmarkStart w:id="27" w:name="_Toc242359850"/>
       <w:r>
         <w:t>6. ARQUITECTURA PROPUESTA</w:t>
       </w:r>
@@ -10147,7 +10077,7 @@
       <w:pPr>
         <w:pStyle w:val="Ttulo2"/>
       </w:pPr>
-      <w:bookmarkStart w:id="28" w:name="_Toc242342614"/>
+      <w:bookmarkStart w:id="28" w:name="_Toc242359851"/>
       <w:r>
         <w:t xml:space="preserve">1. </w:t>
       </w:r>
@@ -10246,7 +10176,7 @@
       <w:pPr>
         <w:pStyle w:val="Ttulo2"/>
       </w:pPr>
-      <w:bookmarkStart w:id="29" w:name="_Toc242342615"/>
+      <w:bookmarkStart w:id="29" w:name="_Toc242359852"/>
       <w:r>
         <w:t>2. Interfaz comun entre proveedores</w:t>
       </w:r>
@@ -10708,7 +10638,7 @@
       <w:pPr>
         <w:pStyle w:val="Ttulo2"/>
       </w:pPr>
-      <w:bookmarkStart w:id="30" w:name="_Toc242342616"/>
+      <w:bookmarkStart w:id="30" w:name="_Toc242359853"/>
       <w:r>
         <w:t>3. Extensibilidad (RNF)</w:t>
       </w:r>
@@ -10793,7 +10723,7 @@
       <w:pPr>
         <w:pStyle w:val="Ttulo2"/>
       </w:pPr>
-      <w:bookmarkStart w:id="31" w:name="_Toc242342617"/>
+      <w:bookmarkStart w:id="31" w:name="_Toc242359854"/>
       <w:r>
         <w:t>4. Supue</w:t>
       </w:r>
@@ -10864,7 +10794,7 @@
       <w:pPr>
         <w:pStyle w:val="Ttulo2"/>
       </w:pPr>
-      <w:bookmarkStart w:id="32" w:name="_Toc242342618"/>
+      <w:bookmarkStart w:id="32" w:name="_Toc242359855"/>
       <w:r>
         <w:t>5. Entornos y estado</w:t>
       </w:r>
@@ -11094,7 +11024,7 @@
       <w:pPr>
         <w:pStyle w:val="Ttulo2"/>
       </w:pPr>
-      <w:bookmarkStart w:id="33" w:name="_Toc242342619"/>
+      <w:bookmarkStart w:id="33" w:name="_Toc242359856"/>
       <w:r>
         <w:t>6. Limitacion de diseno documentada: regiones AWS</w:t>
       </w:r>
@@ -11261,7 +11191,7 @@
         </w:rPr>
         <w:lastRenderedPageBreak/>
         <w:drawing>
-          <wp:inline distT="0" distB="0" distL="0" distR="0" wp14:anchorId="4572FC09" wp14:editId="673BC7B9">
+          <wp:inline distT="0" distB="0" distL="0" distR="0" wp14:anchorId="242321B2" wp14:editId="72D07591">
             <wp:extent cx="5486400" cy="3790604"/>
             <wp:effectExtent l="0" t="0" r="0" b="0"/>
             <wp:docPr id="2" name="Picture 2"/>
@@ -11320,7 +11250,7 @@
       <w:pPr>
         <w:pStyle w:val="Ttulo2"/>
       </w:pPr>
-      <w:bookmarkStart w:id="34" w:name="_Toc242342620"/>
+      <w:bookmarkStart w:id="34" w:name="_Toc242359857"/>
       <w:r>
         <w:t>Recursos por sucursal</w:t>
       </w:r>
@@ -11877,7 +11807,7 @@
       <w:pPr>
         <w:pStyle w:val="Ttulo2"/>
       </w:pPr>
-      <w:bookmarkStart w:id="35" w:name="_Toc242342621"/>
+      <w:bookmarkStart w:id="35" w:name="_Toc242359858"/>
       <w:r>
         <w:t>Justificacion de herramientas</w:t>
       </w:r>
@@ -12067,7 +11997,7 @@
           <w:noProof/>
         </w:rPr>
         <w:drawing>
-          <wp:inline distT="0" distB="0" distL="0" distR="0" wp14:anchorId="7B69F7F8" wp14:editId="2B5AD749">
+          <wp:inline distT="0" distB="0" distL="0" distR="0" wp14:anchorId="423B2C98" wp14:editId="732A92DD">
             <wp:extent cx="5486400" cy="3396343"/>
             <wp:effectExtent l="0" t="0" r="0" b="0"/>
             <wp:docPr id="3" name="Picture 3"/>
@@ -12119,7 +12049,7 @@
       <w:pPr>
         <w:pStyle w:val="Ttulo2"/>
       </w:pPr>
-      <w:bookmarkStart w:id="36" w:name="_Toc242342622"/>
+      <w:bookmarkStart w:id="36" w:name="_Toc242359859"/>
       <w:r>
         <w:t>Recursos</w:t>
       </w:r>
@@ -12515,7 +12445,7 @@
       <w:pPr>
         <w:pStyle w:val="Ttulo2"/>
       </w:pPr>
-      <w:bookmarkStart w:id="37" w:name="_Toc242342623"/>
+      <w:bookmarkStart w:id="37" w:name="_Toc242359860"/>
       <w:r>
         <w:t>Diferencias tecnicas respecto a AWS (documentadas, no forzadas a una abstraccion comun)</w:t>
       </w:r>
@@ -12865,7 +12795,7 @@
       <w:pPr>
         <w:pStyle w:val="Ttulo2"/>
       </w:pPr>
-      <w:bookmarkStart w:id="38" w:name="_Toc242342624"/>
+      <w:bookmarkStart w:id="38" w:name="_Toc242359861"/>
       <w:r>
         <w:lastRenderedPageBreak/>
         <w:t>Justificacion de herramientas</w:t>
@@ -13039,7 +12969,7 @@
           <w:noProof/>
         </w:rPr>
         <w:drawing>
-          <wp:inline distT="0" distB="0" distL="0" distR="0" wp14:anchorId="5701DE77" wp14:editId="7DC057FD">
+          <wp:inline distT="0" distB="0" distL="0" distR="0" wp14:anchorId="43512BB6" wp14:editId="1C06AFAC">
             <wp:extent cx="5486400" cy="3396343"/>
             <wp:effectExtent l="0" t="0" r="0" b="0"/>
             <wp:docPr id="4" name="Picture 4"/>
@@ -13091,7 +13021,7 @@
       <w:pPr>
         <w:pStyle w:val="Ttulo1"/>
       </w:pPr>
-      <w:bookmarkStart w:id="39" w:name="_Toc242342625"/>
+      <w:bookmarkStart w:id="39" w:name="_Toc242359862"/>
       <w:r>
         <w:t>7. IMPLEMENTACIÓN</w:t>
       </w:r>
@@ -13101,7 +13031,7 @@
       <w:pPr>
         <w:pStyle w:val="Ttulo2"/>
       </w:pPr>
-      <w:bookmarkStart w:id="40" w:name="_Toc242342626"/>
+      <w:bookmarkStart w:id="40" w:name="_Toc242359863"/>
       <w:r>
         <w:t>7.1 Estructura del repositorio</w:t>
       </w:r>
@@ -13212,7 +13142,7 @@
           <w:noProof/>
         </w:rPr>
         <w:drawing>
-          <wp:inline distT="0" distB="0" distL="0" distR="0" wp14:anchorId="56FC802B" wp14:editId="2FCDC3D2">
+          <wp:inline distT="0" distB="0" distL="0" distR="0" wp14:anchorId="478E290F" wp14:editId="33C9FA8B">
             <wp:extent cx="5486400" cy="3239589"/>
             <wp:effectExtent l="0" t="0" r="0" b="0"/>
             <wp:docPr id="5" name="Picture 5"/>
@@ -13264,7 +13194,7 @@
       <w:pPr>
         <w:pStyle w:val="Ttulo2"/>
       </w:pPr>
-      <w:bookmarkStart w:id="41" w:name="_Toc242342627"/>
+      <w:bookmarkStart w:id="41" w:name="_Toc242359864"/>
       <w:r>
         <w:t>7.2 Módulos Terraform</w:t>
       </w:r>
@@ -13400,7 +13330,7 @@
       <w:pPr>
         <w:pStyle w:val="Ttulo2"/>
       </w:pPr>
-      <w:bookmarkStart w:id="42" w:name="_Toc242342628"/>
+      <w:bookmarkStart w:id="42" w:name="_Toc242359865"/>
       <w:r>
         <w:t>7.3 Configuración de sucursales</w:t>
       </w:r>
@@ -13469,7 +13399,7 @@
       <w:pPr>
         <w:pStyle w:val="Ttulo2"/>
       </w:pPr>
-      <w:bookmarkStart w:id="43" w:name="_Toc242342629"/>
+      <w:bookmarkStart w:id="43" w:name="_Toc242359866"/>
       <w:r>
         <w:lastRenderedPageBreak/>
         <w:t>7.4 Redes, servidores, seguridad y monitoreo</w:t>
@@ -13493,7 +13423,7 @@
       <w:pPr>
         <w:pStyle w:val="Ttulo1"/>
       </w:pPr>
-      <w:bookmarkStart w:id="44" w:name="_Toc242342630"/>
+      <w:bookmarkStart w:id="44" w:name="_Toc242359867"/>
       <w:r>
         <w:t>8. GESTIÓN DEL ESTADO</w:t>
       </w:r>
@@ -13503,7 +13433,7 @@
       <w:pPr>
         <w:pStyle w:val="Ttulo2"/>
       </w:pPr>
-      <w:bookmarkStart w:id="45" w:name="_Toc242342631"/>
+      <w:bookmarkStart w:id="45" w:name="_Toc242359868"/>
       <w:r>
         <w:t>Diseno empresarial (AWS)</w:t>
       </w:r>
@@ -13934,7 +13864,7 @@
       <w:pPr>
         <w:pStyle w:val="Ttulo2"/>
       </w:pPr>
-      <w:bookmarkStart w:id="46" w:name="_Toc242342632"/>
+      <w:bookmarkStart w:id="46" w:name="_Toc242359869"/>
       <w:r>
         <w:t>Diseno empresarial (GCP)</w:t>
       </w:r>
@@ -14236,7 +14166,7 @@
       <w:pPr>
         <w:pStyle w:val="Ttulo2"/>
       </w:pPr>
-      <w:bookmarkStart w:id="47" w:name="_Toc242342633"/>
+      <w:bookmarkStart w:id="47" w:name="_Toc242359870"/>
       <w:r>
         <w:lastRenderedPageBreak/>
         <w:t>Laboratorio local (lo unico que se ejecuta realmente)</w:t>
@@ -14371,7 +14301,7 @@
       <w:pPr>
         <w:pStyle w:val="Ttulo2"/>
       </w:pPr>
-      <w:bookmarkStart w:id="48" w:name="_Toc242342634"/>
+      <w:bookmarkStart w:id="48" w:name="_Toc242359871"/>
       <w:r>
         <w:t>Riesgos de almacenar informacion sensible en el state</w:t>
       </w:r>
@@ -14557,7 +14487,7 @@
         </w:rPr>
         <w:lastRenderedPageBreak/>
         <w:drawing>
-          <wp:inline distT="0" distB="0" distL="0" distR="0" wp14:anchorId="03DE0CBC" wp14:editId="789B39AC">
+          <wp:inline distT="0" distB="0" distL="0" distR="0" wp14:anchorId="669D7505" wp14:editId="419F2871">
             <wp:extent cx="5486400" cy="2926080"/>
             <wp:effectExtent l="0" t="0" r="0" b="0"/>
             <wp:docPr id="6" name="Picture 6"/>
@@ -14609,7 +14539,7 @@
       <w:pPr>
         <w:pStyle w:val="Ttulo1"/>
       </w:pPr>
-      <w:bookmarkStart w:id="49" w:name="_Toc242342635"/>
+      <w:bookmarkStart w:id="49" w:name="_Toc242359872"/>
       <w:r>
         <w:t>9. PIPELINE</w:t>
       </w:r>
@@ -14622,7 +14552,7 @@
       <w:pPr>
         <w:pStyle w:val="Ttulo2"/>
       </w:pPr>
-      <w:bookmarkStart w:id="50" w:name="_Toc242342636"/>
+      <w:bookmarkStart w:id="50" w:name="_Toc242359873"/>
       <w:r>
         <w:t>Flujo comun AWS + GCP</w:t>
       </w:r>
@@ -14685,7 +14615,7 @@
       <w:pPr>
         <w:pStyle w:val="Ttulo2"/>
       </w:pPr>
-      <w:bookmarkStart w:id="51" w:name="_Toc242342637"/>
+      <w:bookmarkStart w:id="51" w:name="_Toc242359874"/>
       <w:r>
         <w:t>Procedimiento de aprobacion</w:t>
       </w:r>
@@ -14849,7 +14779,7 @@
       <w:pPr>
         <w:pStyle w:val="Ttulo2"/>
       </w:pPr>
-      <w:bookmarkStart w:id="52" w:name="_Toc242342638"/>
+      <w:bookmarkStart w:id="52" w:name="_Toc242359875"/>
       <w:r>
         <w:t>Por que el pipeline NUNCA ejecuta `terraform apply` contra AWS/GCP</w:t>
       </w:r>
@@ -15037,7 +14967,7 @@
       <w:pPr>
         <w:pStyle w:val="Ttulo2"/>
       </w:pPr>
-      <w:bookmarkStart w:id="53" w:name="_Toc242342639"/>
+      <w:bookmarkStart w:id="53" w:name="_Toc242359876"/>
       <w:r>
         <w:t>Habilitar el despliegue real en el futuro</w:t>
       </w:r>
@@ -15226,7 +15156,7 @@
           <w:noProof/>
         </w:rPr>
         <w:drawing>
-          <wp:inline distT="0" distB="0" distL="0" distR="0" wp14:anchorId="76007038" wp14:editId="09DE148D">
+          <wp:inline distT="0" distB="0" distL="0" distR="0" wp14:anchorId="11DF58E9" wp14:editId="40629EAA">
             <wp:extent cx="5486400" cy="2493818"/>
             <wp:effectExtent l="0" t="0" r="0" b="0"/>
             <wp:docPr id="7" name="Picture 7"/>
@@ -15278,7 +15208,7 @@
       <w:pPr>
         <w:pStyle w:val="Ttulo1"/>
       </w:pPr>
-      <w:bookmarkStart w:id="54" w:name="_Toc242342640"/>
+      <w:bookmarkStart w:id="54" w:name="_Toc242359877"/>
       <w:r>
         <w:t>10. SEGURIDAD</w:t>
       </w:r>
@@ -15288,7 +15218,7 @@
       <w:pPr>
         <w:pStyle w:val="Ttulo2"/>
       </w:pPr>
-      <w:bookmarkStart w:id="55" w:name="_Toc242342641"/>
+      <w:bookmarkStart w:id="55" w:name="_Toc242359878"/>
       <w:r>
         <w:t>Lo implementado en este repositorio</w:t>
       </w:r>
@@ -15593,7 +15523,7 @@
       <w:pPr>
         <w:pStyle w:val="Ttulo2"/>
       </w:pPr>
-      <w:bookmarkStart w:id="56" w:name="_Toc242342642"/>
+      <w:bookmarkStart w:id="56" w:name="_Toc242359879"/>
       <w:r>
         <w:t xml:space="preserve">Uso futuro (empresarial, no implementado </w:t>
       </w:r>
@@ -15781,7 +15711,7 @@
       <w:pPr>
         <w:pStyle w:val="Ttulo2"/>
       </w:pPr>
-      <w:bookmarkStart w:id="57" w:name="_Toc242342643"/>
+      <w:bookmarkStart w:id="57" w:name="_Toc242359880"/>
       <w:r>
         <w:t>Que NO existe en este repositorio (verificado)</w:t>
       </w:r>
@@ -15896,7 +15826,7 @@
       <w:pPr>
         <w:pStyle w:val="Ttulo1"/>
       </w:pPr>
-      <w:bookmarkStart w:id="58" w:name="_Toc242342644"/>
+      <w:bookmarkStart w:id="58" w:name="_Toc242359881"/>
       <w:r>
         <w:t>11. INFRASTRUCTURE DRIFT</w:t>
       </w:r>
@@ -15932,7 +15862,7 @@
       <w:pPr>
         <w:pStyle w:val="Ttulo2"/>
       </w:pPr>
-      <w:bookmarkStart w:id="59" w:name="_Toc242342645"/>
+      <w:bookmarkStart w:id="59" w:name="_Toc242359882"/>
       <w:r>
         <w:t xml:space="preserve">Por que un recurso local y no </w:t>
       </w:r>
@@ -16029,7 +15959,7 @@
       <w:pPr>
         <w:pStyle w:val="Ttulo2"/>
       </w:pPr>
-      <w:bookmarkStart w:id="60" w:name="_Toc242342646"/>
+      <w:bookmarkStart w:id="60" w:name="_Toc242359883"/>
       <w:r>
         <w:t xml:space="preserve">Diferencias entre Drift local y </w:t>
       </w:r>
@@ -16339,7 +16269,7 @@
       <w:pPr>
         <w:pStyle w:val="Ttulo2"/>
       </w:pPr>
-      <w:bookmarkStart w:id="61" w:name="_Toc242342647"/>
+      <w:bookmarkStart w:id="61" w:name="_Toc242359884"/>
       <w:r>
         <w:lastRenderedPageBreak/>
         <w:t>Ejecucion</w:t>
@@ -16429,7 +16359,7 @@
       <w:pPr>
         <w:pStyle w:val="Ttulo2"/>
       </w:pPr>
-      <w:bookmarkStart w:id="62" w:name="_Toc242342648"/>
+      <w:bookmarkStart w:id="62" w:name="_Toc242359885"/>
       <w:r>
         <w:t>Importante</w:t>
       </w:r>
@@ -16498,7 +16428,7 @@
           <w:noProof/>
         </w:rPr>
         <w:drawing>
-          <wp:inline distT="0" distB="0" distL="0" distR="0" wp14:anchorId="27C7109C" wp14:editId="1AD4EAAB">
+          <wp:inline distT="0" distB="0" distL="0" distR="0" wp14:anchorId="226DA631" wp14:editId="638D75BF">
             <wp:extent cx="5486400" cy="2294313"/>
             <wp:effectExtent l="0" t="0" r="0" b="0"/>
             <wp:docPr id="8" name="Picture 8"/>
@@ -16556,7 +16486,7 @@
         </w:rPr>
         <w:lastRenderedPageBreak/>
         <w:drawing>
-          <wp:inline distT="0" distB="0" distL="0" distR="0" wp14:anchorId="753B6C39" wp14:editId="03B3B934">
+          <wp:inline distT="0" distB="0" distL="0" distR="0" wp14:anchorId="44EB1952" wp14:editId="0A373F13">
             <wp:extent cx="5486400" cy="5059680"/>
             <wp:effectExtent l="0" t="0" r="0" b="0"/>
             <wp:docPr id="9" name="Picture 9"/>
@@ -16613,7 +16543,7 @@
           <w:noProof/>
         </w:rPr>
         <w:drawing>
-          <wp:inline distT="0" distB="0" distL="0" distR="0" wp14:anchorId="20D4A1FC" wp14:editId="18570CD4">
+          <wp:inline distT="0" distB="0" distL="0" distR="0" wp14:anchorId="047B7F0B" wp14:editId="10C572E2">
             <wp:extent cx="5486400" cy="1347216"/>
             <wp:effectExtent l="0" t="0" r="0" b="0"/>
             <wp:docPr id="10" name="Picture 10"/>
@@ -16665,7 +16595,7 @@
       <w:pPr>
         <w:pStyle w:val="Ttulo1"/>
       </w:pPr>
-      <w:bookmarkStart w:id="63" w:name="_Toc242342649"/>
+      <w:bookmarkStart w:id="63" w:name="_Toc242359886"/>
       <w:r>
         <w:t>12. PRUEBAS LOCALES</w:t>
       </w:r>
@@ -16750,7 +16680,7 @@
       <w:pPr>
         <w:pStyle w:val="Ttulo2"/>
       </w:pPr>
-      <w:bookmarkStart w:id="64" w:name="_Toc242342650"/>
+      <w:bookmarkStart w:id="64" w:name="_Toc242359887"/>
       <w:r>
         <w:t>CP01 — Validacion sintactica de Terraform</w:t>
       </w:r>
@@ -17038,7 +16968,7 @@
       <w:pPr>
         <w:pStyle w:val="Ttulo2"/>
       </w:pPr>
-      <w:bookmarkStart w:id="65" w:name="_Toc242342651"/>
+      <w:bookmarkStart w:id="65" w:name="_Toc242359888"/>
       <w:r>
         <w:t>CP02 — Validacion de modulos AWS</w:t>
       </w:r>
@@ -17358,7 +17288,7 @@
       <w:pPr>
         <w:pStyle w:val="Ttulo2"/>
       </w:pPr>
-      <w:bookmarkStart w:id="66" w:name="_Toc242342652"/>
+      <w:bookmarkStart w:id="66" w:name="_Toc242359889"/>
       <w:r>
         <w:t>CP03 — Validacion de modulos GCP</w:t>
       </w:r>
@@ -17575,7 +17505,7 @@
       <w:pPr>
         <w:pStyle w:val="Ttulo2"/>
       </w:pPr>
-      <w:bookmarkStart w:id="67" w:name="_Toc242342653"/>
+      <w:bookmarkStart w:id="67" w:name="_Toc242359890"/>
       <w:r>
         <w:t>CP04 — Configuracion de 50 sucursales</w:t>
       </w:r>
@@ -17742,7 +17672,7 @@
       <w:pPr>
         <w:pStyle w:val="Ttulo2"/>
       </w:pPr>
-      <w:bookmarkStart w:id="68" w:name="_Toc242342654"/>
+      <w:bookmarkStart w:id="68" w:name="_Toc242359891"/>
       <w:r>
         <w:lastRenderedPageBreak/>
         <w:t>CP05 — Dos servidores por sucursal</w:t>
@@ -17854,7 +17784,7 @@
       <w:pPr>
         <w:pStyle w:val="Ttulo2"/>
       </w:pPr>
-      <w:bookmarkStart w:id="69" w:name="_Toc242342655"/>
+      <w:bookmarkStart w:id="69" w:name="_Toc242359892"/>
       <w:r>
         <w:t>CP06 — Redes independientes</w:t>
       </w:r>
@@ -17950,7 +17880,7 @@
       <w:pPr>
         <w:pStyle w:val="Ttulo2"/>
       </w:pPr>
-      <w:bookmarkStart w:id="70" w:name="_Toc242342656"/>
+      <w:bookmarkStart w:id="70" w:name="_Toc242359893"/>
       <w:r>
         <w:t>CP07 — Reglas de seguridad</w:t>
       </w:r>
@@ -18010,7 +17940,7 @@
       <w:pPr>
         <w:pStyle w:val="Ttulo2"/>
       </w:pPr>
-      <w:bookmarkStart w:id="71" w:name="_Toc242342657"/>
+      <w:bookmarkStart w:id="71" w:name="_Toc242359894"/>
       <w:r>
         <w:t>CP08 — Configuracion de monitoreo</w:t>
       </w:r>
@@ -18092,7 +18022,7 @@
       <w:pPr>
         <w:pStyle w:val="Ttulo2"/>
       </w:pPr>
-      <w:bookmarkStart w:id="72" w:name="_Toc242342658"/>
+      <w:bookmarkStart w:id="72" w:name="_Toc242359895"/>
       <w:r>
         <w:t>CP09 — Pruebas con mock_provider</w:t>
       </w:r>
@@ -18207,7 +18137,7 @@
       <w:pPr>
         <w:pStyle w:val="Ttulo2"/>
       </w:pPr>
-      <w:bookmarkStart w:id="73" w:name="_Toc242342659"/>
+      <w:bookmarkStart w:id="73" w:name="_Toc242359896"/>
       <w:r>
         <w:t>CP10 — Ejecucion de GitHub Actio</w:t>
       </w:r>
@@ -18526,7 +18456,7 @@
       <w:pPr>
         <w:pStyle w:val="Ttulo2"/>
       </w:pPr>
-      <w:bookmarkStart w:id="74" w:name="_Toc242342660"/>
+      <w:bookmarkStart w:id="74" w:name="_Toc242359897"/>
       <w:r>
         <w:lastRenderedPageBreak/>
         <w:t>CP11 — Verificacion de secretos</w:t>
@@ -18631,7 +18561,7 @@
       <w:pPr>
         <w:pStyle w:val="Ttulo2"/>
       </w:pPr>
-      <w:bookmarkStart w:id="75" w:name="_Toc242342661"/>
+      <w:bookmarkStart w:id="75" w:name="_Toc242359898"/>
       <w:r>
         <w:t>CP12 — Consulta de Terraform State</w:t>
       </w:r>
@@ -18732,7 +18662,7 @@
       <w:pPr>
         <w:pStyle w:val="Ttulo2"/>
       </w:pPr>
-      <w:bookmarkStart w:id="76" w:name="_Toc242342662"/>
+      <w:bookmarkStart w:id="76" w:name="_Toc242359899"/>
       <w:r>
         <w:t>CP13 — Deteccion de Infrastructure Drift</w:t>
       </w:r>
@@ -18848,7 +18778,7 @@
       <w:pPr>
         <w:pStyle w:val="Ttulo2"/>
       </w:pPr>
-      <w:bookmarkStart w:id="77" w:name="_Toc242342663"/>
+      <w:bookmarkStart w:id="77" w:name="_Toc242359900"/>
       <w:r>
         <w:t>CP14 — Reconciliacion de Drift</w:t>
       </w:r>
@@ -18938,7 +18868,7 @@
       <w:pPr>
         <w:pStyle w:val="Ttulo2"/>
       </w:pPr>
-      <w:bookmarkStart w:id="78" w:name="_Toc242342664"/>
+      <w:bookmarkStart w:id="78" w:name="_Toc242359901"/>
       <w:r>
         <w:t>CP15 — Incorporacion de una nueva sucursal</w:t>
       </w:r>
@@ -19104,7 +19034,7 @@
       <w:pPr>
         <w:pStyle w:val="Ttulo2"/>
       </w:pPr>
-      <w:bookmarkStart w:id="79" w:name="_Toc242342665"/>
+      <w:bookmarkStart w:id="79" w:name="_Toc242359902"/>
       <w:r>
         <w:t>CP16 — Limpieza del laboratorio</w:t>
       </w:r>
@@ -19276,7 +19206,7 @@
           <w:noProof/>
         </w:rPr>
         <w:drawing>
-          <wp:inline distT="0" distB="0" distL="0" distR="0" wp14:anchorId="5E93D10B" wp14:editId="67C77D64">
+          <wp:inline distT="0" distB="0" distL="0" distR="0" wp14:anchorId="01D51030" wp14:editId="65DAAADF">
             <wp:extent cx="5486400" cy="1347216"/>
             <wp:effectExtent l="0" t="0" r="0" b="0"/>
             <wp:docPr id="11" name="Picture 11"/>
@@ -19334,7 +19264,7 @@
         </w:rPr>
         <w:lastRenderedPageBreak/>
         <w:drawing>
-          <wp:inline distT="0" distB="0" distL="0" distR="0" wp14:anchorId="6B2262D5" wp14:editId="213668BC">
+          <wp:inline distT="0" distB="0" distL="0" distR="0" wp14:anchorId="10DA1804" wp14:editId="19D80442">
             <wp:extent cx="5486400" cy="5955792"/>
             <wp:effectExtent l="0" t="0" r="0" b="0"/>
             <wp:docPr id="12" name="Picture 12"/>
@@ -19391,7 +19321,7 @@
           <w:noProof/>
         </w:rPr>
         <w:drawing>
-          <wp:inline distT="0" distB="0" distL="0" distR="0" wp14:anchorId="3F5CC8BE" wp14:editId="658DEFB2">
+          <wp:inline distT="0" distB="0" distL="0" distR="0" wp14:anchorId="0F28114D" wp14:editId="0F2C68BA">
             <wp:extent cx="5486400" cy="835152"/>
             <wp:effectExtent l="0" t="0" r="0" b="0"/>
             <wp:docPr id="13" name="Picture 13"/>
@@ -19449,7 +19379,7 @@
         </w:rPr>
         <w:lastRenderedPageBreak/>
         <w:drawing>
-          <wp:inline distT="0" distB="0" distL="0" distR="0" wp14:anchorId="1131753B" wp14:editId="316B0BB0">
+          <wp:inline distT="0" distB="0" distL="0" distR="0" wp14:anchorId="35BA726D" wp14:editId="4CC484AE">
             <wp:extent cx="5486400" cy="2852928"/>
             <wp:effectExtent l="0" t="0" r="0" b="0"/>
             <wp:docPr id="14" name="Picture 14"/>
@@ -19508,7 +19438,7 @@
       <w:pPr>
         <w:pStyle w:val="Ttulo1"/>
       </w:pPr>
-      <w:bookmarkStart w:id="80" w:name="_Toc242342666"/>
+      <w:bookmarkStart w:id="80" w:name="_Toc242359903"/>
       <w:r>
         <w:t>13. RESULTADOS</w:t>
       </w:r>
@@ -19608,7 +19538,7 @@
       <w:pPr>
         <w:pStyle w:val="Ttulo2"/>
       </w:pPr>
-      <w:bookmarkStart w:id="81" w:name="_Toc242342667"/>
+      <w:bookmarkStart w:id="81" w:name="_Toc242359904"/>
       <w:r>
         <w:t>Limitaciones</w:t>
       </w:r>
@@ -19684,7 +19614,7 @@
       <w:pPr>
         <w:pStyle w:val="Ttulo1"/>
       </w:pPr>
-      <w:bookmarkStart w:id="82" w:name="_Toc242342668"/>
+      <w:bookmarkStart w:id="82" w:name="_Toc242359905"/>
       <w:r>
         <w:t>14. DISCUSIÓN</w:t>
       </w:r>
@@ -19788,7 +19718,7 @@
       <w:pPr>
         <w:pStyle w:val="Ttulo1"/>
       </w:pPr>
-      <w:bookmarkStart w:id="83" w:name="_Toc242342669"/>
+      <w:bookmarkStart w:id="83" w:name="_Toc242359906"/>
       <w:r>
         <w:t>15. CONCLUSIONES</w:t>
       </w:r>
@@ -20034,7 +19964,7 @@
       <w:pPr>
         <w:pStyle w:val="Ttulo1"/>
       </w:pPr>
-      <w:bookmarkStart w:id="84" w:name="_Toc242342670"/>
+      <w:bookmarkStart w:id="84" w:name="_Toc242359907"/>
       <w:r>
         <w:t>16. RECOMENDACIONES</w:t>
       </w:r>
@@ -20165,7 +20095,7 @@
       <w:pPr>
         <w:pStyle w:val="Ttulo1"/>
       </w:pPr>
-      <w:bookmarkStart w:id="85" w:name="_Toc242342671"/>
+      <w:bookmarkStart w:id="85" w:name="_Toc242359908"/>
       <w:r>
         <w:t>17. REFERENCIAS BIBLIOGRÁFICAS</w:t>
       </w:r>
@@ -20304,7 +20234,7 @@
       <w:pPr>
         <w:pStyle w:val="Ttulo1"/>
       </w:pPr>
-      <w:bookmarkStart w:id="86" w:name="_Toc242342672"/>
+      <w:bookmarkStart w:id="86" w:name="_Toc242359909"/>
       <w:r>
         <w:t>18. ANEXOS</w:t>
       </w:r>
@@ -20314,7 +20244,7 @@
       <w:pPr>
         <w:pStyle w:val="Ttulo2"/>
       </w:pPr>
-      <w:bookmarkStart w:id="87" w:name="_Toc242342673"/>
+      <w:bookmarkStart w:id="87" w:name="_Toc242359910"/>
       <w:r>
         <w:t>Anexo A — Comandos principales</w:t>
       </w:r>
@@ -20383,7 +20313,7 @@
       <w:pPr>
         <w:pStyle w:val="Ttulo2"/>
       </w:pPr>
-      <w:bookmarkStart w:id="88" w:name="_Toc242342674"/>
+      <w:bookmarkStart w:id="88" w:name="_Toc242359911"/>
       <w:r>
         <w:t>Anexo B — Enlace al repositorio GitHub</w:t>
       </w:r>
@@ -20398,7 +20328,7 @@
       <w:pPr>
         <w:pStyle w:val="Ttulo2"/>
       </w:pPr>
-      <w:bookmarkStart w:id="89" w:name="_Toc242342675"/>
+      <w:bookmarkStart w:id="89" w:name="_Toc242359912"/>
       <w:r>
         <w:t>Anexo C — Guía de ejecución local completa</w:t>
       </w:r>
@@ -20424,48 +20354,6 @@
       </w:r>
       <w:r>
         <w:t xml:space="preserve"> en el repositorio.</w:t>
-      </w:r>
-    </w:p>
-    <w:p>
-      <w:pPr>
-        <w:pStyle w:val="Ttulo2"/>
-      </w:pPr>
-      <w:bookmarkStart w:id="90" w:name="_Toc242342676"/>
-      <w:r>
-        <w:t>Anexo D — Guión de sustentación</w:t>
-      </w:r>
-      <w:bookmarkEnd w:id="90"/>
-    </w:p>
-    <w:p>
-      <w:r>
-        <w:t>El guión de exposición (5–8 minutos), la demostración práctica en</w:t>
-      </w:r>
-    </w:p>
-    <w:p>
-      <w:r>
-        <w:t>PowerShell y las preguntas y respuestas preparadas para la sustentación</w:t>
-      </w:r>
-    </w:p>
-    <w:p>
-      <w:r>
-        <w:t xml:space="preserve">(Entregable 5) están en </w:t>
-      </w:r>
-      <w:r>
-        <w:rPr>
-          <w:rFonts w:ascii="Consolas" w:hAnsi="Consolas"/>
-          <w:sz w:val="19"/>
-        </w:rPr>
-        <w:t>docs/academic/guion-exposicio</w:t>
-      </w:r>
-      <w:r>
-        <w:rPr>
-          <w:rFonts w:ascii="Consolas" w:hAnsi="Consolas"/>
-          <w:sz w:val="19"/>
-        </w:rPr>
-        <w:t>n.md</w:t>
-      </w:r>
-      <w:r>
-        <w:t>.</w:t>
       </w:r>
     </w:p>
     <w:sectPr>
@@ -32152,7 +32040,7 @@
     <w:autoRedefine/>
     <w:uiPriority w:val="39"/>
     <w:unhideWhenUsed/>
-    <w:rsid w:val="00346E23"/>
+    <w:rsid w:val="008C7BA6"/>
     <w:pPr>
       <w:spacing w:after="100"/>
     </w:pPr>
@@ -32164,7 +32052,7 @@
     <w:autoRedefine/>
     <w:uiPriority w:val="39"/>
     <w:unhideWhenUsed/>
-    <w:rsid w:val="00346E23"/>
+    <w:rsid w:val="008C7BA6"/>
     <w:pPr>
       <w:spacing w:after="100"/>
       <w:ind w:left="220"/>
@@ -32175,7 +32063,7 @@
     <w:basedOn w:val="Fuentedeprrafopredeter"/>
     <w:uiPriority w:val="99"/>
     <w:unhideWhenUsed/>
-    <w:rsid w:val="00346E23"/>
+    <w:rsid w:val="008C7BA6"/>
     <w:rPr>
       <w:color w:val="0000FF" w:themeColor="hyperlink"/>
       <w:u w:val="single"/>

--- a/docs/academic/Informe-IaC-50-Sucursales.docx
+++ b/docs/academic/Informe-IaC-50-Sucursales.docx
@@ -126,7 +126,6 @@
             <w:pPr>
               <w:pStyle w:val="Normal"/>
               <w:widowControl/>
-              <w:suppressAutoHyphens w:val="true"/>
               <w:spacing w:before="0" w:after="120"/>
               <w:jc w:val="left"/>
               <w:rPr>
@@ -158,7 +157,6 @@
             <w:pPr>
               <w:pStyle w:val="Normal"/>
               <w:widowControl/>
-              <w:suppressAutoHyphens w:val="true"/>
               <w:spacing w:before="0" w:after="120"/>
               <w:jc w:val="left"/>
               <w:rPr>
@@ -192,7 +190,6 @@
             <w:pPr>
               <w:pStyle w:val="Normal"/>
               <w:widowControl/>
-              <w:suppressAutoHyphens w:val="true"/>
               <w:spacing w:before="0" w:after="120"/>
               <w:jc w:val="left"/>
               <w:rPr>
@@ -224,7 +221,6 @@
             <w:pPr>
               <w:pStyle w:val="Normal"/>
               <w:widowControl/>
-              <w:suppressAutoHyphens w:val="true"/>
               <w:spacing w:before="0" w:after="120"/>
               <w:jc w:val="left"/>
               <w:rPr>
@@ -309,7 +305,7 @@
         <w:pStyle w:val="Heading1"/>
         <w:rPr/>
       </w:pPr>
-      <w:bookmarkStart w:id="0" w:name="__RefHeading___Toc3957_3747416641"/>
+      <w:bookmarkStart w:id="0" w:name="__RefHeading___Toc3927_4125783686"/>
       <w:bookmarkEnd w:id="0"/>
       <w:r>
         <w:rPr/>
@@ -357,7 +353,7 @@
             </w:rPr>
             <w:fldChar w:fldCharType="separate"/>
           </w:r>
-          <w:hyperlink w:anchor="__RefHeading___Toc3957_3747416641">
+          <w:hyperlink w:anchor="__RefHeading___Toc3927_4125783686">
             <w:r>
               <w:rPr>
                 <w:rStyle w:val="IndexLink"/>
@@ -377,7 +373,7 @@
             </w:tabs>
             <w:rPr/>
           </w:pPr>
-          <w:hyperlink w:anchor="__RefHeading___Toc3959_3747416641">
+          <w:hyperlink w:anchor="__RefHeading___Toc3929_4125783686">
             <w:r>
               <w:rPr>
                 <w:rStyle w:val="IndexLink"/>
@@ -397,7 +393,7 @@
             </w:tabs>
             <w:rPr/>
           </w:pPr>
-          <w:hyperlink w:anchor="__RefHeading___Toc3961_3747416641">
+          <w:hyperlink w:anchor="__RefHeading___Toc3931_4125783686">
             <w:r>
               <w:rPr>
                 <w:rStyle w:val="IndexLink"/>
@@ -417,7 +413,7 @@
             </w:tabs>
             <w:rPr/>
           </w:pPr>
-          <w:hyperlink w:anchor="__RefHeading___Toc3963_3747416641">
+          <w:hyperlink w:anchor="__RefHeading___Toc3933_4125783686">
             <w:r>
               <w:rPr>
                 <w:rStyle w:val="IndexLink"/>
@@ -437,7 +433,7 @@
             </w:tabs>
             <w:rPr/>
           </w:pPr>
-          <w:hyperlink w:anchor="__RefHeading___Toc3965_3747416641">
+          <w:hyperlink w:anchor="__RefHeading___Toc3935_4125783686">
             <w:r>
               <w:rPr>
                 <w:rStyle w:val="IndexLink"/>
@@ -457,7 +453,7 @@
             </w:tabs>
             <w:rPr/>
           </w:pPr>
-          <w:hyperlink w:anchor="__RefHeading___Toc3967_3747416641">
+          <w:hyperlink w:anchor="__RefHeading___Toc3937_4125783686">
             <w:r>
               <w:rPr>
                 <w:rStyle w:val="IndexLink"/>
@@ -477,7 +473,7 @@
             </w:tabs>
             <w:rPr/>
           </w:pPr>
-          <w:hyperlink w:anchor="__RefHeading___Toc3969_3747416641">
+          <w:hyperlink w:anchor="__RefHeading___Toc3939_4125783686">
             <w:r>
               <w:rPr>
                 <w:rStyle w:val="IndexLink"/>
@@ -497,7 +493,7 @@
             </w:tabs>
             <w:rPr/>
           </w:pPr>
-          <w:hyperlink w:anchor="__RefHeading___Toc3971_3747416641">
+          <w:hyperlink w:anchor="__RefHeading___Toc3941_4125783686">
             <w:r>
               <w:rPr>
                 <w:rStyle w:val="IndexLink"/>
@@ -517,7 +513,7 @@
             </w:tabs>
             <w:rPr/>
           </w:pPr>
-          <w:hyperlink w:anchor="__RefHeading___Toc3973_3747416641">
+          <w:hyperlink w:anchor="__RefHeading___Toc3943_4125783686">
             <w:r>
               <w:rPr>
                 <w:rStyle w:val="IndexLink"/>
@@ -537,7 +533,7 @@
             </w:tabs>
             <w:rPr/>
           </w:pPr>
-          <w:hyperlink w:anchor="__RefHeading___Toc3975_3747416641">
+          <w:hyperlink w:anchor="__RefHeading___Toc3945_4125783686">
             <w:r>
               <w:rPr>
                 <w:rStyle w:val="IndexLink"/>
@@ -557,7 +553,7 @@
             </w:tabs>
             <w:rPr/>
           </w:pPr>
-          <w:hyperlink w:anchor="__RefHeading___Toc3977_3747416641">
+          <w:hyperlink w:anchor="__RefHeading___Toc3947_4125783686">
             <w:r>
               <w:rPr>
                 <w:rStyle w:val="IndexLink"/>
@@ -577,7 +573,7 @@
             </w:tabs>
             <w:rPr/>
           </w:pPr>
-          <w:hyperlink w:anchor="__RefHeading___Toc3979_3747416641">
+          <w:hyperlink w:anchor="__RefHeading___Toc3949_4125783686">
             <w:r>
               <w:rPr>
                 <w:rStyle w:val="IndexLink"/>
@@ -597,7 +593,7 @@
             </w:tabs>
             <w:rPr/>
           </w:pPr>
-          <w:hyperlink w:anchor="__RefHeading___Toc3981_3747416641">
+          <w:hyperlink w:anchor="__RefHeading___Toc3951_4125783686">
             <w:r>
               <w:rPr>
                 <w:rStyle w:val="IndexLink"/>
@@ -617,7 +613,7 @@
             </w:tabs>
             <w:rPr/>
           </w:pPr>
-          <w:hyperlink w:anchor="__RefHeading___Toc3983_3747416641">
+          <w:hyperlink w:anchor="__RefHeading___Toc3953_4125783686">
             <w:r>
               <w:rPr>
                 <w:rStyle w:val="IndexLink"/>
@@ -637,7 +633,7 @@
             </w:tabs>
             <w:rPr/>
           </w:pPr>
-          <w:hyperlink w:anchor="__RefHeading___Toc3985_3747416641">
+          <w:hyperlink w:anchor="__RefHeading___Toc3955_4125783686">
             <w:r>
               <w:rPr>
                 <w:rStyle w:val="IndexLink"/>
@@ -657,7 +653,7 @@
             </w:tabs>
             <w:rPr/>
           </w:pPr>
-          <w:hyperlink w:anchor="__RefHeading___Toc3987_3747416641">
+          <w:hyperlink w:anchor="__RefHeading___Toc3957_4125783686">
             <w:r>
               <w:rPr>
                 <w:rStyle w:val="IndexLink"/>
@@ -677,7 +673,7 @@
             </w:tabs>
             <w:rPr/>
           </w:pPr>
-          <w:hyperlink w:anchor="__RefHeading___Toc3989_3747416641">
+          <w:hyperlink w:anchor="__RefHeading___Toc3959_4125783686">
             <w:r>
               <w:rPr>
                 <w:rStyle w:val="IndexLink"/>
@@ -697,7 +693,7 @@
             </w:tabs>
             <w:rPr/>
           </w:pPr>
-          <w:hyperlink w:anchor="__RefHeading___Toc3991_3747416641">
+          <w:hyperlink w:anchor="__RefHeading___Toc3961_4125783686">
             <w:r>
               <w:rPr>
                 <w:rStyle w:val="IndexLink"/>
@@ -717,7 +713,7 @@
             </w:tabs>
             <w:rPr/>
           </w:pPr>
-          <w:hyperlink w:anchor="__RefHeading___Toc3993_3747416641">
+          <w:hyperlink w:anchor="__RefHeading___Toc3963_4125783686">
             <w:r>
               <w:rPr>
                 <w:rStyle w:val="IndexLink"/>
@@ -737,7 +733,7 @@
             </w:tabs>
             <w:rPr/>
           </w:pPr>
-          <w:hyperlink w:anchor="__RefHeading___Toc3995_3747416641">
+          <w:hyperlink w:anchor="__RefHeading___Toc3965_4125783686">
             <w:r>
               <w:rPr>
                 <w:rStyle w:val="IndexLink"/>
@@ -757,7 +753,7 @@
             </w:tabs>
             <w:rPr/>
           </w:pPr>
-          <w:hyperlink w:anchor="__RefHeading___Toc3997_3747416641">
+          <w:hyperlink w:anchor="__RefHeading___Toc3967_4125783686">
             <w:r>
               <w:rPr>
                 <w:rStyle w:val="IndexLink"/>
@@ -777,7 +773,7 @@
             </w:tabs>
             <w:rPr/>
           </w:pPr>
-          <w:hyperlink w:anchor="__RefHeading___Toc3999_3747416641">
+          <w:hyperlink w:anchor="__RefHeading___Toc3969_4125783686">
             <w:r>
               <w:rPr>
                 <w:rStyle w:val="IndexLink"/>
@@ -797,7 +793,7 @@
             </w:tabs>
             <w:rPr/>
           </w:pPr>
-          <w:hyperlink w:anchor="__RefHeading___Toc4001_3747416641">
+          <w:hyperlink w:anchor="__RefHeading___Toc3971_4125783686">
             <w:r>
               <w:rPr>
                 <w:rStyle w:val="IndexLink"/>
@@ -817,7 +813,7 @@
             </w:tabs>
             <w:rPr/>
           </w:pPr>
-          <w:hyperlink w:anchor="__RefHeading___Toc4003_3747416641">
+          <w:hyperlink w:anchor="__RefHeading___Toc3973_4125783686">
             <w:r>
               <w:rPr>
                 <w:rStyle w:val="IndexLink"/>
@@ -837,7 +833,7 @@
             </w:tabs>
             <w:rPr/>
           </w:pPr>
-          <w:hyperlink w:anchor="__RefHeading___Toc4005_3747416641">
+          <w:hyperlink w:anchor="__RefHeading___Toc3975_4125783686">
             <w:r>
               <w:rPr>
                 <w:rStyle w:val="IndexLink"/>
@@ -857,7 +853,7 @@
             </w:tabs>
             <w:rPr/>
           </w:pPr>
-          <w:hyperlink w:anchor="__RefHeading___Toc4007_3747416641">
+          <w:hyperlink w:anchor="__RefHeading___Toc3977_4125783686">
             <w:r>
               <w:rPr>
                 <w:rStyle w:val="IndexLink"/>
@@ -877,7 +873,7 @@
             </w:tabs>
             <w:rPr/>
           </w:pPr>
-          <w:hyperlink w:anchor="__RefHeading___Toc4009_3747416641">
+          <w:hyperlink w:anchor="__RefHeading___Toc3979_4125783686">
             <w:r>
               <w:rPr>
                 <w:rStyle w:val="IndexLink"/>
@@ -897,7 +893,7 @@
             </w:tabs>
             <w:rPr/>
           </w:pPr>
-          <w:hyperlink w:anchor="__RefHeading___Toc4011_3747416641">
+          <w:hyperlink w:anchor="__RefHeading___Toc3981_4125783686">
             <w:r>
               <w:rPr>
                 <w:rStyle w:val="IndexLink"/>
@@ -917,7 +913,7 @@
             </w:tabs>
             <w:rPr/>
           </w:pPr>
-          <w:hyperlink w:anchor="__RefHeading___Toc4013_3747416641">
+          <w:hyperlink w:anchor="__RefHeading___Toc3983_4125783686">
             <w:r>
               <w:rPr>
                 <w:rStyle w:val="IndexLink"/>
@@ -937,7 +933,7 @@
             </w:tabs>
             <w:rPr/>
           </w:pPr>
-          <w:hyperlink w:anchor="__RefHeading___Toc4015_3747416641">
+          <w:hyperlink w:anchor="__RefHeading___Toc3985_4125783686">
             <w:r>
               <w:rPr>
                 <w:rStyle w:val="IndexLink"/>
@@ -957,7 +953,7 @@
             </w:tabs>
             <w:rPr/>
           </w:pPr>
-          <w:hyperlink w:anchor="__RefHeading___Toc4017_3747416641">
+          <w:hyperlink w:anchor="__RefHeading___Toc3987_4125783686">
             <w:r>
               <w:rPr>
                 <w:rStyle w:val="IndexLink"/>
@@ -977,7 +973,7 @@
             </w:tabs>
             <w:rPr/>
           </w:pPr>
-          <w:hyperlink w:anchor="__RefHeading___Toc4019_3747416641">
+          <w:hyperlink w:anchor="__RefHeading___Toc3989_4125783686">
             <w:r>
               <w:rPr>
                 <w:rStyle w:val="IndexLink"/>
@@ -997,7 +993,7 @@
             </w:tabs>
             <w:rPr/>
           </w:pPr>
-          <w:hyperlink w:anchor="__RefHeading___Toc4021_3747416641">
+          <w:hyperlink w:anchor="__RefHeading___Toc3991_4125783686">
             <w:r>
               <w:rPr>
                 <w:rStyle w:val="IndexLink"/>
@@ -1017,7 +1013,7 @@
             </w:tabs>
             <w:rPr/>
           </w:pPr>
-          <w:hyperlink w:anchor="__RefHeading___Toc4023_3747416641">
+          <w:hyperlink w:anchor="__RefHeading___Toc3993_4125783686">
             <w:r>
               <w:rPr>
                 <w:rStyle w:val="IndexLink"/>
@@ -1037,7 +1033,7 @@
             </w:tabs>
             <w:rPr/>
           </w:pPr>
-          <w:hyperlink w:anchor="__RefHeading___Toc4025_3747416641">
+          <w:hyperlink w:anchor="__RefHeading___Toc3995_4125783686">
             <w:r>
               <w:rPr>
                 <w:rStyle w:val="IndexLink"/>
@@ -1057,7 +1053,7 @@
             </w:tabs>
             <w:rPr/>
           </w:pPr>
-          <w:hyperlink w:anchor="__RefHeading___Toc4027_3747416641">
+          <w:hyperlink w:anchor="__RefHeading___Toc3997_4125783686">
             <w:r>
               <w:rPr>
                 <w:rStyle w:val="IndexLink"/>
@@ -1077,7 +1073,7 @@
             </w:tabs>
             <w:rPr/>
           </w:pPr>
-          <w:hyperlink w:anchor="__RefHeading___Toc4029_3747416641">
+          <w:hyperlink w:anchor="__RefHeading___Toc3999_4125783686">
             <w:r>
               <w:rPr>
                 <w:rStyle w:val="IndexLink"/>
@@ -1097,7 +1093,7 @@
             </w:tabs>
             <w:rPr/>
           </w:pPr>
-          <w:hyperlink w:anchor="__RefHeading___Toc4031_3747416641">
+          <w:hyperlink w:anchor="__RefHeading___Toc4001_4125783686">
             <w:r>
               <w:rPr>
                 <w:rStyle w:val="IndexLink"/>
@@ -1117,7 +1113,7 @@
             </w:tabs>
             <w:rPr/>
           </w:pPr>
-          <w:hyperlink w:anchor="__RefHeading___Toc4033_3747416641">
+          <w:hyperlink w:anchor="__RefHeading___Toc4003_4125783686">
             <w:r>
               <w:rPr>
                 <w:rStyle w:val="IndexLink"/>
@@ -1137,7 +1133,7 @@
             </w:tabs>
             <w:rPr/>
           </w:pPr>
-          <w:hyperlink w:anchor="__RefHeading___Toc4035_3747416641">
+          <w:hyperlink w:anchor="__RefHeading___Toc4005_4125783686">
             <w:r>
               <w:rPr>
                 <w:rStyle w:val="IndexLink"/>
@@ -1157,7 +1153,7 @@
             </w:tabs>
             <w:rPr/>
           </w:pPr>
-          <w:hyperlink w:anchor="__RefHeading___Toc4037_3747416641">
+          <w:hyperlink w:anchor="__RefHeading___Toc4007_4125783686">
             <w:r>
               <w:rPr>
                 <w:rStyle w:val="IndexLink"/>
@@ -1177,7 +1173,7 @@
             </w:tabs>
             <w:rPr/>
           </w:pPr>
-          <w:hyperlink w:anchor="__RefHeading___Toc4039_3747416641">
+          <w:hyperlink w:anchor="__RefHeading___Toc4009_4125783686">
             <w:r>
               <w:rPr>
                 <w:rStyle w:val="IndexLink"/>
@@ -1197,7 +1193,7 @@
             </w:tabs>
             <w:rPr/>
           </w:pPr>
-          <w:hyperlink w:anchor="__RefHeading___Toc4041_3747416641">
+          <w:hyperlink w:anchor="__RefHeading___Toc4011_4125783686">
             <w:r>
               <w:rPr>
                 <w:rStyle w:val="IndexLink"/>
@@ -1217,7 +1213,7 @@
             </w:tabs>
             <w:rPr/>
           </w:pPr>
-          <w:hyperlink w:anchor="__RefHeading___Toc4043_3747416641">
+          <w:hyperlink w:anchor="__RefHeading___Toc4013_4125783686">
             <w:r>
               <w:rPr>
                 <w:rStyle w:val="IndexLink"/>
@@ -1237,7 +1233,7 @@
             </w:tabs>
             <w:rPr/>
           </w:pPr>
-          <w:hyperlink w:anchor="__RefHeading___Toc4045_3747416641">
+          <w:hyperlink w:anchor="__RefHeading___Toc4015_4125783686">
             <w:r>
               <w:rPr>
                 <w:rStyle w:val="IndexLink"/>
@@ -1257,7 +1253,7 @@
             </w:tabs>
             <w:rPr/>
           </w:pPr>
-          <w:hyperlink w:anchor="__RefHeading___Toc4047_3747416641">
+          <w:hyperlink w:anchor="__RefHeading___Toc4017_4125783686">
             <w:r>
               <w:rPr>
                 <w:rStyle w:val="IndexLink"/>
@@ -1277,7 +1273,7 @@
             </w:tabs>
             <w:rPr/>
           </w:pPr>
-          <w:hyperlink w:anchor="__RefHeading___Toc4049_3747416641">
+          <w:hyperlink w:anchor="__RefHeading___Toc4019_4125783686">
             <w:r>
               <w:rPr>
                 <w:rStyle w:val="IndexLink"/>
@@ -1297,7 +1293,7 @@
             </w:tabs>
             <w:rPr/>
           </w:pPr>
-          <w:hyperlink w:anchor="__RefHeading___Toc4051_3747416641">
+          <w:hyperlink w:anchor="__RefHeading___Toc4021_4125783686">
             <w:r>
               <w:rPr>
                 <w:rStyle w:val="IndexLink"/>
@@ -1317,7 +1313,7 @@
             </w:tabs>
             <w:rPr/>
           </w:pPr>
-          <w:hyperlink w:anchor="__RefHeading___Toc4053_3747416641">
+          <w:hyperlink w:anchor="__RefHeading___Toc4023_4125783686">
             <w:r>
               <w:rPr>
                 <w:rStyle w:val="IndexLink"/>
@@ -1337,7 +1333,7 @@
             </w:tabs>
             <w:rPr/>
           </w:pPr>
-          <w:hyperlink w:anchor="__RefHeading___Toc4055_3747416641">
+          <w:hyperlink w:anchor="__RefHeading___Toc4025_4125783686">
             <w:r>
               <w:rPr>
                 <w:rStyle w:val="IndexLink"/>
@@ -1357,7 +1353,7 @@
             </w:tabs>
             <w:rPr/>
           </w:pPr>
-          <w:hyperlink w:anchor="__RefHeading___Toc4057_3747416641">
+          <w:hyperlink w:anchor="__RefHeading___Toc4027_4125783686">
             <w:r>
               <w:rPr>
                 <w:rStyle w:val="IndexLink"/>
@@ -1377,7 +1373,7 @@
             </w:tabs>
             <w:rPr/>
           </w:pPr>
-          <w:hyperlink w:anchor="__RefHeading___Toc4059_3747416641">
+          <w:hyperlink w:anchor="__RefHeading___Toc4029_4125783686">
             <w:r>
               <w:rPr>
                 <w:rStyle w:val="IndexLink"/>
@@ -1397,7 +1393,7 @@
             </w:tabs>
             <w:rPr/>
           </w:pPr>
-          <w:hyperlink w:anchor="__RefHeading___Toc4061_3747416641">
+          <w:hyperlink w:anchor="__RefHeading___Toc4031_4125783686">
             <w:r>
               <w:rPr>
                 <w:rStyle w:val="IndexLink"/>
@@ -1417,7 +1413,7 @@
             </w:tabs>
             <w:rPr/>
           </w:pPr>
-          <w:hyperlink w:anchor="__RefHeading___Toc4063_3747416641">
+          <w:hyperlink w:anchor="__RefHeading___Toc4033_4125783686">
             <w:r>
               <w:rPr>
                 <w:rStyle w:val="IndexLink"/>
@@ -1437,7 +1433,7 @@
             </w:tabs>
             <w:rPr/>
           </w:pPr>
-          <w:hyperlink w:anchor="__RefHeading___Toc4065_3747416641">
+          <w:hyperlink w:anchor="__RefHeading___Toc4035_4125783686">
             <w:r>
               <w:rPr>
                 <w:rStyle w:val="IndexLink"/>
@@ -1457,7 +1453,7 @@
             </w:tabs>
             <w:rPr/>
           </w:pPr>
-          <w:hyperlink w:anchor="__RefHeading___Toc4067_3747416641">
+          <w:hyperlink w:anchor="__RefHeading___Toc4037_4125783686">
             <w:r>
               <w:rPr>
                 <w:rStyle w:val="IndexLink"/>
@@ -1477,7 +1473,7 @@
             </w:tabs>
             <w:rPr/>
           </w:pPr>
-          <w:hyperlink w:anchor="__RefHeading___Toc4069_3747416641">
+          <w:hyperlink w:anchor="__RefHeading___Toc4039_4125783686">
             <w:r>
               <w:rPr>
                 <w:rStyle w:val="IndexLink"/>
@@ -1497,7 +1493,7 @@
             </w:tabs>
             <w:rPr/>
           </w:pPr>
-          <w:hyperlink w:anchor="__RefHeading___Toc4071_3747416641">
+          <w:hyperlink w:anchor="__RefHeading___Toc4041_4125783686">
             <w:r>
               <w:rPr>
                 <w:rStyle w:val="IndexLink"/>
@@ -1517,7 +1513,7 @@
             </w:tabs>
             <w:rPr/>
           </w:pPr>
-          <w:hyperlink w:anchor="__RefHeading___Toc4073_3747416641">
+          <w:hyperlink w:anchor="__RefHeading___Toc4043_4125783686">
             <w:r>
               <w:rPr>
                 <w:rStyle w:val="IndexLink"/>
@@ -1537,14 +1533,14 @@
             </w:tabs>
             <w:rPr/>
           </w:pPr>
-          <w:hyperlink w:anchor="__RefHeading___Toc4075_3747416641">
+          <w:hyperlink w:anchor="__RefHeading___Toc4045_4125783686">
             <w:r>
               <w:rPr>
                 <w:rStyle w:val="IndexLink"/>
               </w:rPr>
               <w:t>Por que un recurso local y no uno de AWS/GCP</w:t>
               <w:tab/>
-              <w:t>32</w:t>
+              <w:t>31</w:t>
             </w:r>
           </w:hyperlink>
         </w:p>
@@ -1557,14 +1553,14 @@
             </w:tabs>
             <w:rPr/>
           </w:pPr>
-          <w:hyperlink w:anchor="__RefHeading___Toc4077_3747416641">
+          <w:hyperlink w:anchor="__RefHeading___Toc4047_4125783686">
             <w:r>
               <w:rPr>
                 <w:rStyle w:val="IndexLink"/>
               </w:rPr>
               <w:t>Diferencias entre Drift local y Drift en un proveedor cloud real</w:t>
               <w:tab/>
-              <w:t>32</w:t>
+              <w:t>31</w:t>
             </w:r>
           </w:hyperlink>
         </w:p>
@@ -1577,7 +1573,7 @@
             </w:tabs>
             <w:rPr/>
           </w:pPr>
-          <w:hyperlink w:anchor="__RefHeading___Toc4079_3747416641">
+          <w:hyperlink w:anchor="__RefHeading___Toc4049_4125783686">
             <w:r>
               <w:rPr>
                 <w:rStyle w:val="IndexLink"/>
@@ -1597,14 +1593,14 @@
             </w:tabs>
             <w:rPr/>
           </w:pPr>
-          <w:hyperlink w:anchor="__RefHeading___Toc4081_3747416641">
+          <w:hyperlink w:anchor="__RefHeading___Toc4051_4125783686">
             <w:r>
               <w:rPr>
                 <w:rStyle w:val="IndexLink"/>
               </w:rPr>
               <w:t>Importante</w:t>
               <w:tab/>
-              <w:t>33</w:t>
+              <w:t>32</w:t>
             </w:r>
           </w:hyperlink>
         </w:p>
@@ -1617,7 +1613,7 @@
             </w:tabs>
             <w:rPr/>
           </w:pPr>
-          <w:hyperlink w:anchor="__RefHeading___Toc4083_3747416641">
+          <w:hyperlink w:anchor="__RefHeading___Toc4053_4125783686">
             <w:r>
               <w:rPr>
                 <w:rStyle w:val="IndexLink"/>
@@ -1637,14 +1633,14 @@
             </w:tabs>
             <w:rPr/>
           </w:pPr>
-          <w:hyperlink w:anchor="__RefHeading___Toc4085_3747416641">
+          <w:hyperlink w:anchor="__RefHeading___Toc4055_4125783686">
             <w:r>
               <w:rPr>
                 <w:rStyle w:val="IndexLink"/>
               </w:rPr>
               <w:t>CP01 — Validacion sintactica de Terraform</w:t>
               <w:tab/>
-              <w:t>35</w:t>
+              <w:t>34</w:t>
             </w:r>
           </w:hyperlink>
         </w:p>
@@ -1657,7 +1653,7 @@
             </w:tabs>
             <w:rPr/>
           </w:pPr>
-          <w:hyperlink w:anchor="__RefHeading___Toc4087_3747416641">
+          <w:hyperlink w:anchor="__RefHeading___Toc4057_4125783686">
             <w:r>
               <w:rPr>
                 <w:rStyle w:val="IndexLink"/>
@@ -1677,14 +1673,14 @@
             </w:tabs>
             <w:rPr/>
           </w:pPr>
-          <w:hyperlink w:anchor="__RefHeading___Toc4089_3747416641">
+          <w:hyperlink w:anchor="__RefHeading___Toc4059_4125783686">
             <w:r>
               <w:rPr>
                 <w:rStyle w:val="IndexLink"/>
               </w:rPr>
               <w:t>CP03 — Validacion de modulos GCP</w:t>
               <w:tab/>
-              <w:t>36</w:t>
+              <w:t>35</w:t>
             </w:r>
           </w:hyperlink>
         </w:p>
@@ -1697,14 +1693,14 @@
             </w:tabs>
             <w:rPr/>
           </w:pPr>
-          <w:hyperlink w:anchor="__RefHeading___Toc4091_3747416641">
+          <w:hyperlink w:anchor="__RefHeading___Toc4061_4125783686">
             <w:r>
               <w:rPr>
                 <w:rStyle w:val="IndexLink"/>
               </w:rPr>
               <w:t>CP04 — Configuracion de 50 sucursales</w:t>
               <w:tab/>
-              <w:t>36</w:t>
+              <w:t>35</w:t>
             </w:r>
           </w:hyperlink>
         </w:p>
@@ -1717,7 +1713,7 @@
             </w:tabs>
             <w:rPr/>
           </w:pPr>
-          <w:hyperlink w:anchor="__RefHeading___Toc4093_3747416641">
+          <w:hyperlink w:anchor="__RefHeading___Toc4063_4125783686">
             <w:r>
               <w:rPr>
                 <w:rStyle w:val="IndexLink"/>
@@ -1737,14 +1733,14 @@
             </w:tabs>
             <w:rPr/>
           </w:pPr>
-          <w:hyperlink w:anchor="__RefHeading___Toc4095_3747416641">
+          <w:hyperlink w:anchor="__RefHeading___Toc4065_4125783686">
             <w:r>
               <w:rPr>
                 <w:rStyle w:val="IndexLink"/>
               </w:rPr>
               <w:t>CP06 — Redes independientes</w:t>
               <w:tab/>
-              <w:t>37</w:t>
+              <w:t>36</w:t>
             </w:r>
           </w:hyperlink>
         </w:p>
@@ -1757,14 +1753,14 @@
             </w:tabs>
             <w:rPr/>
           </w:pPr>
-          <w:hyperlink w:anchor="__RefHeading___Toc4097_3747416641">
+          <w:hyperlink w:anchor="__RefHeading___Toc4067_4125783686">
             <w:r>
               <w:rPr>
                 <w:rStyle w:val="IndexLink"/>
               </w:rPr>
               <w:t>CP07 — Reglas de seguridad</w:t>
               <w:tab/>
-              <w:t>37</w:t>
+              <w:t>36</w:t>
             </w:r>
           </w:hyperlink>
         </w:p>
@@ -1777,14 +1773,14 @@
             </w:tabs>
             <w:rPr/>
           </w:pPr>
-          <w:hyperlink w:anchor="__RefHeading___Toc4099_3747416641">
+          <w:hyperlink w:anchor="__RefHeading___Toc4069_4125783686">
             <w:r>
               <w:rPr>
                 <w:rStyle w:val="IndexLink"/>
               </w:rPr>
               <w:t>CP08 — Configuracion de monitoreo</w:t>
               <w:tab/>
-              <w:t>37</w:t>
+              <w:t>36</w:t>
             </w:r>
           </w:hyperlink>
         </w:p>
@@ -1797,7 +1793,7 @@
             </w:tabs>
             <w:rPr/>
           </w:pPr>
-          <w:hyperlink w:anchor="__RefHeading___Toc4101_3747416641">
+          <w:hyperlink w:anchor="__RefHeading___Toc4071_4125783686">
             <w:r>
               <w:rPr>
                 <w:rStyle w:val="IndexLink"/>
@@ -1817,14 +1813,14 @@
             </w:tabs>
             <w:rPr/>
           </w:pPr>
-          <w:hyperlink w:anchor="__RefHeading___Toc4103_3747416641">
+          <w:hyperlink w:anchor="__RefHeading___Toc4073_4125783686">
             <w:r>
               <w:rPr>
                 <w:rStyle w:val="IndexLink"/>
               </w:rPr>
               <w:t>CP10 — Ejecucion de GitHub Actions</w:t>
               <w:tab/>
-              <w:t>38</w:t>
+              <w:t>37</w:t>
             </w:r>
           </w:hyperlink>
         </w:p>
@@ -1837,7 +1833,7 @@
             </w:tabs>
             <w:rPr/>
           </w:pPr>
-          <w:hyperlink w:anchor="__RefHeading___Toc4105_3747416641">
+          <w:hyperlink w:anchor="__RefHeading___Toc4075_4125783686">
             <w:r>
               <w:rPr>
                 <w:rStyle w:val="IndexLink"/>
@@ -1857,14 +1853,14 @@
             </w:tabs>
             <w:rPr/>
           </w:pPr>
-          <w:hyperlink w:anchor="__RefHeading___Toc4107_3747416641">
+          <w:hyperlink w:anchor="__RefHeading___Toc4077_4125783686">
             <w:r>
               <w:rPr>
                 <w:rStyle w:val="IndexLink"/>
               </w:rPr>
               <w:t>CP12 — Consulta de Terraform State</w:t>
               <w:tab/>
-              <w:t>39</w:t>
+              <w:t>38</w:t>
             </w:r>
           </w:hyperlink>
         </w:p>
@@ -1877,14 +1873,14 @@
             </w:tabs>
             <w:rPr/>
           </w:pPr>
-          <w:hyperlink w:anchor="__RefHeading___Toc4109_3747416641">
+          <w:hyperlink w:anchor="__RefHeading___Toc4079_4125783686">
             <w:r>
               <w:rPr>
                 <w:rStyle w:val="IndexLink"/>
               </w:rPr>
               <w:t>CP13 — Deteccion de Infrastructure Drift</w:t>
               <w:tab/>
-              <w:t>39</w:t>
+              <w:t>38</w:t>
             </w:r>
           </w:hyperlink>
         </w:p>
@@ -1897,14 +1893,14 @@
             </w:tabs>
             <w:rPr/>
           </w:pPr>
-          <w:hyperlink w:anchor="__RefHeading___Toc4111_3747416641">
+          <w:hyperlink w:anchor="__RefHeading___Toc4081_4125783686">
             <w:r>
               <w:rPr>
                 <w:rStyle w:val="IndexLink"/>
               </w:rPr>
               <w:t>CP14 — Reconciliacion de Drift</w:t>
               <w:tab/>
-              <w:t>39</w:t>
+              <w:t>38</w:t>
             </w:r>
           </w:hyperlink>
         </w:p>
@@ -1917,7 +1913,7 @@
             </w:tabs>
             <w:rPr/>
           </w:pPr>
-          <w:hyperlink w:anchor="__RefHeading___Toc4113_3747416641">
+          <w:hyperlink w:anchor="__RefHeading___Toc4083_4125783686">
             <w:r>
               <w:rPr>
                 <w:rStyle w:val="IndexLink"/>
@@ -1937,14 +1933,14 @@
             </w:tabs>
             <w:rPr/>
           </w:pPr>
-          <w:hyperlink w:anchor="__RefHeading___Toc4115_3747416641">
+          <w:hyperlink w:anchor="__RefHeading___Toc4085_4125783686">
             <w:r>
               <w:rPr>
                 <w:rStyle w:val="IndexLink"/>
               </w:rPr>
               <w:t>Laboratorio Docker — ejecucion real (GitHub Actions)</w:t>
               <w:tab/>
-              <w:t>40</w:t>
+              <w:t>39</w:t>
             </w:r>
           </w:hyperlink>
         </w:p>
@@ -1957,14 +1953,14 @@
             </w:tabs>
             <w:rPr/>
           </w:pPr>
-          <w:hyperlink w:anchor="__RefHeading___Toc4117_3747416641">
+          <w:hyperlink w:anchor="__RefHeading___Toc4087_4125783686">
             <w:r>
               <w:rPr>
                 <w:rStyle w:val="IndexLink"/>
               </w:rPr>
               <w:t>CP16 — Limpieza del laboratorio</w:t>
               <w:tab/>
-              <w:t>41</w:t>
+              <w:t>40</w:t>
             </w:r>
           </w:hyperlink>
         </w:p>
@@ -1977,14 +1973,14 @@
             </w:tabs>
             <w:rPr/>
           </w:pPr>
-          <w:hyperlink w:anchor="__RefHeading___Toc4119_3747416641">
+          <w:hyperlink w:anchor="__RefHeading___Toc4089_4125783686">
             <w:r>
               <w:rPr>
                 <w:rStyle w:val="IndexLink"/>
               </w:rPr>
               <w:t>13. RESULTADOS</w:t>
               <w:tab/>
-              <w:t>43</w:t>
+              <w:t>42</w:t>
             </w:r>
           </w:hyperlink>
         </w:p>
@@ -1997,14 +1993,14 @@
             </w:tabs>
             <w:rPr/>
           </w:pPr>
-          <w:hyperlink w:anchor="__RefHeading___Toc4121_3747416641">
+          <w:hyperlink w:anchor="__RefHeading___Toc4091_4125783686">
             <w:r>
               <w:rPr>
                 <w:rStyle w:val="IndexLink"/>
               </w:rPr>
               <w:t>Limitaciones</w:t>
               <w:tab/>
-              <w:t>44</w:t>
+              <w:t>43</w:t>
             </w:r>
           </w:hyperlink>
         </w:p>
@@ -2017,14 +2013,14 @@
             </w:tabs>
             <w:rPr/>
           </w:pPr>
-          <w:hyperlink w:anchor="__RefHeading___Toc4123_3747416641">
+          <w:hyperlink w:anchor="__RefHeading___Toc4093_4125783686">
             <w:r>
               <w:rPr>
                 <w:rStyle w:val="IndexLink"/>
               </w:rPr>
               <w:t>14. DISCUSIÓN</w:t>
               <w:tab/>
-              <w:t>44</w:t>
+              <w:t>43</w:t>
             </w:r>
           </w:hyperlink>
         </w:p>
@@ -2037,14 +2033,14 @@
             </w:tabs>
             <w:rPr/>
           </w:pPr>
-          <w:hyperlink w:anchor="__RefHeading___Toc4125_3747416641">
+          <w:hyperlink w:anchor="__RefHeading___Toc4095_4125783686">
             <w:r>
               <w:rPr>
                 <w:rStyle w:val="IndexLink"/>
               </w:rPr>
               <w:t>15. CONCLUSIONES</w:t>
               <w:tab/>
-              <w:t>45</w:t>
+              <w:t>44</w:t>
             </w:r>
           </w:hyperlink>
         </w:p>
@@ -2057,14 +2053,14 @@
             </w:tabs>
             <w:rPr/>
           </w:pPr>
-          <w:hyperlink w:anchor="__RefHeading___Toc4127_3747416641">
+          <w:hyperlink w:anchor="__RefHeading___Toc4097_4125783686">
             <w:r>
               <w:rPr>
                 <w:rStyle w:val="IndexLink"/>
               </w:rPr>
               <w:t>16. RECOMENDACIONES</w:t>
               <w:tab/>
-              <w:t>46</w:t>
+              <w:t>45</w:t>
             </w:r>
           </w:hyperlink>
         </w:p>
@@ -2077,14 +2073,14 @@
             </w:tabs>
             <w:rPr/>
           </w:pPr>
-          <w:hyperlink w:anchor="__RefHeading___Toc4129_3747416641">
+          <w:hyperlink w:anchor="__RefHeading___Toc4099_4125783686">
             <w:r>
               <w:rPr>
                 <w:rStyle w:val="IndexLink"/>
               </w:rPr>
               <w:t>17. REPARTICIÓN DE TAREAS</w:t>
               <w:tab/>
-              <w:t>46</w:t>
+              <w:t>45</w:t>
             </w:r>
           </w:hyperlink>
         </w:p>
@@ -2097,14 +2093,14 @@
             </w:tabs>
             <w:rPr/>
           </w:pPr>
-          <w:hyperlink w:anchor="__RefHeading___Toc4131_3747416641">
+          <w:hyperlink w:anchor="__RefHeading___Toc4101_4125783686">
             <w:r>
               <w:rPr>
                 <w:rStyle w:val="IndexLink"/>
               </w:rPr>
               <w:t>Resumen por integrante</w:t>
               <w:tab/>
-              <w:t>46</w:t>
+              <w:t>45</w:t>
             </w:r>
           </w:hyperlink>
         </w:p>
@@ -2117,14 +2113,14 @@
             </w:tabs>
             <w:rPr/>
           </w:pPr>
-          <w:hyperlink w:anchor="__RefHeading___Toc4133_3747416641">
+          <w:hyperlink w:anchor="__RefHeading___Toc4103_4125783686">
             <w:r>
               <w:rPr>
                 <w:rStyle w:val="IndexLink"/>
               </w:rPr>
               <w:t>Detalle de tareas</w:t>
               <w:tab/>
-              <w:t>47</w:t>
+              <w:t>46</w:t>
             </w:r>
           </w:hyperlink>
         </w:p>
@@ -2137,14 +2133,14 @@
             </w:tabs>
             <w:rPr/>
           </w:pPr>
-          <w:hyperlink w:anchor="__RefHeading___Toc4135_3747416641">
+          <w:hyperlink w:anchor="__RefHeading___Toc4105_4125783686">
             <w:r>
               <w:rPr>
                 <w:rStyle w:val="IndexLink"/>
               </w:rPr>
               <w:t>Icochea Rodriguez, Thiago Paolo — Coordinador y arquitecto</w:t>
               <w:tab/>
-              <w:t>47</w:t>
+              <w:t>46</w:t>
             </w:r>
           </w:hyperlink>
         </w:p>
@@ -2157,14 +2153,14 @@
             </w:tabs>
             <w:rPr/>
           </w:pPr>
-          <w:hyperlink w:anchor="__RefHeading___Toc4137_3747416641">
+          <w:hyperlink w:anchor="__RefHeading___Toc4107_4125783686">
             <w:r>
               <w:rPr>
                 <w:rStyle w:val="IndexLink"/>
               </w:rPr>
               <w:t>Gonzales Aguilar, Carlos Enrique Giussepe — Infraestructura AWS</w:t>
               <w:tab/>
-              <w:t>48</w:t>
+              <w:t>47</w:t>
             </w:r>
           </w:hyperlink>
         </w:p>
@@ -2177,14 +2173,14 @@
             </w:tabs>
             <w:rPr/>
           </w:pPr>
-          <w:hyperlink w:anchor="__RefHeading___Toc4139_3747416641">
+          <w:hyperlink w:anchor="__RefHeading___Toc4109_4125783686">
             <w:r>
               <w:rPr>
                 <w:rStyle w:val="IndexLink"/>
               </w:rPr>
               <w:t>Huamani Pereira, Eddyson Cesar — Infraestructura GCP</w:t>
               <w:tab/>
-              <w:t>48</w:t>
+              <w:t>47</w:t>
             </w:r>
           </w:hyperlink>
         </w:p>
@@ -2197,7 +2193,7 @@
             </w:tabs>
             <w:rPr/>
           </w:pPr>
-          <w:hyperlink w:anchor="__RefHeading___Toc4141_3747416641">
+          <w:hyperlink w:anchor="__RefHeading___Toc4111_4125783686">
             <w:r>
               <w:rPr>
                 <w:rStyle w:val="IndexLink"/>
@@ -2217,14 +2213,14 @@
             </w:tabs>
             <w:rPr/>
           </w:pPr>
-          <w:hyperlink w:anchor="__RefHeading___Toc4143_3747416641">
+          <w:hyperlink w:anchor="__RefHeading___Toc4113_4125783686">
             <w:r>
               <w:rPr>
                 <w:rStyle w:val="IndexLink"/>
               </w:rPr>
               <w:t>Quispe Saavedra, Karen Meylin — State, Drift y pruebas</w:t>
               <w:tab/>
-              <w:t>49</w:t>
+              <w:t>48</w:t>
             </w:r>
           </w:hyperlink>
         </w:p>
@@ -2237,14 +2233,14 @@
             </w:tabs>
             <w:rPr/>
           </w:pPr>
-          <w:hyperlink w:anchor="__RefHeading___Toc4145_3747416641">
+          <w:hyperlink w:anchor="__RefHeading___Toc4115_4125783686">
             <w:r>
               <w:rPr>
                 <w:rStyle w:val="IndexLink"/>
               </w:rPr>
               <w:t>Tareas compartidas</w:t>
               <w:tab/>
-              <w:t>49</w:t>
+              <w:t>48</w:t>
             </w:r>
           </w:hyperlink>
         </w:p>
@@ -2257,14 +2253,14 @@
             </w:tabs>
             <w:rPr/>
           </w:pPr>
-          <w:hyperlink w:anchor="__RefHeading___Toc4147_3747416641">
+          <w:hyperlink w:anchor="__RefHeading___Toc4117_4125783686">
             <w:r>
               <w:rPr>
                 <w:rStyle w:val="IndexLink"/>
               </w:rPr>
               <w:t>18. REFERENCIAS BIBLIOGRÁFICAS</w:t>
               <w:tab/>
-              <w:t>50</w:t>
+              <w:t>49</w:t>
             </w:r>
           </w:hyperlink>
         </w:p>
@@ -2277,14 +2273,14 @@
             </w:tabs>
             <w:rPr/>
           </w:pPr>
-          <w:hyperlink w:anchor="__RefHeading___Toc4149_3747416641">
+          <w:hyperlink w:anchor="__RefHeading___Toc4119_4125783686">
             <w:r>
               <w:rPr>
                 <w:rStyle w:val="IndexLink"/>
               </w:rPr>
               <w:t>19. ANEXOS</w:t>
               <w:tab/>
-              <w:t>51</w:t>
+              <w:t>50</w:t>
             </w:r>
           </w:hyperlink>
         </w:p>
@@ -2297,14 +2293,14 @@
             </w:tabs>
             <w:rPr/>
           </w:pPr>
-          <w:hyperlink w:anchor="__RefHeading___Toc4151_3747416641">
+          <w:hyperlink w:anchor="__RefHeading___Toc4121_4125783686">
             <w:r>
               <w:rPr>
                 <w:rStyle w:val="IndexLink"/>
               </w:rPr>
               <w:t>Anexo A — Comandos principales</w:t>
               <w:tab/>
-              <w:t>51</w:t>
+              <w:t>50</w:t>
             </w:r>
           </w:hyperlink>
         </w:p>
@@ -2317,14 +2313,14 @@
             </w:tabs>
             <w:rPr/>
           </w:pPr>
-          <w:hyperlink w:anchor="__RefHeading___Toc4153_3747416641">
+          <w:hyperlink w:anchor="__RefHeading___Toc4123_4125783686">
             <w:r>
               <w:rPr>
                 <w:rStyle w:val="IndexLink"/>
               </w:rPr>
               <w:t>Anexo B — Enlace al repositorio GitHub</w:t>
               <w:tab/>
-              <w:t>51</w:t>
+              <w:t>50</w:t>
             </w:r>
           </w:hyperlink>
         </w:p>
@@ -2337,14 +2333,14 @@
             </w:tabs>
             <w:rPr/>
           </w:pPr>
-          <w:hyperlink w:anchor="__RefHeading___Toc4155_3747416641">
+          <w:hyperlink w:anchor="__RefHeading___Toc4125_4125783686">
             <w:r>
               <w:rPr>
                 <w:rStyle w:val="IndexLink"/>
               </w:rPr>
               <w:t>Anexo C — Guía de ejecución local completa</w:t>
               <w:tab/>
-              <w:t>51</w:t>
+              <w:t>50</w:t>
             </w:r>
           </w:hyperlink>
           <w:r>
@@ -2360,7 +2356,6 @@
       <w:pPr>
         <w:pStyle w:val="Normal"/>
         <w:widowControl/>
-        <w:suppressAutoHyphens w:val="true"/>
         <w:bidi w:val="0"/>
         <w:spacing w:lineRule="auto" w:line="360" w:before="0" w:after="120"/>
         <w:jc w:val="left"/>
@@ -2371,12 +2366,8 @@
       </w:pPr>
       <w:r>
         <w:rPr>
-          <w:rFonts w:eastAsia="Arial" w:cs="" w:cstheme="minorBidi"/>
-          <w:color w:val="auto"/>
-          <w:kern w:val="0"/>
+          <w:rFonts w:eastAsia="Arial"/>
           <w:sz w:val="22"/>
-          <w:szCs w:val="22"/>
-          <w:lang w:val="en-US" w:eastAsia="en-US" w:bidi="ar-SA"/>
         </w:rPr>
       </w:r>
     </w:p>
@@ -2398,7 +2389,7 @@
         <w:spacing w:before="0" w:after="120"/>
         <w:rPr/>
       </w:pPr>
-      <w:bookmarkStart w:id="1" w:name="__RefHeading___Toc3959_3747416641"/>
+      <w:bookmarkStart w:id="1" w:name="__RefHeading___Toc3929_4125783686"/>
       <w:bookmarkEnd w:id="1"/>
       <w:r>
         <w:rPr/>
@@ -2798,7 +2789,7 @@
         <w:spacing w:before="0" w:after="120"/>
         <w:rPr/>
       </w:pPr>
-      <w:bookmarkStart w:id="2" w:name="__RefHeading___Toc3961_3747416641"/>
+      <w:bookmarkStart w:id="2" w:name="__RefHeading___Toc3931_4125783686"/>
       <w:bookmarkEnd w:id="2"/>
       <w:r>
         <w:rPr/>
@@ -2971,7 +2962,7 @@
         <w:pStyle w:val="Heading1"/>
         <w:rPr/>
       </w:pPr>
-      <w:bookmarkStart w:id="3" w:name="__RefHeading___Toc3963_3747416641"/>
+      <w:bookmarkStart w:id="3" w:name="__RefHeading___Toc3933_4125783686"/>
       <w:bookmarkEnd w:id="3"/>
       <w:r>
         <w:rPr/>
@@ -2983,7 +2974,7 @@
         <w:pStyle w:val="Heading2"/>
         <w:rPr/>
       </w:pPr>
-      <w:bookmarkStart w:id="4" w:name="__RefHeading___Toc3965_3747416641"/>
+      <w:bookmarkStart w:id="4" w:name="__RefHeading___Toc3935_4125783686"/>
       <w:bookmarkEnd w:id="4"/>
       <w:r>
         <w:rPr/>
@@ -3035,7 +3026,7 @@
         <w:pStyle w:val="Heading2"/>
         <w:rPr/>
       </w:pPr>
-      <w:bookmarkStart w:id="5" w:name="__RefHeading___Toc3967_3747416641"/>
+      <w:bookmarkStart w:id="5" w:name="__RefHeading___Toc3937_4125783686"/>
       <w:bookmarkEnd w:id="5"/>
       <w:r>
         <w:rPr/>
@@ -3087,7 +3078,7 @@
         <w:pStyle w:val="Heading2"/>
         <w:rPr/>
       </w:pPr>
-      <w:bookmarkStart w:id="6" w:name="__RefHeading___Toc3969_3747416641"/>
+      <w:bookmarkStart w:id="6" w:name="__RefHeading___Toc3939_4125783686"/>
       <w:bookmarkEnd w:id="6"/>
       <w:r>
         <w:rPr/>
@@ -3139,7 +3130,7 @@
         <w:pStyle w:val="Heading2"/>
         <w:rPr/>
       </w:pPr>
-      <w:bookmarkStart w:id="7" w:name="__RefHeading___Toc3971_3747416641"/>
+      <w:bookmarkStart w:id="7" w:name="__RefHeading___Toc3941_4125783686"/>
       <w:bookmarkEnd w:id="7"/>
       <w:r>
         <w:rPr/>
@@ -3365,7 +3356,7 @@
         <w:pStyle w:val="Heading2"/>
         <w:rPr/>
       </w:pPr>
-      <w:bookmarkStart w:id="8" w:name="__RefHeading___Toc3973_3747416641"/>
+      <w:bookmarkStart w:id="8" w:name="__RefHeading___Toc3943_4125783686"/>
       <w:bookmarkEnd w:id="8"/>
       <w:r>
         <w:rPr/>
@@ -3404,7 +3395,6 @@
             <w:pPr>
               <w:pStyle w:val="Normal"/>
               <w:widowControl/>
-              <w:suppressAutoHyphens w:val="true"/>
               <w:spacing w:before="0" w:after="120"/>
               <w:jc w:val="left"/>
               <w:rPr>
@@ -3440,7 +3430,6 @@
             <w:pPr>
               <w:pStyle w:val="Normal"/>
               <w:widowControl/>
-              <w:suppressAutoHyphens w:val="true"/>
               <w:spacing w:before="0" w:after="120"/>
               <w:jc w:val="left"/>
               <w:rPr>
@@ -3478,7 +3467,6 @@
             <w:pPr>
               <w:pStyle w:val="Normal"/>
               <w:widowControl/>
-              <w:suppressAutoHyphens w:val="true"/>
               <w:spacing w:before="0" w:after="120"/>
               <w:jc w:val="left"/>
               <w:rPr>
@@ -3513,7 +3501,6 @@
             <w:pPr>
               <w:pStyle w:val="Normal"/>
               <w:widowControl/>
-              <w:suppressAutoHyphens w:val="true"/>
               <w:spacing w:before="0" w:after="120"/>
               <w:jc w:val="left"/>
               <w:rPr>
@@ -3546,7 +3533,6 @@
             <w:pPr>
               <w:pStyle w:val="Normal"/>
               <w:widowControl/>
-              <w:suppressAutoHyphens w:val="true"/>
               <w:spacing w:before="0" w:after="120"/>
               <w:jc w:val="left"/>
               <w:rPr>
@@ -3580,7 +3566,6 @@
             <w:pPr>
               <w:pStyle w:val="Normal"/>
               <w:widowControl/>
-              <w:suppressAutoHyphens w:val="true"/>
               <w:spacing w:before="0" w:after="120"/>
               <w:jc w:val="left"/>
               <w:rPr>
@@ -3614,7 +3599,6 @@
             <w:pPr>
               <w:pStyle w:val="Normal"/>
               <w:widowControl/>
-              <w:suppressAutoHyphens w:val="true"/>
               <w:spacing w:before="0" w:after="120"/>
               <w:jc w:val="left"/>
               <w:rPr>
@@ -3649,7 +3633,6 @@
             <w:pPr>
               <w:pStyle w:val="Normal"/>
               <w:widowControl/>
-              <w:suppressAutoHyphens w:val="true"/>
               <w:spacing w:before="0" w:after="120"/>
               <w:jc w:val="left"/>
               <w:rPr>
@@ -3682,7 +3665,6 @@
             <w:pPr>
               <w:pStyle w:val="Normal"/>
               <w:widowControl/>
-              <w:suppressAutoHyphens w:val="true"/>
               <w:spacing w:before="0" w:after="120"/>
               <w:jc w:val="left"/>
               <w:rPr>
@@ -3716,7 +3698,6 @@
             <w:pPr>
               <w:pStyle w:val="Normal"/>
               <w:widowControl/>
-              <w:suppressAutoHyphens w:val="true"/>
               <w:spacing w:before="0" w:after="120"/>
               <w:jc w:val="left"/>
               <w:rPr>
@@ -3750,7 +3731,6 @@
             <w:pPr>
               <w:pStyle w:val="Normal"/>
               <w:widowControl/>
-              <w:suppressAutoHyphens w:val="true"/>
               <w:spacing w:before="0" w:after="120"/>
               <w:jc w:val="left"/>
               <w:rPr>
@@ -3785,7 +3765,6 @@
             <w:pPr>
               <w:pStyle w:val="Normal"/>
               <w:widowControl/>
-              <w:suppressAutoHyphens w:val="true"/>
               <w:spacing w:before="0" w:after="120"/>
               <w:jc w:val="left"/>
               <w:rPr>
@@ -3818,7 +3797,6 @@
             <w:pPr>
               <w:pStyle w:val="Normal"/>
               <w:widowControl/>
-              <w:suppressAutoHyphens w:val="true"/>
               <w:spacing w:before="0" w:after="120"/>
               <w:jc w:val="left"/>
               <w:rPr>
@@ -3852,7 +3830,6 @@
             <w:pPr>
               <w:pStyle w:val="Normal"/>
               <w:widowControl/>
-              <w:suppressAutoHyphens w:val="true"/>
               <w:spacing w:before="0" w:after="120"/>
               <w:jc w:val="left"/>
               <w:rPr>
@@ -3886,7 +3863,6 @@
             <w:pPr>
               <w:pStyle w:val="Normal"/>
               <w:widowControl/>
-              <w:suppressAutoHyphens w:val="true"/>
               <w:spacing w:before="0" w:after="120"/>
               <w:jc w:val="left"/>
               <w:rPr>
@@ -3921,7 +3897,6 @@
             <w:pPr>
               <w:pStyle w:val="Normal"/>
               <w:widowControl/>
-              <w:suppressAutoHyphens w:val="true"/>
               <w:spacing w:before="0" w:after="120"/>
               <w:jc w:val="left"/>
               <w:rPr>
@@ -3954,7 +3929,6 @@
             <w:pPr>
               <w:pStyle w:val="Normal"/>
               <w:widowControl/>
-              <w:suppressAutoHyphens w:val="true"/>
               <w:spacing w:before="0" w:after="120"/>
               <w:jc w:val="left"/>
               <w:rPr>
@@ -3988,7 +3962,6 @@
             <w:pPr>
               <w:pStyle w:val="Normal"/>
               <w:widowControl/>
-              <w:suppressAutoHyphens w:val="true"/>
               <w:spacing w:before="0" w:after="120"/>
               <w:jc w:val="left"/>
               <w:rPr>
@@ -4022,7 +3995,6 @@
             <w:pPr>
               <w:pStyle w:val="Normal"/>
               <w:widowControl/>
-              <w:suppressAutoHyphens w:val="true"/>
               <w:spacing w:before="0" w:after="120"/>
               <w:jc w:val="left"/>
               <w:rPr>
@@ -4057,7 +4029,6 @@
             <w:pPr>
               <w:pStyle w:val="Normal"/>
               <w:widowControl/>
-              <w:suppressAutoHyphens w:val="true"/>
               <w:spacing w:before="0" w:after="120"/>
               <w:jc w:val="left"/>
               <w:rPr>
@@ -4085,7 +4056,7 @@
         <w:pStyle w:val="Heading2"/>
         <w:rPr/>
       </w:pPr>
-      <w:bookmarkStart w:id="9" w:name="__RefHeading___Toc3975_3747416641"/>
+      <w:bookmarkStart w:id="9" w:name="__RefHeading___Toc3945_4125783686"/>
       <w:bookmarkEnd w:id="9"/>
       <w:r>
         <w:rPr/>
@@ -4124,7 +4095,6 @@
             <w:pPr>
               <w:pStyle w:val="Normal"/>
               <w:widowControl/>
-              <w:suppressAutoHyphens w:val="true"/>
               <w:spacing w:before="0" w:after="120"/>
               <w:jc w:val="left"/>
               <w:rPr>
@@ -4160,7 +4130,6 @@
             <w:pPr>
               <w:pStyle w:val="Normal"/>
               <w:widowControl/>
-              <w:suppressAutoHyphens w:val="true"/>
               <w:spacing w:before="0" w:after="120"/>
               <w:jc w:val="left"/>
               <w:rPr>
@@ -4198,7 +4167,6 @@
             <w:pPr>
               <w:pStyle w:val="Normal"/>
               <w:widowControl/>
-              <w:suppressAutoHyphens w:val="true"/>
               <w:spacing w:before="0" w:after="120"/>
               <w:jc w:val="left"/>
               <w:rPr>
@@ -4233,7 +4201,6 @@
             <w:pPr>
               <w:pStyle w:val="Normal"/>
               <w:widowControl/>
-              <w:suppressAutoHyphens w:val="true"/>
               <w:spacing w:before="0" w:after="120"/>
               <w:jc w:val="left"/>
               <w:rPr>
@@ -4266,7 +4233,6 @@
             <w:pPr>
               <w:pStyle w:val="Normal"/>
               <w:widowControl/>
-              <w:suppressAutoHyphens w:val="true"/>
               <w:spacing w:before="0" w:after="120"/>
               <w:jc w:val="left"/>
               <w:rPr>
@@ -4300,7 +4266,6 @@
             <w:pPr>
               <w:pStyle w:val="Normal"/>
               <w:widowControl/>
-              <w:suppressAutoHyphens w:val="true"/>
               <w:spacing w:before="0" w:after="120"/>
               <w:jc w:val="left"/>
               <w:rPr>
@@ -4334,7 +4299,6 @@
             <w:pPr>
               <w:pStyle w:val="Normal"/>
               <w:widowControl/>
-              <w:suppressAutoHyphens w:val="true"/>
               <w:spacing w:before="0" w:after="120"/>
               <w:jc w:val="left"/>
               <w:rPr>
@@ -4369,7 +4333,6 @@
             <w:pPr>
               <w:pStyle w:val="Normal"/>
               <w:widowControl/>
-              <w:suppressAutoHyphens w:val="true"/>
               <w:spacing w:before="0" w:after="120"/>
               <w:jc w:val="left"/>
               <w:rPr>
@@ -4402,7 +4365,6 @@
             <w:pPr>
               <w:pStyle w:val="Normal"/>
               <w:widowControl/>
-              <w:suppressAutoHyphens w:val="true"/>
               <w:spacing w:before="0" w:after="120"/>
               <w:jc w:val="left"/>
               <w:rPr>
@@ -4436,7 +4398,6 @@
             <w:pPr>
               <w:pStyle w:val="Normal"/>
               <w:widowControl/>
-              <w:suppressAutoHyphens w:val="true"/>
               <w:spacing w:before="0" w:after="120"/>
               <w:jc w:val="left"/>
               <w:rPr>
@@ -4470,7 +4431,6 @@
             <w:pPr>
               <w:pStyle w:val="Normal"/>
               <w:widowControl/>
-              <w:suppressAutoHyphens w:val="true"/>
               <w:spacing w:before="0" w:after="120"/>
               <w:jc w:val="left"/>
               <w:rPr>
@@ -4505,7 +4465,6 @@
             <w:pPr>
               <w:pStyle w:val="Normal"/>
               <w:widowControl/>
-              <w:suppressAutoHyphens w:val="true"/>
               <w:spacing w:before="0" w:after="120"/>
               <w:jc w:val="left"/>
               <w:rPr>
@@ -4533,7 +4492,7 @@
         <w:pStyle w:val="Heading2"/>
         <w:rPr/>
       </w:pPr>
-      <w:bookmarkStart w:id="10" w:name="__RefHeading___Toc3977_3747416641"/>
+      <w:bookmarkStart w:id="10" w:name="__RefHeading___Toc3947_4125783686"/>
       <w:bookmarkEnd w:id="10"/>
       <w:r>
         <w:rPr/>
@@ -4660,7 +4619,7 @@
         <w:pStyle w:val="Heading2"/>
         <w:rPr/>
       </w:pPr>
-      <w:bookmarkStart w:id="11" w:name="__RefHeading___Toc3979_3747416641"/>
+      <w:bookmarkStart w:id="11" w:name="__RefHeading___Toc3949_4125783686"/>
       <w:bookmarkEnd w:id="11"/>
       <w:r>
         <w:rPr/>
@@ -4699,7 +4658,6 @@
             <w:pPr>
               <w:pStyle w:val="Normal"/>
               <w:widowControl/>
-              <w:suppressAutoHyphens w:val="true"/>
               <w:spacing w:before="0" w:after="120"/>
               <w:jc w:val="left"/>
               <w:rPr>
@@ -4735,7 +4693,6 @@
             <w:pPr>
               <w:pStyle w:val="Normal"/>
               <w:widowControl/>
-              <w:suppressAutoHyphens w:val="true"/>
               <w:spacing w:before="0" w:after="120"/>
               <w:jc w:val="left"/>
               <w:rPr>
@@ -4773,7 +4730,6 @@
             <w:pPr>
               <w:pStyle w:val="Normal"/>
               <w:widowControl/>
-              <w:suppressAutoHyphens w:val="true"/>
               <w:spacing w:before="0" w:after="120"/>
               <w:jc w:val="left"/>
               <w:rPr>
@@ -4808,7 +4764,6 @@
             <w:pPr>
               <w:pStyle w:val="Normal"/>
               <w:widowControl/>
-              <w:suppressAutoHyphens w:val="true"/>
               <w:spacing w:before="0" w:after="120"/>
               <w:jc w:val="left"/>
               <w:rPr>
@@ -4841,7 +4796,6 @@
             <w:pPr>
               <w:pStyle w:val="Normal"/>
               <w:widowControl/>
-              <w:suppressAutoHyphens w:val="true"/>
               <w:spacing w:before="0" w:after="120"/>
               <w:jc w:val="left"/>
               <w:rPr>
@@ -4875,7 +4829,6 @@
             <w:pPr>
               <w:pStyle w:val="Normal"/>
               <w:widowControl/>
-              <w:suppressAutoHyphens w:val="true"/>
               <w:spacing w:before="0" w:after="120"/>
               <w:jc w:val="left"/>
               <w:rPr>
@@ -4928,7 +4881,6 @@
             <w:pPr>
               <w:pStyle w:val="Normal"/>
               <w:widowControl/>
-              <w:suppressAutoHyphens w:val="true"/>
               <w:spacing w:before="0" w:after="120"/>
               <w:jc w:val="left"/>
               <w:rPr>
@@ -4963,7 +4915,6 @@
             <w:pPr>
               <w:pStyle w:val="Normal"/>
               <w:widowControl/>
-              <w:suppressAutoHyphens w:val="true"/>
               <w:spacing w:before="0" w:after="120"/>
               <w:jc w:val="left"/>
               <w:rPr>
@@ -5025,7 +4976,6 @@
             <w:pPr>
               <w:pStyle w:val="Normal"/>
               <w:widowControl/>
-              <w:suppressAutoHyphens w:val="true"/>
               <w:spacing w:before="0" w:after="120"/>
               <w:jc w:val="left"/>
               <w:rPr>
@@ -5059,7 +5009,6 @@
             <w:pPr>
               <w:pStyle w:val="Normal"/>
               <w:widowControl/>
-              <w:suppressAutoHyphens w:val="true"/>
               <w:spacing w:before="0" w:after="120"/>
               <w:jc w:val="left"/>
               <w:rPr>
@@ -5087,7 +5036,7 @@
         <w:pStyle w:val="Heading2"/>
         <w:rPr/>
       </w:pPr>
-      <w:bookmarkStart w:id="12" w:name="__RefHeading___Toc3981_3747416641"/>
+      <w:bookmarkStart w:id="12" w:name="__RefHeading___Toc3951_4125783686"/>
       <w:bookmarkEnd w:id="12"/>
       <w:r>
         <w:rPr/>
@@ -5222,7 +5171,7 @@
         <w:pStyle w:val="Heading2"/>
         <w:rPr/>
       </w:pPr>
-      <w:bookmarkStart w:id="13" w:name="__RefHeading___Toc3983_3747416641"/>
+      <w:bookmarkStart w:id="13" w:name="__RefHeading___Toc3953_4125783686"/>
       <w:bookmarkEnd w:id="13"/>
       <w:r>
         <w:rPr/>
@@ -5326,7 +5275,7 @@
         <w:pStyle w:val="Heading1"/>
         <w:rPr/>
       </w:pPr>
-      <w:bookmarkStart w:id="14" w:name="__RefHeading___Toc3985_3747416641"/>
+      <w:bookmarkStart w:id="14" w:name="__RefHeading___Toc3955_4125783686"/>
       <w:bookmarkEnd w:id="14"/>
       <w:r>
         <w:rPr/>
@@ -5338,7 +5287,7 @@
         <w:pStyle w:val="Heading2"/>
         <w:rPr/>
       </w:pPr>
-      <w:bookmarkStart w:id="15" w:name="__RefHeading___Toc3987_3747416641"/>
+      <w:bookmarkStart w:id="15" w:name="__RefHeading___Toc3957_4125783686"/>
       <w:bookmarkEnd w:id="15"/>
       <w:r>
         <w:rPr/>
@@ -5390,7 +5339,7 @@
         <w:pStyle w:val="Heading2"/>
         <w:rPr/>
       </w:pPr>
-      <w:bookmarkStart w:id="16" w:name="__RefHeading___Toc3989_3747416641"/>
+      <w:bookmarkStart w:id="16" w:name="__RefHeading___Toc3959_4125783686"/>
       <w:bookmarkEnd w:id="16"/>
       <w:r>
         <w:rPr/>
@@ -5544,7 +5493,7 @@
         <w:pStyle w:val="Heading1"/>
         <w:rPr/>
       </w:pPr>
-      <w:bookmarkStart w:id="17" w:name="__RefHeading___Toc3991_3747416641"/>
+      <w:bookmarkStart w:id="17" w:name="__RefHeading___Toc3961_4125783686"/>
       <w:bookmarkEnd w:id="17"/>
       <w:r>
         <w:rPr/>
@@ -5556,7 +5505,7 @@
         <w:pStyle w:val="Heading2"/>
         <w:rPr/>
       </w:pPr>
-      <w:bookmarkStart w:id="18" w:name="__RefHeading___Toc3993_3747416641"/>
+      <w:bookmarkStart w:id="18" w:name="__RefHeading___Toc3963_4125783686"/>
       <w:bookmarkEnd w:id="18"/>
       <w:r>
         <w:rPr/>
@@ -5598,7 +5547,7 @@
         <w:pStyle w:val="Heading2"/>
         <w:rPr/>
       </w:pPr>
-      <w:bookmarkStart w:id="19" w:name="__RefHeading___Toc3995_3747416641"/>
+      <w:bookmarkStart w:id="19" w:name="__RefHeading___Toc3965_4125783686"/>
       <w:bookmarkEnd w:id="19"/>
       <w:r>
         <w:rPr/>
@@ -5702,7 +5651,7 @@
         <w:pStyle w:val="Heading2"/>
         <w:rPr/>
       </w:pPr>
-      <w:bookmarkStart w:id="20" w:name="__RefHeading___Toc3997_3747416641"/>
+      <w:bookmarkStart w:id="20" w:name="__RefHeading___Toc3967_4125783686"/>
       <w:bookmarkEnd w:id="20"/>
       <w:r>
         <w:rPr/>
@@ -5744,7 +5693,7 @@
         <w:pStyle w:val="Heading2"/>
         <w:rPr/>
       </w:pPr>
-      <w:bookmarkStart w:id="21" w:name="__RefHeading___Toc3999_3747416641"/>
+      <w:bookmarkStart w:id="21" w:name="__RefHeading___Toc3969_4125783686"/>
       <w:bookmarkEnd w:id="21"/>
       <w:r>
         <w:rPr/>
@@ -5786,7 +5735,7 @@
         <w:pStyle w:val="Heading2"/>
         <w:rPr/>
       </w:pPr>
-      <w:bookmarkStart w:id="22" w:name="__RefHeading___Toc4001_3747416641"/>
+      <w:bookmarkStart w:id="22" w:name="__RefHeading___Toc3971_4125783686"/>
       <w:bookmarkEnd w:id="22"/>
       <w:r>
         <w:rPr/>
@@ -5838,7 +5787,7 @@
         <w:pStyle w:val="Heading2"/>
         <w:rPr/>
       </w:pPr>
-      <w:bookmarkStart w:id="23" w:name="__RefHeading___Toc4003_3747416641"/>
+      <w:bookmarkStart w:id="23" w:name="__RefHeading___Toc3973_4125783686"/>
       <w:bookmarkEnd w:id="23"/>
       <w:r>
         <w:rPr/>
@@ -5900,7 +5849,7 @@
         <w:pStyle w:val="Heading2"/>
         <w:rPr/>
       </w:pPr>
-      <w:bookmarkStart w:id="24" w:name="__RefHeading___Toc4005_3747416641"/>
+      <w:bookmarkStart w:id="24" w:name="__RefHeading___Toc3975_4125783686"/>
       <w:bookmarkEnd w:id="24"/>
       <w:r>
         <w:rPr/>
@@ -5973,7 +5922,7 @@
         <w:pStyle w:val="Heading2"/>
         <w:rPr/>
       </w:pPr>
-      <w:bookmarkStart w:id="25" w:name="__RefHeading___Toc4007_3747416641"/>
+      <w:bookmarkStart w:id="25" w:name="__RefHeading___Toc3977_4125783686"/>
       <w:bookmarkEnd w:id="25"/>
       <w:r>
         <w:rPr/>
@@ -6035,7 +5984,7 @@
         <w:pStyle w:val="Heading1"/>
         <w:rPr/>
       </w:pPr>
-      <w:bookmarkStart w:id="26" w:name="__RefHeading___Toc4009_3747416641"/>
+      <w:bookmarkStart w:id="26" w:name="__RefHeading___Toc3979_4125783686"/>
       <w:bookmarkEnd w:id="26"/>
       <w:r>
         <w:rPr/>
@@ -6077,7 +6026,6 @@
             <w:pPr>
               <w:pStyle w:val="Normal"/>
               <w:widowControl/>
-              <w:suppressAutoHyphens w:val="true"/>
               <w:spacing w:before="0" w:after="120"/>
               <w:jc w:val="left"/>
               <w:rPr>
@@ -6113,7 +6061,6 @@
             <w:pPr>
               <w:pStyle w:val="Normal"/>
               <w:widowControl/>
-              <w:suppressAutoHyphens w:val="true"/>
               <w:spacing w:before="0" w:after="120"/>
               <w:jc w:val="left"/>
               <w:rPr>
@@ -6149,7 +6096,6 @@
             <w:pPr>
               <w:pStyle w:val="Normal"/>
               <w:widowControl/>
-              <w:suppressAutoHyphens w:val="true"/>
               <w:spacing w:before="0" w:after="120"/>
               <w:jc w:val="left"/>
               <w:rPr>
@@ -6185,7 +6131,6 @@
             <w:pPr>
               <w:pStyle w:val="Normal"/>
               <w:widowControl/>
-              <w:suppressAutoHyphens w:val="true"/>
               <w:spacing w:before="0" w:after="120"/>
               <w:jc w:val="left"/>
               <w:rPr>
@@ -6221,7 +6166,6 @@
             <w:pPr>
               <w:pStyle w:val="Normal"/>
               <w:widowControl/>
-              <w:suppressAutoHyphens w:val="true"/>
               <w:spacing w:before="0" w:after="120"/>
               <w:jc w:val="left"/>
               <w:rPr>
@@ -6259,7 +6203,6 @@
             <w:pPr>
               <w:pStyle w:val="Normal"/>
               <w:widowControl/>
-              <w:suppressAutoHyphens w:val="true"/>
               <w:spacing w:before="0" w:after="120"/>
               <w:jc w:val="left"/>
               <w:rPr>
@@ -6294,7 +6237,6 @@
             <w:pPr>
               <w:pStyle w:val="Normal"/>
               <w:widowControl/>
-              <w:suppressAutoHyphens w:val="true"/>
               <w:spacing w:before="0" w:after="120"/>
               <w:jc w:val="left"/>
               <w:rPr>
@@ -6345,7 +6287,6 @@
             <w:pPr>
               <w:pStyle w:val="Normal"/>
               <w:widowControl/>
-              <w:suppressAutoHyphens w:val="true"/>
               <w:spacing w:before="0" w:after="120"/>
               <w:jc w:val="left"/>
               <w:rPr>
@@ -6376,7 +6317,6 @@
             <w:pPr>
               <w:pStyle w:val="Normal"/>
               <w:widowControl/>
-              <w:suppressAutoHyphens w:val="true"/>
               <w:spacing w:before="0" w:after="120"/>
               <w:jc w:val="left"/>
               <w:rPr>
@@ -6407,7 +6347,6 @@
             <w:pPr>
               <w:pStyle w:val="Normal"/>
               <w:widowControl/>
-              <w:suppressAutoHyphens w:val="true"/>
               <w:spacing w:before="0" w:after="120"/>
               <w:jc w:val="left"/>
               <w:rPr>
@@ -6460,7 +6399,6 @@
             <w:pPr>
               <w:pStyle w:val="Normal"/>
               <w:widowControl/>
-              <w:suppressAutoHyphens w:val="true"/>
               <w:spacing w:before="0" w:after="120"/>
               <w:jc w:val="left"/>
               <w:rPr>
@@ -6494,7 +6432,6 @@
             <w:pPr>
               <w:pStyle w:val="Normal"/>
               <w:widowControl/>
-              <w:suppressAutoHyphens w:val="true"/>
               <w:spacing w:before="0" w:after="120"/>
               <w:jc w:val="left"/>
               <w:rPr>
@@ -6544,7 +6481,6 @@
             <w:pPr>
               <w:pStyle w:val="Normal"/>
               <w:widowControl/>
-              <w:suppressAutoHyphens w:val="true"/>
               <w:spacing w:before="0" w:after="120"/>
               <w:jc w:val="left"/>
               <w:rPr>
@@ -6574,7 +6510,6 @@
             <w:pPr>
               <w:pStyle w:val="Normal"/>
               <w:widowControl/>
-              <w:suppressAutoHyphens w:val="true"/>
               <w:spacing w:before="0" w:after="120"/>
               <w:jc w:val="left"/>
               <w:rPr>
@@ -6604,7 +6539,6 @@
             <w:pPr>
               <w:pStyle w:val="Normal"/>
               <w:widowControl/>
-              <w:suppressAutoHyphens w:val="true"/>
               <w:spacing w:before="0" w:after="120"/>
               <w:jc w:val="left"/>
               <w:rPr>
@@ -6658,7 +6592,6 @@
             <w:pPr>
               <w:pStyle w:val="Normal"/>
               <w:widowControl/>
-              <w:suppressAutoHyphens w:val="true"/>
               <w:spacing w:before="0" w:after="120"/>
               <w:jc w:val="left"/>
               <w:rPr>
@@ -6693,7 +6626,6 @@
             <w:pPr>
               <w:pStyle w:val="Normal"/>
               <w:widowControl/>
-              <w:suppressAutoHyphens w:val="true"/>
               <w:spacing w:before="0" w:after="120"/>
               <w:jc w:val="left"/>
               <w:rPr>
@@ -6744,7 +6676,6 @@
             <w:pPr>
               <w:pStyle w:val="Normal"/>
               <w:widowControl/>
-              <w:suppressAutoHyphens w:val="true"/>
               <w:spacing w:before="0" w:after="120"/>
               <w:jc w:val="left"/>
               <w:rPr>
@@ -6775,7 +6706,6 @@
             <w:pPr>
               <w:pStyle w:val="Normal"/>
               <w:widowControl/>
-              <w:suppressAutoHyphens w:val="true"/>
               <w:spacing w:before="0" w:after="120"/>
               <w:jc w:val="left"/>
               <w:rPr>
@@ -6806,7 +6736,6 @@
             <w:pPr>
               <w:pStyle w:val="Normal"/>
               <w:widowControl/>
-              <w:suppressAutoHyphens w:val="true"/>
               <w:spacing w:before="0" w:after="120"/>
               <w:jc w:val="left"/>
               <w:rPr>
@@ -6859,7 +6788,6 @@
             <w:pPr>
               <w:pStyle w:val="Normal"/>
               <w:widowControl/>
-              <w:suppressAutoHyphens w:val="true"/>
               <w:spacing w:before="0" w:after="120"/>
               <w:jc w:val="left"/>
               <w:rPr>
@@ -6893,7 +6821,6 @@
             <w:pPr>
               <w:pStyle w:val="Normal"/>
               <w:widowControl/>
-              <w:suppressAutoHyphens w:val="true"/>
               <w:spacing w:before="0" w:after="120"/>
               <w:jc w:val="left"/>
               <w:rPr>
@@ -6943,7 +6870,6 @@
             <w:pPr>
               <w:pStyle w:val="Normal"/>
               <w:widowControl/>
-              <w:suppressAutoHyphens w:val="true"/>
               <w:spacing w:before="0" w:after="120"/>
               <w:jc w:val="left"/>
               <w:rPr>
@@ -6973,7 +6899,6 @@
             <w:pPr>
               <w:pStyle w:val="Normal"/>
               <w:widowControl/>
-              <w:suppressAutoHyphens w:val="true"/>
               <w:spacing w:before="0" w:after="120"/>
               <w:jc w:val="left"/>
               <w:rPr>
@@ -7003,7 +6928,6 @@
             <w:pPr>
               <w:pStyle w:val="Normal"/>
               <w:widowControl/>
-              <w:suppressAutoHyphens w:val="true"/>
               <w:spacing w:before="0" w:after="120"/>
               <w:jc w:val="left"/>
               <w:rPr>
@@ -7057,7 +6981,6 @@
             <w:pPr>
               <w:pStyle w:val="Normal"/>
               <w:widowControl/>
-              <w:suppressAutoHyphens w:val="true"/>
               <w:spacing w:before="0" w:after="120"/>
               <w:jc w:val="left"/>
               <w:rPr>
@@ -7092,7 +7015,6 @@
             <w:pPr>
               <w:pStyle w:val="Normal"/>
               <w:widowControl/>
-              <w:suppressAutoHyphens w:val="true"/>
               <w:spacing w:before="0" w:after="120"/>
               <w:jc w:val="left"/>
               <w:rPr>
@@ -7152,7 +7074,6 @@
             <w:pPr>
               <w:pStyle w:val="Normal"/>
               <w:widowControl/>
-              <w:suppressAutoHyphens w:val="true"/>
               <w:spacing w:before="0" w:after="120"/>
               <w:jc w:val="left"/>
               <w:rPr>
@@ -7183,7 +7104,6 @@
             <w:pPr>
               <w:pStyle w:val="Normal"/>
               <w:widowControl/>
-              <w:suppressAutoHyphens w:val="true"/>
               <w:spacing w:before="0" w:after="120"/>
               <w:jc w:val="left"/>
               <w:rPr>
@@ -7214,7 +7134,6 @@
             <w:pPr>
               <w:pStyle w:val="Normal"/>
               <w:widowControl/>
-              <w:suppressAutoHyphens w:val="true"/>
               <w:spacing w:before="0" w:after="120"/>
               <w:jc w:val="left"/>
               <w:rPr>
@@ -7248,7 +7167,6 @@
             <w:pPr>
               <w:pStyle w:val="Normal"/>
               <w:widowControl/>
-              <w:suppressAutoHyphens w:val="true"/>
               <w:spacing w:before="0" w:after="120"/>
               <w:jc w:val="left"/>
               <w:rPr>
@@ -7282,7 +7200,6 @@
             <w:pPr>
               <w:pStyle w:val="Normal"/>
               <w:widowControl/>
-              <w:suppressAutoHyphens w:val="true"/>
               <w:spacing w:before="0" w:after="120"/>
               <w:jc w:val="left"/>
               <w:rPr>
@@ -7332,7 +7249,6 @@
             <w:pPr>
               <w:pStyle w:val="Normal"/>
               <w:widowControl/>
-              <w:suppressAutoHyphens w:val="true"/>
               <w:spacing w:before="0" w:after="120"/>
               <w:jc w:val="left"/>
               <w:rPr>
@@ -7381,7 +7297,6 @@
             <w:pPr>
               <w:pStyle w:val="Normal"/>
               <w:widowControl/>
-              <w:suppressAutoHyphens w:val="true"/>
               <w:spacing w:before="0" w:after="120"/>
               <w:jc w:val="left"/>
               <w:rPr>
@@ -7411,7 +7326,6 @@
             <w:pPr>
               <w:pStyle w:val="Normal"/>
               <w:widowControl/>
-              <w:suppressAutoHyphens w:val="true"/>
               <w:spacing w:before="0" w:after="120"/>
               <w:jc w:val="left"/>
               <w:rPr>
@@ -7465,7 +7379,6 @@
             <w:pPr>
               <w:pStyle w:val="Normal"/>
               <w:widowControl/>
-              <w:suppressAutoHyphens w:val="true"/>
               <w:spacing w:before="0" w:after="120"/>
               <w:jc w:val="left"/>
               <w:rPr>
@@ -7500,7 +7413,6 @@
             <w:pPr>
               <w:pStyle w:val="Normal"/>
               <w:widowControl/>
-              <w:suppressAutoHyphens w:val="true"/>
               <w:spacing w:before="0" w:after="120"/>
               <w:jc w:val="left"/>
               <w:rPr>
@@ -7560,7 +7472,6 @@
             <w:pPr>
               <w:pStyle w:val="Normal"/>
               <w:widowControl/>
-              <w:suppressAutoHyphens w:val="true"/>
               <w:spacing w:before="0" w:after="120"/>
               <w:jc w:val="left"/>
               <w:rPr>
@@ -7591,7 +7502,6 @@
             <w:pPr>
               <w:pStyle w:val="Normal"/>
               <w:widowControl/>
-              <w:suppressAutoHyphens w:val="true"/>
               <w:spacing w:before="0" w:after="120"/>
               <w:jc w:val="left"/>
               <w:rPr>
@@ -7622,7 +7532,6 @@
             <w:pPr>
               <w:pStyle w:val="Normal"/>
               <w:widowControl/>
-              <w:suppressAutoHyphens w:val="true"/>
               <w:spacing w:before="0" w:after="120"/>
               <w:jc w:val="left"/>
               <w:rPr>
@@ -7694,7 +7603,6 @@
             <w:pPr>
               <w:pStyle w:val="Normal"/>
               <w:widowControl/>
-              <w:suppressAutoHyphens w:val="true"/>
               <w:spacing w:before="0" w:after="120"/>
               <w:jc w:val="left"/>
               <w:rPr>
@@ -7728,7 +7636,6 @@
             <w:pPr>
               <w:pStyle w:val="Normal"/>
               <w:widowControl/>
-              <w:suppressAutoHyphens w:val="true"/>
               <w:spacing w:before="0" w:after="120"/>
               <w:jc w:val="left"/>
               <w:rPr>
@@ -7759,7 +7666,6 @@
             <w:pPr>
               <w:pStyle w:val="Normal"/>
               <w:widowControl/>
-              <w:suppressAutoHyphens w:val="true"/>
               <w:spacing w:before="0" w:after="120"/>
               <w:jc w:val="left"/>
               <w:rPr>
@@ -7789,7 +7695,6 @@
             <w:pPr>
               <w:pStyle w:val="Normal"/>
               <w:widowControl/>
-              <w:suppressAutoHyphens w:val="true"/>
               <w:spacing w:before="0" w:after="120"/>
               <w:jc w:val="left"/>
               <w:rPr>
@@ -7819,7 +7724,6 @@
             <w:pPr>
               <w:pStyle w:val="Normal"/>
               <w:widowControl/>
-              <w:suppressAutoHyphens w:val="true"/>
               <w:spacing w:before="0" w:after="120"/>
               <w:jc w:val="left"/>
               <w:rPr>
@@ -7882,7 +7786,6 @@
             <w:pPr>
               <w:pStyle w:val="Normal"/>
               <w:widowControl/>
-              <w:suppressAutoHyphens w:val="true"/>
               <w:spacing w:before="0" w:after="120"/>
               <w:jc w:val="left"/>
               <w:rPr>
@@ -7917,7 +7820,6 @@
             <w:pPr>
               <w:pStyle w:val="Normal"/>
               <w:widowControl/>
-              <w:suppressAutoHyphens w:val="true"/>
               <w:spacing w:before="0" w:after="120"/>
               <w:jc w:val="left"/>
               <w:rPr>
@@ -7977,7 +7879,6 @@
             <w:pPr>
               <w:pStyle w:val="Normal"/>
               <w:widowControl/>
-              <w:suppressAutoHyphens w:val="true"/>
               <w:spacing w:before="0" w:after="120"/>
               <w:jc w:val="left"/>
               <w:rPr>
@@ -8008,7 +7909,6 @@
             <w:pPr>
               <w:pStyle w:val="Normal"/>
               <w:widowControl/>
-              <w:suppressAutoHyphens w:val="true"/>
               <w:spacing w:before="0" w:after="120"/>
               <w:jc w:val="left"/>
               <w:rPr>
@@ -8039,7 +7939,6 @@
             <w:pPr>
               <w:pStyle w:val="Normal"/>
               <w:widowControl/>
-              <w:suppressAutoHyphens w:val="true"/>
               <w:spacing w:before="0" w:after="120"/>
               <w:jc w:val="left"/>
               <w:rPr>
@@ -8073,7 +7972,6 @@
             <w:pPr>
               <w:pStyle w:val="Normal"/>
               <w:widowControl/>
-              <w:suppressAutoHyphens w:val="true"/>
               <w:spacing w:before="0" w:after="120"/>
               <w:jc w:val="left"/>
               <w:rPr>
@@ -8107,7 +8005,6 @@
             <w:pPr>
               <w:pStyle w:val="Normal"/>
               <w:widowControl/>
-              <w:suppressAutoHyphens w:val="true"/>
               <w:spacing w:before="0" w:after="120"/>
               <w:jc w:val="left"/>
               <w:rPr>
@@ -8156,7 +8053,6 @@
             <w:pPr>
               <w:pStyle w:val="Normal"/>
               <w:widowControl/>
-              <w:suppressAutoHyphens w:val="true"/>
               <w:spacing w:before="0" w:after="120"/>
               <w:jc w:val="left"/>
               <w:rPr>
@@ -8186,7 +8082,6 @@
             <w:pPr>
               <w:pStyle w:val="Normal"/>
               <w:widowControl/>
-              <w:suppressAutoHyphens w:val="true"/>
               <w:spacing w:before="0" w:after="120"/>
               <w:jc w:val="left"/>
               <w:rPr>
@@ -8216,7 +8111,6 @@
             <w:pPr>
               <w:pStyle w:val="Normal"/>
               <w:widowControl/>
-              <w:suppressAutoHyphens w:val="true"/>
               <w:spacing w:before="0" w:after="120"/>
               <w:jc w:val="left"/>
               <w:rPr>
@@ -8260,7 +8154,6 @@
             <w:pPr>
               <w:pStyle w:val="Normal"/>
               <w:widowControl/>
-              <w:suppressAutoHyphens w:val="true"/>
               <w:spacing w:before="0" w:after="120"/>
               <w:jc w:val="left"/>
               <w:rPr>
@@ -8295,7 +8188,6 @@
             <w:pPr>
               <w:pStyle w:val="Normal"/>
               <w:widowControl/>
-              <w:suppressAutoHyphens w:val="true"/>
               <w:spacing w:before="0" w:after="120"/>
               <w:jc w:val="left"/>
               <w:rPr>
@@ -8355,7 +8247,6 @@
             <w:pPr>
               <w:pStyle w:val="Normal"/>
               <w:widowControl/>
-              <w:suppressAutoHyphens w:val="true"/>
               <w:spacing w:before="0" w:after="120"/>
               <w:jc w:val="left"/>
               <w:rPr>
@@ -8386,7 +8277,6 @@
             <w:pPr>
               <w:pStyle w:val="Normal"/>
               <w:widowControl/>
-              <w:suppressAutoHyphens w:val="true"/>
               <w:spacing w:before="0" w:after="120"/>
               <w:jc w:val="left"/>
               <w:rPr>
@@ -8417,7 +8307,6 @@
             <w:pPr>
               <w:pStyle w:val="Normal"/>
               <w:widowControl/>
-              <w:suppressAutoHyphens w:val="true"/>
               <w:spacing w:before="0" w:after="120"/>
               <w:jc w:val="left"/>
               <w:rPr>
@@ -8451,7 +8340,6 @@
             <w:pPr>
               <w:pStyle w:val="Normal"/>
               <w:widowControl/>
-              <w:suppressAutoHyphens w:val="true"/>
               <w:spacing w:before="0" w:after="120"/>
               <w:jc w:val="left"/>
               <w:rPr>
@@ -8485,7 +8373,6 @@
             <w:pPr>
               <w:pStyle w:val="Normal"/>
               <w:widowControl/>
-              <w:suppressAutoHyphens w:val="true"/>
               <w:spacing w:before="0" w:after="120"/>
               <w:jc w:val="left"/>
               <w:rPr>
@@ -8525,7 +8412,6 @@
             <w:pPr>
               <w:pStyle w:val="Normal"/>
               <w:widowControl/>
-              <w:suppressAutoHyphens w:val="true"/>
               <w:spacing w:before="0" w:after="120"/>
               <w:jc w:val="left"/>
               <w:rPr>
@@ -8555,7 +8441,6 @@
             <w:pPr>
               <w:pStyle w:val="Normal"/>
               <w:widowControl/>
-              <w:suppressAutoHyphens w:val="true"/>
               <w:spacing w:before="0" w:after="120"/>
               <w:jc w:val="left"/>
               <w:rPr>
@@ -8585,7 +8470,6 @@
             <w:pPr>
               <w:pStyle w:val="Normal"/>
               <w:widowControl/>
-              <w:suppressAutoHyphens w:val="true"/>
               <w:spacing w:before="0" w:after="120"/>
               <w:jc w:val="left"/>
               <w:rPr>
@@ -8639,7 +8523,6 @@
             <w:pPr>
               <w:pStyle w:val="Normal"/>
               <w:widowControl/>
-              <w:suppressAutoHyphens w:val="true"/>
               <w:spacing w:before="0" w:after="120"/>
               <w:jc w:val="left"/>
               <w:rPr>
@@ -8674,7 +8557,6 @@
             <w:pPr>
               <w:pStyle w:val="Normal"/>
               <w:widowControl/>
-              <w:suppressAutoHyphens w:val="true"/>
               <w:spacing w:before="0" w:after="120"/>
               <w:jc w:val="left"/>
               <w:rPr>
@@ -8706,7 +8588,6 @@
             <w:pPr>
               <w:pStyle w:val="Normal"/>
               <w:widowControl/>
-              <w:suppressAutoHyphens w:val="true"/>
               <w:spacing w:before="0" w:after="120"/>
               <w:jc w:val="left"/>
               <w:rPr>
@@ -8737,7 +8618,6 @@
             <w:pPr>
               <w:pStyle w:val="Normal"/>
               <w:widowControl/>
-              <w:suppressAutoHyphens w:val="true"/>
               <w:spacing w:before="0" w:after="120"/>
               <w:jc w:val="left"/>
               <w:rPr>
@@ -8768,7 +8648,6 @@
             <w:pPr>
               <w:pStyle w:val="Normal"/>
               <w:widowControl/>
-              <w:suppressAutoHyphens w:val="true"/>
               <w:spacing w:before="0" w:after="120"/>
               <w:jc w:val="left"/>
               <w:rPr>
@@ -8801,7 +8680,6 @@
             <w:pPr>
               <w:pStyle w:val="Normal"/>
               <w:widowControl/>
-              <w:suppressAutoHyphens w:val="true"/>
               <w:spacing w:before="0" w:after="120"/>
               <w:jc w:val="left"/>
               <w:rPr>
@@ -8835,7 +8713,6 @@
             <w:pPr>
               <w:pStyle w:val="Normal"/>
               <w:widowControl/>
-              <w:suppressAutoHyphens w:val="true"/>
               <w:spacing w:before="0" w:after="120"/>
               <w:jc w:val="left"/>
               <w:rPr>
@@ -8866,7 +8743,6 @@
             <w:pPr>
               <w:pStyle w:val="Normal"/>
               <w:widowControl/>
-              <w:suppressAutoHyphens w:val="true"/>
               <w:spacing w:before="0" w:after="120"/>
               <w:jc w:val="left"/>
               <w:rPr>
@@ -8896,7 +8772,6 @@
             <w:pPr>
               <w:pStyle w:val="Normal"/>
               <w:widowControl/>
-              <w:suppressAutoHyphens w:val="true"/>
               <w:spacing w:before="0" w:after="120"/>
               <w:jc w:val="left"/>
               <w:rPr>
@@ -8926,7 +8801,6 @@
             <w:pPr>
               <w:pStyle w:val="Normal"/>
               <w:widowControl/>
-              <w:suppressAutoHyphens w:val="true"/>
               <w:spacing w:before="0" w:after="120"/>
               <w:jc w:val="left"/>
               <w:rPr>
@@ -9003,7 +8877,7 @@
         <w:pStyle w:val="Heading1"/>
         <w:rPr/>
       </w:pPr>
-      <w:bookmarkStart w:id="27" w:name="__RefHeading___Toc4011_3747416641"/>
+      <w:bookmarkStart w:id="27" w:name="__RefHeading___Toc3981_4125783686"/>
       <w:bookmarkEnd w:id="27"/>
       <w:r>
         <w:rPr/>
@@ -9015,7 +8889,7 @@
         <w:pStyle w:val="Heading2"/>
         <w:rPr/>
       </w:pPr>
-      <w:bookmarkStart w:id="28" w:name="__RefHeading___Toc4013_3747416641"/>
+      <w:bookmarkStart w:id="28" w:name="__RefHeading___Toc3983_4125783686"/>
       <w:bookmarkEnd w:id="28"/>
       <w:r>
         <w:rPr/>
@@ -9156,7 +9030,7 @@
         <w:pStyle w:val="Heading2"/>
         <w:rPr/>
       </w:pPr>
-      <w:bookmarkStart w:id="29" w:name="__RefHeading___Toc4015_3747416641"/>
+      <w:bookmarkStart w:id="29" w:name="__RefHeading___Toc3985_4125783686"/>
       <w:bookmarkEnd w:id="29"/>
       <w:r>
         <w:rPr/>
@@ -9246,7 +9120,6 @@
             <w:pPr>
               <w:pStyle w:val="Normal"/>
               <w:widowControl/>
-              <w:suppressAutoHyphens w:val="true"/>
               <w:spacing w:before="0" w:after="120"/>
               <w:jc w:val="left"/>
               <w:rPr>
@@ -9282,7 +9155,6 @@
             <w:pPr>
               <w:pStyle w:val="Normal"/>
               <w:widowControl/>
-              <w:suppressAutoHyphens w:val="true"/>
               <w:spacing w:before="0" w:after="120"/>
               <w:jc w:val="left"/>
               <w:rPr>
@@ -9341,7 +9213,6 @@
             <w:pPr>
               <w:pStyle w:val="Normal"/>
               <w:widowControl/>
-              <w:suppressAutoHyphens w:val="true"/>
               <w:spacing w:before="0" w:after="120"/>
               <w:jc w:val="left"/>
               <w:rPr>
@@ -9402,7 +9273,6 @@
             <w:pPr>
               <w:pStyle w:val="Normal"/>
               <w:widowControl/>
-              <w:suppressAutoHyphens w:val="true"/>
               <w:spacing w:before="0" w:after="120"/>
               <w:jc w:val="left"/>
               <w:rPr>
@@ -9437,7 +9307,6 @@
             <w:pPr>
               <w:pStyle w:val="Normal"/>
               <w:widowControl/>
-              <w:suppressAutoHyphens w:val="true"/>
               <w:spacing w:before="0" w:after="120"/>
               <w:jc w:val="left"/>
               <w:rPr>
@@ -9488,7 +9357,6 @@
             <w:pPr>
               <w:pStyle w:val="Normal"/>
               <w:widowControl/>
-              <w:suppressAutoHyphens w:val="true"/>
               <w:spacing w:before="0" w:after="120"/>
               <w:jc w:val="left"/>
               <w:rPr>
@@ -9541,7 +9409,6 @@
             <w:pPr>
               <w:pStyle w:val="Normal"/>
               <w:widowControl/>
-              <w:suppressAutoHyphens w:val="true"/>
               <w:spacing w:before="0" w:after="120"/>
               <w:jc w:val="left"/>
               <w:rPr>
@@ -9598,7 +9465,6 @@
             <w:pPr>
               <w:pStyle w:val="Normal"/>
               <w:widowControl/>
-              <w:suppressAutoHyphens w:val="true"/>
               <w:spacing w:before="0" w:after="120"/>
               <w:jc w:val="left"/>
               <w:rPr>
@@ -9638,7 +9504,6 @@
             <w:pPr>
               <w:pStyle w:val="Normal"/>
               <w:widowControl/>
-              <w:suppressAutoHyphens w:val="true"/>
               <w:spacing w:before="0" w:after="120"/>
               <w:jc w:val="left"/>
               <w:rPr>
@@ -9682,7 +9547,6 @@
             <w:pPr>
               <w:pStyle w:val="Normal"/>
               <w:widowControl/>
-              <w:suppressAutoHyphens w:val="true"/>
               <w:spacing w:before="0" w:after="120"/>
               <w:jc w:val="left"/>
               <w:rPr>
@@ -9717,7 +9581,6 @@
             <w:pPr>
               <w:pStyle w:val="Normal"/>
               <w:widowControl/>
-              <w:suppressAutoHyphens w:val="true"/>
               <w:spacing w:before="0" w:after="120"/>
               <w:jc w:val="left"/>
               <w:rPr>
@@ -9749,7 +9612,6 @@
             <w:pPr>
               <w:pStyle w:val="Normal"/>
               <w:widowControl/>
-              <w:suppressAutoHyphens w:val="true"/>
               <w:spacing w:before="0" w:after="120"/>
               <w:jc w:val="left"/>
               <w:rPr>
@@ -9783,7 +9645,6 @@
             <w:pPr>
               <w:pStyle w:val="Normal"/>
               <w:widowControl/>
-              <w:suppressAutoHyphens w:val="true"/>
               <w:spacing w:before="0" w:after="120"/>
               <w:jc w:val="left"/>
               <w:rPr>
@@ -9817,7 +9678,6 @@
             <w:pPr>
               <w:pStyle w:val="Normal"/>
               <w:widowControl/>
-              <w:suppressAutoHyphens w:val="true"/>
               <w:spacing w:before="0" w:after="120"/>
               <w:jc w:val="left"/>
               <w:rPr>
@@ -9848,7 +9708,6 @@
             <w:pPr>
               <w:pStyle w:val="Normal"/>
               <w:widowControl/>
-              <w:suppressAutoHyphens w:val="true"/>
               <w:spacing w:before="0" w:after="120"/>
               <w:jc w:val="left"/>
               <w:rPr>
@@ -9892,7 +9751,6 @@
             <w:pPr>
               <w:pStyle w:val="Normal"/>
               <w:widowControl/>
-              <w:suppressAutoHyphens w:val="true"/>
               <w:spacing w:before="0" w:after="120"/>
               <w:jc w:val="left"/>
               <w:rPr>
@@ -9927,7 +9785,6 @@
             <w:pPr>
               <w:pStyle w:val="Normal"/>
               <w:widowControl/>
-              <w:suppressAutoHyphens w:val="true"/>
               <w:spacing w:before="0" w:after="120"/>
               <w:jc w:val="left"/>
               <w:rPr>
@@ -9978,7 +9835,6 @@
             <w:pPr>
               <w:pStyle w:val="Normal"/>
               <w:widowControl/>
-              <w:suppressAutoHyphens w:val="true"/>
               <w:spacing w:before="0" w:after="120"/>
               <w:jc w:val="left"/>
               <w:rPr>
@@ -10057,7 +9913,7 @@
         <w:pStyle w:val="Heading2"/>
         <w:rPr/>
       </w:pPr>
-      <w:bookmarkStart w:id="30" w:name="__RefHeading___Toc4017_3747416641"/>
+      <w:bookmarkStart w:id="30" w:name="__RefHeading___Toc3987_4125783686"/>
       <w:bookmarkEnd w:id="30"/>
       <w:r>
         <w:rPr/>
@@ -10170,7 +10026,7 @@
         <w:pStyle w:val="Heading2"/>
         <w:rPr/>
       </w:pPr>
-      <w:bookmarkStart w:id="31" w:name="__RefHeading___Toc4019_3747416641"/>
+      <w:bookmarkStart w:id="31" w:name="__RefHeading___Toc3989_4125783686"/>
       <w:bookmarkEnd w:id="31"/>
       <w:r>
         <w:rPr/>
@@ -10273,7 +10129,7 @@
         <w:pStyle w:val="Heading2"/>
         <w:rPr/>
       </w:pPr>
-      <w:bookmarkStart w:id="32" w:name="__RefHeading___Toc4021_3747416641"/>
+      <w:bookmarkStart w:id="32" w:name="__RefHeading___Toc3991_4125783686"/>
       <w:bookmarkEnd w:id="32"/>
       <w:r>
         <w:rPr/>
@@ -10313,7 +10169,6 @@
             <w:pPr>
               <w:pStyle w:val="Normal"/>
               <w:widowControl/>
-              <w:suppressAutoHyphens w:val="true"/>
               <w:spacing w:before="0" w:after="120"/>
               <w:jc w:val="left"/>
               <w:rPr>
@@ -10349,7 +10204,6 @@
             <w:pPr>
               <w:pStyle w:val="Normal"/>
               <w:widowControl/>
-              <w:suppressAutoHyphens w:val="true"/>
               <w:spacing w:before="0" w:after="120"/>
               <w:jc w:val="left"/>
               <w:rPr>
@@ -10385,7 +10239,6 @@
             <w:pPr>
               <w:pStyle w:val="Normal"/>
               <w:widowControl/>
-              <w:suppressAutoHyphens w:val="true"/>
               <w:spacing w:before="0" w:after="120"/>
               <w:jc w:val="left"/>
               <w:rPr>
@@ -10423,7 +10276,6 @@
             <w:pPr>
               <w:pStyle w:val="Normal"/>
               <w:widowControl/>
-              <w:suppressAutoHyphens w:val="true"/>
               <w:spacing w:before="0" w:after="120"/>
               <w:jc w:val="left"/>
               <w:rPr>
@@ -10459,7 +10311,6 @@
             <w:pPr>
               <w:pStyle w:val="Normal"/>
               <w:widowControl/>
-              <w:suppressAutoHyphens w:val="true"/>
               <w:spacing w:before="0" w:after="120"/>
               <w:jc w:val="left"/>
               <w:rPr>
@@ -10490,7 +10341,6 @@
             <w:pPr>
               <w:pStyle w:val="Normal"/>
               <w:widowControl/>
-              <w:suppressAutoHyphens w:val="true"/>
               <w:spacing w:before="0" w:after="120"/>
               <w:jc w:val="left"/>
               <w:rPr>
@@ -10523,7 +10373,6 @@
             <w:pPr>
               <w:pStyle w:val="Normal"/>
               <w:widowControl/>
-              <w:suppressAutoHyphens w:val="true"/>
               <w:spacing w:before="0" w:after="120"/>
               <w:jc w:val="left"/>
               <w:rPr>
@@ -10558,7 +10407,6 @@
             <w:pPr>
               <w:pStyle w:val="Normal"/>
               <w:widowControl/>
-              <w:suppressAutoHyphens w:val="true"/>
               <w:spacing w:before="0" w:after="120"/>
               <w:jc w:val="left"/>
               <w:rPr>
@@ -10588,7 +10436,6 @@
             <w:pPr>
               <w:pStyle w:val="Normal"/>
               <w:widowControl/>
-              <w:suppressAutoHyphens w:val="true"/>
               <w:spacing w:before="0" w:after="120"/>
               <w:jc w:val="left"/>
               <w:rPr>
@@ -10622,7 +10469,6 @@
             <w:pPr>
               <w:pStyle w:val="Normal"/>
               <w:widowControl/>
-              <w:suppressAutoHyphens w:val="true"/>
               <w:spacing w:before="0" w:after="120"/>
               <w:jc w:val="left"/>
               <w:rPr>
@@ -10658,7 +10504,6 @@
             <w:pPr>
               <w:pStyle w:val="Normal"/>
               <w:widowControl/>
-              <w:suppressAutoHyphens w:val="true"/>
               <w:spacing w:before="0" w:after="120"/>
               <w:jc w:val="left"/>
               <w:rPr>
@@ -10689,7 +10534,6 @@
             <w:pPr>
               <w:pStyle w:val="Normal"/>
               <w:widowControl/>
-              <w:suppressAutoHyphens w:val="true"/>
               <w:spacing w:before="0" w:after="120"/>
               <w:jc w:val="left"/>
               <w:rPr>
@@ -10748,7 +10592,7 @@
         <w:pStyle w:val="Heading2"/>
         <w:rPr/>
       </w:pPr>
-      <w:bookmarkStart w:id="33" w:name="__RefHeading___Toc4023_3747416641"/>
+      <w:bookmarkStart w:id="33" w:name="__RefHeading___Toc3993_4125783686"/>
       <w:bookmarkEnd w:id="33"/>
       <w:r>
         <w:rPr/>
@@ -11016,7 +10860,7 @@
         <w:pStyle w:val="Heading2"/>
         <w:rPr/>
       </w:pPr>
-      <w:bookmarkStart w:id="34" w:name="__RefHeading___Toc4025_3747416641"/>
+      <w:bookmarkStart w:id="34" w:name="__RefHeading___Toc3995_4125783686"/>
       <w:bookmarkEnd w:id="34"/>
       <w:r>
         <w:rPr/>
@@ -11056,7 +10900,6 @@
             <w:pPr>
               <w:pStyle w:val="Normal"/>
               <w:widowControl/>
-              <w:suppressAutoHyphens w:val="true"/>
               <w:spacing w:before="0" w:after="120"/>
               <w:jc w:val="left"/>
               <w:rPr>
@@ -11092,7 +10935,6 @@
             <w:pPr>
               <w:pStyle w:val="Normal"/>
               <w:widowControl/>
-              <w:suppressAutoHyphens w:val="true"/>
               <w:spacing w:before="0" w:after="120"/>
               <w:jc w:val="left"/>
               <w:rPr>
@@ -11128,7 +10970,6 @@
             <w:pPr>
               <w:pStyle w:val="Normal"/>
               <w:widowControl/>
-              <w:suppressAutoHyphens w:val="true"/>
               <w:spacing w:before="0" w:after="120"/>
               <w:jc w:val="left"/>
               <w:rPr>
@@ -11166,7 +11007,6 @@
             <w:pPr>
               <w:pStyle w:val="Normal"/>
               <w:widowControl/>
-              <w:suppressAutoHyphens w:val="true"/>
               <w:spacing w:before="0" w:after="120"/>
               <w:jc w:val="left"/>
               <w:rPr>
@@ -11202,7 +11042,6 @@
             <w:pPr>
               <w:pStyle w:val="Normal"/>
               <w:widowControl/>
-              <w:suppressAutoHyphens w:val="true"/>
               <w:spacing w:before="0" w:after="120"/>
               <w:jc w:val="left"/>
               <w:rPr>
@@ -11233,7 +11072,6 @@
             <w:pPr>
               <w:pStyle w:val="Normal"/>
               <w:widowControl/>
-              <w:suppressAutoHyphens w:val="true"/>
               <w:spacing w:before="0" w:after="120"/>
               <w:jc w:val="left"/>
               <w:rPr>
@@ -11267,7 +11105,6 @@
             <w:pPr>
               <w:pStyle w:val="Normal"/>
               <w:widowControl/>
-              <w:suppressAutoHyphens w:val="true"/>
               <w:spacing w:before="0" w:after="120"/>
               <w:jc w:val="left"/>
               <w:rPr>
@@ -11302,7 +11139,6 @@
             <w:pPr>
               <w:pStyle w:val="Normal"/>
               <w:widowControl/>
-              <w:suppressAutoHyphens w:val="true"/>
               <w:spacing w:before="0" w:after="120"/>
               <w:jc w:val="left"/>
               <w:rPr>
@@ -11332,7 +11168,6 @@
             <w:pPr>
               <w:pStyle w:val="Normal"/>
               <w:widowControl/>
-              <w:suppressAutoHyphens w:val="true"/>
               <w:spacing w:before="0" w:after="120"/>
               <w:jc w:val="left"/>
               <w:rPr>
@@ -11367,7 +11202,6 @@
             <w:pPr>
               <w:pStyle w:val="Normal"/>
               <w:widowControl/>
-              <w:suppressAutoHyphens w:val="true"/>
               <w:spacing w:before="0" w:after="120"/>
               <w:jc w:val="left"/>
               <w:rPr>
@@ -11403,7 +11237,6 @@
             <w:pPr>
               <w:pStyle w:val="Normal"/>
               <w:widowControl/>
-              <w:suppressAutoHyphens w:val="true"/>
               <w:spacing w:before="0" w:after="120"/>
               <w:jc w:val="left"/>
               <w:rPr>
@@ -11434,7 +11267,6 @@
             <w:pPr>
               <w:pStyle w:val="Normal"/>
               <w:widowControl/>
-              <w:suppressAutoHyphens w:val="true"/>
               <w:spacing w:before="0" w:after="120"/>
               <w:jc w:val="left"/>
               <w:rPr>
@@ -11468,7 +11300,6 @@
             <w:pPr>
               <w:pStyle w:val="Normal"/>
               <w:widowControl/>
-              <w:suppressAutoHyphens w:val="true"/>
               <w:spacing w:before="0" w:after="120"/>
               <w:jc w:val="left"/>
               <w:rPr>
@@ -11514,7 +11345,6 @@
             <w:pPr>
               <w:pStyle w:val="Normal"/>
               <w:widowControl/>
-              <w:suppressAutoHyphens w:val="true"/>
               <w:spacing w:before="0" w:after="120"/>
               <w:jc w:val="left"/>
               <w:rPr>
@@ -11544,7 +11374,6 @@
             <w:pPr>
               <w:pStyle w:val="Normal"/>
               <w:widowControl/>
-              <w:suppressAutoHyphens w:val="true"/>
               <w:spacing w:before="0" w:after="120"/>
               <w:jc w:val="left"/>
               <w:rPr>
@@ -11579,7 +11408,6 @@
             <w:pPr>
               <w:pStyle w:val="Normal"/>
               <w:widowControl/>
-              <w:suppressAutoHyphens w:val="true"/>
               <w:spacing w:before="0" w:after="120"/>
               <w:jc w:val="left"/>
               <w:rPr>
@@ -11615,7 +11443,6 @@
             <w:pPr>
               <w:pStyle w:val="Normal"/>
               <w:widowControl/>
-              <w:suppressAutoHyphens w:val="true"/>
               <w:spacing w:before="0" w:after="120"/>
               <w:jc w:val="left"/>
               <w:rPr>
@@ -11646,7 +11473,6 @@
             <w:pPr>
               <w:pStyle w:val="Normal"/>
               <w:widowControl/>
-              <w:suppressAutoHyphens w:val="true"/>
               <w:spacing w:before="0" w:after="120"/>
               <w:jc w:val="left"/>
               <w:rPr>
@@ -11680,7 +11506,6 @@
             <w:pPr>
               <w:pStyle w:val="Normal"/>
               <w:widowControl/>
-              <w:suppressAutoHyphens w:val="true"/>
               <w:spacing w:before="0" w:after="120"/>
               <w:jc w:val="left"/>
               <w:rPr>
@@ -11715,7 +11540,6 @@
             <w:pPr>
               <w:pStyle w:val="Normal"/>
               <w:widowControl/>
-              <w:suppressAutoHyphens w:val="true"/>
               <w:spacing w:before="0" w:after="120"/>
               <w:jc w:val="left"/>
               <w:rPr>
@@ -11764,7 +11588,6 @@
             <w:pPr>
               <w:pStyle w:val="Normal"/>
               <w:widowControl/>
-              <w:suppressAutoHyphens w:val="true"/>
               <w:spacing w:before="0" w:after="120"/>
               <w:jc w:val="left"/>
               <w:rPr>
@@ -11799,7 +11622,6 @@
             <w:pPr>
               <w:pStyle w:val="Normal"/>
               <w:widowControl/>
-              <w:suppressAutoHyphens w:val="true"/>
               <w:spacing w:before="0" w:after="120"/>
               <w:jc w:val="left"/>
               <w:rPr>
@@ -11835,7 +11657,6 @@
             <w:pPr>
               <w:pStyle w:val="Normal"/>
               <w:widowControl/>
-              <w:suppressAutoHyphens w:val="true"/>
               <w:spacing w:before="0" w:after="120"/>
               <w:jc w:val="left"/>
               <w:rPr>
@@ -11866,7 +11687,6 @@
             <w:pPr>
               <w:pStyle w:val="Normal"/>
               <w:widowControl/>
-              <w:suppressAutoHyphens w:val="true"/>
               <w:spacing w:before="0" w:after="120"/>
               <w:jc w:val="left"/>
               <w:rPr>
@@ -11900,7 +11720,6 @@
             <w:pPr>
               <w:pStyle w:val="Normal"/>
               <w:widowControl/>
-              <w:suppressAutoHyphens w:val="true"/>
               <w:spacing w:before="0" w:after="120"/>
               <w:jc w:val="left"/>
               <w:rPr>
@@ -11935,7 +11754,6 @@
             <w:pPr>
               <w:pStyle w:val="Normal"/>
               <w:widowControl/>
-              <w:suppressAutoHyphens w:val="true"/>
               <w:spacing w:before="0" w:after="120"/>
               <w:jc w:val="left"/>
               <w:rPr>
@@ -11965,7 +11783,6 @@
             <w:pPr>
               <w:pStyle w:val="Normal"/>
               <w:widowControl/>
-              <w:suppressAutoHyphens w:val="true"/>
               <w:spacing w:before="0" w:after="120"/>
               <w:jc w:val="left"/>
               <w:rPr>
@@ -12000,7 +11817,6 @@
             <w:pPr>
               <w:pStyle w:val="Normal"/>
               <w:widowControl/>
-              <w:suppressAutoHyphens w:val="true"/>
               <w:spacing w:before="0" w:after="120"/>
               <w:jc w:val="left"/>
               <w:rPr>
@@ -12036,7 +11852,6 @@
             <w:pPr>
               <w:pStyle w:val="Normal"/>
               <w:widowControl/>
-              <w:suppressAutoHyphens w:val="true"/>
               <w:spacing w:before="0" w:after="120"/>
               <w:jc w:val="left"/>
               <w:rPr>
@@ -12067,7 +11882,6 @@
             <w:pPr>
               <w:pStyle w:val="Normal"/>
               <w:widowControl/>
-              <w:suppressAutoHyphens w:val="true"/>
               <w:spacing w:before="0" w:after="120"/>
               <w:jc w:val="left"/>
               <w:rPr>
@@ -12126,7 +11940,7 @@
         <w:pStyle w:val="Heading2"/>
         <w:rPr/>
       </w:pPr>
-      <w:bookmarkStart w:id="35" w:name="__RefHeading___Toc4027_3747416641"/>
+      <w:bookmarkStart w:id="35" w:name="__RefHeading___Toc3997_4125783686"/>
       <w:bookmarkEnd w:id="35"/>
       <w:r>
         <w:rPr/>
@@ -12165,7 +11979,6 @@
             <w:pPr>
               <w:pStyle w:val="Normal"/>
               <w:widowControl/>
-              <w:suppressAutoHyphens w:val="true"/>
               <w:spacing w:before="0" w:after="120"/>
               <w:jc w:val="left"/>
               <w:rPr>
@@ -12201,7 +12014,6 @@
             <w:pPr>
               <w:pStyle w:val="Normal"/>
               <w:widowControl/>
-              <w:suppressAutoHyphens w:val="true"/>
               <w:spacing w:before="0" w:after="120"/>
               <w:jc w:val="left"/>
               <w:rPr>
@@ -12239,7 +12051,6 @@
             <w:pPr>
               <w:pStyle w:val="Normal"/>
               <w:widowControl/>
-              <w:suppressAutoHyphens w:val="true"/>
               <w:spacing w:before="0" w:after="120"/>
               <w:jc w:val="left"/>
               <w:rPr>
@@ -12274,7 +12085,6 @@
             <w:pPr>
               <w:pStyle w:val="Normal"/>
               <w:widowControl/>
-              <w:suppressAutoHyphens w:val="true"/>
               <w:spacing w:before="0" w:after="120"/>
               <w:jc w:val="left"/>
               <w:rPr>
@@ -12326,7 +12136,6 @@
             <w:pPr>
               <w:pStyle w:val="Normal"/>
               <w:widowControl/>
-              <w:suppressAutoHyphens w:val="true"/>
               <w:spacing w:before="0" w:after="120"/>
               <w:jc w:val="left"/>
               <w:rPr>
@@ -12360,7 +12169,6 @@
             <w:pPr>
               <w:pStyle w:val="Normal"/>
               <w:widowControl/>
-              <w:suppressAutoHyphens w:val="true"/>
               <w:spacing w:before="0" w:after="120"/>
               <w:jc w:val="left"/>
               <w:rPr>
@@ -12394,7 +12202,6 @@
             <w:pPr>
               <w:pStyle w:val="Normal"/>
               <w:widowControl/>
-              <w:suppressAutoHyphens w:val="true"/>
               <w:spacing w:before="0" w:after="120"/>
               <w:jc w:val="left"/>
               <w:rPr>
@@ -12429,7 +12236,6 @@
             <w:pPr>
               <w:pStyle w:val="Normal"/>
               <w:widowControl/>
-              <w:suppressAutoHyphens w:val="true"/>
               <w:spacing w:before="0" w:after="120"/>
               <w:jc w:val="left"/>
               <w:rPr>
@@ -12462,7 +12268,6 @@
             <w:pPr>
               <w:pStyle w:val="Normal"/>
               <w:widowControl/>
-              <w:suppressAutoHyphens w:val="true"/>
               <w:spacing w:before="0" w:after="120"/>
               <w:jc w:val="left"/>
               <w:rPr>
@@ -12496,7 +12301,6 @@
             <w:pPr>
               <w:pStyle w:val="Normal"/>
               <w:widowControl/>
-              <w:suppressAutoHyphens w:val="true"/>
               <w:spacing w:before="0" w:after="120"/>
               <w:jc w:val="left"/>
               <w:rPr>
@@ -12585,7 +12389,7 @@
         <w:pStyle w:val="Heading2"/>
         <w:rPr/>
       </w:pPr>
-      <w:bookmarkStart w:id="36" w:name="__RefHeading___Toc4029_3747416641"/>
+      <w:bookmarkStart w:id="36" w:name="__RefHeading___Toc3999_4125783686"/>
       <w:bookmarkEnd w:id="36"/>
       <w:r>
         <w:rPr/>
@@ -12625,7 +12429,6 @@
             <w:pPr>
               <w:pStyle w:val="Normal"/>
               <w:widowControl/>
-              <w:suppressAutoHyphens w:val="true"/>
               <w:spacing w:before="0" w:after="120"/>
               <w:jc w:val="left"/>
               <w:rPr>
@@ -12661,7 +12464,6 @@
             <w:pPr>
               <w:pStyle w:val="Normal"/>
               <w:widowControl/>
-              <w:suppressAutoHyphens w:val="true"/>
               <w:spacing w:before="0" w:after="120"/>
               <w:jc w:val="left"/>
               <w:rPr>
@@ -12697,7 +12499,6 @@
             <w:pPr>
               <w:pStyle w:val="Normal"/>
               <w:widowControl/>
-              <w:suppressAutoHyphens w:val="true"/>
               <w:spacing w:before="0" w:after="120"/>
               <w:jc w:val="left"/>
               <w:rPr>
@@ -12735,7 +12536,6 @@
             <w:pPr>
               <w:pStyle w:val="Normal"/>
               <w:widowControl/>
-              <w:suppressAutoHyphens w:val="true"/>
               <w:spacing w:before="0" w:after="120"/>
               <w:jc w:val="left"/>
               <w:rPr>
@@ -12771,7 +12571,6 @@
             <w:pPr>
               <w:pStyle w:val="Normal"/>
               <w:widowControl/>
-              <w:suppressAutoHyphens w:val="true"/>
               <w:spacing w:before="0" w:after="120"/>
               <w:jc w:val="left"/>
               <w:rPr>
@@ -12802,7 +12601,6 @@
             <w:pPr>
               <w:pStyle w:val="Normal"/>
               <w:widowControl/>
-              <w:suppressAutoHyphens w:val="true"/>
               <w:spacing w:before="0" w:after="120"/>
               <w:jc w:val="left"/>
               <w:rPr>
@@ -12836,7 +12634,6 @@
             <w:pPr>
               <w:pStyle w:val="Normal"/>
               <w:widowControl/>
-              <w:suppressAutoHyphens w:val="true"/>
               <w:spacing w:before="0" w:after="120"/>
               <w:jc w:val="left"/>
               <w:rPr>
@@ -12871,7 +12668,6 @@
             <w:pPr>
               <w:pStyle w:val="Normal"/>
               <w:widowControl/>
-              <w:suppressAutoHyphens w:val="true"/>
               <w:spacing w:before="0" w:after="120"/>
               <w:jc w:val="left"/>
               <w:rPr>
@@ -12901,7 +12697,6 @@
             <w:pPr>
               <w:pStyle w:val="Normal"/>
               <w:widowControl/>
-              <w:suppressAutoHyphens w:val="true"/>
               <w:spacing w:before="0" w:after="120"/>
               <w:jc w:val="left"/>
               <w:rPr>
@@ -12936,7 +12731,6 @@
             <w:pPr>
               <w:pStyle w:val="Normal"/>
               <w:widowControl/>
-              <w:suppressAutoHyphens w:val="true"/>
               <w:spacing w:before="0" w:after="120"/>
               <w:jc w:val="left"/>
               <w:rPr>
@@ -12995,7 +12789,6 @@
             <w:pPr>
               <w:pStyle w:val="Normal"/>
               <w:widowControl/>
-              <w:suppressAutoHyphens w:val="true"/>
               <w:spacing w:before="0" w:after="120"/>
               <w:jc w:val="left"/>
               <w:rPr>
@@ -13026,7 +12819,6 @@
             <w:pPr>
               <w:pStyle w:val="Normal"/>
               <w:widowControl/>
-              <w:suppressAutoHyphens w:val="true"/>
               <w:spacing w:before="0" w:after="120"/>
               <w:jc w:val="left"/>
               <w:rPr>
@@ -13060,7 +12852,6 @@
             <w:pPr>
               <w:pStyle w:val="Normal"/>
               <w:widowControl/>
-              <w:suppressAutoHyphens w:val="true"/>
               <w:spacing w:before="0" w:after="120"/>
               <w:jc w:val="left"/>
               <w:rPr>
@@ -13095,7 +12886,6 @@
             <w:pPr>
               <w:pStyle w:val="Normal"/>
               <w:widowControl/>
-              <w:suppressAutoHyphens w:val="true"/>
               <w:spacing w:before="0" w:after="120"/>
               <w:jc w:val="left"/>
               <w:rPr>
@@ -13125,7 +12915,6 @@
             <w:pPr>
               <w:pStyle w:val="Normal"/>
               <w:widowControl/>
-              <w:suppressAutoHyphens w:val="true"/>
               <w:spacing w:before="0" w:after="120"/>
               <w:jc w:val="left"/>
               <w:rPr>
@@ -13160,7 +12949,6 @@
             <w:pPr>
               <w:pStyle w:val="Normal"/>
               <w:widowControl/>
-              <w:suppressAutoHyphens w:val="true"/>
               <w:spacing w:before="0" w:after="120"/>
               <w:jc w:val="left"/>
               <w:rPr>
@@ -13196,7 +12984,6 @@
             <w:pPr>
               <w:pStyle w:val="Normal"/>
               <w:widowControl/>
-              <w:suppressAutoHyphens w:val="true"/>
               <w:spacing w:before="0" w:after="120"/>
               <w:jc w:val="left"/>
               <w:rPr>
@@ -13227,7 +13014,6 @@
             <w:pPr>
               <w:pStyle w:val="Normal"/>
               <w:widowControl/>
-              <w:suppressAutoHyphens w:val="true"/>
               <w:spacing w:before="0" w:after="120"/>
               <w:jc w:val="left"/>
               <w:rPr>
@@ -13261,7 +13047,6 @@
             <w:pPr>
               <w:pStyle w:val="Normal"/>
               <w:widowControl/>
-              <w:suppressAutoHyphens w:val="true"/>
               <w:spacing w:before="0" w:after="120"/>
               <w:jc w:val="left"/>
               <w:rPr>
@@ -13296,7 +13081,6 @@
             <w:pPr>
               <w:pStyle w:val="Normal"/>
               <w:widowControl/>
-              <w:suppressAutoHyphens w:val="true"/>
               <w:spacing w:before="0" w:after="120"/>
               <w:jc w:val="left"/>
               <w:rPr>
@@ -13326,7 +13110,6 @@
             <w:pPr>
               <w:pStyle w:val="Normal"/>
               <w:widowControl/>
-              <w:suppressAutoHyphens w:val="true"/>
               <w:spacing w:before="0" w:after="120"/>
               <w:jc w:val="left"/>
               <w:rPr>
@@ -13375,7 +13158,7 @@
         <w:pStyle w:val="Heading2"/>
         <w:rPr/>
       </w:pPr>
-      <w:bookmarkStart w:id="37" w:name="__RefHeading___Toc4031_3747416641"/>
+      <w:bookmarkStart w:id="37" w:name="__RefHeading___Toc4001_4125783686"/>
       <w:bookmarkEnd w:id="37"/>
       <w:r>
         <w:rPr/>
@@ -13415,7 +13198,6 @@
             <w:pPr>
               <w:pStyle w:val="Normal"/>
               <w:widowControl/>
-              <w:suppressAutoHyphens w:val="true"/>
               <w:spacing w:before="0" w:after="120"/>
               <w:jc w:val="left"/>
               <w:rPr>
@@ -13451,7 +13233,6 @@
             <w:pPr>
               <w:pStyle w:val="Normal"/>
               <w:widowControl/>
-              <w:suppressAutoHyphens w:val="true"/>
               <w:spacing w:before="0" w:after="120"/>
               <w:jc w:val="left"/>
               <w:rPr>
@@ -13487,7 +13268,6 @@
             <w:pPr>
               <w:pStyle w:val="Normal"/>
               <w:widowControl/>
-              <w:suppressAutoHyphens w:val="true"/>
               <w:spacing w:before="0" w:after="120"/>
               <w:jc w:val="left"/>
               <w:rPr>
@@ -13525,7 +13305,6 @@
             <w:pPr>
               <w:pStyle w:val="Normal"/>
               <w:widowControl/>
-              <w:suppressAutoHyphens w:val="true"/>
               <w:spacing w:before="0" w:after="120"/>
               <w:jc w:val="left"/>
               <w:rPr>
@@ -13560,7 +13339,6 @@
             <w:pPr>
               <w:pStyle w:val="Normal"/>
               <w:widowControl/>
-              <w:suppressAutoHyphens w:val="true"/>
               <w:spacing w:before="0" w:after="120"/>
               <w:jc w:val="left"/>
               <w:rPr>
@@ -13591,7 +13369,6 @@
             <w:pPr>
               <w:pStyle w:val="Normal"/>
               <w:widowControl/>
-              <w:suppressAutoHyphens w:val="true"/>
               <w:spacing w:before="0" w:after="120"/>
               <w:jc w:val="left"/>
               <w:rPr>
@@ -13643,7 +13420,6 @@
             <w:pPr>
               <w:pStyle w:val="Normal"/>
               <w:widowControl/>
-              <w:suppressAutoHyphens w:val="true"/>
               <w:spacing w:before="0" w:after="120"/>
               <w:jc w:val="left"/>
               <w:rPr>
@@ -13677,7 +13453,6 @@
             <w:pPr>
               <w:pStyle w:val="Normal"/>
               <w:widowControl/>
-              <w:suppressAutoHyphens w:val="true"/>
               <w:spacing w:before="0" w:after="120"/>
               <w:jc w:val="left"/>
               <w:rPr>
@@ -13707,7 +13482,6 @@
             <w:pPr>
               <w:pStyle w:val="Normal"/>
               <w:widowControl/>
-              <w:suppressAutoHyphens w:val="true"/>
               <w:spacing w:before="0" w:after="120"/>
               <w:jc w:val="left"/>
               <w:rPr>
@@ -13779,7 +13553,6 @@
             <w:pPr>
               <w:pStyle w:val="Normal"/>
               <w:widowControl/>
-              <w:suppressAutoHyphens w:val="true"/>
               <w:spacing w:before="0" w:after="120"/>
               <w:jc w:val="left"/>
               <w:rPr>
@@ -13814,7 +13587,6 @@
             <w:pPr>
               <w:pStyle w:val="Normal"/>
               <w:widowControl/>
-              <w:suppressAutoHyphens w:val="true"/>
               <w:spacing w:before="0" w:after="120"/>
               <w:jc w:val="left"/>
               <w:rPr>
@@ -13864,7 +13636,6 @@
             <w:pPr>
               <w:pStyle w:val="Normal"/>
               <w:widowControl/>
-              <w:suppressAutoHyphens w:val="true"/>
               <w:spacing w:before="0" w:after="120"/>
               <w:jc w:val="left"/>
               <w:rPr>
@@ -13954,7 +13725,6 @@
             <w:pPr>
               <w:pStyle w:val="Normal"/>
               <w:widowControl/>
-              <w:suppressAutoHyphens w:val="true"/>
               <w:spacing w:before="0" w:after="120"/>
               <w:jc w:val="left"/>
               <w:rPr>
@@ -13988,7 +13758,6 @@
             <w:pPr>
               <w:pStyle w:val="Normal"/>
               <w:widowControl/>
-              <w:suppressAutoHyphens w:val="true"/>
               <w:spacing w:before="0" w:after="120"/>
               <w:jc w:val="left"/>
               <w:rPr>
@@ -14037,7 +13806,6 @@
             <w:pPr>
               <w:pStyle w:val="Normal"/>
               <w:widowControl/>
-              <w:suppressAutoHyphens w:val="true"/>
               <w:spacing w:before="0" w:after="120"/>
               <w:jc w:val="left"/>
               <w:rPr>
@@ -14103,7 +13871,7 @@
         <w:pStyle w:val="Heading2"/>
         <w:rPr/>
       </w:pPr>
-      <w:bookmarkStart w:id="38" w:name="__RefHeading___Toc4033_3747416641"/>
+      <w:bookmarkStart w:id="38" w:name="__RefHeading___Toc4003_4125783686"/>
       <w:bookmarkEnd w:id="38"/>
       <w:r>
         <w:rPr/>
@@ -14142,7 +13910,6 @@
             <w:pPr>
               <w:pStyle w:val="Normal"/>
               <w:widowControl/>
-              <w:suppressAutoHyphens w:val="true"/>
               <w:spacing w:before="0" w:after="120"/>
               <w:jc w:val="left"/>
               <w:rPr>
@@ -14178,7 +13945,6 @@
             <w:pPr>
               <w:pStyle w:val="Normal"/>
               <w:widowControl/>
-              <w:suppressAutoHyphens w:val="true"/>
               <w:spacing w:before="0" w:after="120"/>
               <w:jc w:val="left"/>
               <w:rPr>
@@ -14216,7 +13982,6 @@
             <w:pPr>
               <w:pStyle w:val="Normal"/>
               <w:widowControl/>
-              <w:suppressAutoHyphens w:val="true"/>
               <w:spacing w:before="0" w:after="120"/>
               <w:jc w:val="left"/>
               <w:rPr>
@@ -14274,7 +14039,6 @@
             <w:pPr>
               <w:pStyle w:val="Normal"/>
               <w:widowControl/>
-              <w:suppressAutoHyphens w:val="true"/>
               <w:spacing w:before="0" w:after="120"/>
               <w:jc w:val="left"/>
               <w:rPr>
@@ -14307,7 +14071,6 @@
             <w:pPr>
               <w:pStyle w:val="Normal"/>
               <w:widowControl/>
-              <w:suppressAutoHyphens w:val="true"/>
               <w:spacing w:before="0" w:after="120"/>
               <w:jc w:val="left"/>
               <w:rPr>
@@ -14341,7 +14104,6 @@
             <w:pPr>
               <w:pStyle w:val="Normal"/>
               <w:widowControl/>
-              <w:suppressAutoHyphens w:val="true"/>
               <w:spacing w:before="0" w:after="120"/>
               <w:jc w:val="left"/>
               <w:rPr>
@@ -14375,7 +14137,6 @@
             <w:pPr>
               <w:pStyle w:val="Normal"/>
               <w:widowControl/>
-              <w:suppressAutoHyphens w:val="true"/>
               <w:spacing w:before="0" w:after="120"/>
               <w:jc w:val="left"/>
               <w:rPr>
@@ -14433,7 +14194,6 @@
             <w:pPr>
               <w:pStyle w:val="Normal"/>
               <w:widowControl/>
-              <w:suppressAutoHyphens w:val="true"/>
               <w:spacing w:before="0" w:after="120"/>
               <w:jc w:val="left"/>
               <w:rPr>
@@ -14522,7 +14282,7 @@
         <w:pStyle w:val="Heading1"/>
         <w:rPr/>
       </w:pPr>
-      <w:bookmarkStart w:id="39" w:name="__RefHeading___Toc4035_3747416641"/>
+      <w:bookmarkStart w:id="39" w:name="__RefHeading___Toc4005_4125783686"/>
       <w:bookmarkEnd w:id="39"/>
       <w:r>
         <w:rPr/>
@@ -14534,7 +14294,7 @@
         <w:pStyle w:val="Heading2"/>
         <w:rPr/>
       </w:pPr>
-      <w:bookmarkStart w:id="40" w:name="__RefHeading___Toc4037_3747416641"/>
+      <w:bookmarkStart w:id="40" w:name="__RefHeading___Toc4007_4125783686"/>
       <w:bookmarkEnd w:id="40"/>
       <w:r>
         <w:rPr/>
@@ -14726,7 +14486,7 @@
         <w:pStyle w:val="Heading2"/>
         <w:rPr/>
       </w:pPr>
-      <w:bookmarkStart w:id="41" w:name="__RefHeading___Toc4039_3747416641"/>
+      <w:bookmarkStart w:id="41" w:name="__RefHeading___Toc4009_4125783686"/>
       <w:bookmarkEnd w:id="41"/>
       <w:r>
         <w:rPr/>
@@ -14897,7 +14657,7 @@
         <w:pStyle w:val="Heading2"/>
         <w:rPr/>
       </w:pPr>
-      <w:bookmarkStart w:id="42" w:name="__RefHeading___Toc4041_3747416641"/>
+      <w:bookmarkStart w:id="42" w:name="__RefHeading___Toc4011_4125783686"/>
       <w:bookmarkEnd w:id="42"/>
       <w:r>
         <w:rPr/>
@@ -14988,7 +14748,7 @@
         <w:pStyle w:val="Heading2"/>
         <w:rPr/>
       </w:pPr>
-      <w:bookmarkStart w:id="43" w:name="__RefHeading___Toc4043_3747416641"/>
+      <w:bookmarkStart w:id="43" w:name="__RefHeading___Toc4013_4125783686"/>
       <w:bookmarkEnd w:id="43"/>
       <w:r>
         <w:rPr/>
@@ -15020,7 +14780,7 @@
         <w:pStyle w:val="Heading1"/>
         <w:rPr/>
       </w:pPr>
-      <w:bookmarkStart w:id="44" w:name="__RefHeading___Toc4045_3747416641"/>
+      <w:bookmarkStart w:id="44" w:name="__RefHeading___Toc4015_4125783686"/>
       <w:bookmarkEnd w:id="44"/>
       <w:r>
         <w:rPr/>
@@ -15032,7 +14792,7 @@
         <w:pStyle w:val="Heading2"/>
         <w:rPr/>
       </w:pPr>
-      <w:bookmarkStart w:id="45" w:name="__RefHeading___Toc4047_3747416641"/>
+      <w:bookmarkStart w:id="45" w:name="__RefHeading___Toc4017_4125783686"/>
       <w:bookmarkEnd w:id="45"/>
       <w:r>
         <w:rPr/>
@@ -15071,7 +14831,6 @@
             <w:pPr>
               <w:pStyle w:val="Normal"/>
               <w:widowControl/>
-              <w:suppressAutoHyphens w:val="true"/>
               <w:spacing w:before="0" w:after="120"/>
               <w:jc w:val="left"/>
               <w:rPr>
@@ -15107,7 +14866,6 @@
             <w:pPr>
               <w:pStyle w:val="Normal"/>
               <w:widowControl/>
-              <w:suppressAutoHyphens w:val="true"/>
               <w:spacing w:before="0" w:after="120"/>
               <w:jc w:val="left"/>
               <w:rPr>
@@ -15145,7 +14903,6 @@
             <w:pPr>
               <w:pStyle w:val="Normal"/>
               <w:widowControl/>
-              <w:suppressAutoHyphens w:val="true"/>
               <w:spacing w:before="0" w:after="120"/>
               <w:jc w:val="left"/>
               <w:rPr>
@@ -15180,7 +14937,6 @@
             <w:pPr>
               <w:pStyle w:val="Normal"/>
               <w:widowControl/>
-              <w:suppressAutoHyphens w:val="true"/>
               <w:spacing w:before="0" w:after="120"/>
               <w:jc w:val="left"/>
               <w:rPr>
@@ -15251,7 +15007,6 @@
             <w:pPr>
               <w:pStyle w:val="Normal"/>
               <w:widowControl/>
-              <w:suppressAutoHyphens w:val="true"/>
               <w:spacing w:before="0" w:after="120"/>
               <w:jc w:val="left"/>
               <w:rPr>
@@ -15285,7 +15040,6 @@
             <w:pPr>
               <w:pStyle w:val="Normal"/>
               <w:widowControl/>
-              <w:suppressAutoHyphens w:val="true"/>
               <w:spacing w:before="0" w:after="120"/>
               <w:jc w:val="left"/>
               <w:rPr>
@@ -15319,7 +15073,6 @@
             <w:pPr>
               <w:pStyle w:val="Normal"/>
               <w:widowControl/>
-              <w:suppressAutoHyphens w:val="true"/>
               <w:spacing w:before="0" w:after="120"/>
               <w:jc w:val="left"/>
               <w:rPr>
@@ -15354,7 +15107,6 @@
             <w:pPr>
               <w:pStyle w:val="Normal"/>
               <w:widowControl/>
-              <w:suppressAutoHyphens w:val="true"/>
               <w:spacing w:before="0" w:after="120"/>
               <w:jc w:val="left"/>
               <w:rPr>
@@ -15406,7 +15158,6 @@
             <w:pPr>
               <w:pStyle w:val="Normal"/>
               <w:widowControl/>
-              <w:suppressAutoHyphens w:val="true"/>
               <w:spacing w:before="0" w:after="120"/>
               <w:jc w:val="left"/>
               <w:rPr>
@@ -15440,7 +15191,6 @@
             <w:pPr>
               <w:pStyle w:val="Normal"/>
               <w:widowControl/>
-              <w:suppressAutoHyphens w:val="true"/>
               <w:spacing w:before="0" w:after="120"/>
               <w:jc w:val="left"/>
               <w:rPr>
@@ -15541,7 +15291,6 @@
             <w:pPr>
               <w:pStyle w:val="Normal"/>
               <w:widowControl/>
-              <w:suppressAutoHyphens w:val="true"/>
               <w:spacing w:before="0" w:after="120"/>
               <w:jc w:val="left"/>
               <w:rPr>
@@ -15576,7 +15325,6 @@
             <w:pPr>
               <w:pStyle w:val="Normal"/>
               <w:widowControl/>
-              <w:suppressAutoHyphens w:val="true"/>
               <w:spacing w:before="0" w:after="120"/>
               <w:jc w:val="left"/>
               <w:rPr>
@@ -15698,7 +15446,7 @@
         <w:pStyle w:val="Heading2"/>
         <w:rPr/>
       </w:pPr>
-      <w:bookmarkStart w:id="46" w:name="__RefHeading___Toc4049_3747416641"/>
+      <w:bookmarkStart w:id="46" w:name="__RefHeading___Toc4019_4125783686"/>
       <w:bookmarkEnd w:id="46"/>
       <w:r>
         <w:rPr/>
@@ -15737,7 +15485,6 @@
             <w:pPr>
               <w:pStyle w:val="Normal"/>
               <w:widowControl/>
-              <w:suppressAutoHyphens w:val="true"/>
               <w:spacing w:before="0" w:after="120"/>
               <w:jc w:val="left"/>
               <w:rPr>
@@ -15773,7 +15520,6 @@
             <w:pPr>
               <w:pStyle w:val="Normal"/>
               <w:widowControl/>
-              <w:suppressAutoHyphens w:val="true"/>
               <w:spacing w:before="0" w:after="120"/>
               <w:jc w:val="left"/>
               <w:rPr>
@@ -15811,7 +15557,6 @@
             <w:pPr>
               <w:pStyle w:val="Normal"/>
               <w:widowControl/>
-              <w:suppressAutoHyphens w:val="true"/>
               <w:spacing w:before="0" w:after="120"/>
               <w:jc w:val="left"/>
               <w:rPr>
@@ -15846,7 +15591,6 @@
             <w:pPr>
               <w:pStyle w:val="Normal"/>
               <w:widowControl/>
-              <w:suppressAutoHyphens w:val="true"/>
               <w:spacing w:before="0" w:after="120"/>
               <w:jc w:val="left"/>
               <w:rPr>
@@ -15898,7 +15642,6 @@
             <w:pPr>
               <w:pStyle w:val="Normal"/>
               <w:widowControl/>
-              <w:suppressAutoHyphens w:val="true"/>
               <w:spacing w:before="0" w:after="120"/>
               <w:jc w:val="left"/>
               <w:rPr>
@@ -15932,7 +15675,6 @@
             <w:pPr>
               <w:pStyle w:val="Normal"/>
               <w:widowControl/>
-              <w:suppressAutoHyphens w:val="true"/>
               <w:spacing w:before="0" w:after="120"/>
               <w:jc w:val="left"/>
               <w:rPr>
@@ -15966,7 +15708,6 @@
             <w:pPr>
               <w:pStyle w:val="Normal"/>
               <w:widowControl/>
-              <w:suppressAutoHyphens w:val="true"/>
               <w:spacing w:before="0" w:after="120"/>
               <w:jc w:val="left"/>
               <w:rPr>
@@ -16001,7 +15742,6 @@
             <w:pPr>
               <w:pStyle w:val="Normal"/>
               <w:widowControl/>
-              <w:suppressAutoHyphens w:val="true"/>
               <w:spacing w:before="0" w:after="120"/>
               <w:jc w:val="left"/>
               <w:rPr>
@@ -16034,7 +15774,6 @@
             <w:pPr>
               <w:pStyle w:val="Normal"/>
               <w:widowControl/>
-              <w:suppressAutoHyphens w:val="true"/>
               <w:spacing w:before="0" w:after="120"/>
               <w:jc w:val="left"/>
               <w:rPr>
@@ -16068,7 +15807,6 @@
             <w:pPr>
               <w:pStyle w:val="Normal"/>
               <w:widowControl/>
-              <w:suppressAutoHyphens w:val="true"/>
               <w:spacing w:before="0" w:after="120"/>
               <w:jc w:val="left"/>
               <w:rPr>
@@ -16131,7 +15869,6 @@
             <w:pPr>
               <w:pStyle w:val="Normal"/>
               <w:widowControl/>
-              <w:suppressAutoHyphens w:val="true"/>
               <w:spacing w:before="0" w:after="120"/>
               <w:jc w:val="left"/>
               <w:rPr>
@@ -16166,7 +15903,6 @@
             <w:pPr>
               <w:pStyle w:val="Normal"/>
               <w:widowControl/>
-              <w:suppressAutoHyphens w:val="true"/>
               <w:spacing w:before="0" w:after="120"/>
               <w:jc w:val="left"/>
               <w:rPr>
@@ -16221,7 +15957,7 @@
         <w:pStyle w:val="Heading2"/>
         <w:rPr/>
       </w:pPr>
-      <w:bookmarkStart w:id="47" w:name="__RefHeading___Toc4051_3747416641"/>
+      <w:bookmarkStart w:id="47" w:name="__RefHeading___Toc4021_4125783686"/>
       <w:bookmarkEnd w:id="47"/>
       <w:r>
         <w:rPr/>
@@ -16384,7 +16120,7 @@
         <w:pStyle w:val="Heading2"/>
         <w:rPr/>
       </w:pPr>
-      <w:bookmarkStart w:id="48" w:name="__RefHeading___Toc4053_3747416641"/>
+      <w:bookmarkStart w:id="48" w:name="__RefHeading___Toc4023_4125783686"/>
       <w:bookmarkEnd w:id="48"/>
       <w:r>
         <w:rPr/>
@@ -16699,7 +16435,7 @@
         <w:pStyle w:val="Heading1"/>
         <w:rPr/>
       </w:pPr>
-      <w:bookmarkStart w:id="49" w:name="__RefHeading___Toc4055_3747416641"/>
+      <w:bookmarkStart w:id="49" w:name="__RefHeading___Toc4025_4125783686"/>
       <w:bookmarkEnd w:id="49"/>
       <w:r>
         <w:rPr/>
@@ -16711,7 +16447,7 @@
         <w:pStyle w:val="Heading2"/>
         <w:rPr/>
       </w:pPr>
-      <w:bookmarkStart w:id="50" w:name="__RefHeading___Toc4057_3747416641"/>
+      <w:bookmarkStart w:id="50" w:name="__RefHeading___Toc4027_4125783686"/>
       <w:bookmarkEnd w:id="50"/>
       <w:r>
         <w:rPr/>
@@ -16796,7 +16532,7 @@
         <w:pStyle w:val="Heading2"/>
         <w:rPr/>
       </w:pPr>
-      <w:bookmarkStart w:id="51" w:name="__RefHeading___Toc4059_3747416641"/>
+      <w:bookmarkStart w:id="51" w:name="__RefHeading___Toc4029_4125783686"/>
       <w:bookmarkEnd w:id="51"/>
       <w:r>
         <w:rPr/>
@@ -17030,7 +16766,7 @@
         <w:pStyle w:val="Heading2"/>
         <w:rPr/>
       </w:pPr>
-      <w:bookmarkStart w:id="52" w:name="__RefHeading___Toc4061_3747416641"/>
+      <w:bookmarkStart w:id="52" w:name="__RefHeading___Toc4031_4125783686"/>
       <w:bookmarkEnd w:id="52"/>
       <w:r>
         <w:rPr/>
@@ -17273,7 +17009,7 @@
         <w:pStyle w:val="Heading2"/>
         <w:rPr/>
       </w:pPr>
-      <w:bookmarkStart w:id="53" w:name="__RefHeading___Toc4063_3747416641"/>
+      <w:bookmarkStart w:id="53" w:name="__RefHeading___Toc4033_4125783686"/>
       <w:bookmarkEnd w:id="53"/>
       <w:r>
         <w:rPr/>
@@ -17539,7 +17275,7 @@
         <w:rPr/>
         <w:drawing>
           <wp:inline distT="0" distB="0" distL="0" distR="0">
-            <wp:extent cx="5486400" cy="2493645"/>
+            <wp:extent cx="5486400" cy="2324735"/>
             <wp:effectExtent l="0" t="0" r="0" b="0"/>
             <wp:docPr id="7" name="Picture 7" descr=""/>
             <wp:cNvGraphicFramePr>
@@ -17563,7 +17299,7 @@
                   <pic:spPr bwMode="auto">
                     <a:xfrm>
                       <a:off x="0" y="0"/>
-                      <a:ext cx="5486400" cy="2493645"/>
+                      <a:ext cx="5486400" cy="2324735"/>
                     </a:xfrm>
                     <a:prstGeom prst="rect">
                       <a:avLst/>
@@ -17595,7 +17331,7 @@
         <w:pStyle w:val="Heading1"/>
         <w:rPr/>
       </w:pPr>
-      <w:bookmarkStart w:id="54" w:name="__RefHeading___Toc4065_3747416641"/>
+      <w:bookmarkStart w:id="54" w:name="__RefHeading___Toc4035_4125783686"/>
       <w:bookmarkEnd w:id="54"/>
       <w:r>
         <w:rPr/>
@@ -17607,7 +17343,7 @@
         <w:pStyle w:val="Heading2"/>
         <w:rPr/>
       </w:pPr>
-      <w:bookmarkStart w:id="55" w:name="__RefHeading___Toc4067_3747416641"/>
+      <w:bookmarkStart w:id="55" w:name="__RefHeading___Toc4037_4125783686"/>
       <w:bookmarkEnd w:id="55"/>
       <w:r>
         <w:rPr/>
@@ -17986,7 +17722,7 @@
         <w:pStyle w:val="Heading2"/>
         <w:rPr/>
       </w:pPr>
-      <w:bookmarkStart w:id="56" w:name="__RefHeading___Toc4069_3747416641"/>
+      <w:bookmarkStart w:id="56" w:name="__RefHeading___Toc4039_4125783686"/>
       <w:bookmarkEnd w:id="56"/>
       <w:r>
         <w:rPr/>
@@ -18025,7 +17761,6 @@
             <w:pPr>
               <w:pStyle w:val="Normal"/>
               <w:widowControl/>
-              <w:suppressAutoHyphens w:val="true"/>
               <w:spacing w:before="0" w:after="120"/>
               <w:jc w:val="left"/>
               <w:rPr>
@@ -18061,7 +17796,6 @@
             <w:pPr>
               <w:pStyle w:val="Normal"/>
               <w:widowControl/>
-              <w:suppressAutoHyphens w:val="true"/>
               <w:spacing w:before="0" w:after="120"/>
               <w:jc w:val="left"/>
               <w:rPr>
@@ -18099,7 +17833,6 @@
             <w:pPr>
               <w:pStyle w:val="Normal"/>
               <w:widowControl/>
-              <w:suppressAutoHyphens w:val="true"/>
               <w:spacing w:before="0" w:after="120"/>
               <w:jc w:val="left"/>
               <w:rPr>
@@ -18134,7 +17867,6 @@
             <w:pPr>
               <w:pStyle w:val="Normal"/>
               <w:widowControl/>
-              <w:suppressAutoHyphens w:val="true"/>
               <w:spacing w:before="0" w:after="120"/>
               <w:jc w:val="left"/>
               <w:rPr>
@@ -18167,7 +17899,6 @@
             <w:pPr>
               <w:pStyle w:val="Normal"/>
               <w:widowControl/>
-              <w:suppressAutoHyphens w:val="true"/>
               <w:spacing w:before="0" w:after="120"/>
               <w:jc w:val="left"/>
               <w:rPr>
@@ -18201,7 +17932,6 @@
             <w:pPr>
               <w:pStyle w:val="Normal"/>
               <w:widowControl/>
-              <w:suppressAutoHyphens w:val="true"/>
               <w:spacing w:before="0" w:after="120"/>
               <w:jc w:val="left"/>
               <w:rPr>
@@ -18235,7 +17965,6 @@
             <w:pPr>
               <w:pStyle w:val="Normal"/>
               <w:widowControl/>
-              <w:suppressAutoHyphens w:val="true"/>
               <w:spacing w:before="0" w:after="120"/>
               <w:jc w:val="left"/>
               <w:rPr>
@@ -18270,7 +17999,6 @@
             <w:pPr>
               <w:pStyle w:val="Normal"/>
               <w:widowControl/>
-              <w:suppressAutoHyphens w:val="true"/>
               <w:spacing w:before="0" w:after="120"/>
               <w:jc w:val="left"/>
               <w:rPr>
@@ -18322,7 +18050,6 @@
             <w:pPr>
               <w:pStyle w:val="Normal"/>
               <w:widowControl/>
-              <w:suppressAutoHyphens w:val="true"/>
               <w:spacing w:before="0" w:after="120"/>
               <w:jc w:val="left"/>
               <w:rPr>
@@ -18356,7 +18083,6 @@
             <w:pPr>
               <w:pStyle w:val="Normal"/>
               <w:widowControl/>
-              <w:suppressAutoHyphens w:val="true"/>
               <w:spacing w:before="0" w:after="120"/>
               <w:jc w:val="left"/>
               <w:rPr>
@@ -18384,7 +18110,7 @@
         <w:pStyle w:val="Heading2"/>
         <w:rPr/>
       </w:pPr>
-      <w:bookmarkStart w:id="57" w:name="__RefHeading___Toc4071_3747416641"/>
+      <w:bookmarkStart w:id="57" w:name="__RefHeading___Toc4041_4125783686"/>
       <w:bookmarkEnd w:id="57"/>
       <w:r>
         <w:rPr/>
@@ -18538,7 +18264,7 @@
         <w:pStyle w:val="Heading1"/>
         <w:rPr/>
       </w:pPr>
-      <w:bookmarkStart w:id="58" w:name="__RefHeading___Toc4073_3747416641"/>
+      <w:bookmarkStart w:id="58" w:name="__RefHeading___Toc4043_4125783686"/>
       <w:bookmarkEnd w:id="58"/>
       <w:r>
         <w:rPr/>
@@ -18591,7 +18317,7 @@
         <w:pStyle w:val="Heading2"/>
         <w:rPr/>
       </w:pPr>
-      <w:bookmarkStart w:id="59" w:name="__RefHeading___Toc4075_3747416641"/>
+      <w:bookmarkStart w:id="59" w:name="__RefHeading___Toc4045_4125783686"/>
       <w:bookmarkEnd w:id="59"/>
       <w:r>
         <w:rPr/>
@@ -18723,7 +18449,7 @@
         <w:pStyle w:val="Heading2"/>
         <w:rPr/>
       </w:pPr>
-      <w:bookmarkStart w:id="60" w:name="__RefHeading___Toc4077_3747416641"/>
+      <w:bookmarkStart w:id="60" w:name="__RefHeading___Toc4047_4125783686"/>
       <w:bookmarkEnd w:id="60"/>
       <w:r>
         <w:rPr/>
@@ -18763,7 +18489,6 @@
             <w:pPr>
               <w:pStyle w:val="Normal"/>
               <w:widowControl/>
-              <w:suppressAutoHyphens w:val="true"/>
               <w:spacing w:before="0" w:after="120"/>
               <w:jc w:val="left"/>
               <w:rPr>
@@ -18799,7 +18524,6 @@
             <w:pPr>
               <w:pStyle w:val="Normal"/>
               <w:widowControl/>
-              <w:suppressAutoHyphens w:val="true"/>
               <w:spacing w:before="0" w:after="120"/>
               <w:jc w:val="left"/>
               <w:rPr>
@@ -18835,7 +18559,6 @@
             <w:pPr>
               <w:pStyle w:val="Normal"/>
               <w:widowControl/>
-              <w:suppressAutoHyphens w:val="true"/>
               <w:spacing w:before="0" w:after="120"/>
               <w:jc w:val="left"/>
               <w:rPr>
@@ -18873,7 +18596,6 @@
             <w:pPr>
               <w:pStyle w:val="Normal"/>
               <w:widowControl/>
-              <w:suppressAutoHyphens w:val="true"/>
               <w:spacing w:before="0" w:after="120"/>
               <w:jc w:val="left"/>
               <w:rPr>
@@ -18908,7 +18630,6 @@
             <w:pPr>
               <w:pStyle w:val="Normal"/>
               <w:widowControl/>
-              <w:suppressAutoHyphens w:val="true"/>
               <w:spacing w:before="0" w:after="120"/>
               <w:jc w:val="left"/>
               <w:rPr>
@@ -18939,7 +18660,6 @@
             <w:pPr>
               <w:pStyle w:val="Normal"/>
               <w:widowControl/>
-              <w:suppressAutoHyphens w:val="true"/>
               <w:spacing w:before="0" w:after="120"/>
               <w:jc w:val="left"/>
               <w:rPr>
@@ -19010,7 +18730,6 @@
             <w:pPr>
               <w:pStyle w:val="Normal"/>
               <w:widowControl/>
-              <w:suppressAutoHyphens w:val="true"/>
               <w:spacing w:before="0" w:after="120"/>
               <w:jc w:val="left"/>
               <w:rPr>
@@ -19044,7 +18763,6 @@
             <w:pPr>
               <w:pStyle w:val="Normal"/>
               <w:widowControl/>
-              <w:suppressAutoHyphens w:val="true"/>
               <w:spacing w:before="0" w:after="120"/>
               <w:jc w:val="left"/>
               <w:rPr>
@@ -19074,7 +18792,6 @@
             <w:pPr>
               <w:pStyle w:val="Normal"/>
               <w:widowControl/>
-              <w:suppressAutoHyphens w:val="true"/>
               <w:spacing w:before="0" w:after="120"/>
               <w:jc w:val="left"/>
               <w:rPr>
@@ -19108,7 +18825,6 @@
             <w:pPr>
               <w:pStyle w:val="Normal"/>
               <w:widowControl/>
-              <w:suppressAutoHyphens w:val="true"/>
               <w:spacing w:before="0" w:after="120"/>
               <w:jc w:val="left"/>
               <w:rPr>
@@ -19143,7 +18859,6 @@
             <w:pPr>
               <w:pStyle w:val="Normal"/>
               <w:widowControl/>
-              <w:suppressAutoHyphens w:val="true"/>
               <w:spacing w:before="0" w:after="120"/>
               <w:jc w:val="left"/>
               <w:rPr>
@@ -19174,7 +18889,6 @@
             <w:pPr>
               <w:pStyle w:val="Normal"/>
               <w:widowControl/>
-              <w:suppressAutoHyphens w:val="true"/>
               <w:spacing w:before="0" w:after="120"/>
               <w:jc w:val="left"/>
               <w:rPr>
@@ -19207,7 +18921,6 @@
             <w:pPr>
               <w:pStyle w:val="Normal"/>
               <w:widowControl/>
-              <w:suppressAutoHyphens w:val="true"/>
               <w:spacing w:before="0" w:after="120"/>
               <w:jc w:val="left"/>
               <w:rPr>
@@ -19241,7 +18954,6 @@
             <w:pPr>
               <w:pStyle w:val="Normal"/>
               <w:widowControl/>
-              <w:suppressAutoHyphens w:val="true"/>
               <w:spacing w:before="0" w:after="120"/>
               <w:jc w:val="left"/>
               <w:rPr>
@@ -19271,7 +18983,6 @@
             <w:pPr>
               <w:pStyle w:val="Normal"/>
               <w:widowControl/>
-              <w:suppressAutoHyphens w:val="true"/>
               <w:spacing w:before="0" w:after="120"/>
               <w:jc w:val="left"/>
               <w:rPr>
@@ -19305,7 +19016,6 @@
             <w:pPr>
               <w:pStyle w:val="Normal"/>
               <w:widowControl/>
-              <w:suppressAutoHyphens w:val="true"/>
               <w:spacing w:before="0" w:after="120"/>
               <w:jc w:val="left"/>
               <w:rPr>
@@ -19340,7 +19050,6 @@
             <w:pPr>
               <w:pStyle w:val="Normal"/>
               <w:widowControl/>
-              <w:suppressAutoHyphens w:val="true"/>
               <w:spacing w:before="0" w:after="120"/>
               <w:jc w:val="left"/>
               <w:rPr>
@@ -19371,7 +19080,6 @@
             <w:pPr>
               <w:pStyle w:val="Normal"/>
               <w:widowControl/>
-              <w:suppressAutoHyphens w:val="true"/>
               <w:spacing w:before="0" w:after="120"/>
               <w:jc w:val="left"/>
               <w:rPr>
@@ -19399,7 +19107,7 @@
         <w:pStyle w:val="Heading2"/>
         <w:rPr/>
       </w:pPr>
-      <w:bookmarkStart w:id="61" w:name="__RefHeading___Toc4079_3747416641"/>
+      <w:bookmarkStart w:id="61" w:name="__RefHeading___Toc4049_4125783686"/>
       <w:bookmarkEnd w:id="61"/>
       <w:r>
         <w:rPr/>
@@ -19504,7 +19212,7 @@
         <w:pStyle w:val="Heading2"/>
         <w:rPr/>
       </w:pPr>
-      <w:bookmarkStart w:id="62" w:name="__RefHeading___Toc4081_3747416641"/>
+      <w:bookmarkStart w:id="62" w:name="__RefHeading___Toc4051_4125783686"/>
       <w:bookmarkEnd w:id="62"/>
       <w:r>
         <w:rPr/>
@@ -19660,7 +19368,7 @@
         <w:rPr/>
         <w:drawing>
           <wp:inline distT="0" distB="0" distL="0" distR="0">
-            <wp:extent cx="5486400" cy="5059680"/>
+            <wp:extent cx="4754880" cy="4385310"/>
             <wp:effectExtent l="0" t="0" r="0" b="0"/>
             <wp:docPr id="9" name="Picture 9" descr=""/>
             <wp:cNvGraphicFramePr>
@@ -19684,7 +19392,7 @@
                   <pic:spPr bwMode="auto">
                     <a:xfrm>
                       <a:off x="0" y="0"/>
-                      <a:ext cx="5486400" cy="5059680"/>
+                      <a:ext cx="4754880" cy="4385310"/>
                     </a:xfrm>
                     <a:prstGeom prst="rect">
                       <a:avLst/>
@@ -19777,7 +19485,7 @@
         <w:pStyle w:val="Heading1"/>
         <w:rPr/>
       </w:pPr>
-      <w:bookmarkStart w:id="63" w:name="__RefHeading___Toc4083_3747416641"/>
+      <w:bookmarkStart w:id="63" w:name="__RefHeading___Toc4053_4125783686"/>
       <w:bookmarkEnd w:id="63"/>
       <w:r>
         <w:rPr/>
@@ -19874,7 +19582,7 @@
         <w:pStyle w:val="Heading2"/>
         <w:rPr/>
       </w:pPr>
-      <w:bookmarkStart w:id="64" w:name="__RefHeading___Toc4085_3747416641"/>
+      <w:bookmarkStart w:id="64" w:name="__RefHeading___Toc4055_4125783686"/>
       <w:bookmarkEnd w:id="64"/>
       <w:r>
         <w:rPr/>
@@ -20239,7 +19947,7 @@
         <w:pStyle w:val="Heading2"/>
         <w:rPr/>
       </w:pPr>
-      <w:bookmarkStart w:id="65" w:name="__RefHeading___Toc4087_3747416641"/>
+      <w:bookmarkStart w:id="65" w:name="__RefHeading___Toc4057_4125783686"/>
       <w:bookmarkEnd w:id="65"/>
       <w:r>
         <w:rPr/>
@@ -20636,7 +20344,7 @@
         <w:pStyle w:val="Heading2"/>
         <w:rPr/>
       </w:pPr>
-      <w:bookmarkStart w:id="66" w:name="__RefHeading___Toc4089_3747416641"/>
+      <w:bookmarkStart w:id="66" w:name="__RefHeading___Toc4059_4125783686"/>
       <w:bookmarkEnd w:id="66"/>
       <w:r>
         <w:rPr/>
@@ -20920,7 +20628,7 @@
         <w:pStyle w:val="Heading2"/>
         <w:rPr/>
       </w:pPr>
-      <w:bookmarkStart w:id="67" w:name="__RefHeading___Toc4091_3747416641"/>
+      <w:bookmarkStart w:id="67" w:name="__RefHeading___Toc4061_4125783686"/>
       <w:bookmarkEnd w:id="67"/>
       <w:r>
         <w:rPr/>
@@ -21143,7 +20851,7 @@
         <w:pStyle w:val="Heading2"/>
         <w:rPr/>
       </w:pPr>
-      <w:bookmarkStart w:id="68" w:name="__RefHeading___Toc4093_3747416641"/>
+      <w:bookmarkStart w:id="68" w:name="__RefHeading___Toc4063_4125783686"/>
       <w:bookmarkEnd w:id="68"/>
       <w:r>
         <w:rPr/>
@@ -21279,7 +20987,7 @@
         <w:pStyle w:val="Heading2"/>
         <w:rPr/>
       </w:pPr>
-      <w:bookmarkStart w:id="69" w:name="__RefHeading___Toc4095_3747416641"/>
+      <w:bookmarkStart w:id="69" w:name="__RefHeading___Toc4065_4125783686"/>
       <w:bookmarkEnd w:id="69"/>
       <w:r>
         <w:rPr/>
@@ -21401,7 +21109,7 @@
         <w:pStyle w:val="Heading2"/>
         <w:rPr/>
       </w:pPr>
-      <w:bookmarkStart w:id="70" w:name="__RefHeading___Toc4097_3747416641"/>
+      <w:bookmarkStart w:id="70" w:name="__RefHeading___Toc4067_4125783686"/>
       <w:bookmarkEnd w:id="70"/>
       <w:r>
         <w:rPr/>
@@ -21481,7 +21189,7 @@
         <w:pStyle w:val="Heading2"/>
         <w:rPr/>
       </w:pPr>
-      <w:bookmarkStart w:id="71" w:name="__RefHeading___Toc4099_3747416641"/>
+      <w:bookmarkStart w:id="71" w:name="__RefHeading___Toc4069_4125783686"/>
       <w:bookmarkEnd w:id="71"/>
       <w:r>
         <w:rPr/>
@@ -21589,7 +21297,7 @@
         <w:pStyle w:val="Heading2"/>
         <w:rPr/>
       </w:pPr>
-      <w:bookmarkStart w:id="72" w:name="__RefHeading___Toc4101_3747416641"/>
+      <w:bookmarkStart w:id="72" w:name="__RefHeading___Toc4071_4125783686"/>
       <w:bookmarkEnd w:id="72"/>
       <w:r>
         <w:rPr/>
@@ -21735,7 +21443,7 @@
         <w:pStyle w:val="Heading2"/>
         <w:rPr/>
       </w:pPr>
-      <w:bookmarkStart w:id="73" w:name="__RefHeading___Toc4103_3747416641"/>
+      <w:bookmarkStart w:id="73" w:name="__RefHeading___Toc4073_4125783686"/>
       <w:bookmarkEnd w:id="73"/>
       <w:r>
         <w:rPr/>
@@ -22177,7 +21885,7 @@
         <w:pStyle w:val="Heading2"/>
         <w:rPr/>
       </w:pPr>
-      <w:bookmarkStart w:id="74" w:name="__RefHeading___Toc4105_3747416641"/>
+      <w:bookmarkStart w:id="74" w:name="__RefHeading___Toc4075_4125783686"/>
       <w:bookmarkEnd w:id="74"/>
       <w:r>
         <w:rPr/>
@@ -22311,7 +22019,7 @@
         <w:pStyle w:val="Heading2"/>
         <w:rPr/>
       </w:pPr>
-      <w:bookmarkStart w:id="75" w:name="__RefHeading___Toc4107_3747416641"/>
+      <w:bookmarkStart w:id="75" w:name="__RefHeading___Toc4077_4125783686"/>
       <w:bookmarkEnd w:id="75"/>
       <w:r>
         <w:rPr/>
@@ -22433,7 +22141,7 @@
         <w:pStyle w:val="Heading2"/>
         <w:rPr/>
       </w:pPr>
-      <w:bookmarkStart w:id="76" w:name="__RefHeading___Toc4109_3747416641"/>
+      <w:bookmarkStart w:id="76" w:name="__RefHeading___Toc4079_4125783686"/>
       <w:bookmarkEnd w:id="76"/>
       <w:r>
         <w:rPr/>
@@ -22589,7 +22297,7 @@
         <w:pStyle w:val="Heading2"/>
         <w:rPr/>
       </w:pPr>
-      <w:bookmarkStart w:id="77" w:name="__RefHeading___Toc4111_3747416641"/>
+      <w:bookmarkStart w:id="77" w:name="__RefHeading___Toc4081_4125783686"/>
       <w:bookmarkEnd w:id="77"/>
       <w:r>
         <w:rPr/>
@@ -22704,7 +22412,7 @@
         <w:pStyle w:val="Heading2"/>
         <w:rPr/>
       </w:pPr>
-      <w:bookmarkStart w:id="78" w:name="__RefHeading___Toc4113_3747416641"/>
+      <w:bookmarkStart w:id="78" w:name="__RefHeading___Toc4083_4125783686"/>
       <w:bookmarkEnd w:id="78"/>
       <w:r>
         <w:rPr/>
@@ -22922,7 +22630,7 @@
         <w:pStyle w:val="Heading2"/>
         <w:rPr/>
       </w:pPr>
-      <w:bookmarkStart w:id="79" w:name="__RefHeading___Toc4115_3747416641"/>
+      <w:bookmarkStart w:id="79" w:name="__RefHeading___Toc4085_4125783686"/>
       <w:bookmarkEnd w:id="79"/>
       <w:r>
         <w:rPr/>
@@ -23433,7 +23141,7 @@
         <w:pStyle w:val="Heading2"/>
         <w:rPr/>
       </w:pPr>
-      <w:bookmarkStart w:id="80" w:name="__RefHeading___Toc4117_3747416641"/>
+      <w:bookmarkStart w:id="80" w:name="__RefHeading___Toc4087_4125783686"/>
       <w:bookmarkEnd w:id="80"/>
       <w:r>
         <w:rPr/>
@@ -23813,7 +23521,7 @@
         <w:rPr/>
         <w:drawing>
           <wp:inline distT="0" distB="0" distL="0" distR="0">
-            <wp:extent cx="5486400" cy="5955665"/>
+            <wp:extent cx="4206240" cy="5842000"/>
             <wp:effectExtent l="0" t="0" r="0" b="0"/>
             <wp:docPr id="12" name="Picture 12" descr=""/>
             <wp:cNvGraphicFramePr>
@@ -23837,7 +23545,7 @@
                   <pic:spPr bwMode="auto">
                     <a:xfrm>
                       <a:off x="0" y="0"/>
-                      <a:ext cx="5486400" cy="5955665"/>
+                      <a:ext cx="4206240" cy="5842000"/>
                     </a:xfrm>
                     <a:prstGeom prst="rect">
                       <a:avLst/>
@@ -23996,7 +23704,7 @@
         <w:rPr/>
         <w:drawing>
           <wp:inline distT="0" distB="0" distL="0" distR="0">
-            <wp:extent cx="5486400" cy="3011170"/>
+            <wp:extent cx="5486400" cy="2883535"/>
             <wp:effectExtent l="0" t="0" r="0" b="0"/>
             <wp:docPr id="15" name="Picture 15" descr=""/>
             <wp:cNvGraphicFramePr>
@@ -24020,7 +23728,7 @@
                   <pic:spPr bwMode="auto">
                     <a:xfrm>
                       <a:off x="0" y="0"/>
-                      <a:ext cx="5486400" cy="3011170"/>
+                      <a:ext cx="5486400" cy="2883535"/>
                     </a:xfrm>
                     <a:prstGeom prst="rect">
                       <a:avLst/>
@@ -24052,7 +23760,7 @@
         <w:pStyle w:val="Heading1"/>
         <w:rPr/>
       </w:pPr>
-      <w:bookmarkStart w:id="81" w:name="__RefHeading___Toc4119_3747416641"/>
+      <w:bookmarkStart w:id="81" w:name="__RefHeading___Toc4089_4125783686"/>
       <w:bookmarkEnd w:id="81"/>
       <w:r>
         <w:rPr/>
@@ -24281,7 +23989,7 @@
         <w:pStyle w:val="Heading2"/>
         <w:rPr/>
       </w:pPr>
-      <w:bookmarkStart w:id="82" w:name="__RefHeading___Toc4121_3747416641"/>
+      <w:bookmarkStart w:id="82" w:name="__RefHeading___Toc4091_4125783686"/>
       <w:bookmarkEnd w:id="82"/>
       <w:r>
         <w:rPr/>
@@ -24361,7 +24069,7 @@
         <w:pStyle w:val="Heading1"/>
         <w:rPr/>
       </w:pPr>
-      <w:bookmarkStart w:id="83" w:name="__RefHeading___Toc4123_3747416641"/>
+      <w:bookmarkStart w:id="83" w:name="__RefHeading___Toc4093_4125783686"/>
       <w:bookmarkEnd w:id="83"/>
       <w:r>
         <w:rPr/>
@@ -24516,7 +24224,7 @@
         <w:pStyle w:val="Heading1"/>
         <w:rPr/>
       </w:pPr>
-      <w:bookmarkStart w:id="84" w:name="__RefHeading___Toc4125_3747416641"/>
+      <w:bookmarkStart w:id="84" w:name="__RefHeading___Toc4095_4125783686"/>
       <w:bookmarkEnd w:id="84"/>
       <w:r>
         <w:rPr/>
@@ -24867,7 +24575,7 @@
         <w:pStyle w:val="Heading1"/>
         <w:rPr/>
       </w:pPr>
-      <w:bookmarkStart w:id="85" w:name="__RefHeading___Toc4127_3747416641"/>
+      <w:bookmarkStart w:id="85" w:name="__RefHeading___Toc4097_4125783686"/>
       <w:bookmarkEnd w:id="85"/>
       <w:r>
         <w:rPr/>
@@ -25063,7 +24771,7 @@
         <w:pStyle w:val="Heading1"/>
         <w:rPr/>
       </w:pPr>
-      <w:bookmarkStart w:id="86" w:name="__RefHeading___Toc4129_3747416641"/>
+      <w:bookmarkStart w:id="86" w:name="__RefHeading___Toc4099_4125783686"/>
       <w:bookmarkEnd w:id="86"/>
       <w:r>
         <w:rPr/>
@@ -25125,7 +24833,7 @@
         <w:pStyle w:val="Heading2"/>
         <w:rPr/>
       </w:pPr>
-      <w:bookmarkStart w:id="87" w:name="__RefHeading___Toc4131_3747416641"/>
+      <w:bookmarkStart w:id="87" w:name="__RefHeading___Toc4101_4125783686"/>
       <w:bookmarkEnd w:id="87"/>
       <w:r>
         <w:rPr/>
@@ -25165,7 +24873,6 @@
             <w:pPr>
               <w:pStyle w:val="Normal"/>
               <w:widowControl/>
-              <w:suppressAutoHyphens w:val="true"/>
               <w:spacing w:before="0" w:after="120"/>
               <w:jc w:val="left"/>
               <w:rPr>
@@ -25201,7 +24908,6 @@
             <w:pPr>
               <w:pStyle w:val="Normal"/>
               <w:widowControl/>
-              <w:suppressAutoHyphens w:val="true"/>
               <w:spacing w:before="0" w:after="120"/>
               <w:jc w:val="left"/>
               <w:rPr>
@@ -25237,7 +24943,6 @@
             <w:pPr>
               <w:pStyle w:val="Normal"/>
               <w:widowControl/>
-              <w:suppressAutoHyphens w:val="true"/>
               <w:spacing w:before="0" w:after="120"/>
               <w:jc w:val="left"/>
               <w:rPr>
@@ -25275,7 +24980,6 @@
             <w:pPr>
               <w:pStyle w:val="Normal"/>
               <w:widowControl/>
-              <w:suppressAutoHyphens w:val="true"/>
               <w:spacing w:before="0" w:after="120"/>
               <w:jc w:val="left"/>
               <w:rPr>
@@ -25310,7 +25014,6 @@
             <w:pPr>
               <w:pStyle w:val="Normal"/>
               <w:widowControl/>
-              <w:suppressAutoHyphens w:val="true"/>
               <w:spacing w:before="0" w:after="120"/>
               <w:jc w:val="left"/>
               <w:rPr>
@@ -25341,7 +25044,6 @@
             <w:pPr>
               <w:pStyle w:val="Normal"/>
               <w:widowControl/>
-              <w:suppressAutoHyphens w:val="true"/>
               <w:spacing w:before="0" w:after="120"/>
               <w:jc w:val="left"/>
               <w:rPr>
@@ -25393,7 +25095,6 @@
             <w:pPr>
               <w:pStyle w:val="Normal"/>
               <w:widowControl/>
-              <w:suppressAutoHyphens w:val="true"/>
               <w:spacing w:before="0" w:after="120"/>
               <w:jc w:val="left"/>
               <w:rPr>
@@ -25427,7 +25128,6 @@
             <w:pPr>
               <w:pStyle w:val="Normal"/>
               <w:widowControl/>
-              <w:suppressAutoHyphens w:val="true"/>
               <w:spacing w:before="0" w:after="120"/>
               <w:jc w:val="left"/>
               <w:rPr>
@@ -25457,7 +25157,6 @@
             <w:pPr>
               <w:pStyle w:val="Normal"/>
               <w:widowControl/>
-              <w:suppressAutoHyphens w:val="true"/>
               <w:spacing w:before="0" w:after="120"/>
               <w:jc w:val="left"/>
               <w:rPr>
@@ -25567,7 +25266,6 @@
             <w:pPr>
               <w:pStyle w:val="Normal"/>
               <w:widowControl/>
-              <w:suppressAutoHyphens w:val="true"/>
               <w:spacing w:before="0" w:after="120"/>
               <w:jc w:val="left"/>
               <w:rPr>
@@ -25602,7 +25300,6 @@
             <w:pPr>
               <w:pStyle w:val="Normal"/>
               <w:widowControl/>
-              <w:suppressAutoHyphens w:val="true"/>
               <w:spacing w:before="0" w:after="120"/>
               <w:jc w:val="left"/>
               <w:rPr>
@@ -25633,7 +25330,6 @@
             <w:pPr>
               <w:pStyle w:val="Normal"/>
               <w:widowControl/>
-              <w:suppressAutoHyphens w:val="true"/>
               <w:spacing w:before="0" w:after="120"/>
               <w:jc w:val="left"/>
               <w:rPr>
@@ -25742,7 +25438,6 @@
             <w:pPr>
               <w:pStyle w:val="Normal"/>
               <w:widowControl/>
-              <w:suppressAutoHyphens w:val="true"/>
               <w:spacing w:before="0" w:after="120"/>
               <w:jc w:val="left"/>
               <w:rPr>
@@ -25776,7 +25471,6 @@
             <w:pPr>
               <w:pStyle w:val="Normal"/>
               <w:widowControl/>
-              <w:suppressAutoHyphens w:val="true"/>
               <w:spacing w:before="0" w:after="120"/>
               <w:jc w:val="left"/>
               <w:rPr>
@@ -25806,7 +25500,6 @@
             <w:pPr>
               <w:pStyle w:val="Normal"/>
               <w:widowControl/>
-              <w:suppressAutoHyphens w:val="true"/>
               <w:spacing w:before="0" w:after="120"/>
               <w:jc w:val="left"/>
               <w:rPr>
@@ -25840,7 +25533,6 @@
             <w:pPr>
               <w:pStyle w:val="Normal"/>
               <w:widowControl/>
-              <w:suppressAutoHyphens w:val="true"/>
               <w:spacing w:before="0" w:after="120"/>
               <w:jc w:val="left"/>
               <w:rPr>
@@ -25875,7 +25567,6 @@
             <w:pPr>
               <w:pStyle w:val="Normal"/>
               <w:widowControl/>
-              <w:suppressAutoHyphens w:val="true"/>
               <w:spacing w:before="0" w:after="120"/>
               <w:jc w:val="left"/>
               <w:rPr>
@@ -25906,7 +25597,6 @@
             <w:pPr>
               <w:pStyle w:val="Normal"/>
               <w:widowControl/>
-              <w:suppressAutoHyphens w:val="true"/>
               <w:spacing w:before="0" w:after="120"/>
               <w:jc w:val="left"/>
               <w:rPr>
@@ -25934,7 +25624,7 @@
         <w:pStyle w:val="Heading2"/>
         <w:rPr/>
       </w:pPr>
-      <w:bookmarkStart w:id="88" w:name="__RefHeading___Toc4133_3747416641"/>
+      <w:bookmarkStart w:id="88" w:name="__RefHeading___Toc4103_4125783686"/>
       <w:bookmarkEnd w:id="88"/>
       <w:r>
         <w:rPr/>
@@ -25946,7 +25636,7 @@
         <w:pStyle w:val="Heading3"/>
         <w:rPr/>
       </w:pPr>
-      <w:bookmarkStart w:id="89" w:name="__RefHeading___Toc4135_3747416641"/>
+      <w:bookmarkStart w:id="89" w:name="__RefHeading___Toc4105_4125783686"/>
       <w:bookmarkEnd w:id="89"/>
       <w:r>
         <w:rPr/>
@@ -26190,7 +25880,7 @@
         <w:pStyle w:val="Heading3"/>
         <w:rPr/>
       </w:pPr>
-      <w:bookmarkStart w:id="90" w:name="__RefHeading___Toc4137_3747416641"/>
+      <w:bookmarkStart w:id="90" w:name="__RefHeading___Toc4107_4125783686"/>
       <w:bookmarkEnd w:id="90"/>
       <w:r>
         <w:rPr/>
@@ -26425,7 +26115,7 @@
         <w:pStyle w:val="Heading3"/>
         <w:rPr/>
       </w:pPr>
-      <w:bookmarkStart w:id="91" w:name="__RefHeading___Toc4139_3747416641"/>
+      <w:bookmarkStart w:id="91" w:name="__RefHeading___Toc4109_4125783686"/>
       <w:bookmarkEnd w:id="91"/>
       <w:r>
         <w:rPr/>
@@ -26663,7 +26353,7 @@
         <w:pStyle w:val="Heading3"/>
         <w:rPr/>
       </w:pPr>
-      <w:bookmarkStart w:id="92" w:name="__RefHeading___Toc4141_3747416641"/>
+      <w:bookmarkStart w:id="92" w:name="__RefHeading___Toc4111_4125783686"/>
       <w:bookmarkEnd w:id="92"/>
       <w:r>
         <w:rPr/>
@@ -26911,7 +26601,7 @@
         <w:pStyle w:val="Heading3"/>
         <w:rPr/>
       </w:pPr>
-      <w:bookmarkStart w:id="93" w:name="__RefHeading___Toc4143_3747416641"/>
+      <w:bookmarkStart w:id="93" w:name="__RefHeading___Toc4113_4125783686"/>
       <w:bookmarkEnd w:id="93"/>
       <w:r>
         <w:rPr/>
@@ -27127,7 +26817,7 @@
         <w:pStyle w:val="Heading2"/>
         <w:rPr/>
       </w:pPr>
-      <w:bookmarkStart w:id="94" w:name="__RefHeading___Toc4145_3747416641"/>
+      <w:bookmarkStart w:id="94" w:name="__RefHeading___Toc4115_4125783686"/>
       <w:bookmarkEnd w:id="94"/>
       <w:r>
         <w:rPr/>
@@ -27166,7 +26856,6 @@
             <w:pPr>
               <w:pStyle w:val="Normal"/>
               <w:widowControl/>
-              <w:suppressAutoHyphens w:val="true"/>
               <w:spacing w:before="0" w:after="120"/>
               <w:jc w:val="left"/>
               <w:rPr>
@@ -27202,7 +26891,6 @@
             <w:pPr>
               <w:pStyle w:val="Normal"/>
               <w:widowControl/>
-              <w:suppressAutoHyphens w:val="true"/>
               <w:spacing w:before="0" w:after="120"/>
               <w:jc w:val="left"/>
               <w:rPr>
@@ -27240,7 +26928,6 @@
             <w:pPr>
               <w:pStyle w:val="Normal"/>
               <w:widowControl/>
-              <w:suppressAutoHyphens w:val="true"/>
               <w:spacing w:before="0" w:after="120"/>
               <w:jc w:val="left"/>
               <w:rPr>
@@ -27275,7 +26962,6 @@
             <w:pPr>
               <w:pStyle w:val="Normal"/>
               <w:widowControl/>
-              <w:suppressAutoHyphens w:val="true"/>
               <w:spacing w:before="0" w:after="120"/>
               <w:jc w:val="left"/>
               <w:rPr>
@@ -27308,7 +26994,6 @@
             <w:pPr>
               <w:pStyle w:val="Normal"/>
               <w:widowControl/>
-              <w:suppressAutoHyphens w:val="true"/>
               <w:spacing w:before="0" w:after="120"/>
               <w:jc w:val="left"/>
               <w:rPr>
@@ -27342,7 +27027,6 @@
             <w:pPr>
               <w:pStyle w:val="Normal"/>
               <w:widowControl/>
-              <w:suppressAutoHyphens w:val="true"/>
               <w:spacing w:before="0" w:after="120"/>
               <w:jc w:val="left"/>
               <w:rPr>
@@ -27376,7 +27060,6 @@
             <w:pPr>
               <w:pStyle w:val="Normal"/>
               <w:widowControl/>
-              <w:suppressAutoHyphens w:val="true"/>
               <w:spacing w:before="0" w:after="120"/>
               <w:jc w:val="left"/>
               <w:rPr>
@@ -27411,7 +27094,6 @@
             <w:pPr>
               <w:pStyle w:val="Normal"/>
               <w:widowControl/>
-              <w:suppressAutoHyphens w:val="true"/>
               <w:spacing w:before="0" w:after="120"/>
               <w:jc w:val="left"/>
               <w:rPr>
@@ -27444,7 +27126,6 @@
             <w:pPr>
               <w:pStyle w:val="Normal"/>
               <w:widowControl/>
-              <w:suppressAutoHyphens w:val="true"/>
               <w:spacing w:before="0" w:after="120"/>
               <w:jc w:val="left"/>
               <w:rPr>
@@ -27478,7 +27159,6 @@
             <w:pPr>
               <w:pStyle w:val="Normal"/>
               <w:widowControl/>
-              <w:suppressAutoHyphens w:val="true"/>
               <w:spacing w:before="0" w:after="120"/>
               <w:jc w:val="left"/>
               <w:rPr>
@@ -27506,7 +27186,7 @@
         <w:pStyle w:val="Heading1"/>
         <w:rPr/>
       </w:pPr>
-      <w:bookmarkStart w:id="95" w:name="__RefHeading___Toc4147_3747416641"/>
+      <w:bookmarkStart w:id="95" w:name="__RefHeading___Toc4117_4125783686"/>
       <w:bookmarkEnd w:id="95"/>
       <w:r>
         <w:rPr/>
@@ -27661,7 +27341,7 @@
         <w:pStyle w:val="Heading1"/>
         <w:rPr/>
       </w:pPr>
-      <w:bookmarkStart w:id="96" w:name="__RefHeading___Toc4149_3747416641"/>
+      <w:bookmarkStart w:id="96" w:name="__RefHeading___Toc4119_4125783686"/>
       <w:bookmarkEnd w:id="96"/>
       <w:r>
         <w:rPr/>
@@ -27673,7 +27353,7 @@
         <w:pStyle w:val="Heading2"/>
         <w:rPr/>
       </w:pPr>
-      <w:bookmarkStart w:id="97" w:name="__RefHeading___Toc4151_3747416641"/>
+      <w:bookmarkStart w:id="97" w:name="__RefHeading___Toc4121_4125783686"/>
       <w:bookmarkEnd w:id="97"/>
       <w:r>
         <w:rPr/>
@@ -27708,7 +27388,7 @@
         <w:pStyle w:val="Heading2"/>
         <w:rPr/>
       </w:pPr>
-      <w:bookmarkStart w:id="98" w:name="__RefHeading___Toc4153_3747416641"/>
+      <w:bookmarkStart w:id="98" w:name="__RefHeading___Toc4123_4125783686"/>
       <w:bookmarkEnd w:id="98"/>
       <w:r>
         <w:rPr/>
@@ -27730,7 +27410,7 @@
         <w:pStyle w:val="Heading2"/>
         <w:rPr/>
       </w:pPr>
-      <w:bookmarkStart w:id="99" w:name="__RefHeading___Toc4155_3747416641"/>
+      <w:bookmarkStart w:id="99" w:name="__RefHeading___Toc4125_4125783686"/>
       <w:bookmarkEnd w:id="99"/>
       <w:r>
         <w:rPr/>
@@ -27815,7 +27495,7 @@
     </w:r>
     <w:r>
       <w:rPr/>
-      <w:t>51</w:t>
+      <w:t>50</w:t>
     </w:r>
     <w:r>
       <w:rPr/>
@@ -27868,7 +27548,6 @@
         </w:tabs>
         <w:ind w:left="1080" w:hanging="360"/>
       </w:pPr>
-      <w:rPr/>
     </w:lvl>
     <w:lvl w:ilvl="2">
       <w:start w:val="1"/>
@@ -27881,7 +27560,6 @@
         </w:tabs>
         <w:ind w:left="1440" w:hanging="360"/>
       </w:pPr>
-      <w:rPr/>
     </w:lvl>
     <w:lvl w:ilvl="3">
       <w:start w:val="1"/>
@@ -27894,7 +27572,6 @@
         </w:tabs>
         <w:ind w:left="1800" w:hanging="360"/>
       </w:pPr>
-      <w:rPr/>
     </w:lvl>
     <w:lvl w:ilvl="4">
       <w:start w:val="1"/>
@@ -27907,7 +27584,6 @@
         </w:tabs>
         <w:ind w:left="2160" w:hanging="360"/>
       </w:pPr>
-      <w:rPr/>
     </w:lvl>
     <w:lvl w:ilvl="5">
       <w:start w:val="1"/>
@@ -27920,7 +27596,6 @@
         </w:tabs>
         <w:ind w:left="2520" w:hanging="360"/>
       </w:pPr>
-      <w:rPr/>
     </w:lvl>
     <w:lvl w:ilvl="6">
       <w:start w:val="1"/>
@@ -27933,7 +27608,6 @@
         </w:tabs>
         <w:ind w:left="2880" w:hanging="360"/>
       </w:pPr>
-      <w:rPr/>
     </w:lvl>
     <w:lvl w:ilvl="7">
       <w:start w:val="1"/>
@@ -27946,7 +27620,6 @@
         </w:tabs>
         <w:ind w:left="3240" w:hanging="360"/>
       </w:pPr>
-      <w:rPr/>
     </w:lvl>
     <w:lvl w:ilvl="8">
       <w:start w:val="1"/>
@@ -27959,7 +27632,6 @@
         </w:tabs>
         <w:ind w:left="3600" w:hanging="360"/>
       </w:pPr>
-      <w:rPr/>
     </w:lvl>
   </w:abstractNum>
   <w:abstractNum w:abstractNumId="2">
@@ -27989,7 +27661,6 @@
         </w:tabs>
         <w:ind w:left="1080" w:hanging="360"/>
       </w:pPr>
-      <w:rPr/>
     </w:lvl>
     <w:lvl w:ilvl="2">
       <w:start w:val="1"/>
@@ -28002,7 +27673,6 @@
         </w:tabs>
         <w:ind w:left="1440" w:hanging="360"/>
       </w:pPr>
-      <w:rPr/>
     </w:lvl>
     <w:lvl w:ilvl="3">
       <w:start w:val="1"/>
@@ -28015,7 +27685,6 @@
         </w:tabs>
         <w:ind w:left="1800" w:hanging="360"/>
       </w:pPr>
-      <w:rPr/>
     </w:lvl>
     <w:lvl w:ilvl="4">
       <w:start w:val="1"/>
@@ -28028,7 +27697,6 @@
         </w:tabs>
         <w:ind w:left="2160" w:hanging="360"/>
       </w:pPr>
-      <w:rPr/>
     </w:lvl>
     <w:lvl w:ilvl="5">
       <w:start w:val="1"/>
@@ -28041,7 +27709,6 @@
         </w:tabs>
         <w:ind w:left="2520" w:hanging="360"/>
       </w:pPr>
-      <w:rPr/>
     </w:lvl>
     <w:lvl w:ilvl="6">
       <w:start w:val="1"/>
@@ -28054,7 +27721,6 @@
         </w:tabs>
         <w:ind w:left="2880" w:hanging="360"/>
       </w:pPr>
-      <w:rPr/>
     </w:lvl>
     <w:lvl w:ilvl="7">
       <w:start w:val="1"/>
@@ -28067,7 +27733,6 @@
         </w:tabs>
         <w:ind w:left="3240" w:hanging="360"/>
       </w:pPr>
-      <w:rPr/>
     </w:lvl>
     <w:lvl w:ilvl="8">
       <w:start w:val="1"/>
@@ -28080,7 +27745,6 @@
         </w:tabs>
         <w:ind w:left="3600" w:hanging="360"/>
       </w:pPr>
-      <w:rPr/>
     </w:lvl>
   </w:abstractNum>
   <w:abstractNum w:abstractNumId="3">
@@ -28110,7 +27774,6 @@
         </w:tabs>
         <w:ind w:left="1080" w:hanging="360"/>
       </w:pPr>
-      <w:rPr/>
     </w:lvl>
     <w:lvl w:ilvl="2">
       <w:start w:val="1"/>
@@ -28123,7 +27786,6 @@
         </w:tabs>
         <w:ind w:left="1440" w:hanging="360"/>
       </w:pPr>
-      <w:rPr/>
     </w:lvl>
     <w:lvl w:ilvl="3">
       <w:start w:val="1"/>
@@ -28136,7 +27798,6 @@
         </w:tabs>
         <w:ind w:left="1800" w:hanging="360"/>
       </w:pPr>
-      <w:rPr/>
     </w:lvl>
     <w:lvl w:ilvl="4">
       <w:start w:val="1"/>
@@ -28149,7 +27810,6 @@
         </w:tabs>
         <w:ind w:left="2160" w:hanging="360"/>
       </w:pPr>
-      <w:rPr/>
     </w:lvl>
     <w:lvl w:ilvl="5">
       <w:start w:val="1"/>
@@ -28162,7 +27822,6 @@
         </w:tabs>
         <w:ind w:left="2520" w:hanging="360"/>
       </w:pPr>
-      <w:rPr/>
     </w:lvl>
     <w:lvl w:ilvl="6">
       <w:start w:val="1"/>
@@ -28175,7 +27834,6 @@
         </w:tabs>
         <w:ind w:left="2880" w:hanging="360"/>
       </w:pPr>
-      <w:rPr/>
     </w:lvl>
     <w:lvl w:ilvl="7">
       <w:start w:val="1"/>
@@ -28188,7 +27846,6 @@
         </w:tabs>
         <w:ind w:left="3240" w:hanging="360"/>
       </w:pPr>
-      <w:rPr/>
     </w:lvl>
     <w:lvl w:ilvl="8">
       <w:start w:val="1"/>
@@ -28201,7 +27858,6 @@
         </w:tabs>
         <w:ind w:left="3600" w:hanging="360"/>
       </w:pPr>
-      <w:rPr/>
     </w:lvl>
   </w:abstractNum>
   <w:abstractNum w:abstractNumId="4">
@@ -28229,7 +27885,6 @@
         </w:tabs>
         <w:ind w:left="1080" w:hanging="360"/>
       </w:pPr>
-      <w:rPr/>
     </w:lvl>
     <w:lvl w:ilvl="2">
       <w:start w:val="1"/>
@@ -28242,7 +27897,6 @@
         </w:tabs>
         <w:ind w:left="1440" w:hanging="360"/>
       </w:pPr>
-      <w:rPr/>
     </w:lvl>
     <w:lvl w:ilvl="3">
       <w:start w:val="1"/>
@@ -28255,7 +27909,6 @@
         </w:tabs>
         <w:ind w:left="1800" w:hanging="360"/>
       </w:pPr>
-      <w:rPr/>
     </w:lvl>
     <w:lvl w:ilvl="4">
       <w:start w:val="1"/>
@@ -28268,7 +27921,6 @@
         </w:tabs>
         <w:ind w:left="2160" w:hanging="360"/>
       </w:pPr>
-      <w:rPr/>
     </w:lvl>
     <w:lvl w:ilvl="5">
       <w:start w:val="1"/>
@@ -28281,7 +27933,6 @@
         </w:tabs>
         <w:ind w:left="2520" w:hanging="360"/>
       </w:pPr>
-      <w:rPr/>
     </w:lvl>
     <w:lvl w:ilvl="6">
       <w:start w:val="1"/>
@@ -28294,7 +27945,6 @@
         </w:tabs>
         <w:ind w:left="2880" w:hanging="360"/>
       </w:pPr>
-      <w:rPr/>
     </w:lvl>
     <w:lvl w:ilvl="7">
       <w:start w:val="1"/>
@@ -28307,7 +27957,6 @@
         </w:tabs>
         <w:ind w:left="3240" w:hanging="360"/>
       </w:pPr>
-      <w:rPr/>
     </w:lvl>
     <w:lvl w:ilvl="8">
       <w:start w:val="1"/>
@@ -28320,7 +27969,6 @@
         </w:tabs>
         <w:ind w:left="3600" w:hanging="360"/>
       </w:pPr>
-      <w:rPr/>
     </w:lvl>
   </w:abstractNum>
   <w:abstractNum w:abstractNumId="5">
@@ -28348,7 +27996,6 @@
         </w:tabs>
         <w:ind w:left="1080" w:hanging="360"/>
       </w:pPr>
-      <w:rPr/>
     </w:lvl>
     <w:lvl w:ilvl="2">
       <w:start w:val="1"/>
@@ -28361,7 +28008,6 @@
         </w:tabs>
         <w:ind w:left="1440" w:hanging="360"/>
       </w:pPr>
-      <w:rPr/>
     </w:lvl>
     <w:lvl w:ilvl="3">
       <w:start w:val="1"/>
@@ -28374,7 +28020,6 @@
         </w:tabs>
         <w:ind w:left="1800" w:hanging="360"/>
       </w:pPr>
-      <w:rPr/>
     </w:lvl>
     <w:lvl w:ilvl="4">
       <w:start w:val="1"/>
@@ -28387,7 +28032,6 @@
         </w:tabs>
         <w:ind w:left="2160" w:hanging="360"/>
       </w:pPr>
-      <w:rPr/>
     </w:lvl>
     <w:lvl w:ilvl="5">
       <w:start w:val="1"/>
@@ -28400,7 +28044,6 @@
         </w:tabs>
         <w:ind w:left="2520" w:hanging="360"/>
       </w:pPr>
-      <w:rPr/>
     </w:lvl>
     <w:lvl w:ilvl="6">
       <w:start w:val="1"/>
@@ -28413,7 +28056,6 @@
         </w:tabs>
         <w:ind w:left="2880" w:hanging="360"/>
       </w:pPr>
-      <w:rPr/>
     </w:lvl>
     <w:lvl w:ilvl="7">
       <w:start w:val="1"/>
@@ -28426,7 +28068,6 @@
         </w:tabs>
         <w:ind w:left="3240" w:hanging="360"/>
       </w:pPr>
-      <w:rPr/>
     </w:lvl>
     <w:lvl w:ilvl="8">
       <w:start w:val="1"/>
@@ -28439,7 +28080,6 @@
         </w:tabs>
         <w:ind w:left="3600" w:hanging="360"/>
       </w:pPr>
-      <w:rPr/>
     </w:lvl>
   </w:abstractNum>
   <w:abstractNum w:abstractNumId="6">
@@ -28467,7 +28107,6 @@
         </w:tabs>
         <w:ind w:left="1080" w:hanging="360"/>
       </w:pPr>
-      <w:rPr/>
     </w:lvl>
     <w:lvl w:ilvl="2">
       <w:start w:val="1"/>
@@ -28480,7 +28119,6 @@
         </w:tabs>
         <w:ind w:left="1440" w:hanging="360"/>
       </w:pPr>
-      <w:rPr/>
     </w:lvl>
     <w:lvl w:ilvl="3">
       <w:start w:val="1"/>
@@ -28493,7 +28131,6 @@
         </w:tabs>
         <w:ind w:left="1800" w:hanging="360"/>
       </w:pPr>
-      <w:rPr/>
     </w:lvl>
     <w:lvl w:ilvl="4">
       <w:start w:val="1"/>
@@ -28506,7 +28143,6 @@
         </w:tabs>
         <w:ind w:left="2160" w:hanging="360"/>
       </w:pPr>
-      <w:rPr/>
     </w:lvl>
     <w:lvl w:ilvl="5">
       <w:start w:val="1"/>
@@ -28519,7 +28155,6 @@
         </w:tabs>
         <w:ind w:left="2520" w:hanging="360"/>
       </w:pPr>
-      <w:rPr/>
     </w:lvl>
     <w:lvl w:ilvl="6">
       <w:start w:val="1"/>
@@ -28532,7 +28167,6 @@
         </w:tabs>
         <w:ind w:left="2880" w:hanging="360"/>
       </w:pPr>
-      <w:rPr/>
     </w:lvl>
     <w:lvl w:ilvl="7">
       <w:start w:val="1"/>
@@ -28545,7 +28179,6 @@
         </w:tabs>
         <w:ind w:left="3240" w:hanging="360"/>
       </w:pPr>
-      <w:rPr/>
     </w:lvl>
     <w:lvl w:ilvl="8">
       <w:start w:val="1"/>
@@ -28558,7 +28191,6 @@
         </w:tabs>
         <w:ind w:left="3600" w:hanging="360"/>
       </w:pPr>
-      <w:rPr/>
     </w:lvl>
   </w:abstractNum>
   <w:abstractNum w:abstractNumId="7">
@@ -28709,7 +28341,7 @@
   <w:docDefaults>
     <w:rPrDefault>
       <w:rPr>
-        <w:rFonts w:ascii="Cambria" w:hAnsi="Cambria" w:eastAsia="" w:cs="" w:asciiTheme="minorHAnsi" w:cstheme="minorBidi" w:eastAsiaTheme="minorEastAsia" w:hAnsiTheme="minorHAnsi"/>
+        <w:rFonts w:ascii="Cambria" w:hAnsi="Cambria" w:eastAsia="ＭＳ 明朝" w:cs="" w:asciiTheme="minorHAnsi" w:cstheme="minorBidi" w:eastAsiaTheme="minorEastAsia" w:hAnsiTheme="minorHAnsi"/>
         <w:sz w:val="22"/>
         <w:szCs w:val="22"/>
         <w:lang w:val="en-US" w:eastAsia="en-US" w:bidi="ar-SA"/>
@@ -28866,7 +28498,6 @@
     <w:rsid w:val="00fc693f"/>
     <w:pPr>
       <w:widowControl/>
-      <w:suppressAutoHyphens w:val="true"/>
       <w:bidi w:val="0"/>
       <w:spacing w:lineRule="auto" w:line="360" w:before="0" w:after="120"/>
       <w:jc w:val="left"/>
@@ -28895,7 +28526,7 @@
       <w:outlineLvl w:val="0"/>
     </w:pPr>
     <w:rPr>
-      <w:rFonts w:ascii="Calibri" w:hAnsi="Calibri" w:eastAsia="" w:cs="" w:asciiTheme="majorHAnsi" w:cstheme="majorBidi" w:eastAsiaTheme="majorEastAsia" w:hAnsiTheme="majorHAnsi"/>
+      <w:rFonts w:ascii="Calibri" w:hAnsi="Calibri" w:eastAsia="ＭＳ ゴシック" w:cs="" w:asciiTheme="majorHAnsi" w:cstheme="majorBidi" w:eastAsiaTheme="majorEastAsia" w:hAnsiTheme="majorHAnsi"/>
       <w:b/>
       <w:bCs/>
       <w:color w:val="7A1D2A"/>
@@ -28919,7 +28550,7 @@
       <w:outlineLvl w:val="1"/>
     </w:pPr>
     <w:rPr>
-      <w:rFonts w:ascii="Calibri" w:hAnsi="Calibri" w:eastAsia="" w:cs="" w:asciiTheme="majorHAnsi" w:cstheme="majorBidi" w:eastAsiaTheme="majorEastAsia" w:hAnsiTheme="majorHAnsi"/>
+      <w:rFonts w:ascii="Calibri" w:hAnsi="Calibri" w:eastAsia="ＭＳ ゴシック" w:cs="" w:asciiTheme="majorHAnsi" w:cstheme="majorBidi" w:eastAsiaTheme="majorEastAsia" w:hAnsiTheme="majorHAnsi"/>
       <w:b/>
       <w:bCs/>
       <w:color w:val="7A1D2A"/>
@@ -28943,7 +28574,7 @@
       <w:outlineLvl w:val="2"/>
     </w:pPr>
     <w:rPr>
-      <w:rFonts w:ascii="Calibri" w:hAnsi="Calibri" w:eastAsia="" w:cs="" w:asciiTheme="majorHAnsi" w:cstheme="majorBidi" w:eastAsiaTheme="majorEastAsia" w:hAnsiTheme="majorHAnsi"/>
+      <w:rFonts w:ascii="Calibri" w:hAnsi="Calibri" w:eastAsia="ＭＳ ゴシック" w:cs="" w:asciiTheme="majorHAnsi" w:cstheme="majorBidi" w:eastAsiaTheme="majorEastAsia" w:hAnsiTheme="majorHAnsi"/>
       <w:b/>
       <w:bCs/>
       <w:color w:val="7A1D2A"/>
@@ -28967,7 +28598,7 @@
       <w:outlineLvl w:val="3"/>
     </w:pPr>
     <w:rPr>
-      <w:rFonts w:ascii="Calibri" w:hAnsi="Calibri" w:eastAsia="" w:cs="" w:asciiTheme="majorHAnsi" w:cstheme="majorBidi" w:eastAsiaTheme="majorEastAsia" w:hAnsiTheme="majorHAnsi"/>
+      <w:rFonts w:ascii="Calibri" w:hAnsi="Calibri" w:eastAsia="ＭＳ ゴシック" w:cs="" w:asciiTheme="majorHAnsi" w:cstheme="majorBidi" w:eastAsiaTheme="majorEastAsia" w:hAnsiTheme="majorHAnsi"/>
       <w:b/>
       <w:bCs/>
       <w:i/>
@@ -28993,7 +28624,7 @@
       <w:outlineLvl w:val="4"/>
     </w:pPr>
     <w:rPr>
-      <w:rFonts w:ascii="Calibri" w:hAnsi="Calibri" w:eastAsia="" w:cs="" w:asciiTheme="majorHAnsi" w:cstheme="majorBidi" w:eastAsiaTheme="majorEastAsia" w:hAnsiTheme="majorHAnsi"/>
+      <w:rFonts w:ascii="Calibri" w:hAnsi="Calibri" w:eastAsia="ＭＳ ゴシック" w:cs="" w:asciiTheme="majorHAnsi" w:cstheme="majorBidi" w:eastAsiaTheme="majorEastAsia" w:hAnsiTheme="majorHAnsi"/>
       <w:color w:themeColor="accent1" w:themeShade="7f" w:val="243F60"/>
     </w:rPr>
   </w:style>
@@ -29014,7 +28645,7 @@
       <w:outlineLvl w:val="5"/>
     </w:pPr>
     <w:rPr>
-      <w:rFonts w:ascii="Calibri" w:hAnsi="Calibri" w:eastAsia="" w:cs="" w:asciiTheme="majorHAnsi" w:cstheme="majorBidi" w:eastAsiaTheme="majorEastAsia" w:hAnsiTheme="majorHAnsi"/>
+      <w:rFonts w:ascii="Calibri" w:hAnsi="Calibri" w:eastAsia="ＭＳ ゴシック" w:cs="" w:asciiTheme="majorHAnsi" w:cstheme="majorBidi" w:eastAsiaTheme="majorEastAsia" w:hAnsiTheme="majorHAnsi"/>
       <w:i/>
       <w:iCs/>
       <w:color w:themeColor="accent1" w:themeShade="7f" w:val="243F60"/>
@@ -29037,7 +28668,7 @@
       <w:outlineLvl w:val="6"/>
     </w:pPr>
     <w:rPr>
-      <w:rFonts w:ascii="Calibri" w:hAnsi="Calibri" w:eastAsia="" w:cs="" w:asciiTheme="majorHAnsi" w:cstheme="majorBidi" w:eastAsiaTheme="majorEastAsia" w:hAnsiTheme="majorHAnsi"/>
+      <w:rFonts w:ascii="Calibri" w:hAnsi="Calibri" w:eastAsia="ＭＳ ゴシック" w:cs="" w:asciiTheme="majorHAnsi" w:cstheme="majorBidi" w:eastAsiaTheme="majorEastAsia" w:hAnsiTheme="majorHAnsi"/>
       <w:i/>
       <w:iCs/>
       <w:color w:themeColor="text1" w:themeTint="bf" w:val="404040"/>
@@ -29060,7 +28691,7 @@
       <w:outlineLvl w:val="7"/>
     </w:pPr>
     <w:rPr>
-      <w:rFonts w:ascii="Calibri" w:hAnsi="Calibri" w:eastAsia="" w:cs="" w:asciiTheme="majorHAnsi" w:cstheme="majorBidi" w:eastAsiaTheme="majorEastAsia" w:hAnsiTheme="majorHAnsi"/>
+      <w:rFonts w:ascii="Calibri" w:hAnsi="Calibri" w:eastAsia="ＭＳ ゴシック" w:cs="" w:asciiTheme="majorHAnsi" w:cstheme="majorBidi" w:eastAsiaTheme="majorEastAsia" w:hAnsiTheme="majorHAnsi"/>
       <w:color w:themeColor="accent1" w:val="4F81BD"/>
       <w:sz w:val="20"/>
       <w:szCs w:val="20"/>
@@ -29083,7 +28714,7 @@
       <w:outlineLvl w:val="8"/>
     </w:pPr>
     <w:rPr>
-      <w:rFonts w:ascii="Calibri" w:hAnsi="Calibri" w:eastAsia="" w:cs="" w:asciiTheme="majorHAnsi" w:cstheme="majorBidi" w:eastAsiaTheme="majorEastAsia" w:hAnsiTheme="majorHAnsi"/>
+      <w:rFonts w:ascii="Calibri" w:hAnsi="Calibri" w:eastAsia="ＭＳ ゴシック" w:cs="" w:asciiTheme="majorHAnsi" w:cstheme="majorBidi" w:eastAsiaTheme="majorEastAsia" w:hAnsiTheme="majorHAnsi"/>
       <w:i/>
       <w:iCs/>
       <w:color w:themeColor="text1" w:themeTint="bf" w:val="404040"/>
@@ -29125,7 +28756,7 @@
     <w:qFormat/>
     <w:rsid w:val="00fc693f"/>
     <w:rPr>
-      <w:rFonts w:ascii="Calibri" w:hAnsi="Calibri" w:eastAsia="" w:cs="" w:asciiTheme="majorHAnsi" w:cstheme="majorBidi" w:eastAsiaTheme="majorEastAsia" w:hAnsiTheme="majorHAnsi"/>
+      <w:rFonts w:ascii="Calibri" w:hAnsi="Calibri" w:eastAsia="ＭＳ ゴシック" w:cs="" w:asciiTheme="majorHAnsi" w:cstheme="majorBidi" w:eastAsiaTheme="majorEastAsia" w:hAnsiTheme="majorHAnsi"/>
       <w:b/>
       <w:bCs/>
       <w:color w:themeColor="accent1" w:themeShade="bf" w:val="365F91"/>
@@ -29141,7 +28772,7 @@
     <w:qFormat/>
     <w:rsid w:val="00fc693f"/>
     <w:rPr>
-      <w:rFonts w:ascii="Calibri" w:hAnsi="Calibri" w:eastAsia="" w:cs="" w:asciiTheme="majorHAnsi" w:cstheme="majorBidi" w:eastAsiaTheme="majorEastAsia" w:hAnsiTheme="majorHAnsi"/>
+      <w:rFonts w:ascii="Calibri" w:hAnsi="Calibri" w:eastAsia="ＭＳ ゴシック" w:cs="" w:asciiTheme="majorHAnsi" w:cstheme="majorBidi" w:eastAsiaTheme="majorEastAsia" w:hAnsiTheme="majorHAnsi"/>
       <w:b/>
       <w:bCs/>
       <w:color w:themeColor="accent1" w:val="4F81BD"/>
@@ -29157,7 +28788,7 @@
     <w:qFormat/>
     <w:rsid w:val="00fc693f"/>
     <w:rPr>
-      <w:rFonts w:ascii="Calibri" w:hAnsi="Calibri" w:eastAsia="" w:cs="" w:asciiTheme="majorHAnsi" w:cstheme="majorBidi" w:eastAsiaTheme="majorEastAsia" w:hAnsiTheme="majorHAnsi"/>
+      <w:rFonts w:ascii="Calibri" w:hAnsi="Calibri" w:eastAsia="ＭＳ ゴシック" w:cs="" w:asciiTheme="majorHAnsi" w:cstheme="majorBidi" w:eastAsiaTheme="majorEastAsia" w:hAnsiTheme="majorHAnsi"/>
       <w:b/>
       <w:bCs/>
       <w:color w:themeColor="accent1" w:val="4F81BD"/>
@@ -29171,7 +28802,7 @@
     <w:qFormat/>
     <w:rsid w:val="00fc693f"/>
     <w:rPr>
-      <w:rFonts w:ascii="Calibri" w:hAnsi="Calibri" w:eastAsia="" w:cs="" w:asciiTheme="majorHAnsi" w:cstheme="majorBidi" w:eastAsiaTheme="majorEastAsia" w:hAnsiTheme="majorHAnsi"/>
+      <w:rFonts w:ascii="Calibri" w:hAnsi="Calibri" w:eastAsia="ＭＳ ゴシック" w:cs="" w:asciiTheme="majorHAnsi" w:cstheme="majorBidi" w:eastAsiaTheme="majorEastAsia" w:hAnsiTheme="majorHAnsi"/>
       <w:color w:themeColor="text2" w:themeShade="bf" w:val="17365D"/>
       <w:spacing w:val="5"/>
       <w:kern w:val="2"/>
@@ -29187,7 +28818,7 @@
     <w:qFormat/>
     <w:rsid w:val="00fc693f"/>
     <w:rPr>
-      <w:rFonts w:ascii="Calibri" w:hAnsi="Calibri" w:eastAsia="" w:cs="" w:asciiTheme="majorHAnsi" w:cstheme="majorBidi" w:eastAsiaTheme="majorEastAsia" w:hAnsiTheme="majorHAnsi"/>
+      <w:rFonts w:ascii="Calibri" w:hAnsi="Calibri" w:eastAsia="ＭＳ ゴシック" w:cs="" w:asciiTheme="majorHAnsi" w:cstheme="majorBidi" w:eastAsiaTheme="majorEastAsia" w:hAnsiTheme="majorHAnsi"/>
       <w:i/>
       <w:iCs/>
       <w:color w:themeColor="accent1" w:val="4F81BD"/>
@@ -29260,7 +28891,7 @@
     <w:qFormat/>
     <w:rsid w:val="00fc693f"/>
     <w:rPr>
-      <w:rFonts w:ascii="Calibri" w:hAnsi="Calibri" w:eastAsia="" w:cs="" w:asciiTheme="majorHAnsi" w:cstheme="majorBidi" w:eastAsiaTheme="majorEastAsia" w:hAnsiTheme="majorHAnsi"/>
+      <w:rFonts w:ascii="Calibri" w:hAnsi="Calibri" w:eastAsia="ＭＳ ゴシック" w:cs="" w:asciiTheme="majorHAnsi" w:cstheme="majorBidi" w:eastAsiaTheme="majorEastAsia" w:hAnsiTheme="majorHAnsi"/>
       <w:b/>
       <w:bCs/>
       <w:i/>
@@ -29277,7 +28908,7 @@
     <w:qFormat/>
     <w:rsid w:val="00fc693f"/>
     <w:rPr>
-      <w:rFonts w:ascii="Calibri" w:hAnsi="Calibri" w:eastAsia="" w:cs="" w:asciiTheme="majorHAnsi" w:cstheme="majorBidi" w:eastAsiaTheme="majorEastAsia" w:hAnsiTheme="majorHAnsi"/>
+      <w:rFonts w:ascii="Calibri" w:hAnsi="Calibri" w:eastAsia="ＭＳ ゴシック" w:cs="" w:asciiTheme="majorHAnsi" w:cstheme="majorBidi" w:eastAsiaTheme="majorEastAsia" w:hAnsiTheme="majorHAnsi"/>
       <w:color w:themeColor="accent1" w:themeShade="7f" w:val="243F60"/>
     </w:rPr>
   </w:style>
@@ -29290,7 +28921,7 @@
     <w:qFormat/>
     <w:rsid w:val="00fc693f"/>
     <w:rPr>
-      <w:rFonts w:ascii="Calibri" w:hAnsi="Calibri" w:eastAsia="" w:cs="" w:asciiTheme="majorHAnsi" w:cstheme="majorBidi" w:eastAsiaTheme="majorEastAsia" w:hAnsiTheme="majorHAnsi"/>
+      <w:rFonts w:ascii="Calibri" w:hAnsi="Calibri" w:eastAsia="ＭＳ ゴシック" w:cs="" w:asciiTheme="majorHAnsi" w:cstheme="majorBidi" w:eastAsiaTheme="majorEastAsia" w:hAnsiTheme="majorHAnsi"/>
       <w:i/>
       <w:iCs/>
       <w:color w:themeColor="accent1" w:themeShade="7f" w:val="243F60"/>
@@ -29305,7 +28936,7 @@
     <w:qFormat/>
     <w:rsid w:val="00fc693f"/>
     <w:rPr>
-      <w:rFonts w:ascii="Calibri" w:hAnsi="Calibri" w:eastAsia="" w:cs="" w:asciiTheme="majorHAnsi" w:cstheme="majorBidi" w:eastAsiaTheme="majorEastAsia" w:hAnsiTheme="majorHAnsi"/>
+      <w:rFonts w:ascii="Calibri" w:hAnsi="Calibri" w:eastAsia="ＭＳ ゴシック" w:cs="" w:asciiTheme="majorHAnsi" w:cstheme="majorBidi" w:eastAsiaTheme="majorEastAsia" w:hAnsiTheme="majorHAnsi"/>
       <w:i/>
       <w:iCs/>
       <w:color w:themeColor="text1" w:themeTint="bf" w:val="404040"/>
@@ -29320,7 +28951,7 @@
     <w:qFormat/>
     <w:rsid w:val="00fc693f"/>
     <w:rPr>
-      <w:rFonts w:ascii="Calibri" w:hAnsi="Calibri" w:eastAsia="" w:cs="" w:asciiTheme="majorHAnsi" w:cstheme="majorBidi" w:eastAsiaTheme="majorEastAsia" w:hAnsiTheme="majorHAnsi"/>
+      <w:rFonts w:ascii="Calibri" w:hAnsi="Calibri" w:eastAsia="ＭＳ ゴシック" w:cs="" w:asciiTheme="majorHAnsi" w:cstheme="majorBidi" w:eastAsiaTheme="majorEastAsia" w:hAnsiTheme="majorHAnsi"/>
       <w:color w:themeColor="accent1" w:val="4F81BD"/>
       <w:sz w:val="20"/>
       <w:szCs w:val="20"/>
@@ -29335,7 +28966,7 @@
     <w:qFormat/>
     <w:rsid w:val="00fc693f"/>
     <w:rPr>
-      <w:rFonts w:ascii="Calibri" w:hAnsi="Calibri" w:eastAsia="" w:cs="" w:asciiTheme="majorHAnsi" w:cstheme="majorBidi" w:eastAsiaTheme="majorEastAsia" w:hAnsiTheme="majorHAnsi"/>
+      <w:rFonts w:ascii="Calibri" w:hAnsi="Calibri" w:eastAsia="ＭＳ ゴシック" w:cs="" w:asciiTheme="majorHAnsi" w:cstheme="majorBidi" w:eastAsiaTheme="majorEastAsia" w:hAnsiTheme="majorHAnsi"/>
       <w:i/>
       <w:iCs/>
       <w:color w:themeColor="text1" w:themeTint="bf" w:val="404040"/>
@@ -29577,13 +29208,12 @@
     <w:rsid w:val="00fc693f"/>
     <w:pPr>
       <w:widowControl/>
-      <w:suppressAutoHyphens w:val="true"/>
       <w:bidi w:val="0"/>
       <w:spacing w:lineRule="auto" w:line="240" w:before="0" w:after="0"/>
       <w:jc w:val="left"/>
     </w:pPr>
     <w:rPr>
-      <w:rFonts w:ascii="Cambria" w:hAnsi="Cambria" w:eastAsia="" w:cs="" w:asciiTheme="minorHAnsi" w:cstheme="minorBidi" w:eastAsiaTheme="minorEastAsia" w:hAnsiTheme="minorHAnsi"/>
+      <w:rFonts w:ascii="Cambria" w:hAnsi="Cambria" w:eastAsia="ＭＳ 明朝" w:cs="" w:asciiTheme="minorHAnsi" w:cstheme="minorBidi" w:eastAsiaTheme="minorEastAsia" w:hAnsiTheme="minorHAnsi"/>
       <w:color w:val="auto"/>
       <w:kern w:val="0"/>
       <w:sz w:val="22"/>
@@ -29607,7 +29237,7 @@
       <w:contextualSpacing/>
     </w:pPr>
     <w:rPr>
-      <w:rFonts w:ascii="Calibri" w:hAnsi="Calibri" w:eastAsia="" w:cs="" w:asciiTheme="majorHAnsi" w:cstheme="majorBidi" w:eastAsiaTheme="majorEastAsia" w:hAnsiTheme="majorHAnsi"/>
+      <w:rFonts w:ascii="Calibri" w:hAnsi="Calibri" w:eastAsia="ＭＳ ゴシック" w:cs="" w:asciiTheme="majorHAnsi" w:cstheme="majorBidi" w:eastAsiaTheme="majorEastAsia" w:hAnsiTheme="majorHAnsi"/>
       <w:color w:themeColor="text2" w:themeShade="bf" w:val="17365D"/>
       <w:spacing w:val="5"/>
       <w:kern w:val="2"/>
@@ -29625,7 +29255,7 @@
     <w:rsid w:val="00fc693f"/>
     <w:pPr/>
     <w:rPr>
-      <w:rFonts w:ascii="Calibri" w:hAnsi="Calibri" w:eastAsia="" w:cs="" w:asciiTheme="majorHAnsi" w:cstheme="majorBidi" w:eastAsiaTheme="majorEastAsia" w:hAnsiTheme="majorHAnsi"/>
+      <w:rFonts w:ascii="Calibri" w:hAnsi="Calibri" w:eastAsia="ＭＳ ゴシック" w:cs="" w:asciiTheme="majorHAnsi" w:cstheme="majorBidi" w:eastAsiaTheme="majorEastAsia" w:hAnsiTheme="majorHAnsi"/>
       <w:i/>
       <w:iCs/>
       <w:color w:themeColor="accent1" w:val="4F81BD"/>
@@ -29858,13 +29488,12 @@
         <w:tab w:val="left" w:pos="3456" w:leader="none"/>
         <w:tab w:val="left" w:pos="4032" w:leader="none"/>
       </w:tabs>
-      <w:suppressAutoHyphens w:val="true"/>
       <w:bidi w:val="0"/>
       <w:spacing w:lineRule="auto" w:line="276" w:before="0" w:after="200"/>
       <w:jc w:val="left"/>
     </w:pPr>
     <w:rPr>
-      <w:rFonts w:ascii="Courier" w:hAnsi="Courier" w:eastAsia="" w:cs="" w:cstheme="minorBidi" w:eastAsiaTheme="minorEastAsia"/>
+      <w:rFonts w:ascii="Courier" w:hAnsi="Courier" w:eastAsia="ＭＳ 明朝" w:cs="" w:cstheme="minorBidi" w:eastAsiaTheme="minorEastAsia"/>
       <w:color w:val="auto"/>
       <w:kern w:val="0"/>
       <w:sz w:val="20"/>
@@ -33098,6 +32727,7 @@
       <w:pPr>
         <w:spacing w:before="0" w:after="0" w:line="240" w:lineRule="auto"/>
       </w:pPr>
+      <w:rPr/>
       <w:tblPr/>
       <w:tcPr>
         <w:tcBorders>
@@ -33243,6 +32873,7 @@
       <w:pPr>
         <w:spacing w:before="0" w:after="0" w:line="240" w:lineRule="auto"/>
       </w:pPr>
+      <w:rPr/>
       <w:tblPr/>
       <w:tcPr>
         <w:tcBorders>
@@ -33388,6 +33019,7 @@
       <w:pPr>
         <w:spacing w:before="0" w:after="0" w:line="240" w:lineRule="auto"/>
       </w:pPr>
+      <w:rPr/>
       <w:tblPr/>
       <w:tcPr>
         <w:tcBorders>
@@ -33533,6 +33165,7 @@
       <w:pPr>
         <w:spacing w:before="0" w:after="0" w:line="240" w:lineRule="auto"/>
       </w:pPr>
+      <w:rPr/>
       <w:tblPr/>
       <w:tcPr>
         <w:tcBorders>
@@ -33678,6 +33311,7 @@
       <w:pPr>
         <w:spacing w:before="0" w:after="0" w:line="240" w:lineRule="auto"/>
       </w:pPr>
+      <w:rPr/>
       <w:tblPr/>
       <w:tcPr>
         <w:tcBorders>
@@ -33823,6 +33457,7 @@
       <w:pPr>
         <w:spacing w:before="0" w:after="0" w:line="240" w:lineRule="auto"/>
       </w:pPr>
+      <w:rPr/>
       <w:tblPr/>
       <w:tcPr>
         <w:tcBorders>
@@ -33968,6 +33603,7 @@
       <w:pPr>
         <w:spacing w:before="0" w:after="0" w:line="240" w:lineRule="auto"/>
       </w:pPr>
+      <w:rPr/>
       <w:tblPr/>
       <w:tcPr>
         <w:tcBorders>
